--- a/docs/TECH-BRIEF.docx
+++ b/docs/TECH-BRIEF.docx
@@ -2,23 +2,7 @@
 <file path=word/document.xml><?xml version="1.0" encoding="utf-8"?>
 <w:document xmlns:w="http://schemas.openxmlformats.org/wordprocessingml/2006/main" xmlns:m="http://schemas.openxmlformats.org/officeDocument/2006/math" xmlns:r="http://schemas.openxmlformats.org/officeDocument/2006/relationships" xmlns:o="urn:schemas-microsoft-com:office:office" xmlns:v="urn:schemas-microsoft-com:vml" xmlns:w10="urn:schemas-microsoft-com:office:word" xmlns:a="http://schemas.openxmlformats.org/drawingml/2006/main" xmlns:pic="http://schemas.openxmlformats.org/drawingml/2006/picture" xmlns:wp="http://schemas.openxmlformats.org/drawingml/2006/wordprocessingDrawing">
   <w:body>
-    <w:p>
-      <w:pPr>
-        <w:pStyle w:val="Title"/>
-      </w:pPr>
-      <w:r>
-        <w:t xml:space="preserve">contentment.org — Technical Development Brief Q2 2026</w:t>
-      </w:r>
-    </w:p>
-    <w:p>
-      <w:pPr>
-        <w:pStyle w:val="Author"/>
-      </w:pPr>
-      <w:r>
-        <w:t xml:space="preserve">Somesh Bhardwaj · Sr. System Admin, Full Stack AI Engineer · The Contentment Foundation</w:t>
-      </w:r>
-    </w:p>
-    <w:bookmarkStart w:id="28" w:name="Xaba0114255804a6fae4f262c00dfc185f027c44"/>
+    <w:bookmarkStart w:id="30" w:name="Xaba0114255804a6fae4f262c00dfc185f027c44"/>
     <w:p>
       <w:pPr>
         <w:pStyle w:val="Heading1"/>
@@ -32,22 +16,7 @@
         <w:pStyle w:val="BlockText"/>
       </w:pPr>
       <w:r>
-        <w:t xml:space="preserve">Q2 2026 · Backend &amp; Engineering Team · Full detail in</w:t>
-      </w:r>
-      <w:r>
-        <w:t xml:space="preserve"> </w:t>
-      </w:r>
-      <w:r>
-        <w:rPr>
-          <w:rStyle w:val="VerbatimChar"/>
-        </w:rPr>
-        <w:t xml:space="preserve">docs/planning/</w:t>
-      </w:r>
-      <w:r>
-        <w:br/>
-      </w:r>
-      <w:r>
-        <w:t xml:space="preserve">Prepared by</w:t>
+        <w:t xml:space="preserve">Q2 2026 · Backend &amp; Engineering Team ·</w:t>
       </w:r>
       <w:r>
         <w:t xml:space="preserve"> </w:t>
@@ -57,13 +26,58 @@
           <w:b/>
           <w:bCs/>
         </w:rPr>
+        <w:t xml:space="preserve">Canonical spec:</w:t>
+      </w:r>
+      <w:r>
+        <w:t xml:space="preserve"> </w:t>
+      </w:r>
+      <w:hyperlink r:id="rId9">
+        <w:r>
+          <w:rPr>
+            <w:rStyle w:val="VerbatimChar"/>
+          </w:rPr>
+          <w:t xml:space="preserve">docs/planning/TECHNICAL-ARCHITECTURE.md</w:t>
+        </w:r>
+      </w:hyperlink>
+      <w:r>
+        <w:br/>
+      </w:r>
+      <w:r>
+        <w:t xml:space="preserve">This file is a summary. If anything here disagrees with</w:t>
+      </w:r>
+      <w:r>
+        <w:t xml:space="preserve"> </w:t>
+      </w:r>
+      <w:r>
+        <w:rPr>
+          <w:rStyle w:val="VerbatimChar"/>
+        </w:rPr>
+        <w:t xml:space="preserve">planning/</w:t>
+      </w:r>
+      <w:r>
+        <w:t xml:space="preserve">, the planning doc wins.</w:t>
+      </w:r>
+      <w:r>
+        <w:t xml:space="preserve"> </w:t>
+      </w:r>
+      <w:r>
+        <w:t xml:space="preserve">Prepared by</w:t>
+      </w:r>
+      <w:r>
+        <w:t xml:space="preserve"> </w:t>
+      </w:r>
+      <w:r>
+        <w:rPr>
+          <w:b/>
+          <w:bCs/>
+        </w:rPr>
         <w:t xml:space="preserve">Somesh Bhardwaj</w:t>
       </w:r>
       <w:r>
         <w:t xml:space="preserve"> </w:t>
       </w:r>
       <w:r>
-        <w:t xml:space="preserve">· Sr. System Admin, Full Stack AI Engineer · The Contentment Foundation</w:t>
+        <w:t xml:space="preserve">· somesh@contentment.org · Sr. System Admin, Full Stack AI Engineer · The Contentment Foundation</w:t>
       </w:r>
     </w:p>
     <w:p>
@@ -73,7 +87,7 @@
         </w:pict>
       </w:r>
     </w:p>
-    <w:bookmarkStart w:id="9" w:name="architecture-principle"/>
+    <w:bookmarkStart w:id="10" w:name="architecture-principle"/>
     <w:p>
       <w:pPr>
         <w:pStyle w:val="Heading2"/>
@@ -97,9 +111,290 @@
         <w:t xml:space="preserve"> </w:t>
       </w:r>
       <w:r>
-        <w:t xml:space="preserve">contentment.org is a static marketing site deployed on Vercel. Third-party managed services (Keela, Flodesk, Raisely) own the data. A custom backend (Vercel Serverless Functions + GCP Cloud SQL) is introduced only when a provider cannot meet the workflow need.</w:t>
+        <w:t xml:space="preserve">contentment.org is a static marketing site.</w:t>
+      </w:r>
+      <w:r>
+        <w:t xml:space="preserve"> </w:t>
+      </w:r>
+      <w:r>
+        <w:rPr>
+          <w:b/>
+          <w:bCs/>
+        </w:rPr>
+        <w:t xml:space="preserve">Production:</w:t>
+      </w:r>
+      <w:r>
+        <w:t xml:space="preserve"> </w:t>
+      </w:r>
+      <w:r>
+        <w:t xml:space="preserve">Vercel (</w:t>
+      </w:r>
+      <w:r>
+        <w:rPr>
+          <w:rStyle w:val="VerbatimChar"/>
+        </w:rPr>
+        <w:t xml:space="preserve">contentment.org</w:t>
+      </w:r>
+      <w:r>
+        <w:t xml:space="preserve">).</w:t>
+      </w:r>
+      <w:r>
+        <w:t xml:space="preserve"> </w:t>
+      </w:r>
+      <w:r>
+        <w:rPr>
+          <w:b/>
+          <w:bCs/>
+        </w:rPr>
+        <w:t xml:space="preserve">Development (interim):</w:t>
+      </w:r>
+      <w:r>
+        <w:t xml:space="preserve"> </w:t>
+      </w:r>
+      <w:r>
+        <w:t xml:space="preserve">Netlify publishes the</w:t>
+      </w:r>
+      <w:r>
+        <w:t xml:space="preserve"> </w:t>
+      </w:r>
+      <w:r>
+        <w:rPr>
+          <w:rStyle w:val="VerbatimChar"/>
+        </w:rPr>
+        <w:t xml:space="preserve">site/</w:t>
+      </w:r>
+      <w:r>
+        <w:t xml:space="preserve"> </w:t>
+      </w:r>
+      <w:r>
+        <w:t xml:space="preserve">prototype until Astro migration (</w:t>
+      </w:r>
+      <w:r>
+        <w:rPr>
+          <w:rStyle w:val="VerbatimChar"/>
+        </w:rPr>
+        <w:t xml:space="preserve">TICKET-002</w:t>
+      </w:r>
+      <w:r>
+        <w:t xml:space="preserve">). Third-party managed services (Keela, Flodesk, Raisely) own the data. A custom backend (Vercel Serverless Functions + GCP Cloud SQL) is introduced only when a provider cannot meet the workflow need.</w:t>
       </w:r>
     </w:p>
+    <w:bookmarkEnd w:id="10"/>
+    <w:bookmarkStart w:id="11" w:name="deployment"/>
+    <w:p>
+      <w:pPr>
+        <w:pStyle w:val="Heading2"/>
+      </w:pPr>
+      <w:r>
+        <w:t xml:space="preserve">Deployment</w:t>
+      </w:r>
+    </w:p>
+    <w:tbl>
+      <w:tblPr>
+        <w:tblStyle w:val="Table"/>
+        <w:tblW w:type="pct" w:w="5000"/>
+        <w:tblLayout w:type="fixed"/>
+        <w:tblLook w:firstRow="1" w:lastRow="0" w:firstColumn="0" w:lastColumn="0" w:noHBand="0" w:noVBand="0" w:val="0020"/>
+      </w:tblPr>
+      <w:tblGrid>
+        <w:gridCol w:w="4290"/>
+        <w:gridCol w:w="1980"/>
+        <w:gridCol w:w="1650"/>
+      </w:tblGrid>
+      <w:tr>
+        <w:trPr>
+          <w:tblHeader w:val="on"/>
+        </w:trPr>
+        <w:tc>
+          <w:tcPr/>
+          <w:p>
+            <w:pPr>
+              <w:pStyle w:val="Compact"/>
+            </w:pPr>
+            <w:r>
+              <w:t xml:space="preserve">Environment</w:t>
+            </w:r>
+          </w:p>
+        </w:tc>
+        <w:tc>
+          <w:tcPr/>
+          <w:p>
+            <w:pPr>
+              <w:pStyle w:val="Compact"/>
+            </w:pPr>
+            <w:r>
+              <w:t xml:space="preserve">Host</w:t>
+            </w:r>
+          </w:p>
+        </w:tc>
+        <w:tc>
+          <w:tcPr/>
+          <w:p>
+            <w:pPr>
+              <w:pStyle w:val="Compact"/>
+            </w:pPr>
+            <w:r>
+              <w:t xml:space="preserve">URL</w:t>
+            </w:r>
+          </w:p>
+        </w:tc>
+      </w:tr>
+      <w:tr>
+        <w:tc>
+          <w:tcPr/>
+          <w:p>
+            <w:pPr>
+              <w:pStyle w:val="Compact"/>
+            </w:pPr>
+            <w:r>
+              <w:t xml:space="preserve">Prototype preview (now)</w:t>
+            </w:r>
+          </w:p>
+        </w:tc>
+        <w:tc>
+          <w:tcPr/>
+          <w:p>
+            <w:pPr>
+              <w:pStyle w:val="Compact"/>
+            </w:pPr>
+            <w:r>
+              <w:t xml:space="preserve">Netlify (interim)</w:t>
+            </w:r>
+          </w:p>
+        </w:tc>
+        <w:tc>
+          <w:tcPr/>
+          <w:p>
+            <w:pPr>
+              <w:pStyle w:val="Compact"/>
+            </w:pPr>
+            <w:r>
+              <w:rPr>
+                <w:rStyle w:val="VerbatimChar"/>
+              </w:rPr>
+              <w:t xml:space="preserve">contentmentweb2.netlify.app</w:t>
+            </w:r>
+          </w:p>
+        </w:tc>
+      </w:tr>
+      <w:tr>
+        <w:tc>
+          <w:tcPr/>
+          <w:p>
+            <w:pPr>
+              <w:pStyle w:val="Compact"/>
+            </w:pPr>
+            <w:r>
+              <w:t xml:space="preserve">Production</w:t>
+            </w:r>
+          </w:p>
+        </w:tc>
+        <w:tc>
+          <w:tcPr/>
+          <w:p>
+            <w:pPr>
+              <w:pStyle w:val="Compact"/>
+            </w:pPr>
+            <w:r>
+              <w:t xml:space="preserve">Vercel</w:t>
+            </w:r>
+          </w:p>
+        </w:tc>
+        <w:tc>
+          <w:tcPr/>
+          <w:p>
+            <w:pPr>
+              <w:pStyle w:val="Compact"/>
+            </w:pPr>
+            <w:r>
+              <w:rPr>
+                <w:rStyle w:val="VerbatimChar"/>
+              </w:rPr>
+              <w:t xml:space="preserve">contentment.org</w:t>
+            </w:r>
+          </w:p>
+        </w:tc>
+      </w:tr>
+      <w:tr>
+        <w:tc>
+          <w:tcPr/>
+          <w:p>
+            <w:pPr>
+              <w:pStyle w:val="Compact"/>
+            </w:pPr>
+            <w:r>
+              <w:t xml:space="preserve">PR previews</w:t>
+            </w:r>
+          </w:p>
+        </w:tc>
+        <w:tc>
+          <w:tcPr/>
+          <w:p>
+            <w:pPr>
+              <w:pStyle w:val="Compact"/>
+            </w:pPr>
+            <w:r>
+              <w:t xml:space="preserve">Vercel</w:t>
+            </w:r>
+          </w:p>
+        </w:tc>
+        <w:tc>
+          <w:tcPr/>
+          <w:p>
+            <w:pPr>
+              <w:pStyle w:val="Compact"/>
+            </w:pPr>
+            <w:r>
+              <w:rPr>
+                <w:rStyle w:val="VerbatimChar"/>
+              </w:rPr>
+              <w:t xml:space="preserve">*.vercel.app</w:t>
+            </w:r>
+          </w:p>
+        </w:tc>
+      </w:tr>
+      <w:tr>
+        <w:tc>
+          <w:tcPr/>
+          <w:p>
+            <w:pPr>
+              <w:pStyle w:val="Compact"/>
+            </w:pPr>
+            <w:r>
+              <w:t xml:space="preserve">Local (Astro)</w:t>
+            </w:r>
+          </w:p>
+        </w:tc>
+        <w:tc>
+          <w:tcPr/>
+          <w:p>
+            <w:pPr>
+              <w:pStyle w:val="Compact"/>
+            </w:pPr>
+            <w:r>
+              <w:rPr>
+                <w:rStyle w:val="VerbatimChar"/>
+              </w:rPr>
+              <w:t xml:space="preserve">astro dev</w:t>
+            </w:r>
+          </w:p>
+        </w:tc>
+        <w:tc>
+          <w:tcPr/>
+          <w:p>
+            <w:pPr>
+              <w:pStyle w:val="Compact"/>
+            </w:pPr>
+            <w:r>
+              <w:rPr>
+                <w:rStyle w:val="VerbatimChar"/>
+              </w:rPr>
+              <w:t xml:space="preserve">localhost:4321</w:t>
+            </w:r>
+          </w:p>
+        </w:tc>
+      </w:tr>
+    </w:tbl>
     <w:p>
       <w:pPr>
         <w:pStyle w:val="SourceCode"/>
@@ -172,8 +467,8 @@
         </w:pict>
       </w:r>
     </w:p>
-    <w:bookmarkEnd w:id="9"/>
-    <w:bookmarkStart w:id="10" w:name="confirmed-stack"/>
+    <w:bookmarkEnd w:id="11"/>
+    <w:bookmarkStart w:id="12" w:name="confirmed-stack"/>
     <w:p>
       <w:pPr>
         <w:pStyle w:val="Heading2"/>
@@ -303,7 +598,7 @@
               <w:pStyle w:val="Compact"/>
             </w:pPr>
             <w:r>
-              <w:t xml:space="preserve">Vercel</w:t>
+              <w:t xml:space="preserve">Vercel (production)</w:t>
             </w:r>
           </w:p>
         </w:tc>
@@ -315,6 +610,54 @@
             </w:pPr>
             <w:r>
               <w:t xml:space="preserve">Git-connected; auto preview on every PR branch</w:t>
+            </w:r>
+          </w:p>
+        </w:tc>
+      </w:tr>
+      <w:tr>
+        <w:tc>
+          <w:tcPr/>
+          <w:p>
+            <w:pPr>
+              <w:pStyle w:val="Compact"/>
+            </w:pPr>
+            <w:r>
+              <w:rPr>
+                <w:b/>
+                <w:bCs/>
+              </w:rPr>
+              <w:t xml:space="preserve">Dev preview</w:t>
+            </w:r>
+          </w:p>
+        </w:tc>
+        <w:tc>
+          <w:tcPr/>
+          <w:p>
+            <w:pPr>
+              <w:pStyle w:val="Compact"/>
+            </w:pPr>
+            <w:r>
+              <w:t xml:space="preserve">Netlify (interim)</w:t>
+            </w:r>
+          </w:p>
+        </w:tc>
+        <w:tc>
+          <w:tcPr/>
+          <w:p>
+            <w:pPr>
+              <w:pStyle w:val="Compact"/>
+            </w:pPr>
+            <w:r>
+              <w:rPr>
+                <w:rStyle w:val="VerbatimChar"/>
+              </w:rPr>
+              <w:t xml:space="preserve">site/</w:t>
+            </w:r>
+            <w:r>
+              <w:t xml:space="preserve"> </w:t>
+            </w:r>
+            <w:r>
+              <w:t xml:space="preserve">prototype + docs briefs until Astro on Vercel</w:t>
             </w:r>
           </w:p>
         </w:tc>
@@ -631,18 +974,63 @@
               <w:pStyle w:val="Compact"/>
             </w:pPr>
             <w:r>
-              <w:t xml:space="preserve">Plausible or GA4</w:t>
-            </w:r>
-          </w:p>
-        </w:tc>
-        <w:tc>
-          <w:tcPr/>
-          <w:p>
-            <w:pPr>
-              <w:pStyle w:val="Compact"/>
-            </w:pPr>
-            <w:r>
-              <w:t xml:space="preserve">Script in</w:t>
+              <w:t xml:space="preserve">Plausible (recommended)</w:t>
+            </w:r>
+          </w:p>
+        </w:tc>
+        <w:tc>
+          <w:tcPr/>
+          <w:p>
+            <w:pPr>
+              <w:pStyle w:val="Compact"/>
+            </w:pPr>
+            <w:r>
+              <w:t xml:space="preserve">See DECISION-001; GA4 only if paid ads confirmed</w:t>
+            </w:r>
+          </w:p>
+        </w:tc>
+      </w:tr>
+      <w:tr>
+        <w:tc>
+          <w:tcPr/>
+          <w:p>
+            <w:pPr>
+              <w:pStyle w:val="Compact"/>
+            </w:pPr>
+            <w:r>
+              <w:rPr>
+                <w:b/>
+                <w:bCs/>
+              </w:rPr>
+              <w:t xml:space="preserve">Rate limiting</w:t>
+            </w:r>
+          </w:p>
+        </w:tc>
+        <w:tc>
+          <w:tcPr/>
+          <w:p>
+            <w:pPr>
+              <w:pStyle w:val="Compact"/>
+            </w:pPr>
+            <w:r>
+              <w:t xml:space="preserve">@upstash/ratelimit</w:t>
+            </w:r>
+            <w:r>
+              <w:t xml:space="preserve"> </w:t>
+            </w:r>
+            <w:r>
+              <w:t xml:space="preserve">+ Upstash Redis</w:t>
+            </w:r>
+          </w:p>
+        </w:tc>
+        <w:tc>
+          <w:tcPr/>
+          <w:p>
+            <w:pPr>
+              <w:pStyle w:val="Compact"/>
+            </w:pPr>
+            <w:r>
+              <w:t xml:space="preserve">5 req / 15 min / IP on all</w:t>
             </w:r>
             <w:r>
               <w:t xml:space="preserve"> </w:t>
@@ -651,10 +1039,52 @@
               <w:rPr>
                 <w:rStyle w:val="VerbatimChar"/>
               </w:rPr>
-              <w:t xml:space="preserve">&lt;head&gt;</w:t>
-            </w:r>
-            <w:r>
-              <w:t xml:space="preserve">; custom events via data attributes</w:t>
+              <w:t xml:space="preserve">/api/*</w:t>
+            </w:r>
+            <w:r>
+              <w:t xml:space="preserve"> </w:t>
+            </w:r>
+            <w:r>
+              <w:t xml:space="preserve">— DECISION-004</w:t>
+            </w:r>
+          </w:p>
+        </w:tc>
+      </w:tr>
+      <w:tr>
+        <w:tc>
+          <w:tcPr/>
+          <w:p>
+            <w:pPr>
+              <w:pStyle w:val="Compact"/>
+            </w:pPr>
+            <w:r>
+              <w:rPr>
+                <w:b/>
+                <w:bCs/>
+              </w:rPr>
+              <w:t xml:space="preserve">Transactional email</w:t>
+            </w:r>
+          </w:p>
+        </w:tc>
+        <w:tc>
+          <w:tcPr/>
+          <w:p>
+            <w:pPr>
+              <w:pStyle w:val="Compact"/>
+            </w:pPr>
+            <w:r>
+              <w:t xml:space="preserve">Resend</w:t>
+            </w:r>
+          </w:p>
+        </w:tc>
+        <w:tc>
+          <w:tcPr/>
+          <w:p>
+            <w:pPr>
+              <w:pStyle w:val="Compact"/>
+            </w:pPr>
+            <w:r>
+              <w:t xml:space="preserve">School inquiry notifications, magic links — DECISION-003</w:t>
             </w:r>
           </w:p>
         </w:tc>
@@ -760,8 +1190,8 @@
         </w:pict>
       </w:r>
     </w:p>
-    <w:bookmarkEnd w:id="10"/>
-    <w:bookmarkStart w:id="11" w:name="project-structure-astro-target"/>
+    <w:bookmarkEnd w:id="12"/>
+    <w:bookmarkStart w:id="13" w:name="project-structure-astro-target"/>
     <w:p>
       <w:pPr>
         <w:pStyle w:val="Heading2"/>
@@ -1274,8 +1704,8 @@
         </w:pict>
       </w:r>
     </w:p>
-    <w:bookmarkEnd w:id="11"/>
-    <w:bookmarkStart w:id="17" w:name="integration-specs"/>
+    <w:bookmarkEnd w:id="13"/>
+    <w:bookmarkStart w:id="19" w:name="integration-specs"/>
     <w:p>
       <w:pPr>
         <w:pStyle w:val="Heading2"/>
@@ -1284,7 +1714,7 @@
         <w:t xml:space="preserve">Integration Specs</w:t>
       </w:r>
     </w:p>
-    <w:bookmarkStart w:id="12" w:name="keela-donations"/>
+    <w:bookmarkStart w:id="14" w:name="keela-donations"/>
     <w:p>
       <w:pPr>
         <w:pStyle w:val="Heading3"/>
@@ -1533,8 +1963,8 @@
         </w:pict>
       </w:r>
     </w:p>
-    <w:bookmarkEnd w:id="12"/>
-    <w:bookmarkStart w:id="13" w:name="flodesk-newsletter"/>
+    <w:bookmarkEnd w:id="14"/>
+    <w:bookmarkStart w:id="15" w:name="flodesk-newsletter"/>
     <w:p>
       <w:pPr>
         <w:pStyle w:val="Heading3"/>
@@ -1671,7 +2101,7 @@
         <w:rPr>
           <w:rStyle w:val="VerbatimChar"/>
         </w:rPr>
-        <w:t xml:space="preserve">  → 5xx → friendly error + mailto:hello@contentment.org</w:t>
+        <w:t xml:space="preserve">  → 5xx → friendly error + mailto:somesh@contentment.org</w:t>
       </w:r>
       <w:r>
         <w:br/>
@@ -1693,8 +2123,8 @@
         </w:pict>
       </w:r>
     </w:p>
-    <w:bookmarkEnd w:id="13"/>
-    <w:bookmarkStart w:id="14" w:name="school-discovery-form"/>
+    <w:bookmarkEnd w:id="15"/>
+    <w:bookmarkStart w:id="16" w:name="school-discovery-form"/>
     <w:p>
       <w:pPr>
         <w:pStyle w:val="Heading3"/>
@@ -1880,8 +2310,8 @@
         </w:pict>
       </w:r>
     </w:p>
-    <w:bookmarkEnd w:id="14"/>
-    <w:bookmarkStart w:id="15" w:name="analytics-events-to-instrument"/>
+    <w:bookmarkEnd w:id="16"/>
+    <w:bookmarkStart w:id="17" w:name="analytics-events-to-instrument"/>
     <w:p>
       <w:pPr>
         <w:pStyle w:val="Heading3"/>
@@ -2218,8 +2648,8 @@
         </w:pict>
       </w:r>
     </w:p>
-    <w:bookmarkEnd w:id="15"/>
-    <w:bookmarkStart w:id="16" w:name="homeroom-gate-phase-2"/>
+    <w:bookmarkEnd w:id="17"/>
+    <w:bookmarkStart w:id="18" w:name="homeroom-gate-phase-2"/>
     <w:p>
       <w:pPr>
         <w:pStyle w:val="Heading3"/>
@@ -2357,9 +2787,9 @@
         </w:pict>
       </w:r>
     </w:p>
-    <w:bookmarkEnd w:id="16"/>
-    <w:bookmarkEnd w:id="17"/>
-    <w:bookmarkStart w:id="20" w:name="data-model"/>
+    <w:bookmarkEnd w:id="18"/>
+    <w:bookmarkEnd w:id="19"/>
+    <w:bookmarkStart w:id="22" w:name="data-model"/>
     <w:p>
       <w:pPr>
         <w:pStyle w:val="Heading2"/>
@@ -2368,7 +2798,7 @@
         <w:t xml:space="preserve">Data Model</w:t>
       </w:r>
     </w:p>
-    <w:bookmarkStart w:id="18" w:name="phase-1-file-based-no-database"/>
+    <w:bookmarkStart w:id="20" w:name="phase-1-file-based-no-database"/>
     <w:p>
       <w:pPr>
         <w:pStyle w:val="Heading3"/>
@@ -2633,8 +3063,8 @@
         </w:tc>
       </w:tr>
     </w:tbl>
-    <w:bookmarkEnd w:id="18"/>
-    <w:bookmarkStart w:id="19" w:name="phase-2-gcp-cloud-sql-postgresql"/>
+    <w:bookmarkEnd w:id="20"/>
+    <w:bookmarkStart w:id="21" w:name="phase-2-gcp-cloud-sql-postgresql"/>
     <w:p>
       <w:pPr>
         <w:pStyle w:val="Heading3"/>
@@ -3599,15 +4029,42 @@
         </w:pict>
       </w:r>
     </w:p>
-    <w:bookmarkEnd w:id="19"/>
-    <w:bookmarkEnd w:id="20"/>
-    <w:bookmarkStart w:id="21" w:name="environment-variables"/>
+    <w:bookmarkEnd w:id="21"/>
+    <w:bookmarkEnd w:id="22"/>
+    <w:bookmarkStart w:id="23" w:name="environment-variables"/>
     <w:p>
       <w:pPr>
         <w:pStyle w:val="Heading2"/>
       </w:pPr>
       <w:r>
         <w:t xml:space="preserve">Environment Variables</w:t>
+      </w:r>
+    </w:p>
+    <w:p>
+      <w:pPr>
+        <w:pStyle w:val="FirstParagraph"/>
+      </w:pPr>
+      <w:r>
+        <w:rPr>
+          <w:b/>
+          <w:bCs/>
+        </w:rPr>
+        <w:t xml:space="preserve">Canonical full table:</w:t>
+      </w:r>
+      <w:r>
+        <w:t xml:space="preserve"> </w:t>
+      </w:r>
+      <w:r>
+        <w:rPr>
+          <w:rStyle w:val="VerbatimChar"/>
+        </w:rPr>
+        <w:t xml:space="preserve">docs/planning/TECHNICAL-ARCHITECTURE.md</w:t>
+      </w:r>
+      <w:r>
+        <w:t xml:space="preserve"> </w:t>
+      </w:r>
+      <w:r>
+        <w:t xml:space="preserve">§6. Summary below.</w:t>
       </w:r>
     </w:p>
     <w:p>
@@ -3747,7 +4204,7 @@
         <w:rPr>
           <w:rStyle w:val="CommentTok"/>
         </w:rPr>
-        <w:t xml:space="preserve"># or PUBLIC_GA_ID</w:t>
+        <w:t xml:space="preserve"># recommended (DECISION-001)</w:t>
       </w:r>
       <w:r>
         <w:br/>
@@ -3804,6 +4261,222 @@
         <w:t xml:space="preserve">=</w:t>
       </w:r>
       <w:r>
+        <w:br/>
+      </w:r>
+      <w:r>
+        <w:rPr>
+          <w:rStyle w:val="VariableTok"/>
+        </w:rPr>
+        <w:t xml:space="preserve">UPSTASH_REDIS_REST_URL</w:t>
+      </w:r>
+      <w:r>
+        <w:rPr>
+          <w:rStyle w:val="OperatorTok"/>
+        </w:rPr>
+        <w:t xml:space="preserve">=</w:t>
+      </w:r>
+      <w:r>
+        <w:rPr>
+          <w:rStyle w:val="NormalTok"/>
+        </w:rPr>
+        <w:t xml:space="preserve">            </w:t>
+      </w:r>
+      <w:r>
+        <w:rPr>
+          <w:rStyle w:val="CommentTok"/>
+        </w:rPr>
+        <w:t xml:space="preserve"># rate limit + webhook dedup (DECISION-004)</w:t>
+      </w:r>
+      <w:r>
+        <w:br/>
+      </w:r>
+      <w:r>
+        <w:rPr>
+          <w:rStyle w:val="VariableTok"/>
+        </w:rPr>
+        <w:t xml:space="preserve">UPSTASH_REDIS_REST_TOKEN</w:t>
+      </w:r>
+      <w:r>
+        <w:rPr>
+          <w:rStyle w:val="OperatorTok"/>
+        </w:rPr>
+        <w:t xml:space="preserve">=</w:t>
+      </w:r>
+      <w:r>
+        <w:br/>
+      </w:r>
+      <w:r>
+        <w:rPr>
+          <w:rStyle w:val="VariableTok"/>
+        </w:rPr>
+        <w:t xml:space="preserve">RESEND_API_KEY</w:t>
+      </w:r>
+      <w:r>
+        <w:rPr>
+          <w:rStyle w:val="OperatorTok"/>
+        </w:rPr>
+        <w:t xml:space="preserve">=</w:t>
+      </w:r>
+      <w:r>
+        <w:rPr>
+          <w:rStyle w:val="NormalTok"/>
+        </w:rPr>
+        <w:t xml:space="preserve">                    </w:t>
+      </w:r>
+      <w:r>
+        <w:rPr>
+          <w:rStyle w:val="CommentTok"/>
+        </w:rPr>
+        <w:t xml:space="preserve"># transactional email (DECISION-003)</w:t>
+      </w:r>
+      <w:r>
+        <w:br/>
+      </w:r>
+      <w:r>
+        <w:rPr>
+          <w:rStyle w:val="VariableTok"/>
+        </w:rPr>
+        <w:t xml:space="preserve">SLACK_WEBHOOK_PARTNERSHIPS</w:t>
+      </w:r>
+      <w:r>
+        <w:rPr>
+          <w:rStyle w:val="OperatorTok"/>
+        </w:rPr>
+        <w:t xml:space="preserve">=</w:t>
+      </w:r>
+      <w:r>
+        <w:rPr>
+          <w:rStyle w:val="NormalTok"/>
+        </w:rPr>
+        <w:t xml:space="preserve">         </w:t>
+      </w:r>
+      <w:r>
+        <w:rPr>
+          <w:rStyle w:val="CommentTok"/>
+        </w:rPr>
+        <w:t xml:space="preserve"># see AUTOMATION-BRIEF.md</w:t>
+      </w:r>
+      <w:r>
+        <w:br/>
+      </w:r>
+      <w:r>
+        <w:rPr>
+          <w:rStyle w:val="VariableTok"/>
+        </w:rPr>
+        <w:t xml:space="preserve">SLACK_WEBHOOK_HOMEROOM</w:t>
+      </w:r>
+      <w:r>
+        <w:rPr>
+          <w:rStyle w:val="OperatorTok"/>
+        </w:rPr>
+        <w:t xml:space="preserve">=</w:t>
+      </w:r>
+      <w:r>
+        <w:br/>
+      </w:r>
+      <w:r>
+        <w:rPr>
+          <w:rStyle w:val="VariableTok"/>
+        </w:rPr>
+        <w:t xml:space="preserve">SLACK_WEBHOOK_GROWTH</w:t>
+      </w:r>
+      <w:r>
+        <w:rPr>
+          <w:rStyle w:val="OperatorTok"/>
+        </w:rPr>
+        <w:t xml:space="preserve">=</w:t>
+      </w:r>
+      <w:r>
+        <w:br/>
+      </w:r>
+      <w:r>
+        <w:rPr>
+          <w:rStyle w:val="VariableTok"/>
+        </w:rPr>
+        <w:t xml:space="preserve">SLACK_WEBHOOK_EVENTS</w:t>
+      </w:r>
+      <w:r>
+        <w:rPr>
+          <w:rStyle w:val="OperatorTok"/>
+        </w:rPr>
+        <w:t xml:space="preserve">=</w:t>
+      </w:r>
+      <w:r>
+        <w:br/>
+      </w:r>
+      <w:r>
+        <w:rPr>
+          <w:rStyle w:val="VariableTok"/>
+        </w:rPr>
+        <w:t xml:space="preserve">SLACK_WEBHOOK_CONTENT</w:t>
+      </w:r>
+      <w:r>
+        <w:rPr>
+          <w:rStyle w:val="OperatorTok"/>
+        </w:rPr>
+        <w:t xml:space="preserve">=</w:t>
+      </w:r>
+      <w:r>
+        <w:br/>
+      </w:r>
+      <w:r>
+        <w:rPr>
+          <w:rStyle w:val="VariableTok"/>
+        </w:rPr>
+        <w:t xml:space="preserve">SLACK_WEBHOOK_ERRORS</w:t>
+      </w:r>
+      <w:r>
+        <w:rPr>
+          <w:rStyle w:val="OperatorTok"/>
+        </w:rPr>
+        <w:t xml:space="preserve">=</w:t>
+      </w:r>
+      <w:r>
+        <w:br/>
+      </w:r>
+      <w:r>
+        <w:rPr>
+          <w:rStyle w:val="VariableTok"/>
+        </w:rPr>
+        <w:t xml:space="preserve">SLACK_WEBHOOK_METRICS</w:t>
+      </w:r>
+      <w:r>
+        <w:rPr>
+          <w:rStyle w:val="OperatorTok"/>
+        </w:rPr>
+        <w:t xml:space="preserve">=</w:t>
+      </w:r>
+      <w:r>
+        <w:br/>
+      </w:r>
+      <w:r>
+        <w:rPr>
+          <w:rStyle w:val="VariableTok"/>
+        </w:rPr>
+        <w:t xml:space="preserve">KEELA_WEBHOOK_SECRET</w:t>
+      </w:r>
+      <w:r>
+        <w:rPr>
+          <w:rStyle w:val="OperatorTok"/>
+        </w:rPr>
+        <w:t xml:space="preserve">=</w:t>
+      </w:r>
+      <w:r>
+        <w:br/>
+      </w:r>
+      <w:r>
+        <w:rPr>
+          <w:rStyle w:val="VariableTok"/>
+        </w:rPr>
+        <w:t xml:space="preserve">ZOOM_ACCOUNT_ID</w:t>
+      </w:r>
+      <w:r>
+        <w:rPr>
+          <w:rStyle w:val="OperatorTok"/>
+        </w:rPr>
+        <w:t xml:space="preserve">=</w:t>
+      </w:r>
+      <w:r>
         <w:rPr>
           <w:rStyle w:val="NormalTok"/>
         </w:rPr>
@@ -3813,7 +4486,7 @@
         <w:rPr>
           <w:rStyle w:val="CommentTok"/>
         </w:rPr>
-        <w:t xml:space="preserve"># Flodesk REST API key</w:t>
+        <w:t xml:space="preserve"># Phase 1.5 — event RSVP</w:t>
       </w:r>
       <w:r>
         <w:br/>
@@ -3822,6 +4495,93 @@
         <w:rPr>
           <w:rStyle w:val="VariableTok"/>
         </w:rPr>
+        <w:t xml:space="preserve">ZOOM_CLIENT_ID</w:t>
+      </w:r>
+      <w:r>
+        <w:rPr>
+          <w:rStyle w:val="OperatorTok"/>
+        </w:rPr>
+        <w:t xml:space="preserve">=</w:t>
+      </w:r>
+      <w:r>
+        <w:br/>
+      </w:r>
+      <w:r>
+        <w:rPr>
+          <w:rStyle w:val="VariableTok"/>
+        </w:rPr>
+        <w:t xml:space="preserve">ZOOM_CLIENT_SECRET</w:t>
+      </w:r>
+      <w:r>
+        <w:rPr>
+          <w:rStyle w:val="OperatorTok"/>
+        </w:rPr>
+        <w:t xml:space="preserve">=</w:t>
+      </w:r>
+      <w:r>
+        <w:br/>
+      </w:r>
+      <w:r>
+        <w:rPr>
+          <w:rStyle w:val="VariableTok"/>
+        </w:rPr>
+        <w:t xml:space="preserve">ZOOM_FESTIVAL_WEBINAR_ID</w:t>
+      </w:r>
+      <w:r>
+        <w:rPr>
+          <w:rStyle w:val="OperatorTok"/>
+        </w:rPr>
+        <w:t xml:space="preserve">=</w:t>
+      </w:r>
+      <w:r>
+        <w:br/>
+      </w:r>
+      <w:r>
+        <w:rPr>
+          <w:rStyle w:val="VariableTok"/>
+        </w:rPr>
+        <w:t xml:space="preserve">GCP_SERVICE_ACCOUNT_JSON</w:t>
+      </w:r>
+      <w:r>
+        <w:rPr>
+          <w:rStyle w:val="OperatorTok"/>
+        </w:rPr>
+        <w:t xml:space="preserve">=</w:t>
+      </w:r>
+      <w:r>
+        <w:rPr>
+          <w:rStyle w:val="NormalTok"/>
+        </w:rPr>
+        <w:t xml:space="preserve">          </w:t>
+      </w:r>
+      <w:r>
+        <w:rPr>
+          <w:rStyle w:val="CommentTok"/>
+        </w:rPr>
+        <w:t xml:space="preserve"># Google Sheets / Calendar</w:t>
+      </w:r>
+      <w:r>
+        <w:br/>
+      </w:r>
+      <w:r>
+        <w:rPr>
+          <w:rStyle w:val="VariableTok"/>
+        </w:rPr>
+        <w:t xml:space="preserve">GOOGLE_SCHOOL_SHEET_ID</w:t>
+      </w:r>
+      <w:r>
+        <w:rPr>
+          <w:rStyle w:val="OperatorTok"/>
+        </w:rPr>
+        <w:t xml:space="preserve">=</w:t>
+      </w:r>
+      <w:r>
+        <w:br/>
+      </w:r>
+      <w:r>
+        <w:rPr>
+          <w:rStyle w:val="VariableTok"/>
+        </w:rPr>
         <w:t xml:space="preserve">HOMEROOM_GATE_PASSWORD</w:t>
       </w:r>
       <w:r>
@@ -3867,7 +4627,7 @@
         <w:rPr>
           <w:rStyle w:val="CommentTok"/>
         </w:rPr>
-        <w:t xml:space="preserve"># Phase 2 Cloud SQL connection string</w:t>
+        <w:t xml:space="preserve"># Phase 2 Cloud SQL</w:t>
       </w:r>
       <w:r>
         <w:br/>
@@ -3876,7 +4636,7 @@
         <w:rPr>
           <w:rStyle w:val="VariableTok"/>
         </w:rPr>
-        <w:t xml:space="preserve">GCP_SERVICE_ACCOUNT_JSON</w:t>
+        <w:t xml:space="preserve">SENTRY_DSN</w:t>
       </w:r>
       <w:r>
         <w:rPr>
@@ -3888,13 +4648,13 @@
         <w:rPr>
           <w:rStyle w:val="NormalTok"/>
         </w:rPr>
-        <w:t xml:space="preserve">          </w:t>
+        <w:t xml:space="preserve">                        </w:t>
       </w:r>
       <w:r>
         <w:rPr>
           <w:rStyle w:val="CommentTok"/>
         </w:rPr>
-        <w:t xml:space="preserve"># Phase 2 GCP credentials (JSON)</w:t>
+        <w:t xml:space="preserve"># Phase 1.5 optional (DECISION-006)</w:t>
       </w:r>
     </w:p>
     <w:p>
@@ -3940,8 +4700,8 @@
         </w:pict>
       </w:r>
     </w:p>
-    <w:bookmarkEnd w:id="21"/>
-    <w:bookmarkStart w:id="22" w:name="routing-redirects"/>
+    <w:bookmarkEnd w:id="23"/>
+    <w:bookmarkStart w:id="24" w:name="routing-redirects"/>
     <w:p>
       <w:pPr>
         <w:pStyle w:val="Heading2"/>
@@ -3953,13 +4713,14 @@
     <w:tbl>
       <w:tblPr>
         <w:tblStyle w:val="Table"/>
-        <w:tblW w:type="auto" w:w="0"/>
+        <w:tblW w:type="pct" w:w="5000"/>
+        <w:tblLayout w:type="fixed"/>
         <w:tblLook w:firstRow="1" w:lastRow="0" w:firstColumn="0" w:lastColumn="0" w:noHBand="0" w:noVBand="0" w:val="0020"/>
       </w:tblPr>
       <w:tblGrid>
-        <w:gridCol w:w="2640"/>
-        <w:gridCol w:w="2640"/>
-        <w:gridCol w:w="2640"/>
+        <w:gridCol w:w="3960"/>
+        <w:gridCol w:w="1523"/>
+        <w:gridCol w:w="2436"/>
       </w:tblGrid>
       <w:tr>
         <w:trPr>
@@ -4033,6 +4794,41 @@
                 <w:rStyle w:val="VerbatimChar"/>
               </w:rPr>
               <w:t xml:space="preserve">main</w:t>
+            </w:r>
+          </w:p>
+        </w:tc>
+      </w:tr>
+      <w:tr>
+        <w:tc>
+          <w:tcPr/>
+          <w:p>
+            <w:pPr>
+              <w:pStyle w:val="Compact"/>
+            </w:pPr>
+            <w:r>
+              <w:t xml:space="preserve">Dev preview (interim)</w:t>
+            </w:r>
+          </w:p>
+        </w:tc>
+        <w:tc>
+          <w:tcPr/>
+          <w:p>
+            <w:pPr>
+              <w:pStyle w:val="Compact"/>
+            </w:pPr>
+            <w:r>
+              <w:t xml:space="preserve">https://contentmentweb2.netlify.app</w:t>
+            </w:r>
+          </w:p>
+        </w:tc>
+        <w:tc>
+          <w:tcPr/>
+          <w:p>
+            <w:pPr>
+              <w:pStyle w:val="Compact"/>
+            </w:pPr>
+            <w:r>
+              <w:t xml:space="preserve">Netlify connected branch</w:t>
             </w:r>
           </w:p>
         </w:tc>
@@ -4510,8 +5306,8 @@
         </w:pict>
       </w:r>
     </w:p>
-    <w:bookmarkEnd w:id="22"/>
-    <w:bookmarkStart w:id="23" w:name="security-rules-pre-launch-checklist"/>
+    <w:bookmarkEnd w:id="24"/>
+    <w:bookmarkStart w:id="25" w:name="security-rules-pre-launch-checklist"/>
     <w:p>
       <w:pPr>
         <w:pStyle w:val="Heading2"/>
@@ -4604,7 +5400,22 @@
         <w:t xml:space="preserve"> </w:t>
       </w:r>
       <w:r>
-        <w:t xml:space="preserve">routes (Vercel built-in or custom middleware)</w:t>
+        <w:t xml:space="preserve">routes via</w:t>
+      </w:r>
+      <w:r>
+        <w:t xml:space="preserve"> </w:t>
+      </w:r>
+      <w:r>
+        <w:rPr>
+          <w:rStyle w:val="VerbatimChar"/>
+        </w:rPr>
+        <w:t xml:space="preserve">@upstash/ratelimit</w:t>
+      </w:r>
+      <w:r>
+        <w:t xml:space="preserve"> </w:t>
+      </w:r>
+      <w:r>
+        <w:t xml:space="preserve">+ Upstash Redis (DECISION-004)</w:t>
       </w:r>
     </w:p>
     <w:p>
@@ -4785,8 +5596,8 @@
         </w:pict>
       </w:r>
     </w:p>
-    <w:bookmarkEnd w:id="23"/>
-    <w:bookmarkStart w:id="24" w:name="phase-gates"/>
+    <w:bookmarkEnd w:id="25"/>
+    <w:bookmarkStart w:id="26" w:name="phase-gates"/>
     <w:p>
       <w:pPr>
         <w:pStyle w:val="Heading2"/>
@@ -4970,8 +5781,8 @@
         </w:pict>
       </w:r>
     </w:p>
-    <w:bookmarkEnd w:id="24"/>
-    <w:bookmarkStart w:id="25" w:name="sprint-order-engineering-view"/>
+    <w:bookmarkEnd w:id="26"/>
+    <w:bookmarkStart w:id="27" w:name="sprint-order-engineering-view"/>
     <w:p>
       <w:pPr>
         <w:pStyle w:val="Heading2"/>
@@ -5274,8 +6085,8 @@
         </w:pict>
       </w:r>
     </w:p>
-    <w:bookmarkEnd w:id="25"/>
-    <w:bookmarkStart w:id="26" w:name="performance-targets"/>
+    <w:bookmarkEnd w:id="27"/>
+    <w:bookmarkStart w:id="28" w:name="performance-targets"/>
     <w:p>
       <w:pPr>
         <w:pStyle w:val="Heading2"/>
@@ -5585,8 +6396,8 @@
         </w:pict>
       </w:r>
     </w:p>
-    <w:bookmarkEnd w:id="26"/>
-    <w:bookmarkStart w:id="27" w:name="related-documents"/>
+    <w:bookmarkEnd w:id="28"/>
+    <w:bookmarkStart w:id="29" w:name="related-documents"/>
     <w:p>
       <w:pPr>
         <w:pStyle w:val="Heading2"/>
@@ -5641,6 +6452,33 @@
               <w:pStyle w:val="Compact"/>
             </w:pPr>
             <w:r>
+              <w:t xml:space="preserve">Open technical decisions (analytics, email, rate limit)</w:t>
+            </w:r>
+          </w:p>
+        </w:tc>
+        <w:tc>
+          <w:tcPr/>
+          <w:p>
+            <w:pPr>
+              <w:pStyle w:val="Compact"/>
+            </w:pPr>
+            <w:r>
+              <w:rPr>
+                <w:rStyle w:val="VerbatimChar"/>
+              </w:rPr>
+              <w:t xml:space="preserve">docs/planning/DECISIONS.md</w:t>
+            </w:r>
+          </w:p>
+        </w:tc>
+      </w:tr>
+      <w:tr>
+        <w:tc>
+          <w:tcPr/>
+          <w:p>
+            <w:pPr>
+              <w:pStyle w:val="Compact"/>
+            </w:pPr>
+            <w:r>
               <w:t xml:space="preserve">Full tech stack + data model + CMS rationale</w:t>
             </w:r>
           </w:p>
@@ -5668,6 +6506,72 @@
               <w:pStyle w:val="Compact"/>
             </w:pPr>
             <w:r>
+              <w:t xml:space="preserve">Site architecture,</w:t>
+            </w:r>
+            <w:r>
+              <w:t xml:space="preserve"> </w:t>
+            </w:r>
+            <w:r>
+              <w:rPr>
+                <w:rStyle w:val="VerbatimChar"/>
+              </w:rPr>
+              <w:t xml:space="preserve">/events</w:t>
+            </w:r>
+            <w:r>
+              <w:t xml:space="preserve">, deployment model</w:t>
+            </w:r>
+          </w:p>
+        </w:tc>
+        <w:tc>
+          <w:tcPr/>
+          <w:p>
+            <w:pPr>
+              <w:pStyle w:val="Compact"/>
+            </w:pPr>
+            <w:r>
+              <w:rPr>
+                <w:rStyle w:val="VerbatimChar"/>
+              </w:rPr>
+              <w:t xml:space="preserve">docs/WEBSITE-ARCHITECTURE.md</w:t>
+            </w:r>
+          </w:p>
+        </w:tc>
+      </w:tr>
+      <w:tr>
+        <w:tc>
+          <w:tcPr/>
+          <w:p>
+            <w:pPr>
+              <w:pStyle w:val="Compact"/>
+            </w:pPr>
+            <w:r>
+              <w:t xml:space="preserve">Automation, Slack, Zoom, Keela webhooks</w:t>
+            </w:r>
+          </w:p>
+        </w:tc>
+        <w:tc>
+          <w:tcPr/>
+          <w:p>
+            <w:pPr>
+              <w:pStyle w:val="Compact"/>
+            </w:pPr>
+            <w:r>
+              <w:rPr>
+                <w:rStyle w:val="VerbatimChar"/>
+              </w:rPr>
+              <w:t xml:space="preserve">docs/AUTOMATION-BRIEF.md</w:t>
+            </w:r>
+          </w:p>
+        </w:tc>
+      </w:tr>
+      <w:tr>
+        <w:tc>
+          <w:tcPr/>
+          <w:p>
+            <w:pPr>
+              <w:pStyle w:val="Compact"/>
+            </w:pPr>
+            <w:r>
               <w:t xml:space="preserve">Design tokens, component classes, integration specs</w:t>
             </w:r>
           </w:p>
@@ -5796,8 +6700,8 @@
         </w:tc>
       </w:tr>
     </w:tbl>
-    <w:bookmarkEnd w:id="27"/>
-    <w:bookmarkEnd w:id="28"/>
+    <w:bookmarkEnd w:id="29"/>
+    <w:bookmarkEnd w:id="30"/>
     <w:sectPr>
       <w:footnotePr>
         <w:numRestart w:val="eachSect"/>

--- a/docs/TECH-BRIEF.docx
+++ b/docs/TECH-BRIEF.docx
@@ -4,8 +4,20 @@
   <w:body>
     <w:p>
       <w:pPr>
-        <w:spacing w:before="80" w:after="240"/>
-        <w:shd w:val="clear" w:color="auto" w:fill="02374f"/>
+        <w:spacing w:before="0" w:after="0"/>
+        <w:pBdr>
+          <w:bottom w:val="single" w:sz="16" w:space="4" w:color="1FAFC0"/>
+        </w:pBdr>
+        <w:shd w:val="clear" w:color="auto" w:fill="FFFFFF"/>
+      </w:pPr>
+      <w:r>
+        <w:t/>
+      </w:r>
+    </w:p>
+    <w:p>
+      <w:pPr>
+        <w:spacing w:before="40" w:after="280"/>
+        <w:shd w:val="clear" w:color="auto" w:fill="FFFFFF"/>
       </w:pPr>
       <w:r>
         <w:rPr>
@@ -16,34 +28,34 @@
           <w:i/>
         </w:rPr>
         <w:t xml:space="preserve">The Contentment Foundation · contentment.org</w:t>
-      </w:r>
-    </w:p>
-    <w:p>
-      <w:pPr>
-        <w:spacing w:before="40" w:after="40"/>
-        <w:shd w:val="clear" w:color="auto" w:fill="02374f"/>
-      </w:pPr>
-      <w:r>
-        <w:rPr>
-          <w:rFonts w:ascii="Calibri" w:hAnsi="Calibri"/>
-          <w:sz w:val="18"/>
-          <w:szCs w:val="18"/>
-          <w:color w:val="FFFFFF"/>
-        </w:rPr>
-        <w:t xml:space="preserve">Prepared by: Somesh Bhardwaj · Sr. System Admin, Full Stack AI Engineer</w:t>
       </w:r>
     </w:p>
     <w:p>
       <w:pPr>
         <w:spacing w:before="40" w:after="80"/>
-        <w:shd w:val="clear" w:color="auto" w:fill="02374f"/>
+        <w:shd w:val="clear" w:color="auto" w:fill="FFFFFF"/>
+      </w:pPr>
+      <w:r>
+        <w:rPr>
+          <w:rFonts w:ascii="Calibri" w:hAnsi="Calibri"/>
+          <w:sz w:val="18"/>
+          <w:szCs w:val="18"/>
+          <w:color w:val="3C3B43"/>
+        </w:rPr>
+        <w:t xml:space="preserve">Prepared by: Somesh Bhardwaj · Sr. System Admin, Full Stack AI Engineer</w:t>
+      </w:r>
+    </w:p>
+    <w:p>
+      <w:pPr>
+        <w:spacing w:before="40" w:after="80"/>
+        <w:shd w:val="clear" w:color="auto" w:fill="FFFFFF"/>
       </w:pPr>
       <w:r>
         <w:rPr>
           <w:rFonts w:ascii="Calibri" w:hAnsi="Calibri"/>
           <w:sz w:val="22"/>
           <w:szCs w:val="22"/>
-          <w:color w:val="BFEEF5"/>
+          <w:color w:val="0080B0"/>
           <w:i/>
         </w:rPr>
         <w:t xml:space="preserve">Q2 2026 · Backend &amp; Engineering Team</w:t>
@@ -51,15 +63,15 @@
     </w:p>
     <w:p>
       <w:pPr>
-        <w:spacing w:before="280" w:after="80"/>
-        <w:shd w:val="clear" w:color="auto" w:fill="02374f"/>
+        <w:spacing w:before="320" w:after="80"/>
+        <w:shd w:val="clear" w:color="auto" w:fill="FFFFFF"/>
       </w:pPr>
       <w:r>
         <w:rPr>
           <w:rFonts w:ascii="Calibri" w:hAnsi="Calibri"/>
-          <w:sz w:val="40"/>
-          <w:szCs w:val="40"/>
-          <w:color w:val="FFFFFF"/>
+          <w:sz w:val="44"/>
+          <w:szCs w:val="44"/>
+          <w:color w:val="024E70"/>
           <w:b/>
         </w:rPr>
         <w:t xml:space="preserve">Technical Development Brief</w:t>
@@ -68,14 +80,14 @@
     <w:p>
       <w:pPr>
         <w:spacing w:before="0" w:after="0"/>
-        <w:shd w:val="clear" w:color="auto" w:fill="02374f"/>
+        <w:shd w:val="clear" w:color="auto" w:fill="FFFFFF"/>
       </w:pPr>
       <w:r>
         <w:rPr>
           <w:rFonts w:ascii="Calibri" w:hAnsi="Calibri"/>
           <w:sz w:val="12"/>
           <w:szCs w:val="12"/>
-          <w:color w:val="FFFFFF"/>
+          <w:color w:val="3C3B43"/>
         </w:rPr>
         <w:t xml:space="preserve"/>
       </w:r>
@@ -341,12 +353,12 @@
         </w:trPr>
         <w:tc>
           <w:tcPr>
-            <w:shd w:val="clear" w:color="auto" w:fill="02374f"/>
-            <w:tcBorders>
-              <w:top w:val="single" w:sz="4" w:space="0" w:color="D1D9DC"/>
-              <w:left w:val="single" w:sz="4" w:space="0" w:color="D1D9DC"/>
-              <w:bottom w:val="single" w:sz="4" w:space="0" w:color="D1D9DC"/>
-              <w:right w:val="single" w:sz="4" w:space="0" w:color="D1D9DC"/>
+            <w:shd w:val="clear" w:color="auto" w:fill="D6EFF2"/>
+            <w:tcBorders>
+              <w:top w:val="single" w:sz="4" w:space="0" w:color="C0D6DC"/>
+              <w:left w:val="single" w:sz="4" w:space="0" w:color="C0D6DC"/>
+              <w:bottom w:val="single" w:sz="4" w:space="0" w:color="C0D6DC"/>
+              <w:right w:val="single" w:sz="4" w:space="0" w:color="C0D6DC"/>
             </w:tcBorders>
             <w:tcMar>
               <w:top w:w="60" w:type="dxa"/>
@@ -364,7 +376,7 @@
               <w:rPr>
                 <w:rFonts w:ascii="Calibri" w:hAnsi="Calibri"/>
                 <w:b/>
-                <w:color w:val="FFFFFF"/>
+                <w:color w:val="024E70"/>
                 <w:sz w:val="19"/>
               </w:rPr>
               <w:t xml:space="preserve">Environment</w:t>
@@ -373,12 +385,12 @@
         </w:tc>
         <w:tc>
           <w:tcPr>
-            <w:shd w:val="clear" w:color="auto" w:fill="02374f"/>
-            <w:tcBorders>
-              <w:top w:val="single" w:sz="4" w:space="0" w:color="D1D9DC"/>
-              <w:left w:val="single" w:sz="4" w:space="0" w:color="D1D9DC"/>
-              <w:bottom w:val="single" w:sz="4" w:space="0" w:color="D1D9DC"/>
-              <w:right w:val="single" w:sz="4" w:space="0" w:color="D1D9DC"/>
+            <w:shd w:val="clear" w:color="auto" w:fill="D6EFF2"/>
+            <w:tcBorders>
+              <w:top w:val="single" w:sz="4" w:space="0" w:color="C0D6DC"/>
+              <w:left w:val="single" w:sz="4" w:space="0" w:color="C0D6DC"/>
+              <w:bottom w:val="single" w:sz="4" w:space="0" w:color="C0D6DC"/>
+              <w:right w:val="single" w:sz="4" w:space="0" w:color="C0D6DC"/>
             </w:tcBorders>
             <w:tcMar>
               <w:top w:w="60" w:type="dxa"/>
@@ -396,7 +408,7 @@
               <w:rPr>
                 <w:rFonts w:ascii="Calibri" w:hAnsi="Calibri"/>
                 <w:b/>
-                <w:color w:val="FFFFFF"/>
+                <w:color w:val="024E70"/>
                 <w:sz w:val="19"/>
               </w:rPr>
               <w:t xml:space="preserve">Host</w:t>
@@ -405,12 +417,12 @@
         </w:tc>
         <w:tc>
           <w:tcPr>
-            <w:shd w:val="clear" w:color="auto" w:fill="02374f"/>
-            <w:tcBorders>
-              <w:top w:val="single" w:sz="4" w:space="0" w:color="D1D9DC"/>
-              <w:left w:val="single" w:sz="4" w:space="0" w:color="D1D9DC"/>
-              <w:bottom w:val="single" w:sz="4" w:space="0" w:color="D1D9DC"/>
-              <w:right w:val="single" w:sz="4" w:space="0" w:color="D1D9DC"/>
+            <w:shd w:val="clear" w:color="auto" w:fill="D6EFF2"/>
+            <w:tcBorders>
+              <w:top w:val="single" w:sz="4" w:space="0" w:color="C0D6DC"/>
+              <w:left w:val="single" w:sz="4" w:space="0" w:color="C0D6DC"/>
+              <w:bottom w:val="single" w:sz="4" w:space="0" w:color="C0D6DC"/>
+              <w:right w:val="single" w:sz="4" w:space="0" w:color="C0D6DC"/>
             </w:tcBorders>
             <w:tcMar>
               <w:top w:w="60" w:type="dxa"/>
@@ -428,7 +440,7 @@
               <w:rPr>
                 <w:rFonts w:ascii="Calibri" w:hAnsi="Calibri"/>
                 <w:b/>
-                <w:color w:val="FFFFFF"/>
+                <w:color w:val="024E70"/>
                 <w:sz w:val="19"/>
               </w:rPr>
               <w:t xml:space="preserve">URL</w:t>
@@ -441,10 +453,10 @@
           <w:tcPr>
             <w:shd w:val="clear" w:color="auto" w:fill="FFFFFF"/>
             <w:tcBorders>
-              <w:top w:val="single" w:sz="4" w:space="0" w:color="D1D9DC"/>
-              <w:left w:val="single" w:sz="4" w:space="0" w:color="D1D9DC"/>
-              <w:bottom w:val="single" w:sz="4" w:space="0" w:color="D1D9DC"/>
-              <w:right w:val="single" w:sz="4" w:space="0" w:color="D1D9DC"/>
+              <w:top w:val="single" w:sz="4" w:space="0" w:color="C0D6DC"/>
+              <w:left w:val="single" w:sz="4" w:space="0" w:color="C0D6DC"/>
+              <w:bottom w:val="single" w:sz="4" w:space="0" w:color="C0D6DC"/>
+              <w:right w:val="single" w:sz="4" w:space="0" w:color="C0D6DC"/>
             </w:tcBorders>
             <w:tcMar>
               <w:top w:w="60" w:type="dxa"/>
@@ -472,10 +484,10 @@
           <w:tcPr>
             <w:shd w:val="clear" w:color="auto" w:fill="FFFFFF"/>
             <w:tcBorders>
-              <w:top w:val="single" w:sz="4" w:space="0" w:color="D1D9DC"/>
-              <w:left w:val="single" w:sz="4" w:space="0" w:color="D1D9DC"/>
-              <w:bottom w:val="single" w:sz="4" w:space="0" w:color="D1D9DC"/>
-              <w:right w:val="single" w:sz="4" w:space="0" w:color="D1D9DC"/>
+              <w:top w:val="single" w:sz="4" w:space="0" w:color="C0D6DC"/>
+              <w:left w:val="single" w:sz="4" w:space="0" w:color="C0D6DC"/>
+              <w:bottom w:val="single" w:sz="4" w:space="0" w:color="C0D6DC"/>
+              <w:right w:val="single" w:sz="4" w:space="0" w:color="C0D6DC"/>
             </w:tcBorders>
             <w:tcMar>
               <w:top w:w="60" w:type="dxa"/>
@@ -503,10 +515,10 @@
           <w:tcPr>
             <w:shd w:val="clear" w:color="auto" w:fill="FFFFFF"/>
             <w:tcBorders>
-              <w:top w:val="single" w:sz="4" w:space="0" w:color="D1D9DC"/>
-              <w:left w:val="single" w:sz="4" w:space="0" w:color="D1D9DC"/>
-              <w:bottom w:val="single" w:sz="4" w:space="0" w:color="D1D9DC"/>
-              <w:right w:val="single" w:sz="4" w:space="0" w:color="D1D9DC"/>
+              <w:top w:val="single" w:sz="4" w:space="0" w:color="C0D6DC"/>
+              <w:left w:val="single" w:sz="4" w:space="0" w:color="C0D6DC"/>
+              <w:bottom w:val="single" w:sz="4" w:space="0" w:color="C0D6DC"/>
+              <w:right w:val="single" w:sz="4" w:space="0" w:color="C0D6DC"/>
             </w:tcBorders>
             <w:tcMar>
               <w:top w:w="60" w:type="dxa"/>
@@ -535,12 +547,12 @@
       <w:tr>
         <w:tc>
           <w:tcPr>
-            <w:shd w:val="clear" w:color="auto" w:fill="E8F1F2"/>
-            <w:tcBorders>
-              <w:top w:val="single" w:sz="4" w:space="0" w:color="D1D9DC"/>
-              <w:left w:val="single" w:sz="4" w:space="0" w:color="D1D9DC"/>
-              <w:bottom w:val="single" w:sz="4" w:space="0" w:color="D1D9DC"/>
-              <w:right w:val="single" w:sz="4" w:space="0" w:color="D1D9DC"/>
+            <w:shd w:val="clear" w:color="auto" w:fill="F7FAFB"/>
+            <w:tcBorders>
+              <w:top w:val="single" w:sz="4" w:space="0" w:color="C0D6DC"/>
+              <w:left w:val="single" w:sz="4" w:space="0" w:color="C0D6DC"/>
+              <w:bottom w:val="single" w:sz="4" w:space="0" w:color="C0D6DC"/>
+              <w:right w:val="single" w:sz="4" w:space="0" w:color="C0D6DC"/>
             </w:tcBorders>
             <w:tcMar>
               <w:top w:w="60" w:type="dxa"/>
@@ -566,12 +578,12 @@
         </w:tc>
         <w:tc>
           <w:tcPr>
-            <w:shd w:val="clear" w:color="auto" w:fill="E8F1F2"/>
-            <w:tcBorders>
-              <w:top w:val="single" w:sz="4" w:space="0" w:color="D1D9DC"/>
-              <w:left w:val="single" w:sz="4" w:space="0" w:color="D1D9DC"/>
-              <w:bottom w:val="single" w:sz="4" w:space="0" w:color="D1D9DC"/>
-              <w:right w:val="single" w:sz="4" w:space="0" w:color="D1D9DC"/>
+            <w:shd w:val="clear" w:color="auto" w:fill="F7FAFB"/>
+            <w:tcBorders>
+              <w:top w:val="single" w:sz="4" w:space="0" w:color="C0D6DC"/>
+              <w:left w:val="single" w:sz="4" w:space="0" w:color="C0D6DC"/>
+              <w:bottom w:val="single" w:sz="4" w:space="0" w:color="C0D6DC"/>
+              <w:right w:val="single" w:sz="4" w:space="0" w:color="C0D6DC"/>
             </w:tcBorders>
             <w:tcMar>
               <w:top w:w="60" w:type="dxa"/>
@@ -597,12 +609,12 @@
         </w:tc>
         <w:tc>
           <w:tcPr>
-            <w:shd w:val="clear" w:color="auto" w:fill="E8F1F2"/>
-            <w:tcBorders>
-              <w:top w:val="single" w:sz="4" w:space="0" w:color="D1D9DC"/>
-              <w:left w:val="single" w:sz="4" w:space="0" w:color="D1D9DC"/>
-              <w:bottom w:val="single" w:sz="4" w:space="0" w:color="D1D9DC"/>
-              <w:right w:val="single" w:sz="4" w:space="0" w:color="D1D9DC"/>
+            <w:shd w:val="clear" w:color="auto" w:fill="F7FAFB"/>
+            <w:tcBorders>
+              <w:top w:val="single" w:sz="4" w:space="0" w:color="C0D6DC"/>
+              <w:left w:val="single" w:sz="4" w:space="0" w:color="C0D6DC"/>
+              <w:bottom w:val="single" w:sz="4" w:space="0" w:color="C0D6DC"/>
+              <w:right w:val="single" w:sz="4" w:space="0" w:color="C0D6DC"/>
             </w:tcBorders>
             <w:tcMar>
               <w:top w:w="60" w:type="dxa"/>
@@ -633,10 +645,10 @@
           <w:tcPr>
             <w:shd w:val="clear" w:color="auto" w:fill="FFFFFF"/>
             <w:tcBorders>
-              <w:top w:val="single" w:sz="4" w:space="0" w:color="D1D9DC"/>
-              <w:left w:val="single" w:sz="4" w:space="0" w:color="D1D9DC"/>
-              <w:bottom w:val="single" w:sz="4" w:space="0" w:color="D1D9DC"/>
-              <w:right w:val="single" w:sz="4" w:space="0" w:color="D1D9DC"/>
+              <w:top w:val="single" w:sz="4" w:space="0" w:color="C0D6DC"/>
+              <w:left w:val="single" w:sz="4" w:space="0" w:color="C0D6DC"/>
+              <w:bottom w:val="single" w:sz="4" w:space="0" w:color="C0D6DC"/>
+              <w:right w:val="single" w:sz="4" w:space="0" w:color="C0D6DC"/>
             </w:tcBorders>
             <w:tcMar>
               <w:top w:w="60" w:type="dxa"/>
@@ -664,10 +676,10 @@
           <w:tcPr>
             <w:shd w:val="clear" w:color="auto" w:fill="FFFFFF"/>
             <w:tcBorders>
-              <w:top w:val="single" w:sz="4" w:space="0" w:color="D1D9DC"/>
-              <w:left w:val="single" w:sz="4" w:space="0" w:color="D1D9DC"/>
-              <w:bottom w:val="single" w:sz="4" w:space="0" w:color="D1D9DC"/>
-              <w:right w:val="single" w:sz="4" w:space="0" w:color="D1D9DC"/>
+              <w:top w:val="single" w:sz="4" w:space="0" w:color="C0D6DC"/>
+              <w:left w:val="single" w:sz="4" w:space="0" w:color="C0D6DC"/>
+              <w:bottom w:val="single" w:sz="4" w:space="0" w:color="C0D6DC"/>
+              <w:right w:val="single" w:sz="4" w:space="0" w:color="C0D6DC"/>
             </w:tcBorders>
             <w:tcMar>
               <w:top w:w="60" w:type="dxa"/>
@@ -695,10 +707,10 @@
           <w:tcPr>
             <w:shd w:val="clear" w:color="auto" w:fill="FFFFFF"/>
             <w:tcBorders>
-              <w:top w:val="single" w:sz="4" w:space="0" w:color="D1D9DC"/>
-              <w:left w:val="single" w:sz="4" w:space="0" w:color="D1D9DC"/>
-              <w:bottom w:val="single" w:sz="4" w:space="0" w:color="D1D9DC"/>
-              <w:right w:val="single" w:sz="4" w:space="0" w:color="D1D9DC"/>
+              <w:top w:val="single" w:sz="4" w:space="0" w:color="C0D6DC"/>
+              <w:left w:val="single" w:sz="4" w:space="0" w:color="C0D6DC"/>
+              <w:bottom w:val="single" w:sz="4" w:space="0" w:color="C0D6DC"/>
+              <w:right w:val="single" w:sz="4" w:space="0" w:color="C0D6DC"/>
             </w:tcBorders>
             <w:tcMar>
               <w:top w:w="60" w:type="dxa"/>
@@ -727,12 +739,12 @@
       <w:tr>
         <w:tc>
           <w:tcPr>
-            <w:shd w:val="clear" w:color="auto" w:fill="E8F1F2"/>
-            <w:tcBorders>
-              <w:top w:val="single" w:sz="4" w:space="0" w:color="D1D9DC"/>
-              <w:left w:val="single" w:sz="4" w:space="0" w:color="D1D9DC"/>
-              <w:bottom w:val="single" w:sz="4" w:space="0" w:color="D1D9DC"/>
-              <w:right w:val="single" w:sz="4" w:space="0" w:color="D1D9DC"/>
+            <w:shd w:val="clear" w:color="auto" w:fill="F7FAFB"/>
+            <w:tcBorders>
+              <w:top w:val="single" w:sz="4" w:space="0" w:color="C0D6DC"/>
+              <w:left w:val="single" w:sz="4" w:space="0" w:color="C0D6DC"/>
+              <w:bottom w:val="single" w:sz="4" w:space="0" w:color="C0D6DC"/>
+              <w:right w:val="single" w:sz="4" w:space="0" w:color="C0D6DC"/>
             </w:tcBorders>
             <w:tcMar>
               <w:top w:w="60" w:type="dxa"/>
@@ -758,12 +770,12 @@
         </w:tc>
         <w:tc>
           <w:tcPr>
-            <w:shd w:val="clear" w:color="auto" w:fill="E8F1F2"/>
-            <w:tcBorders>
-              <w:top w:val="single" w:sz="4" w:space="0" w:color="D1D9DC"/>
-              <w:left w:val="single" w:sz="4" w:space="0" w:color="D1D9DC"/>
-              <w:bottom w:val="single" w:sz="4" w:space="0" w:color="D1D9DC"/>
-              <w:right w:val="single" w:sz="4" w:space="0" w:color="D1D9DC"/>
+            <w:shd w:val="clear" w:color="auto" w:fill="F7FAFB"/>
+            <w:tcBorders>
+              <w:top w:val="single" w:sz="4" w:space="0" w:color="C0D6DC"/>
+              <w:left w:val="single" w:sz="4" w:space="0" w:color="C0D6DC"/>
+              <w:bottom w:val="single" w:sz="4" w:space="0" w:color="C0D6DC"/>
+              <w:right w:val="single" w:sz="4" w:space="0" w:color="C0D6DC"/>
             </w:tcBorders>
             <w:tcMar>
               <w:top w:w="60" w:type="dxa"/>
@@ -790,12 +802,12 @@
         </w:tc>
         <w:tc>
           <w:tcPr>
-            <w:shd w:val="clear" w:color="auto" w:fill="E8F1F2"/>
-            <w:tcBorders>
-              <w:top w:val="single" w:sz="4" w:space="0" w:color="D1D9DC"/>
-              <w:left w:val="single" w:sz="4" w:space="0" w:color="D1D9DC"/>
-              <w:bottom w:val="single" w:sz="4" w:space="0" w:color="D1D9DC"/>
-              <w:right w:val="single" w:sz="4" w:space="0" w:color="D1D9DC"/>
+            <w:shd w:val="clear" w:color="auto" w:fill="F7FAFB"/>
+            <w:tcBorders>
+              <w:top w:val="single" w:sz="4" w:space="0" w:color="C0D6DC"/>
+              <w:left w:val="single" w:sz="4" w:space="0" w:color="C0D6DC"/>
+              <w:bottom w:val="single" w:sz="4" w:space="0" w:color="C0D6DC"/>
+              <w:right w:val="single" w:sz="4" w:space="0" w:color="C0D6DC"/>
             </w:tcBorders>
             <w:tcMar>
               <w:top w:w="60" w:type="dxa"/>
@@ -825,6 +837,7 @@
     <w:p>
       <w:pPr>
         <w:pStyle w:val="SourceCode"/>
+        <w:shd w:val="clear" w:color="auto" w:fill="EFF7FF"/>
         <w:spacing w:before="20" w:after="20"/>
         <w:ind w:left="283"/>
       </w:pPr>
@@ -833,8 +846,8 @@
           <w:rStyle w:val="VerbatimChar"/>
           <w:rFonts w:ascii="Courier New" w:hAnsi="Courier New"/>
           <w:b w:val="0"/>
-          <w:color w:val="7DD3FC"/>
-          <w:sz w:val="17"/>
+          <w:color w:val="02374F"/>
+          <w:sz w:val="18"/>
         </w:rPr>
         <w:t xml:space="preserve">Browser</w:t>
       </w:r>
@@ -842,8 +855,8 @@
         <w:rPr>
           <w:rFonts w:ascii="Courier New" w:hAnsi="Courier New"/>
           <w:b w:val="0"/>
-          <w:color w:val="7DD3FC"/>
-          <w:sz w:val="17"/>
+          <w:color w:val="02374F"/>
+          <w:sz w:val="18"/>
         </w:rPr>
         <w:br/>
       </w:r>
@@ -852,8 +865,8 @@
           <w:rStyle w:val="VerbatimChar"/>
           <w:rFonts w:ascii="Courier New" w:hAnsi="Courier New"/>
           <w:b w:val="0"/>
-          <w:color w:val="7DD3FC"/>
-          <w:sz w:val="17"/>
+          <w:color w:val="02374F"/>
+          <w:sz w:val="18"/>
         </w:rPr>
         <w:t xml:space="preserve">  └── Vercel CDN (static HTML/CSS/JS — Astro build output)</w:t>
       </w:r>
@@ -861,8 +874,8 @@
         <w:rPr>
           <w:rFonts w:ascii="Courier New" w:hAnsi="Courier New"/>
           <w:b w:val="0"/>
-          <w:color w:val="7DD3FC"/>
-          <w:sz w:val="17"/>
+          <w:color w:val="02374F"/>
+          <w:sz w:val="18"/>
         </w:rPr>
         <w:br/>
       </w:r>
@@ -871,8 +884,8 @@
           <w:rStyle w:val="VerbatimChar"/>
           <w:rFonts w:ascii="Courier New" w:hAnsi="Courier New"/>
           <w:b w:val="0"/>
-          <w:color w:val="7DD3FC"/>
-          <w:sz w:val="17"/>
+          <w:color w:val="02374F"/>
+          <w:sz w:val="18"/>
         </w:rPr>
         <w:t xml:space="preserve">        ├── Keela          — donations (redirect link, no API)</w:t>
       </w:r>
@@ -880,8 +893,8 @@
         <w:rPr>
           <w:rFonts w:ascii="Courier New" w:hAnsi="Courier New"/>
           <w:b w:val="0"/>
-          <w:color w:val="7DD3FC"/>
-          <w:sz w:val="17"/>
+          <w:color w:val="02374F"/>
+          <w:sz w:val="18"/>
         </w:rPr>
         <w:br/>
       </w:r>
@@ -890,8 +903,8 @@
           <w:rStyle w:val="VerbatimChar"/>
           <w:rFonts w:ascii="Courier New" w:hAnsi="Courier New"/>
           <w:b w:val="0"/>
-          <w:color w:val="7DD3FC"/>
-          <w:sz w:val="17"/>
+          <w:color w:val="02374F"/>
+          <w:sz w:val="18"/>
         </w:rPr>
         <w:t xml:space="preserve">        ├── Flodesk        — newsletter (embed or Vercel fn → Flodesk API)</w:t>
       </w:r>
@@ -899,8 +912,8 @@
         <w:rPr>
           <w:rFonts w:ascii="Courier New" w:hAnsi="Courier New"/>
           <w:b w:val="0"/>
-          <w:color w:val="7DD3FC"/>
-          <w:sz w:val="17"/>
+          <w:color w:val="02374F"/>
+          <w:sz w:val="18"/>
         </w:rPr>
         <w:br/>
       </w:r>
@@ -909,8 +922,8 @@
           <w:rStyle w:val="VerbatimChar"/>
           <w:rFonts w:ascii="Courier New" w:hAnsi="Courier New"/>
           <w:b w:val="0"/>
-          <w:color w:val="7DD3FC"/>
-          <w:sz w:val="17"/>
+          <w:color w:val="02374F"/>
+          <w:sz w:val="18"/>
         </w:rPr>
         <w:t xml:space="preserve">        ├── Raisely        — fundraise (embed/link)</w:t>
       </w:r>
@@ -918,8 +931,8 @@
         <w:rPr>
           <w:rFonts w:ascii="Courier New" w:hAnsi="Courier New"/>
           <w:b w:val="0"/>
-          <w:color w:val="7DD3FC"/>
-          <w:sz w:val="17"/>
+          <w:color w:val="02374F"/>
+          <w:sz w:val="18"/>
         </w:rPr>
         <w:br/>
       </w:r>
@@ -928,8 +941,8 @@
           <w:rStyle w:val="VerbatimChar"/>
           <w:rFonts w:ascii="Courier New" w:hAnsi="Courier New"/>
           <w:b w:val="0"/>
-          <w:color w:val="7DD3FC"/>
-          <w:sz w:val="17"/>
+          <w:color w:val="02374F"/>
+          <w:sz w:val="18"/>
         </w:rPr>
         <w:t xml:space="preserve">        ├── Analytics      — Plausible or GA4 (script tag)</w:t>
       </w:r>
@@ -937,8 +950,8 @@
         <w:rPr>
           <w:rFonts w:ascii="Courier New" w:hAnsi="Courier New"/>
           <w:b w:val="0"/>
-          <w:color w:val="7DD3FC"/>
-          <w:sz w:val="17"/>
+          <w:color w:val="02374F"/>
+          <w:sz w:val="18"/>
         </w:rPr>
         <w:br/>
       </w:r>
@@ -947,8 +960,8 @@
           <w:rStyle w:val="VerbatimChar"/>
           <w:rFonts w:ascii="Courier New" w:hAnsi="Courier New"/>
           <w:b w:val="0"/>
-          <w:color w:val="7DD3FC"/>
-          <w:sz w:val="17"/>
+          <w:color w:val="02374F"/>
+          <w:sz w:val="18"/>
         </w:rPr>
         <w:t xml:space="preserve">        └── Vercel Fn      — custom forms (optional) → GCP Cloud SQL (Phase 2+)</w:t>
       </w:r>
@@ -988,12 +1001,12 @@
         </w:trPr>
         <w:tc>
           <w:tcPr>
-            <w:shd w:val="clear" w:color="auto" w:fill="02374f"/>
-            <w:tcBorders>
-              <w:top w:val="single" w:sz="4" w:space="0" w:color="D1D9DC"/>
-              <w:left w:val="single" w:sz="4" w:space="0" w:color="D1D9DC"/>
-              <w:bottom w:val="single" w:sz="4" w:space="0" w:color="D1D9DC"/>
-              <w:right w:val="single" w:sz="4" w:space="0" w:color="D1D9DC"/>
+            <w:shd w:val="clear" w:color="auto" w:fill="D6EFF2"/>
+            <w:tcBorders>
+              <w:top w:val="single" w:sz="4" w:space="0" w:color="C0D6DC"/>
+              <w:left w:val="single" w:sz="4" w:space="0" w:color="C0D6DC"/>
+              <w:bottom w:val="single" w:sz="4" w:space="0" w:color="C0D6DC"/>
+              <w:right w:val="single" w:sz="4" w:space="0" w:color="C0D6DC"/>
             </w:tcBorders>
             <w:tcMar>
               <w:top w:w="60" w:type="dxa"/>
@@ -1011,7 +1024,7 @@
               <w:rPr>
                 <w:rFonts w:ascii="Calibri" w:hAnsi="Calibri"/>
                 <w:b/>
-                <w:color w:val="FFFFFF"/>
+                <w:color w:val="024E70"/>
                 <w:sz w:val="19"/>
               </w:rPr>
               <w:t xml:space="preserve">Layer</w:t>
@@ -1020,12 +1033,12 @@
         </w:tc>
         <w:tc>
           <w:tcPr>
-            <w:shd w:val="clear" w:color="auto" w:fill="02374f"/>
-            <w:tcBorders>
-              <w:top w:val="single" w:sz="4" w:space="0" w:color="D1D9DC"/>
-              <w:left w:val="single" w:sz="4" w:space="0" w:color="D1D9DC"/>
-              <w:bottom w:val="single" w:sz="4" w:space="0" w:color="D1D9DC"/>
-              <w:right w:val="single" w:sz="4" w:space="0" w:color="D1D9DC"/>
+            <w:shd w:val="clear" w:color="auto" w:fill="D6EFF2"/>
+            <w:tcBorders>
+              <w:top w:val="single" w:sz="4" w:space="0" w:color="C0D6DC"/>
+              <w:left w:val="single" w:sz="4" w:space="0" w:color="C0D6DC"/>
+              <w:bottom w:val="single" w:sz="4" w:space="0" w:color="C0D6DC"/>
+              <w:right w:val="single" w:sz="4" w:space="0" w:color="C0D6DC"/>
             </w:tcBorders>
             <w:tcMar>
               <w:top w:w="60" w:type="dxa"/>
@@ -1043,7 +1056,7 @@
               <w:rPr>
                 <w:rFonts w:ascii="Calibri" w:hAnsi="Calibri"/>
                 <w:b/>
-                <w:color w:val="FFFFFF"/>
+                <w:color w:val="024E70"/>
                 <w:sz w:val="19"/>
               </w:rPr>
               <w:t xml:space="preserve">Tool</w:t>
@@ -1052,12 +1065,12 @@
         </w:tc>
         <w:tc>
           <w:tcPr>
-            <w:shd w:val="clear" w:color="auto" w:fill="02374f"/>
-            <w:tcBorders>
-              <w:top w:val="single" w:sz="4" w:space="0" w:color="D1D9DC"/>
-              <w:left w:val="single" w:sz="4" w:space="0" w:color="D1D9DC"/>
-              <w:bottom w:val="single" w:sz="4" w:space="0" w:color="D1D9DC"/>
-              <w:right w:val="single" w:sz="4" w:space="0" w:color="D1D9DC"/>
+            <w:shd w:val="clear" w:color="auto" w:fill="D6EFF2"/>
+            <w:tcBorders>
+              <w:top w:val="single" w:sz="4" w:space="0" w:color="C0D6DC"/>
+              <w:left w:val="single" w:sz="4" w:space="0" w:color="C0D6DC"/>
+              <w:bottom w:val="single" w:sz="4" w:space="0" w:color="C0D6DC"/>
+              <w:right w:val="single" w:sz="4" w:space="0" w:color="C0D6DC"/>
             </w:tcBorders>
             <w:tcMar>
               <w:top w:w="60" w:type="dxa"/>
@@ -1075,7 +1088,7 @@
               <w:rPr>
                 <w:rFonts w:ascii="Calibri" w:hAnsi="Calibri"/>
                 <w:b/>
-                <w:color w:val="FFFFFF"/>
+                <w:color w:val="024E70"/>
                 <w:sz w:val="19"/>
               </w:rPr>
               <w:t xml:space="preserve">Version / Notes</w:t>
@@ -1088,10 +1101,10 @@
           <w:tcPr>
             <w:shd w:val="clear" w:color="auto" w:fill="FFFFFF"/>
             <w:tcBorders>
-              <w:top w:val="single" w:sz="4" w:space="0" w:color="D1D9DC"/>
-              <w:left w:val="single" w:sz="4" w:space="0" w:color="D1D9DC"/>
-              <w:bottom w:val="single" w:sz="4" w:space="0" w:color="D1D9DC"/>
-              <w:right w:val="single" w:sz="4" w:space="0" w:color="D1D9DC"/>
+              <w:top w:val="single" w:sz="4" w:space="0" w:color="C0D6DC"/>
+              <w:left w:val="single" w:sz="4" w:space="0" w:color="C0D6DC"/>
+              <w:bottom w:val="single" w:sz="4" w:space="0" w:color="C0D6DC"/>
+              <w:right w:val="single" w:sz="4" w:space="0" w:color="C0D6DC"/>
             </w:tcBorders>
             <w:tcMar>
               <w:top w:w="60" w:type="dxa"/>
@@ -1121,10 +1134,10 @@
           <w:tcPr>
             <w:shd w:val="clear" w:color="auto" w:fill="FFFFFF"/>
             <w:tcBorders>
-              <w:top w:val="single" w:sz="4" w:space="0" w:color="D1D9DC"/>
-              <w:left w:val="single" w:sz="4" w:space="0" w:color="D1D9DC"/>
-              <w:bottom w:val="single" w:sz="4" w:space="0" w:color="D1D9DC"/>
-              <w:right w:val="single" w:sz="4" w:space="0" w:color="D1D9DC"/>
+              <w:top w:val="single" w:sz="4" w:space="0" w:color="C0D6DC"/>
+              <w:left w:val="single" w:sz="4" w:space="0" w:color="C0D6DC"/>
+              <w:bottom w:val="single" w:sz="4" w:space="0" w:color="C0D6DC"/>
+              <w:right w:val="single" w:sz="4" w:space="0" w:color="C0D6DC"/>
             </w:tcBorders>
             <w:tcMar>
               <w:top w:w="60" w:type="dxa"/>
@@ -1152,10 +1165,10 @@
           <w:tcPr>
             <w:shd w:val="clear" w:color="auto" w:fill="FFFFFF"/>
             <w:tcBorders>
-              <w:top w:val="single" w:sz="4" w:space="0" w:color="D1D9DC"/>
-              <w:left w:val="single" w:sz="4" w:space="0" w:color="D1D9DC"/>
-              <w:bottom w:val="single" w:sz="4" w:space="0" w:color="D1D9DC"/>
-              <w:right w:val="single" w:sz="4" w:space="0" w:color="D1D9DC"/>
+              <w:top w:val="single" w:sz="4" w:space="0" w:color="C0D6DC"/>
+              <w:left w:val="single" w:sz="4" w:space="0" w:color="C0D6DC"/>
+              <w:bottom w:val="single" w:sz="4" w:space="0" w:color="C0D6DC"/>
+              <w:right w:val="single" w:sz="4" w:space="0" w:color="C0D6DC"/>
             </w:tcBorders>
             <w:tcMar>
               <w:top w:w="60" w:type="dxa"/>
@@ -1200,12 +1213,12 @@
       <w:tr>
         <w:tc>
           <w:tcPr>
-            <w:shd w:val="clear" w:color="auto" w:fill="E8F1F2"/>
-            <w:tcBorders>
-              <w:top w:val="single" w:sz="4" w:space="0" w:color="D1D9DC"/>
-              <w:left w:val="single" w:sz="4" w:space="0" w:color="D1D9DC"/>
-              <w:bottom w:val="single" w:sz="4" w:space="0" w:color="D1D9DC"/>
-              <w:right w:val="single" w:sz="4" w:space="0" w:color="D1D9DC"/>
+            <w:shd w:val="clear" w:color="auto" w:fill="F7FAFB"/>
+            <w:tcBorders>
+              <w:top w:val="single" w:sz="4" w:space="0" w:color="C0D6DC"/>
+              <w:left w:val="single" w:sz="4" w:space="0" w:color="C0D6DC"/>
+              <w:bottom w:val="single" w:sz="4" w:space="0" w:color="C0D6DC"/>
+              <w:right w:val="single" w:sz="4" w:space="0" w:color="C0D6DC"/>
             </w:tcBorders>
             <w:tcMar>
               <w:top w:w="60" w:type="dxa"/>
@@ -1233,12 +1246,12 @@
         </w:tc>
         <w:tc>
           <w:tcPr>
-            <w:shd w:val="clear" w:color="auto" w:fill="E8F1F2"/>
-            <w:tcBorders>
-              <w:top w:val="single" w:sz="4" w:space="0" w:color="D1D9DC"/>
-              <w:left w:val="single" w:sz="4" w:space="0" w:color="D1D9DC"/>
-              <w:bottom w:val="single" w:sz="4" w:space="0" w:color="D1D9DC"/>
-              <w:right w:val="single" w:sz="4" w:space="0" w:color="D1D9DC"/>
+            <w:shd w:val="clear" w:color="auto" w:fill="F7FAFB"/>
+            <w:tcBorders>
+              <w:top w:val="single" w:sz="4" w:space="0" w:color="C0D6DC"/>
+              <w:left w:val="single" w:sz="4" w:space="0" w:color="C0D6DC"/>
+              <w:bottom w:val="single" w:sz="4" w:space="0" w:color="C0D6DC"/>
+              <w:right w:val="single" w:sz="4" w:space="0" w:color="C0D6DC"/>
             </w:tcBorders>
             <w:tcMar>
               <w:top w:w="60" w:type="dxa"/>
@@ -1264,12 +1277,12 @@
         </w:tc>
         <w:tc>
           <w:tcPr>
-            <w:shd w:val="clear" w:color="auto" w:fill="E8F1F2"/>
-            <w:tcBorders>
-              <w:top w:val="single" w:sz="4" w:space="0" w:color="D1D9DC"/>
-              <w:left w:val="single" w:sz="4" w:space="0" w:color="D1D9DC"/>
-              <w:bottom w:val="single" w:sz="4" w:space="0" w:color="D1D9DC"/>
-              <w:right w:val="single" w:sz="4" w:space="0" w:color="D1D9DC"/>
+            <w:shd w:val="clear" w:color="auto" w:fill="F7FAFB"/>
+            <w:tcBorders>
+              <w:top w:val="single" w:sz="4" w:space="0" w:color="C0D6DC"/>
+              <w:left w:val="single" w:sz="4" w:space="0" w:color="C0D6DC"/>
+              <w:bottom w:val="single" w:sz="4" w:space="0" w:color="C0D6DC"/>
+              <w:right w:val="single" w:sz="4" w:space="0" w:color="C0D6DC"/>
             </w:tcBorders>
             <w:tcMar>
               <w:top w:w="60" w:type="dxa"/>
@@ -1299,10 +1312,10 @@
           <w:tcPr>
             <w:shd w:val="clear" w:color="auto" w:fill="FFFFFF"/>
             <w:tcBorders>
-              <w:top w:val="single" w:sz="4" w:space="0" w:color="D1D9DC"/>
-              <w:left w:val="single" w:sz="4" w:space="0" w:color="D1D9DC"/>
-              <w:bottom w:val="single" w:sz="4" w:space="0" w:color="D1D9DC"/>
-              <w:right w:val="single" w:sz="4" w:space="0" w:color="D1D9DC"/>
+              <w:top w:val="single" w:sz="4" w:space="0" w:color="C0D6DC"/>
+              <w:left w:val="single" w:sz="4" w:space="0" w:color="C0D6DC"/>
+              <w:bottom w:val="single" w:sz="4" w:space="0" w:color="C0D6DC"/>
+              <w:right w:val="single" w:sz="4" w:space="0" w:color="C0D6DC"/>
             </w:tcBorders>
             <w:tcMar>
               <w:top w:w="60" w:type="dxa"/>
@@ -1332,10 +1345,10 @@
           <w:tcPr>
             <w:shd w:val="clear" w:color="auto" w:fill="FFFFFF"/>
             <w:tcBorders>
-              <w:top w:val="single" w:sz="4" w:space="0" w:color="D1D9DC"/>
-              <w:left w:val="single" w:sz="4" w:space="0" w:color="D1D9DC"/>
-              <w:bottom w:val="single" w:sz="4" w:space="0" w:color="D1D9DC"/>
-              <w:right w:val="single" w:sz="4" w:space="0" w:color="D1D9DC"/>
+              <w:top w:val="single" w:sz="4" w:space="0" w:color="C0D6DC"/>
+              <w:left w:val="single" w:sz="4" w:space="0" w:color="C0D6DC"/>
+              <w:bottom w:val="single" w:sz="4" w:space="0" w:color="C0D6DC"/>
+              <w:right w:val="single" w:sz="4" w:space="0" w:color="C0D6DC"/>
             </w:tcBorders>
             <w:tcMar>
               <w:top w:w="60" w:type="dxa"/>
@@ -1363,10 +1376,10 @@
           <w:tcPr>
             <w:shd w:val="clear" w:color="auto" w:fill="FFFFFF"/>
             <w:tcBorders>
-              <w:top w:val="single" w:sz="4" w:space="0" w:color="D1D9DC"/>
-              <w:left w:val="single" w:sz="4" w:space="0" w:color="D1D9DC"/>
-              <w:bottom w:val="single" w:sz="4" w:space="0" w:color="D1D9DC"/>
-              <w:right w:val="single" w:sz="4" w:space="0" w:color="D1D9DC"/>
+              <w:top w:val="single" w:sz="4" w:space="0" w:color="C0D6DC"/>
+              <w:left w:val="single" w:sz="4" w:space="0" w:color="C0D6DC"/>
+              <w:bottom w:val="single" w:sz="4" w:space="0" w:color="C0D6DC"/>
+              <w:right w:val="single" w:sz="4" w:space="0" w:color="C0D6DC"/>
             </w:tcBorders>
             <w:tcMar>
               <w:top w:w="60" w:type="dxa"/>
@@ -1411,12 +1424,12 @@
       <w:tr>
         <w:tc>
           <w:tcPr>
-            <w:shd w:val="clear" w:color="auto" w:fill="E8F1F2"/>
-            <w:tcBorders>
-              <w:top w:val="single" w:sz="4" w:space="0" w:color="D1D9DC"/>
-              <w:left w:val="single" w:sz="4" w:space="0" w:color="D1D9DC"/>
-              <w:bottom w:val="single" w:sz="4" w:space="0" w:color="D1D9DC"/>
-              <w:right w:val="single" w:sz="4" w:space="0" w:color="D1D9DC"/>
+            <w:shd w:val="clear" w:color="auto" w:fill="F7FAFB"/>
+            <w:tcBorders>
+              <w:top w:val="single" w:sz="4" w:space="0" w:color="C0D6DC"/>
+              <w:left w:val="single" w:sz="4" w:space="0" w:color="C0D6DC"/>
+              <w:bottom w:val="single" w:sz="4" w:space="0" w:color="C0D6DC"/>
+              <w:right w:val="single" w:sz="4" w:space="0" w:color="C0D6DC"/>
             </w:tcBorders>
             <w:tcMar>
               <w:top w:w="60" w:type="dxa"/>
@@ -1444,12 +1457,12 @@
         </w:tc>
         <w:tc>
           <w:tcPr>
-            <w:shd w:val="clear" w:color="auto" w:fill="E8F1F2"/>
-            <w:tcBorders>
-              <w:top w:val="single" w:sz="4" w:space="0" w:color="D1D9DC"/>
-              <w:left w:val="single" w:sz="4" w:space="0" w:color="D1D9DC"/>
-              <w:bottom w:val="single" w:sz="4" w:space="0" w:color="D1D9DC"/>
-              <w:right w:val="single" w:sz="4" w:space="0" w:color="D1D9DC"/>
+            <w:shd w:val="clear" w:color="auto" w:fill="F7FAFB"/>
+            <w:tcBorders>
+              <w:top w:val="single" w:sz="4" w:space="0" w:color="C0D6DC"/>
+              <w:left w:val="single" w:sz="4" w:space="0" w:color="C0D6DC"/>
+              <w:bottom w:val="single" w:sz="4" w:space="0" w:color="C0D6DC"/>
+              <w:right w:val="single" w:sz="4" w:space="0" w:color="C0D6DC"/>
             </w:tcBorders>
             <w:tcMar>
               <w:top w:w="60" w:type="dxa"/>
@@ -1475,12 +1488,12 @@
         </w:tc>
         <w:tc>
           <w:tcPr>
-            <w:shd w:val="clear" w:color="auto" w:fill="E8F1F2"/>
-            <w:tcBorders>
-              <w:top w:val="single" w:sz="4" w:space="0" w:color="D1D9DC"/>
-              <w:left w:val="single" w:sz="4" w:space="0" w:color="D1D9DC"/>
-              <w:bottom w:val="single" w:sz="4" w:space="0" w:color="D1D9DC"/>
-              <w:right w:val="single" w:sz="4" w:space="0" w:color="D1D9DC"/>
+            <w:shd w:val="clear" w:color="auto" w:fill="F7FAFB"/>
+            <w:tcBorders>
+              <w:top w:val="single" w:sz="4" w:space="0" w:color="C0D6DC"/>
+              <w:left w:val="single" w:sz="4" w:space="0" w:color="C0D6DC"/>
+              <w:bottom w:val="single" w:sz="4" w:space="0" w:color="C0D6DC"/>
+              <w:right w:val="single" w:sz="4" w:space="0" w:color="C0D6DC"/>
             </w:tcBorders>
             <w:tcMar>
               <w:top w:w="60" w:type="dxa"/>
@@ -1527,10 +1540,10 @@
           <w:tcPr>
             <w:shd w:val="clear" w:color="auto" w:fill="FFFFFF"/>
             <w:tcBorders>
-              <w:top w:val="single" w:sz="4" w:space="0" w:color="D1D9DC"/>
-              <w:left w:val="single" w:sz="4" w:space="0" w:color="D1D9DC"/>
-              <w:bottom w:val="single" w:sz="4" w:space="0" w:color="D1D9DC"/>
-              <w:right w:val="single" w:sz="4" w:space="0" w:color="D1D9DC"/>
+              <w:top w:val="single" w:sz="4" w:space="0" w:color="C0D6DC"/>
+              <w:left w:val="single" w:sz="4" w:space="0" w:color="C0D6DC"/>
+              <w:bottom w:val="single" w:sz="4" w:space="0" w:color="C0D6DC"/>
+              <w:right w:val="single" w:sz="4" w:space="0" w:color="C0D6DC"/>
             </w:tcBorders>
             <w:tcMar>
               <w:top w:w="60" w:type="dxa"/>
@@ -1560,10 +1573,10 @@
           <w:tcPr>
             <w:shd w:val="clear" w:color="auto" w:fill="FFFFFF"/>
             <w:tcBorders>
-              <w:top w:val="single" w:sz="4" w:space="0" w:color="D1D9DC"/>
-              <w:left w:val="single" w:sz="4" w:space="0" w:color="D1D9DC"/>
-              <w:bottom w:val="single" w:sz="4" w:space="0" w:color="D1D9DC"/>
-              <w:right w:val="single" w:sz="4" w:space="0" w:color="D1D9DC"/>
+              <w:top w:val="single" w:sz="4" w:space="0" w:color="C0D6DC"/>
+              <w:left w:val="single" w:sz="4" w:space="0" w:color="C0D6DC"/>
+              <w:bottom w:val="single" w:sz="4" w:space="0" w:color="C0D6DC"/>
+              <w:right w:val="single" w:sz="4" w:space="0" w:color="C0D6DC"/>
             </w:tcBorders>
             <w:tcMar>
               <w:top w:w="60" w:type="dxa"/>
@@ -1591,10 +1604,10 @@
           <w:tcPr>
             <w:shd w:val="clear" w:color="auto" w:fill="FFFFFF"/>
             <w:tcBorders>
-              <w:top w:val="single" w:sz="4" w:space="0" w:color="D1D9DC"/>
-              <w:left w:val="single" w:sz="4" w:space="0" w:color="D1D9DC"/>
-              <w:bottom w:val="single" w:sz="4" w:space="0" w:color="D1D9DC"/>
-              <w:right w:val="single" w:sz="4" w:space="0" w:color="D1D9DC"/>
+              <w:top w:val="single" w:sz="4" w:space="0" w:color="C0D6DC"/>
+              <w:left w:val="single" w:sz="4" w:space="0" w:color="C0D6DC"/>
+              <w:bottom w:val="single" w:sz="4" w:space="0" w:color="C0D6DC"/>
+              <w:right w:val="single" w:sz="4" w:space="0" w:color="C0D6DC"/>
             </w:tcBorders>
             <w:tcMar>
               <w:top w:w="60" w:type="dxa"/>
@@ -1622,12 +1635,12 @@
       <w:tr>
         <w:tc>
           <w:tcPr>
-            <w:shd w:val="clear" w:color="auto" w:fill="E8F1F2"/>
-            <w:tcBorders>
-              <w:top w:val="single" w:sz="4" w:space="0" w:color="D1D9DC"/>
-              <w:left w:val="single" w:sz="4" w:space="0" w:color="D1D9DC"/>
-              <w:bottom w:val="single" w:sz="4" w:space="0" w:color="D1D9DC"/>
-              <w:right w:val="single" w:sz="4" w:space="0" w:color="D1D9DC"/>
+            <w:shd w:val="clear" w:color="auto" w:fill="F7FAFB"/>
+            <w:tcBorders>
+              <w:top w:val="single" w:sz="4" w:space="0" w:color="C0D6DC"/>
+              <w:left w:val="single" w:sz="4" w:space="0" w:color="C0D6DC"/>
+              <w:bottom w:val="single" w:sz="4" w:space="0" w:color="C0D6DC"/>
+              <w:right w:val="single" w:sz="4" w:space="0" w:color="C0D6DC"/>
             </w:tcBorders>
             <w:tcMar>
               <w:top w:w="60" w:type="dxa"/>
@@ -1655,12 +1668,12 @@
         </w:tc>
         <w:tc>
           <w:tcPr>
-            <w:shd w:val="clear" w:color="auto" w:fill="E8F1F2"/>
-            <w:tcBorders>
-              <w:top w:val="single" w:sz="4" w:space="0" w:color="D1D9DC"/>
-              <w:left w:val="single" w:sz="4" w:space="0" w:color="D1D9DC"/>
-              <w:bottom w:val="single" w:sz="4" w:space="0" w:color="D1D9DC"/>
-              <w:right w:val="single" w:sz="4" w:space="0" w:color="D1D9DC"/>
+            <w:shd w:val="clear" w:color="auto" w:fill="F7FAFB"/>
+            <w:tcBorders>
+              <w:top w:val="single" w:sz="4" w:space="0" w:color="C0D6DC"/>
+              <w:left w:val="single" w:sz="4" w:space="0" w:color="C0D6DC"/>
+              <w:bottom w:val="single" w:sz="4" w:space="0" w:color="C0D6DC"/>
+              <w:right w:val="single" w:sz="4" w:space="0" w:color="C0D6DC"/>
             </w:tcBorders>
             <w:tcMar>
               <w:top w:w="60" w:type="dxa"/>
@@ -1686,12 +1699,12 @@
         </w:tc>
         <w:tc>
           <w:tcPr>
-            <w:shd w:val="clear" w:color="auto" w:fill="E8F1F2"/>
-            <w:tcBorders>
-              <w:top w:val="single" w:sz="4" w:space="0" w:color="D1D9DC"/>
-              <w:left w:val="single" w:sz="4" w:space="0" w:color="D1D9DC"/>
-              <w:bottom w:val="single" w:sz="4" w:space="0" w:color="D1D9DC"/>
-              <w:right w:val="single" w:sz="4" w:space="0" w:color="D1D9DC"/>
+            <w:shd w:val="clear" w:color="auto" w:fill="F7FAFB"/>
+            <w:tcBorders>
+              <w:top w:val="single" w:sz="4" w:space="0" w:color="C0D6DC"/>
+              <w:left w:val="single" w:sz="4" w:space="0" w:color="C0D6DC"/>
+              <w:bottom w:val="single" w:sz="4" w:space="0" w:color="C0D6DC"/>
+              <w:right w:val="single" w:sz="4" w:space="0" w:color="C0D6DC"/>
             </w:tcBorders>
             <w:tcMar>
               <w:top w:w="60" w:type="dxa"/>
@@ -1788,10 +1801,10 @@
           <w:tcPr>
             <w:shd w:val="clear" w:color="auto" w:fill="FFFFFF"/>
             <w:tcBorders>
-              <w:top w:val="single" w:sz="4" w:space="0" w:color="D1D9DC"/>
-              <w:left w:val="single" w:sz="4" w:space="0" w:color="D1D9DC"/>
-              <w:bottom w:val="single" w:sz="4" w:space="0" w:color="D1D9DC"/>
-              <w:right w:val="single" w:sz="4" w:space="0" w:color="D1D9DC"/>
+              <w:top w:val="single" w:sz="4" w:space="0" w:color="C0D6DC"/>
+              <w:left w:val="single" w:sz="4" w:space="0" w:color="C0D6DC"/>
+              <w:bottom w:val="single" w:sz="4" w:space="0" w:color="C0D6DC"/>
+              <w:right w:val="single" w:sz="4" w:space="0" w:color="C0D6DC"/>
             </w:tcBorders>
             <w:tcMar>
               <w:top w:w="60" w:type="dxa"/>
@@ -1821,10 +1834,10 @@
           <w:tcPr>
             <w:shd w:val="clear" w:color="auto" w:fill="FFFFFF"/>
             <w:tcBorders>
-              <w:top w:val="single" w:sz="4" w:space="0" w:color="D1D9DC"/>
-              <w:left w:val="single" w:sz="4" w:space="0" w:color="D1D9DC"/>
-              <w:bottom w:val="single" w:sz="4" w:space="0" w:color="D1D9DC"/>
-              <w:right w:val="single" w:sz="4" w:space="0" w:color="D1D9DC"/>
+              <w:top w:val="single" w:sz="4" w:space="0" w:color="C0D6DC"/>
+              <w:left w:val="single" w:sz="4" w:space="0" w:color="C0D6DC"/>
+              <w:bottom w:val="single" w:sz="4" w:space="0" w:color="C0D6DC"/>
+              <w:right w:val="single" w:sz="4" w:space="0" w:color="C0D6DC"/>
             </w:tcBorders>
             <w:tcMar>
               <w:top w:w="60" w:type="dxa"/>
@@ -1852,10 +1865,10 @@
           <w:tcPr>
             <w:shd w:val="clear" w:color="auto" w:fill="FFFFFF"/>
             <w:tcBorders>
-              <w:top w:val="single" w:sz="4" w:space="0" w:color="D1D9DC"/>
-              <w:left w:val="single" w:sz="4" w:space="0" w:color="D1D9DC"/>
-              <w:bottom w:val="single" w:sz="4" w:space="0" w:color="D1D9DC"/>
-              <w:right w:val="single" w:sz="4" w:space="0" w:color="D1D9DC"/>
+              <w:top w:val="single" w:sz="4" w:space="0" w:color="C0D6DC"/>
+              <w:left w:val="single" w:sz="4" w:space="0" w:color="C0D6DC"/>
+              <w:bottom w:val="single" w:sz="4" w:space="0" w:color="C0D6DC"/>
+              <w:right w:val="single" w:sz="4" w:space="0" w:color="C0D6DC"/>
             </w:tcBorders>
             <w:tcMar>
               <w:top w:w="60" w:type="dxa"/>
@@ -1916,12 +1929,12 @@
       <w:tr>
         <w:tc>
           <w:tcPr>
-            <w:shd w:val="clear" w:color="auto" w:fill="E8F1F2"/>
-            <w:tcBorders>
-              <w:top w:val="single" w:sz="4" w:space="0" w:color="D1D9DC"/>
-              <w:left w:val="single" w:sz="4" w:space="0" w:color="D1D9DC"/>
-              <w:bottom w:val="single" w:sz="4" w:space="0" w:color="D1D9DC"/>
-              <w:right w:val="single" w:sz="4" w:space="0" w:color="D1D9DC"/>
+            <w:shd w:val="clear" w:color="auto" w:fill="F7FAFB"/>
+            <w:tcBorders>
+              <w:top w:val="single" w:sz="4" w:space="0" w:color="C0D6DC"/>
+              <w:left w:val="single" w:sz="4" w:space="0" w:color="C0D6DC"/>
+              <w:bottom w:val="single" w:sz="4" w:space="0" w:color="C0D6DC"/>
+              <w:right w:val="single" w:sz="4" w:space="0" w:color="C0D6DC"/>
             </w:tcBorders>
             <w:tcMar>
               <w:top w:w="60" w:type="dxa"/>
@@ -1949,12 +1962,12 @@
         </w:tc>
         <w:tc>
           <w:tcPr>
-            <w:shd w:val="clear" w:color="auto" w:fill="E8F1F2"/>
-            <w:tcBorders>
-              <w:top w:val="single" w:sz="4" w:space="0" w:color="D1D9DC"/>
-              <w:left w:val="single" w:sz="4" w:space="0" w:color="D1D9DC"/>
-              <w:bottom w:val="single" w:sz="4" w:space="0" w:color="D1D9DC"/>
-              <w:right w:val="single" w:sz="4" w:space="0" w:color="D1D9DC"/>
+            <w:shd w:val="clear" w:color="auto" w:fill="F7FAFB"/>
+            <w:tcBorders>
+              <w:top w:val="single" w:sz="4" w:space="0" w:color="C0D6DC"/>
+              <w:left w:val="single" w:sz="4" w:space="0" w:color="C0D6DC"/>
+              <w:bottom w:val="single" w:sz="4" w:space="0" w:color="C0D6DC"/>
+              <w:right w:val="single" w:sz="4" w:space="0" w:color="C0D6DC"/>
             </w:tcBorders>
             <w:tcMar>
               <w:top w:w="60" w:type="dxa"/>
@@ -1980,12 +1993,12 @@
         </w:tc>
         <w:tc>
           <w:tcPr>
-            <w:shd w:val="clear" w:color="auto" w:fill="E8F1F2"/>
-            <w:tcBorders>
-              <w:top w:val="single" w:sz="4" w:space="0" w:color="D1D9DC"/>
-              <w:left w:val="single" w:sz="4" w:space="0" w:color="D1D9DC"/>
-              <w:bottom w:val="single" w:sz="4" w:space="0" w:color="D1D9DC"/>
-              <w:right w:val="single" w:sz="4" w:space="0" w:color="D1D9DC"/>
+            <w:shd w:val="clear" w:color="auto" w:fill="F7FAFB"/>
+            <w:tcBorders>
+              <w:top w:val="single" w:sz="4" w:space="0" w:color="C0D6DC"/>
+              <w:left w:val="single" w:sz="4" w:space="0" w:color="C0D6DC"/>
+              <w:bottom w:val="single" w:sz="4" w:space="0" w:color="C0D6DC"/>
+              <w:right w:val="single" w:sz="4" w:space="0" w:color="C0D6DC"/>
             </w:tcBorders>
             <w:tcMar>
               <w:top w:w="60" w:type="dxa"/>
@@ -2015,10 +2028,10 @@
           <w:tcPr>
             <w:shd w:val="clear" w:color="auto" w:fill="FFFFFF"/>
             <w:tcBorders>
-              <w:top w:val="single" w:sz="4" w:space="0" w:color="D1D9DC"/>
-              <w:left w:val="single" w:sz="4" w:space="0" w:color="D1D9DC"/>
-              <w:bottom w:val="single" w:sz="4" w:space="0" w:color="D1D9DC"/>
-              <w:right w:val="single" w:sz="4" w:space="0" w:color="D1D9DC"/>
+              <w:top w:val="single" w:sz="4" w:space="0" w:color="C0D6DC"/>
+              <w:left w:val="single" w:sz="4" w:space="0" w:color="C0D6DC"/>
+              <w:bottom w:val="single" w:sz="4" w:space="0" w:color="C0D6DC"/>
+              <w:right w:val="single" w:sz="4" w:space="0" w:color="C0D6DC"/>
             </w:tcBorders>
             <w:tcMar>
               <w:top w:w="60" w:type="dxa"/>
@@ -2048,10 +2061,10 @@
           <w:tcPr>
             <w:shd w:val="clear" w:color="auto" w:fill="FFFFFF"/>
             <w:tcBorders>
-              <w:top w:val="single" w:sz="4" w:space="0" w:color="D1D9DC"/>
-              <w:left w:val="single" w:sz="4" w:space="0" w:color="D1D9DC"/>
-              <w:bottom w:val="single" w:sz="4" w:space="0" w:color="D1D9DC"/>
-              <w:right w:val="single" w:sz="4" w:space="0" w:color="D1D9DC"/>
+              <w:top w:val="single" w:sz="4" w:space="0" w:color="C0D6DC"/>
+              <w:left w:val="single" w:sz="4" w:space="0" w:color="C0D6DC"/>
+              <w:bottom w:val="single" w:sz="4" w:space="0" w:color="C0D6DC"/>
+              <w:right w:val="single" w:sz="4" w:space="0" w:color="C0D6DC"/>
             </w:tcBorders>
             <w:tcMar>
               <w:top w:w="60" w:type="dxa"/>
@@ -2079,10 +2092,10 @@
           <w:tcPr>
             <w:shd w:val="clear" w:color="auto" w:fill="FFFFFF"/>
             <w:tcBorders>
-              <w:top w:val="single" w:sz="4" w:space="0" w:color="D1D9DC"/>
-              <w:left w:val="single" w:sz="4" w:space="0" w:color="D1D9DC"/>
-              <w:bottom w:val="single" w:sz="4" w:space="0" w:color="D1D9DC"/>
-              <w:right w:val="single" w:sz="4" w:space="0" w:color="D1D9DC"/>
+              <w:top w:val="single" w:sz="4" w:space="0" w:color="C0D6DC"/>
+              <w:left w:val="single" w:sz="4" w:space="0" w:color="C0D6DC"/>
+              <w:bottom w:val="single" w:sz="4" w:space="0" w:color="C0D6DC"/>
+              <w:right w:val="single" w:sz="4" w:space="0" w:color="C0D6DC"/>
             </w:tcBorders>
             <w:tcMar>
               <w:top w:w="60" w:type="dxa"/>
@@ -2110,12 +2123,12 @@
       <w:tr>
         <w:tc>
           <w:tcPr>
-            <w:shd w:val="clear" w:color="auto" w:fill="E8F1F2"/>
-            <w:tcBorders>
-              <w:top w:val="single" w:sz="4" w:space="0" w:color="D1D9DC"/>
-              <w:left w:val="single" w:sz="4" w:space="0" w:color="D1D9DC"/>
-              <w:bottom w:val="single" w:sz="4" w:space="0" w:color="D1D9DC"/>
-              <w:right w:val="single" w:sz="4" w:space="0" w:color="D1D9DC"/>
+            <w:shd w:val="clear" w:color="auto" w:fill="F7FAFB"/>
+            <w:tcBorders>
+              <w:top w:val="single" w:sz="4" w:space="0" w:color="C0D6DC"/>
+              <w:left w:val="single" w:sz="4" w:space="0" w:color="C0D6DC"/>
+              <w:bottom w:val="single" w:sz="4" w:space="0" w:color="C0D6DC"/>
+              <w:right w:val="single" w:sz="4" w:space="0" w:color="C0D6DC"/>
             </w:tcBorders>
             <w:tcMar>
               <w:top w:w="60" w:type="dxa"/>
@@ -2143,12 +2156,12 @@
         </w:tc>
         <w:tc>
           <w:tcPr>
-            <w:shd w:val="clear" w:color="auto" w:fill="E8F1F2"/>
-            <w:tcBorders>
-              <w:top w:val="single" w:sz="4" w:space="0" w:color="D1D9DC"/>
-              <w:left w:val="single" w:sz="4" w:space="0" w:color="D1D9DC"/>
-              <w:bottom w:val="single" w:sz="4" w:space="0" w:color="D1D9DC"/>
-              <w:right w:val="single" w:sz="4" w:space="0" w:color="D1D9DC"/>
+            <w:shd w:val="clear" w:color="auto" w:fill="F7FAFB"/>
+            <w:tcBorders>
+              <w:top w:val="single" w:sz="4" w:space="0" w:color="C0D6DC"/>
+              <w:left w:val="single" w:sz="4" w:space="0" w:color="C0D6DC"/>
+              <w:bottom w:val="single" w:sz="4" w:space="0" w:color="C0D6DC"/>
+              <w:right w:val="single" w:sz="4" w:space="0" w:color="C0D6DC"/>
             </w:tcBorders>
             <w:tcMar>
               <w:top w:w="60" w:type="dxa"/>
@@ -2174,12 +2187,12 @@
         </w:tc>
         <w:tc>
           <w:tcPr>
-            <w:shd w:val="clear" w:color="auto" w:fill="E8F1F2"/>
-            <w:tcBorders>
-              <w:top w:val="single" w:sz="4" w:space="0" w:color="D1D9DC"/>
-              <w:left w:val="single" w:sz="4" w:space="0" w:color="D1D9DC"/>
-              <w:bottom w:val="single" w:sz="4" w:space="0" w:color="D1D9DC"/>
-              <w:right w:val="single" w:sz="4" w:space="0" w:color="D1D9DC"/>
+            <w:shd w:val="clear" w:color="auto" w:fill="F7FAFB"/>
+            <w:tcBorders>
+              <w:top w:val="single" w:sz="4" w:space="0" w:color="C0D6DC"/>
+              <w:left w:val="single" w:sz="4" w:space="0" w:color="C0D6DC"/>
+              <w:bottom w:val="single" w:sz="4" w:space="0" w:color="C0D6DC"/>
+              <w:right w:val="single" w:sz="4" w:space="0" w:color="C0D6DC"/>
             </w:tcBorders>
             <w:tcMar>
               <w:top w:w="60" w:type="dxa"/>
@@ -2209,10 +2222,10 @@
           <w:tcPr>
             <w:shd w:val="clear" w:color="auto" w:fill="FFFFFF"/>
             <w:tcBorders>
-              <w:top w:val="single" w:sz="4" w:space="0" w:color="D1D9DC"/>
-              <w:left w:val="single" w:sz="4" w:space="0" w:color="D1D9DC"/>
-              <w:bottom w:val="single" w:sz="4" w:space="0" w:color="D1D9DC"/>
-              <w:right w:val="single" w:sz="4" w:space="0" w:color="D1D9DC"/>
+              <w:top w:val="single" w:sz="4" w:space="0" w:color="C0D6DC"/>
+              <w:left w:val="single" w:sz="4" w:space="0" w:color="C0D6DC"/>
+              <w:bottom w:val="single" w:sz="4" w:space="0" w:color="C0D6DC"/>
+              <w:right w:val="single" w:sz="4" w:space="0" w:color="C0D6DC"/>
             </w:tcBorders>
             <w:tcMar>
               <w:top w:w="60" w:type="dxa"/>
@@ -2242,10 +2255,10 @@
           <w:tcPr>
             <w:shd w:val="clear" w:color="auto" w:fill="FFFFFF"/>
             <w:tcBorders>
-              <w:top w:val="single" w:sz="4" w:space="0" w:color="D1D9DC"/>
-              <w:left w:val="single" w:sz="4" w:space="0" w:color="D1D9DC"/>
-              <w:bottom w:val="single" w:sz="4" w:space="0" w:color="D1D9DC"/>
-              <w:right w:val="single" w:sz="4" w:space="0" w:color="D1D9DC"/>
+              <w:top w:val="single" w:sz="4" w:space="0" w:color="C0D6DC"/>
+              <w:left w:val="single" w:sz="4" w:space="0" w:color="C0D6DC"/>
+              <w:bottom w:val="single" w:sz="4" w:space="0" w:color="C0D6DC"/>
+              <w:right w:val="single" w:sz="4" w:space="0" w:color="C0D6DC"/>
             </w:tcBorders>
             <w:tcMar>
               <w:top w:w="60" w:type="dxa"/>
@@ -2289,10 +2302,10 @@
           <w:tcPr>
             <w:shd w:val="clear" w:color="auto" w:fill="FFFFFF"/>
             <w:tcBorders>
-              <w:top w:val="single" w:sz="4" w:space="0" w:color="D1D9DC"/>
-              <w:left w:val="single" w:sz="4" w:space="0" w:color="D1D9DC"/>
-              <w:bottom w:val="single" w:sz="4" w:space="0" w:color="D1D9DC"/>
-              <w:right w:val="single" w:sz="4" w:space="0" w:color="D1D9DC"/>
+              <w:top w:val="single" w:sz="4" w:space="0" w:color="C0D6DC"/>
+              <w:left w:val="single" w:sz="4" w:space="0" w:color="C0D6DC"/>
+              <w:bottom w:val="single" w:sz="4" w:space="0" w:color="C0D6DC"/>
+              <w:right w:val="single" w:sz="4" w:space="0" w:color="C0D6DC"/>
             </w:tcBorders>
             <w:tcMar>
               <w:top w:w="60" w:type="dxa"/>
@@ -2353,12 +2366,12 @@
       <w:tr>
         <w:tc>
           <w:tcPr>
-            <w:shd w:val="clear" w:color="auto" w:fill="E8F1F2"/>
-            <w:tcBorders>
-              <w:top w:val="single" w:sz="4" w:space="0" w:color="D1D9DC"/>
-              <w:left w:val="single" w:sz="4" w:space="0" w:color="D1D9DC"/>
-              <w:bottom w:val="single" w:sz="4" w:space="0" w:color="D1D9DC"/>
-              <w:right w:val="single" w:sz="4" w:space="0" w:color="D1D9DC"/>
+            <w:shd w:val="clear" w:color="auto" w:fill="F7FAFB"/>
+            <w:tcBorders>
+              <w:top w:val="single" w:sz="4" w:space="0" w:color="C0D6DC"/>
+              <w:left w:val="single" w:sz="4" w:space="0" w:color="C0D6DC"/>
+              <w:bottom w:val="single" w:sz="4" w:space="0" w:color="C0D6DC"/>
+              <w:right w:val="single" w:sz="4" w:space="0" w:color="C0D6DC"/>
             </w:tcBorders>
             <w:tcMar>
               <w:top w:w="60" w:type="dxa"/>
@@ -2386,12 +2399,12 @@
         </w:tc>
         <w:tc>
           <w:tcPr>
-            <w:shd w:val="clear" w:color="auto" w:fill="E8F1F2"/>
-            <w:tcBorders>
-              <w:top w:val="single" w:sz="4" w:space="0" w:color="D1D9DC"/>
-              <w:left w:val="single" w:sz="4" w:space="0" w:color="D1D9DC"/>
-              <w:bottom w:val="single" w:sz="4" w:space="0" w:color="D1D9DC"/>
-              <w:right w:val="single" w:sz="4" w:space="0" w:color="D1D9DC"/>
+            <w:shd w:val="clear" w:color="auto" w:fill="F7FAFB"/>
+            <w:tcBorders>
+              <w:top w:val="single" w:sz="4" w:space="0" w:color="C0D6DC"/>
+              <w:left w:val="single" w:sz="4" w:space="0" w:color="C0D6DC"/>
+              <w:bottom w:val="single" w:sz="4" w:space="0" w:color="C0D6DC"/>
+              <w:right w:val="single" w:sz="4" w:space="0" w:color="C0D6DC"/>
             </w:tcBorders>
             <w:tcMar>
               <w:top w:w="60" w:type="dxa"/>
@@ -2417,12 +2430,12 @@
         </w:tc>
         <w:tc>
           <w:tcPr>
-            <w:shd w:val="clear" w:color="auto" w:fill="E8F1F2"/>
-            <w:tcBorders>
-              <w:top w:val="single" w:sz="4" w:space="0" w:color="D1D9DC"/>
-              <w:left w:val="single" w:sz="4" w:space="0" w:color="D1D9DC"/>
-              <w:bottom w:val="single" w:sz="4" w:space="0" w:color="D1D9DC"/>
-              <w:right w:val="single" w:sz="4" w:space="0" w:color="D1D9DC"/>
+            <w:shd w:val="clear" w:color="auto" w:fill="F7FAFB"/>
+            <w:tcBorders>
+              <w:top w:val="single" w:sz="4" w:space="0" w:color="C0D6DC"/>
+              <w:left w:val="single" w:sz="4" w:space="0" w:color="C0D6DC"/>
+              <w:bottom w:val="single" w:sz="4" w:space="0" w:color="C0D6DC"/>
+              <w:right w:val="single" w:sz="4" w:space="0" w:color="C0D6DC"/>
             </w:tcBorders>
             <w:tcMar>
               <w:top w:w="60" w:type="dxa"/>
@@ -2452,10 +2465,10 @@
           <w:tcPr>
             <w:shd w:val="clear" w:color="auto" w:fill="FFFFFF"/>
             <w:tcBorders>
-              <w:top w:val="single" w:sz="4" w:space="0" w:color="D1D9DC"/>
-              <w:left w:val="single" w:sz="4" w:space="0" w:color="D1D9DC"/>
-              <w:bottom w:val="single" w:sz="4" w:space="0" w:color="D1D9DC"/>
-              <w:right w:val="single" w:sz="4" w:space="0" w:color="D1D9DC"/>
+              <w:top w:val="single" w:sz="4" w:space="0" w:color="C0D6DC"/>
+              <w:left w:val="single" w:sz="4" w:space="0" w:color="C0D6DC"/>
+              <w:bottom w:val="single" w:sz="4" w:space="0" w:color="C0D6DC"/>
+              <w:right w:val="single" w:sz="4" w:space="0" w:color="C0D6DC"/>
             </w:tcBorders>
             <w:tcMar>
               <w:top w:w="60" w:type="dxa"/>
@@ -2485,10 +2498,10 @@
           <w:tcPr>
             <w:shd w:val="clear" w:color="auto" w:fill="FFFFFF"/>
             <w:tcBorders>
-              <w:top w:val="single" w:sz="4" w:space="0" w:color="D1D9DC"/>
-              <w:left w:val="single" w:sz="4" w:space="0" w:color="D1D9DC"/>
-              <w:bottom w:val="single" w:sz="4" w:space="0" w:color="D1D9DC"/>
-              <w:right w:val="single" w:sz="4" w:space="0" w:color="D1D9DC"/>
+              <w:top w:val="single" w:sz="4" w:space="0" w:color="C0D6DC"/>
+              <w:left w:val="single" w:sz="4" w:space="0" w:color="C0D6DC"/>
+              <w:bottom w:val="single" w:sz="4" w:space="0" w:color="C0D6DC"/>
+              <w:right w:val="single" w:sz="4" w:space="0" w:color="C0D6DC"/>
             </w:tcBorders>
             <w:tcMar>
               <w:top w:w="60" w:type="dxa"/>
@@ -2516,10 +2529,10 @@
           <w:tcPr>
             <w:shd w:val="clear" w:color="auto" w:fill="FFFFFF"/>
             <w:tcBorders>
-              <w:top w:val="single" w:sz="4" w:space="0" w:color="D1D9DC"/>
-              <w:left w:val="single" w:sz="4" w:space="0" w:color="D1D9DC"/>
-              <w:bottom w:val="single" w:sz="4" w:space="0" w:color="D1D9DC"/>
-              <w:right w:val="single" w:sz="4" w:space="0" w:color="D1D9DC"/>
+              <w:top w:val="single" w:sz="4" w:space="0" w:color="C0D6DC"/>
+              <w:left w:val="single" w:sz="4" w:space="0" w:color="C0D6DC"/>
+              <w:bottom w:val="single" w:sz="4" w:space="0" w:color="C0D6DC"/>
+              <w:right w:val="single" w:sz="4" w:space="0" w:color="C0D6DC"/>
             </w:tcBorders>
             <w:tcMar>
               <w:top w:w="60" w:type="dxa"/>
@@ -2547,12 +2560,12 @@
       <w:tr>
         <w:tc>
           <w:tcPr>
-            <w:shd w:val="clear" w:color="auto" w:fill="E8F1F2"/>
-            <w:tcBorders>
-              <w:top w:val="single" w:sz="4" w:space="0" w:color="D1D9DC"/>
-              <w:left w:val="single" w:sz="4" w:space="0" w:color="D1D9DC"/>
-              <w:bottom w:val="single" w:sz="4" w:space="0" w:color="D1D9DC"/>
-              <w:right w:val="single" w:sz="4" w:space="0" w:color="D1D9DC"/>
+            <w:shd w:val="clear" w:color="auto" w:fill="F7FAFB"/>
+            <w:tcBorders>
+              <w:top w:val="single" w:sz="4" w:space="0" w:color="C0D6DC"/>
+              <w:left w:val="single" w:sz="4" w:space="0" w:color="C0D6DC"/>
+              <w:bottom w:val="single" w:sz="4" w:space="0" w:color="C0D6DC"/>
+              <w:right w:val="single" w:sz="4" w:space="0" w:color="C0D6DC"/>
             </w:tcBorders>
             <w:tcMar>
               <w:top w:w="60" w:type="dxa"/>
@@ -2580,12 +2593,12 @@
         </w:tc>
         <w:tc>
           <w:tcPr>
-            <w:shd w:val="clear" w:color="auto" w:fill="E8F1F2"/>
-            <w:tcBorders>
-              <w:top w:val="single" w:sz="4" w:space="0" w:color="D1D9DC"/>
-              <w:left w:val="single" w:sz="4" w:space="0" w:color="D1D9DC"/>
-              <w:bottom w:val="single" w:sz="4" w:space="0" w:color="D1D9DC"/>
-              <w:right w:val="single" w:sz="4" w:space="0" w:color="D1D9DC"/>
+            <w:shd w:val="clear" w:color="auto" w:fill="F7FAFB"/>
+            <w:tcBorders>
+              <w:top w:val="single" w:sz="4" w:space="0" w:color="C0D6DC"/>
+              <w:left w:val="single" w:sz="4" w:space="0" w:color="C0D6DC"/>
+              <w:bottom w:val="single" w:sz="4" w:space="0" w:color="C0D6DC"/>
+              <w:right w:val="single" w:sz="4" w:space="0" w:color="C0D6DC"/>
             </w:tcBorders>
             <w:tcMar>
               <w:top w:w="60" w:type="dxa"/>
@@ -2611,12 +2624,12 @@
         </w:tc>
         <w:tc>
           <w:tcPr>
-            <w:shd w:val="clear" w:color="auto" w:fill="E8F1F2"/>
-            <w:tcBorders>
-              <w:top w:val="single" w:sz="4" w:space="0" w:color="D1D9DC"/>
-              <w:left w:val="single" w:sz="4" w:space="0" w:color="D1D9DC"/>
-              <w:bottom w:val="single" w:sz="4" w:space="0" w:color="D1D9DC"/>
-              <w:right w:val="single" w:sz="4" w:space="0" w:color="D1D9DC"/>
+            <w:shd w:val="clear" w:color="auto" w:fill="F7FAFB"/>
+            <w:tcBorders>
+              <w:top w:val="single" w:sz="4" w:space="0" w:color="C0D6DC"/>
+              <w:left w:val="single" w:sz="4" w:space="0" w:color="C0D6DC"/>
+              <w:bottom w:val="single" w:sz="4" w:space="0" w:color="C0D6DC"/>
+              <w:right w:val="single" w:sz="4" w:space="0" w:color="C0D6DC"/>
             </w:tcBorders>
             <w:tcMar>
               <w:top w:w="60" w:type="dxa"/>
@@ -2695,6 +2708,7 @@
     <w:p>
       <w:pPr>
         <w:pStyle w:val="SourceCode"/>
+        <w:shd w:val="clear" w:color="auto" w:fill="EFF7FF"/>
         <w:spacing w:before="20" w:after="20"/>
         <w:ind w:left="283"/>
       </w:pPr>
@@ -2703,8 +2717,8 @@
           <w:rStyle w:val="VerbatimChar"/>
           <w:rFonts w:ascii="Courier New" w:hAnsi="Courier New"/>
           <w:b w:val="0"/>
-          <w:color w:val="7DD3FC"/>
-          <w:sz w:val="17"/>
+          <w:color w:val="02374F"/>
+          <w:sz w:val="18"/>
         </w:rPr>
         <w:t xml:space="preserve">Contentment-Website-2026/</w:t>
       </w:r>
@@ -2712,8 +2726,8 @@
         <w:rPr>
           <w:rFonts w:ascii="Courier New" w:hAnsi="Courier New"/>
           <w:b w:val="0"/>
-          <w:color w:val="7DD3FC"/>
-          <w:sz w:val="17"/>
+          <w:color w:val="02374F"/>
+          <w:sz w:val="18"/>
         </w:rPr>
         <w:br/>
       </w:r>
@@ -2722,8 +2736,8 @@
           <w:rStyle w:val="VerbatimChar"/>
           <w:rFonts w:ascii="Courier New" w:hAnsi="Courier New"/>
           <w:b w:val="0"/>
-          <w:color w:val="7DD3FC"/>
-          <w:sz w:val="17"/>
+          <w:color w:val="02374F"/>
+          <w:sz w:val="18"/>
         </w:rPr>
         <w:t xml:space="preserve">├── src/</w:t>
       </w:r>
@@ -2731,8 +2745,8 @@
         <w:rPr>
           <w:rFonts w:ascii="Courier New" w:hAnsi="Courier New"/>
           <w:b w:val="0"/>
-          <w:color w:val="7DD3FC"/>
-          <w:sz w:val="17"/>
+          <w:color w:val="02374F"/>
+          <w:sz w:val="18"/>
         </w:rPr>
         <w:br/>
       </w:r>
@@ -2741,8 +2755,8 @@
           <w:rStyle w:val="VerbatimChar"/>
           <w:rFonts w:ascii="Courier New" w:hAnsi="Courier New"/>
           <w:b w:val="0"/>
-          <w:color w:val="7DD3FC"/>
-          <w:sz w:val="17"/>
+          <w:color w:val="02374F"/>
+          <w:sz w:val="18"/>
         </w:rPr>
         <w:t xml:space="preserve">│   ├── layouts/</w:t>
       </w:r>
@@ -2750,8 +2764,8 @@
         <w:rPr>
           <w:rFonts w:ascii="Courier New" w:hAnsi="Courier New"/>
           <w:b w:val="0"/>
-          <w:color w:val="7DD3FC"/>
-          <w:sz w:val="17"/>
+          <w:color w:val="02374F"/>
+          <w:sz w:val="18"/>
         </w:rPr>
         <w:br/>
       </w:r>
@@ -2760,8 +2774,8 @@
           <w:rStyle w:val="VerbatimChar"/>
           <w:rFonts w:ascii="Courier New" w:hAnsi="Courier New"/>
           <w:b w:val="0"/>
-          <w:color w:val="7DD3FC"/>
-          <w:sz w:val="17"/>
+          <w:color w:val="02374F"/>
+          <w:sz w:val="18"/>
         </w:rPr>
         <w:t xml:space="preserve">│   │   └── BaseLayout.astro        # &lt;head&gt;, nav, footer, fonts, global CSS</w:t>
       </w:r>
@@ -2769,8 +2783,8 @@
         <w:rPr>
           <w:rFonts w:ascii="Courier New" w:hAnsi="Courier New"/>
           <w:b w:val="0"/>
-          <w:color w:val="7DD3FC"/>
-          <w:sz w:val="17"/>
+          <w:color w:val="02374F"/>
+          <w:sz w:val="18"/>
         </w:rPr>
         <w:br/>
       </w:r>
@@ -2779,8 +2793,8 @@
           <w:rStyle w:val="VerbatimChar"/>
           <w:rFonts w:ascii="Courier New" w:hAnsi="Courier New"/>
           <w:b w:val="0"/>
-          <w:color w:val="7DD3FC"/>
-          <w:sz w:val="17"/>
+          <w:color w:val="02374F"/>
+          <w:sz w:val="18"/>
         </w:rPr>
         <w:t xml:space="preserve">│   ├── components/</w:t>
       </w:r>
@@ -2788,8 +2802,8 @@
         <w:rPr>
           <w:rFonts w:ascii="Courier New" w:hAnsi="Courier New"/>
           <w:b w:val="0"/>
-          <w:color w:val="7DD3FC"/>
-          <w:sz w:val="17"/>
+          <w:color w:val="02374F"/>
+          <w:sz w:val="18"/>
         </w:rPr>
         <w:br/>
       </w:r>
@@ -2798,8 +2812,8 @@
           <w:rStyle w:val="VerbatimChar"/>
           <w:rFonts w:ascii="Courier New" w:hAnsi="Courier New"/>
           <w:b w:val="0"/>
-          <w:color w:val="7DD3FC"/>
-          <w:sz w:val="17"/>
+          <w:color w:val="02374F"/>
+          <w:sz w:val="18"/>
         </w:rPr>
         <w:t xml:space="preserve">│   │   ├── Nav.astro</w:t>
       </w:r>
@@ -2807,8 +2821,8 @@
         <w:rPr>
           <w:rFonts w:ascii="Courier New" w:hAnsi="Courier New"/>
           <w:b w:val="0"/>
-          <w:color w:val="7DD3FC"/>
-          <w:sz w:val="17"/>
+          <w:color w:val="02374F"/>
+          <w:sz w:val="18"/>
         </w:rPr>
         <w:br/>
       </w:r>
@@ -2817,8 +2831,8 @@
           <w:rStyle w:val="VerbatimChar"/>
           <w:rFonts w:ascii="Courier New" w:hAnsi="Courier New"/>
           <w:b w:val="0"/>
-          <w:color w:val="7DD3FC"/>
-          <w:sz w:val="17"/>
+          <w:color w:val="02374F"/>
+          <w:sz w:val="18"/>
         </w:rPr>
         <w:t xml:space="preserve">│   │   ├── Footer.astro</w:t>
       </w:r>
@@ -2826,8 +2840,8 @@
         <w:rPr>
           <w:rFonts w:ascii="Courier New" w:hAnsi="Courier New"/>
           <w:b w:val="0"/>
-          <w:color w:val="7DD3FC"/>
-          <w:sz w:val="17"/>
+          <w:color w:val="02374F"/>
+          <w:sz w:val="18"/>
         </w:rPr>
         <w:br/>
       </w:r>
@@ -2836,8 +2850,8 @@
           <w:rStyle w:val="VerbatimChar"/>
           <w:rFonts w:ascii="Courier New" w:hAnsi="Courier New"/>
           <w:b w:val="0"/>
-          <w:color w:val="7DD3FC"/>
-          <w:sz w:val="17"/>
+          <w:color w:val="02374F"/>
+          <w:sz w:val="18"/>
         </w:rPr>
         <w:t xml:space="preserve">│   │   ├── Hero.astro</w:t>
       </w:r>
@@ -2845,8 +2859,8 @@
         <w:rPr>
           <w:rFonts w:ascii="Courier New" w:hAnsi="Courier New"/>
           <w:b w:val="0"/>
-          <w:color w:val="7DD3FC"/>
-          <w:sz w:val="17"/>
+          <w:color w:val="02374F"/>
+          <w:sz w:val="18"/>
         </w:rPr>
         <w:br/>
       </w:r>
@@ -2855,8 +2869,8 @@
           <w:rStyle w:val="VerbatimChar"/>
           <w:rFonts w:ascii="Courier New" w:hAnsi="Courier New"/>
           <w:b w:val="0"/>
-          <w:color w:val="7DD3FC"/>
-          <w:sz w:val="17"/>
+          <w:color w:val="02374F"/>
+          <w:sz w:val="18"/>
         </w:rPr>
         <w:t xml:space="preserve">│   │   ├── StatBand.astro</w:t>
       </w:r>
@@ -2864,8 +2878,8 @@
         <w:rPr>
           <w:rFonts w:ascii="Courier New" w:hAnsi="Courier New"/>
           <w:b w:val="0"/>
-          <w:color w:val="7DD3FC"/>
-          <w:sz w:val="17"/>
+          <w:color w:val="02374F"/>
+          <w:sz w:val="18"/>
         </w:rPr>
         <w:br/>
       </w:r>
@@ -2874,8 +2888,8 @@
           <w:rStyle w:val="VerbatimChar"/>
           <w:rFonts w:ascii="Courier New" w:hAnsi="Courier New"/>
           <w:b w:val="0"/>
-          <w:color w:val="7DD3FC"/>
-          <w:sz w:val="17"/>
+          <w:color w:val="02374F"/>
+          <w:sz w:val="18"/>
         </w:rPr>
         <w:t xml:space="preserve">│   │   ├── OrbitSection.astro      # How Change Happens scroll animation</w:t>
       </w:r>
@@ -2883,8 +2897,8 @@
         <w:rPr>
           <w:rFonts w:ascii="Courier New" w:hAnsi="Courier New"/>
           <w:b w:val="0"/>
-          <w:color w:val="7DD3FC"/>
-          <w:sz w:val="17"/>
+          <w:color w:val="02374F"/>
+          <w:sz w:val="18"/>
         </w:rPr>
         <w:br/>
       </w:r>
@@ -2893,8 +2907,8 @@
           <w:rStyle w:val="VerbatimChar"/>
           <w:rFonts w:ascii="Courier New" w:hAnsi="Courier New"/>
           <w:b w:val="0"/>
-          <w:color w:val="7DD3FC"/>
-          <w:sz w:val="17"/>
+          <w:color w:val="02374F"/>
+          <w:sz w:val="18"/>
         </w:rPr>
         <w:t xml:space="preserve">│   │   ├── Pillars.astro</w:t>
       </w:r>
@@ -2902,8 +2916,8 @@
         <w:rPr>
           <w:rFonts w:ascii="Courier New" w:hAnsi="Courier New"/>
           <w:b w:val="0"/>
-          <w:color w:val="7DD3FC"/>
-          <w:sz w:val="17"/>
+          <w:color w:val="02374F"/>
+          <w:sz w:val="18"/>
         </w:rPr>
         <w:br/>
       </w:r>
@@ -2912,8 +2926,8 @@
           <w:rStyle w:val="VerbatimChar"/>
           <w:rFonts w:ascii="Courier New" w:hAnsi="Courier New"/>
           <w:b w:val="0"/>
-          <w:color w:val="7DD3FC"/>
-          <w:sz w:val="17"/>
+          <w:color w:val="02374F"/>
+          <w:sz w:val="18"/>
         </w:rPr>
         <w:t xml:space="preserve">│   │   ├── HomeroomBlock.astro</w:t>
       </w:r>
@@ -2921,8 +2935,8 @@
         <w:rPr>
           <w:rFonts w:ascii="Courier New" w:hAnsi="Courier New"/>
           <w:b w:val="0"/>
-          <w:color w:val="7DD3FC"/>
-          <w:sz w:val="17"/>
+          <w:color w:val="02374F"/>
+          <w:sz w:val="18"/>
         </w:rPr>
         <w:br/>
       </w:r>
@@ -2931,8 +2945,8 @@
           <w:rStyle w:val="VerbatimChar"/>
           <w:rFonts w:ascii="Courier New" w:hAnsi="Courier New"/>
           <w:b w:val="0"/>
-          <w:color w:val="7DD3FC"/>
-          <w:sz w:val="17"/>
+          <w:color w:val="02374F"/>
+          <w:sz w:val="18"/>
         </w:rPr>
         <w:t xml:space="preserve">│   │   ├── DoorCards.astro</w:t>
       </w:r>
@@ -2940,8 +2954,8 @@
         <w:rPr>
           <w:rFonts w:ascii="Courier New" w:hAnsi="Courier New"/>
           <w:b w:val="0"/>
-          <w:color w:val="7DD3FC"/>
-          <w:sz w:val="17"/>
+          <w:color w:val="02374F"/>
+          <w:sz w:val="18"/>
         </w:rPr>
         <w:br/>
       </w:r>
@@ -2950,8 +2964,8 @@
           <w:rStyle w:val="VerbatimChar"/>
           <w:rFonts w:ascii="Courier New" w:hAnsi="Courier New"/>
           <w:b w:val="0"/>
-          <w:color w:val="7DD3FC"/>
-          <w:sz w:val="17"/>
+          <w:color w:val="02374F"/>
+          <w:sz w:val="18"/>
         </w:rPr>
         <w:t xml:space="preserve">│   │   └── NewsletterForm.astro</w:t>
       </w:r>
@@ -2959,8 +2973,8 @@
         <w:rPr>
           <w:rFonts w:ascii="Courier New" w:hAnsi="Courier New"/>
           <w:b w:val="0"/>
-          <w:color w:val="7DD3FC"/>
-          <w:sz w:val="17"/>
+          <w:color w:val="02374F"/>
+          <w:sz w:val="18"/>
         </w:rPr>
         <w:br/>
       </w:r>
@@ -2969,8 +2983,8 @@
           <w:rStyle w:val="VerbatimChar"/>
           <w:rFonts w:ascii="Courier New" w:hAnsi="Courier New"/>
           <w:b w:val="0"/>
-          <w:color w:val="7DD3FC"/>
-          <w:sz w:val="17"/>
+          <w:color w:val="02374F"/>
+          <w:sz w:val="18"/>
         </w:rPr>
         <w:t xml:space="preserve">│   ├── pages/</w:t>
       </w:r>
@@ -2978,8 +2992,8 @@
         <w:rPr>
           <w:rFonts w:ascii="Courier New" w:hAnsi="Courier New"/>
           <w:b w:val="0"/>
-          <w:color w:val="7DD3FC"/>
-          <w:sz w:val="17"/>
+          <w:color w:val="02374F"/>
+          <w:sz w:val="18"/>
         </w:rPr>
         <w:br/>
       </w:r>
@@ -2988,8 +3002,8 @@
           <w:rStyle w:val="VerbatimChar"/>
           <w:rFonts w:ascii="Courier New" w:hAnsi="Courier New"/>
           <w:b w:val="0"/>
-          <w:color w:val="7DD3FC"/>
-          <w:sz w:val="17"/>
+          <w:color w:val="02374F"/>
+          <w:sz w:val="18"/>
         </w:rPr>
         <w:t xml:space="preserve">│   │   ├── index.astro             # /</w:t>
       </w:r>
@@ -2997,8 +3011,8 @@
         <w:rPr>
           <w:rFonts w:ascii="Courier New" w:hAnsi="Courier New"/>
           <w:b w:val="0"/>
-          <w:color w:val="7DD3FC"/>
-          <w:sz w:val="17"/>
+          <w:color w:val="02374F"/>
+          <w:sz w:val="18"/>
         </w:rPr>
         <w:br/>
       </w:r>
@@ -3007,8 +3021,8 @@
           <w:rStyle w:val="VerbatimChar"/>
           <w:rFonts w:ascii="Courier New" w:hAnsi="Courier New"/>
           <w:b w:val="0"/>
-          <w:color w:val="7DD3FC"/>
-          <w:sz w:val="17"/>
+          <w:color w:val="02374F"/>
+          <w:sz w:val="18"/>
         </w:rPr>
         <w:t xml:space="preserve">│   │   ├── why.astro               # /why</w:t>
       </w:r>
@@ -3016,8 +3030,8 @@
         <w:rPr>
           <w:rFonts w:ascii="Courier New" w:hAnsi="Courier New"/>
           <w:b w:val="0"/>
-          <w:color w:val="7DD3FC"/>
-          <w:sz w:val="17"/>
+          <w:color w:val="02374F"/>
+          <w:sz w:val="18"/>
         </w:rPr>
         <w:br/>
       </w:r>
@@ -3026,8 +3040,8 @@
           <w:rStyle w:val="VerbatimChar"/>
           <w:rFonts w:ascii="Courier New" w:hAnsi="Courier New"/>
           <w:b w:val="0"/>
-          <w:color w:val="7DD3FC"/>
-          <w:sz w:val="17"/>
+          <w:color w:val="02374F"/>
+          <w:sz w:val="18"/>
         </w:rPr>
         <w:t xml:space="preserve">│   │   ├── stories/</w:t>
       </w:r>
@@ -3035,8 +3049,8 @@
         <w:rPr>
           <w:rFonts w:ascii="Courier New" w:hAnsi="Courier New"/>
           <w:b w:val="0"/>
-          <w:color w:val="7DD3FC"/>
-          <w:sz w:val="17"/>
+          <w:color w:val="02374F"/>
+          <w:sz w:val="18"/>
         </w:rPr>
         <w:br/>
       </w:r>
@@ -3045,8 +3059,8 @@
           <w:rStyle w:val="VerbatimChar"/>
           <w:rFonts w:ascii="Courier New" w:hAnsi="Courier New"/>
           <w:b w:val="0"/>
-          <w:color w:val="7DD3FC"/>
-          <w:sz w:val="17"/>
+          <w:color w:val="02374F"/>
+          <w:sz w:val="18"/>
         </w:rPr>
         <w:t xml:space="preserve">│   │   │   ├── index.astro         # /stories</w:t>
       </w:r>
@@ -3054,8 +3068,8 @@
         <w:rPr>
           <w:rFonts w:ascii="Courier New" w:hAnsi="Courier New"/>
           <w:b w:val="0"/>
-          <w:color w:val="7DD3FC"/>
-          <w:sz w:val="17"/>
+          <w:color w:val="02374F"/>
+          <w:sz w:val="18"/>
         </w:rPr>
         <w:br/>
       </w:r>
@@ -3064,8 +3078,8 @@
           <w:rStyle w:val="VerbatimChar"/>
           <w:rFonts w:ascii="Courier New" w:hAnsi="Courier New"/>
           <w:b w:val="0"/>
-          <w:color w:val="7DD3FC"/>
-          <w:sz w:val="17"/>
+          <w:color w:val="02374F"/>
+          <w:sz w:val="18"/>
         </w:rPr>
         <w:t xml:space="preserve">│   │   │   └── [slug].astro        # /stories/[educator-name]</w:t>
       </w:r>
@@ -3073,8 +3087,8 @@
         <w:rPr>
           <w:rFonts w:ascii="Courier New" w:hAnsi="Courier New"/>
           <w:b w:val="0"/>
-          <w:color w:val="7DD3FC"/>
-          <w:sz w:val="17"/>
+          <w:color w:val="02374F"/>
+          <w:sz w:val="18"/>
         </w:rPr>
         <w:br/>
       </w:r>
@@ -3083,8 +3097,8 @@
           <w:rStyle w:val="VerbatimChar"/>
           <w:rFonts w:ascii="Courier New" w:hAnsi="Courier New"/>
           <w:b w:val="0"/>
-          <w:color w:val="7DD3FC"/>
-          <w:sz w:val="17"/>
+          <w:color w:val="02374F"/>
+          <w:sz w:val="18"/>
         </w:rPr>
         <w:t xml:space="preserve">│   │   ├── schools.astro           # /schools</w:t>
       </w:r>
@@ -3092,8 +3106,8 @@
         <w:rPr>
           <w:rFonts w:ascii="Courier New" w:hAnsi="Courier New"/>
           <w:b w:val="0"/>
-          <w:color w:val="7DD3FC"/>
-          <w:sz w:val="17"/>
+          <w:color w:val="02374F"/>
+          <w:sz w:val="18"/>
         </w:rPr>
         <w:br/>
       </w:r>
@@ -3102,8 +3116,8 @@
           <w:rStyle w:val="VerbatimChar"/>
           <w:rFonts w:ascii="Courier New" w:hAnsi="Courier New"/>
           <w:b w:val="0"/>
-          <w:color w:val="7DD3FC"/>
-          <w:sz w:val="17"/>
+          <w:color w:val="02374F"/>
+          <w:sz w:val="18"/>
         </w:rPr>
         <w:t xml:space="preserve">│   │   ├── give/</w:t>
       </w:r>
@@ -3111,8 +3125,8 @@
         <w:rPr>
           <w:rFonts w:ascii="Courier New" w:hAnsi="Courier New"/>
           <w:b w:val="0"/>
-          <w:color w:val="7DD3FC"/>
-          <w:sz w:val="17"/>
+          <w:color w:val="02374F"/>
+          <w:sz w:val="18"/>
         </w:rPr>
         <w:br/>
       </w:r>
@@ -3121,8 +3135,8 @@
           <w:rStyle w:val="VerbatimChar"/>
           <w:rFonts w:ascii="Courier New" w:hAnsi="Courier New"/>
           <w:b w:val="0"/>
-          <w:color w:val="7DD3FC"/>
-          <w:sz w:val="17"/>
+          <w:color w:val="02374F"/>
+          <w:sz w:val="18"/>
         </w:rPr>
         <w:t xml:space="preserve">│   │   │   ├── index.astro         # /give</w:t>
       </w:r>
@@ -3130,8 +3144,8 @@
         <w:rPr>
           <w:rFonts w:ascii="Courier New" w:hAnsi="Courier New"/>
           <w:b w:val="0"/>
-          <w:color w:val="7DD3FC"/>
-          <w:sz w:val="17"/>
+          <w:color w:val="02374F"/>
+          <w:sz w:val="18"/>
         </w:rPr>
         <w:br/>
       </w:r>
@@ -3140,8 +3154,8 @@
           <w:rStyle w:val="VerbatimChar"/>
           <w:rFonts w:ascii="Courier New" w:hAnsi="Courier New"/>
           <w:b w:val="0"/>
-          <w:color w:val="7DD3FC"/>
-          <w:sz w:val="17"/>
+          <w:color w:val="02374F"/>
+          <w:sz w:val="18"/>
         </w:rPr>
         <w:t xml:space="preserve">│   │   │   └── monthly.astro       # /give/monthly (Homeroom conversion)</w:t>
       </w:r>
@@ -3149,8 +3163,8 @@
         <w:rPr>
           <w:rFonts w:ascii="Courier New" w:hAnsi="Courier New"/>
           <w:b w:val="0"/>
-          <w:color w:val="7DD3FC"/>
-          <w:sz w:val="17"/>
+          <w:color w:val="02374F"/>
+          <w:sz w:val="18"/>
         </w:rPr>
         <w:br/>
       </w:r>
@@ -3159,8 +3173,8 @@
           <w:rStyle w:val="VerbatimChar"/>
           <w:rFonts w:ascii="Courier New" w:hAnsi="Courier New"/>
           <w:b w:val="0"/>
-          <w:color w:val="7DD3FC"/>
-          <w:sz w:val="17"/>
+          <w:color w:val="02374F"/>
+          <w:sz w:val="18"/>
         </w:rPr>
         <w:t xml:space="preserve">│   │   ├── privacy.astro</w:t>
       </w:r>
@@ -3168,8 +3182,8 @@
         <w:rPr>
           <w:rFonts w:ascii="Courier New" w:hAnsi="Courier New"/>
           <w:b w:val="0"/>
-          <w:color w:val="7DD3FC"/>
-          <w:sz w:val="17"/>
+          <w:color w:val="02374F"/>
+          <w:sz w:val="18"/>
         </w:rPr>
         <w:br/>
       </w:r>
@@ -3178,8 +3192,8 @@
           <w:rStyle w:val="VerbatimChar"/>
           <w:rFonts w:ascii="Courier New" w:hAnsi="Courier New"/>
           <w:b w:val="0"/>
-          <w:color w:val="7DD3FC"/>
-          <w:sz w:val="17"/>
+          <w:color w:val="02374F"/>
+          <w:sz w:val="18"/>
         </w:rPr>
         <w:t xml:space="preserve">│   │   ├── terms.astro</w:t>
       </w:r>
@@ -3187,8 +3201,8 @@
         <w:rPr>
           <w:rFonts w:ascii="Courier New" w:hAnsi="Courier New"/>
           <w:b w:val="0"/>
-          <w:color w:val="7DD3FC"/>
-          <w:sz w:val="17"/>
+          <w:color w:val="02374F"/>
+          <w:sz w:val="18"/>
         </w:rPr>
         <w:br/>
       </w:r>
@@ -3197,8 +3211,8 @@
           <w:rStyle w:val="VerbatimChar"/>
           <w:rFonts w:ascii="Courier New" w:hAnsi="Courier New"/>
           <w:b w:val="0"/>
-          <w:color w:val="7DD3FC"/>
-          <w:sz w:val="17"/>
+          <w:color w:val="02374F"/>
+          <w:sz w:val="18"/>
         </w:rPr>
         <w:t xml:space="preserve">│   │   └── api/                    # Vercel Serverless Functions</w:t>
       </w:r>
@@ -3206,8 +3220,8 @@
         <w:rPr>
           <w:rFonts w:ascii="Courier New" w:hAnsi="Courier New"/>
           <w:b w:val="0"/>
-          <w:color w:val="7DD3FC"/>
-          <w:sz w:val="17"/>
+          <w:color w:val="02374F"/>
+          <w:sz w:val="18"/>
         </w:rPr>
         <w:br/>
       </w:r>
@@ -3216,8 +3230,8 @@
           <w:rStyle w:val="VerbatimChar"/>
           <w:rFonts w:ascii="Courier New" w:hAnsi="Courier New"/>
           <w:b w:val="0"/>
-          <w:color w:val="7DD3FC"/>
-          <w:sz w:val="17"/>
+          <w:color w:val="02374F"/>
+          <w:sz w:val="18"/>
         </w:rPr>
         <w:t xml:space="preserve">│   │       ├── newsletter.ts       # POST → Flodesk API</w:t>
       </w:r>
@@ -3225,8 +3239,8 @@
         <w:rPr>
           <w:rFonts w:ascii="Courier New" w:hAnsi="Courier New"/>
           <w:b w:val="0"/>
-          <w:color w:val="7DD3FC"/>
-          <w:sz w:val="17"/>
+          <w:color w:val="02374F"/>
+          <w:sz w:val="18"/>
         </w:rPr>
         <w:br/>
       </w:r>
@@ -3235,8 +3249,8 @@
           <w:rStyle w:val="VerbatimChar"/>
           <w:rFonts w:ascii="Courier New" w:hAnsi="Courier New"/>
           <w:b w:val="0"/>
-          <w:color w:val="7DD3FC"/>
-          <w:sz w:val="17"/>
+          <w:color w:val="02374F"/>
+          <w:sz w:val="18"/>
         </w:rPr>
         <w:t xml:space="preserve">│   │       └── school-inquiry.ts   # POST → Flodesk/Keela or GCP</w:t>
       </w:r>
@@ -3244,8 +3258,8 @@
         <w:rPr>
           <w:rFonts w:ascii="Courier New" w:hAnsi="Courier New"/>
           <w:b w:val="0"/>
-          <w:color w:val="7DD3FC"/>
-          <w:sz w:val="17"/>
+          <w:color w:val="02374F"/>
+          <w:sz w:val="18"/>
         </w:rPr>
         <w:br/>
       </w:r>
@@ -3254,8 +3268,8 @@
           <w:rStyle w:val="VerbatimChar"/>
           <w:rFonts w:ascii="Courier New" w:hAnsi="Courier New"/>
           <w:b w:val="0"/>
-          <w:color w:val="7DD3FC"/>
-          <w:sz w:val="17"/>
+          <w:color w:val="02374F"/>
+          <w:sz w:val="18"/>
         </w:rPr>
         <w:t xml:space="preserve">├── public/</w:t>
       </w:r>
@@ -3263,8 +3277,8 @@
         <w:rPr>
           <w:rFonts w:ascii="Courier New" w:hAnsi="Courier New"/>
           <w:b w:val="0"/>
-          <w:color w:val="7DD3FC"/>
-          <w:sz w:val="17"/>
+          <w:color w:val="02374F"/>
+          <w:sz w:val="18"/>
         </w:rPr>
         <w:br/>
       </w:r>
@@ -3273,8 +3287,8 @@
           <w:rStyle w:val="VerbatimChar"/>
           <w:rFonts w:ascii="Courier New" w:hAnsi="Courier New"/>
           <w:b w:val="0"/>
-          <w:color w:val="7DD3FC"/>
-          <w:sz w:val="17"/>
+          <w:color w:val="02374F"/>
+          <w:sz w:val="18"/>
         </w:rPr>
         <w:t xml:space="preserve">│   └── assets/                     # Images, fonts (moved from site/assets/)</w:t>
       </w:r>
@@ -3282,8 +3296,8 @@
         <w:rPr>
           <w:rFonts w:ascii="Courier New" w:hAnsi="Courier New"/>
           <w:b w:val="0"/>
-          <w:color w:val="7DD3FC"/>
-          <w:sz w:val="17"/>
+          <w:color w:val="02374F"/>
+          <w:sz w:val="18"/>
         </w:rPr>
         <w:br/>
       </w:r>
@@ -3292,8 +3306,8 @@
           <w:rStyle w:val="VerbatimChar"/>
           <w:rFonts w:ascii="Courier New" w:hAnsi="Courier New"/>
           <w:b w:val="0"/>
-          <w:color w:val="7DD3FC"/>
-          <w:sz w:val="17"/>
+          <w:color w:val="02374F"/>
+          <w:sz w:val="18"/>
         </w:rPr>
         <w:t xml:space="preserve">├── src/data/</w:t>
       </w:r>
@@ -3301,8 +3315,8 @@
         <w:rPr>
           <w:rFonts w:ascii="Courier New" w:hAnsi="Courier New"/>
           <w:b w:val="0"/>
-          <w:color w:val="7DD3FC"/>
-          <w:sz w:val="17"/>
+          <w:color w:val="02374F"/>
+          <w:sz w:val="18"/>
         </w:rPr>
         <w:br/>
       </w:r>
@@ -3311,8 +3325,8 @@
           <w:rStyle w:val="VerbatimChar"/>
           <w:rFonts w:ascii="Courier New" w:hAnsi="Courier New"/>
           <w:b w:val="0"/>
-          <w:color w:val="7DD3FC"/>
-          <w:sz w:val="17"/>
+          <w:color w:val="02374F"/>
+          <w:sz w:val="18"/>
         </w:rPr>
         <w:t xml:space="preserve">│   ├── stories.json                # Phase 1: static story data</w:t>
       </w:r>
@@ -3320,8 +3334,8 @@
         <w:rPr>
           <w:rFonts w:ascii="Courier New" w:hAnsi="Courier New"/>
           <w:b w:val="0"/>
-          <w:color w:val="7DD3FC"/>
-          <w:sz w:val="17"/>
+          <w:color w:val="02374F"/>
+          <w:sz w:val="18"/>
         </w:rPr>
         <w:br/>
       </w:r>
@@ -3330,8 +3344,8 @@
           <w:rStyle w:val="VerbatimChar"/>
           <w:rFonts w:ascii="Courier New" w:hAnsi="Courier New"/>
           <w:b w:val="0"/>
-          <w:color w:val="7DD3FC"/>
-          <w:sz w:val="17"/>
+          <w:color w:val="02374F"/>
+          <w:sz w:val="18"/>
         </w:rPr>
         <w:t xml:space="preserve">│   └── stats.json                  # Canonical proof points (325, 86%, etc.)</w:t>
       </w:r>
@@ -3339,8 +3353,8 @@
         <w:rPr>
           <w:rFonts w:ascii="Courier New" w:hAnsi="Courier New"/>
           <w:b w:val="0"/>
-          <w:color w:val="7DD3FC"/>
-          <w:sz w:val="17"/>
+          <w:color w:val="02374F"/>
+          <w:sz w:val="18"/>
         </w:rPr>
         <w:br/>
       </w:r>
@@ -3349,8 +3363,8 @@
           <w:rStyle w:val="VerbatimChar"/>
           <w:rFonts w:ascii="Courier New" w:hAnsi="Courier New"/>
           <w:b w:val="0"/>
-          <w:color w:val="7DD3FC"/>
-          <w:sz w:val="17"/>
+          <w:color w:val="02374F"/>
+          <w:sz w:val="18"/>
         </w:rPr>
         <w:t xml:space="preserve">├── src/styles/</w:t>
       </w:r>
@@ -3358,8 +3372,8 @@
         <w:rPr>
           <w:rFonts w:ascii="Courier New" w:hAnsi="Courier New"/>
           <w:b w:val="0"/>
-          <w:color w:val="7DD3FC"/>
-          <w:sz w:val="17"/>
+          <w:color w:val="02374F"/>
+          <w:sz w:val="18"/>
         </w:rPr>
         <w:br/>
       </w:r>
@@ -3368,8 +3382,8 @@
           <w:rStyle w:val="VerbatimChar"/>
           <w:rFonts w:ascii="Courier New" w:hAnsi="Courier New"/>
           <w:b w:val="0"/>
-          <w:color w:val="7DD3FC"/>
-          <w:sz w:val="17"/>
+          <w:color w:val="02374F"/>
+          <w:sz w:val="18"/>
         </w:rPr>
         <w:t xml:space="preserve">│   ├── tokens.css                  # :root CSS custom properties from prototype</w:t>
       </w:r>
@@ -3377,8 +3391,8 @@
         <w:rPr>
           <w:rFonts w:ascii="Courier New" w:hAnsi="Courier New"/>
           <w:b w:val="0"/>
-          <w:color w:val="7DD3FC"/>
-          <w:sz w:val="17"/>
+          <w:color w:val="02374F"/>
+          <w:sz w:val="18"/>
         </w:rPr>
         <w:br/>
       </w:r>
@@ -3387,8 +3401,8 @@
           <w:rStyle w:val="VerbatimChar"/>
           <w:rFonts w:ascii="Courier New" w:hAnsi="Courier New"/>
           <w:b w:val="0"/>
-          <w:color w:val="7DD3FC"/>
-          <w:sz w:val="17"/>
+          <w:color w:val="02374F"/>
+          <w:sz w:val="18"/>
         </w:rPr>
         <w:t xml:space="preserve">│   └── global.css                  # All prototype CSS verbatim</w:t>
       </w:r>
@@ -3396,8 +3410,8 @@
         <w:rPr>
           <w:rFonts w:ascii="Courier New" w:hAnsi="Courier New"/>
           <w:b w:val="0"/>
-          <w:color w:val="7DD3FC"/>
-          <w:sz w:val="17"/>
+          <w:color w:val="02374F"/>
+          <w:sz w:val="18"/>
         </w:rPr>
         <w:br/>
       </w:r>
@@ -3406,8 +3420,8 @@
           <w:rStyle w:val="VerbatimChar"/>
           <w:rFonts w:ascii="Courier New" w:hAnsi="Courier New"/>
           <w:b w:val="0"/>
-          <w:color w:val="7DD3FC"/>
-          <w:sz w:val="17"/>
+          <w:color w:val="02374F"/>
+          <w:sz w:val="18"/>
         </w:rPr>
         <w:t xml:space="preserve">├── src/scripts/</w:t>
       </w:r>
@@ -3415,8 +3429,8 @@
         <w:rPr>
           <w:rFonts w:ascii="Courier New" w:hAnsi="Courier New"/>
           <w:b w:val="0"/>
-          <w:color w:val="7DD3FC"/>
-          <w:sz w:val="17"/>
+          <w:color w:val="02374F"/>
+          <w:sz w:val="18"/>
         </w:rPr>
         <w:br/>
       </w:r>
@@ -3425,8 +3439,8 @@
           <w:rStyle w:val="VerbatimChar"/>
           <w:rFonts w:ascii="Courier New" w:hAnsi="Courier New"/>
           <w:b w:val="0"/>
-          <w:color w:val="7DD3FC"/>
-          <w:sz w:val="17"/>
+          <w:color w:val="02374F"/>
+          <w:sz w:val="18"/>
         </w:rPr>
         <w:t xml:space="preserve">│   ├── nav.js                      # Scroll state, mobile drawer</w:t>
       </w:r>
@@ -3434,8 +3448,8 @@
         <w:rPr>
           <w:rFonts w:ascii="Courier New" w:hAnsi="Courier New"/>
           <w:b w:val="0"/>
-          <w:color w:val="7DD3FC"/>
-          <w:sz w:val="17"/>
+          <w:color w:val="02374F"/>
+          <w:sz w:val="18"/>
         </w:rPr>
         <w:br/>
       </w:r>
@@ -3444,8 +3458,8 @@
           <w:rStyle w:val="VerbatimChar"/>
           <w:rFonts w:ascii="Courier New" w:hAnsi="Courier New"/>
           <w:b w:val="0"/>
-          <w:color w:val="7DD3FC"/>
-          <w:sz w:val="17"/>
+          <w:color w:val="02374F"/>
+          <w:sz w:val="18"/>
         </w:rPr>
         <w:t xml:space="preserve">│   ├── animations.js               # IntersectionObserver reveal, count-up</w:t>
       </w:r>
@@ -3453,8 +3467,8 @@
         <w:rPr>
           <w:rFonts w:ascii="Courier New" w:hAnsi="Courier New"/>
           <w:b w:val="0"/>
-          <w:color w:val="7DD3FC"/>
-          <w:sz w:val="17"/>
+          <w:color w:val="02374F"/>
+          <w:sz w:val="18"/>
         </w:rPr>
         <w:br/>
       </w:r>
@@ -3463,8 +3477,8 @@
           <w:rStyle w:val="VerbatimChar"/>
           <w:rFonts w:ascii="Courier New" w:hAnsi="Courier New"/>
           <w:b w:val="0"/>
-          <w:color w:val="7DD3FC"/>
-          <w:sz w:val="17"/>
+          <w:color w:val="02374F"/>
+          <w:sz w:val="18"/>
         </w:rPr>
         <w:t xml:space="preserve">│   └── orbit.js                    # Pinned scroll animation</w:t>
       </w:r>
@@ -3472,8 +3486,8 @@
         <w:rPr>
           <w:rFonts w:ascii="Courier New" w:hAnsi="Courier New"/>
           <w:b w:val="0"/>
-          <w:color w:val="7DD3FC"/>
-          <w:sz w:val="17"/>
+          <w:color w:val="02374F"/>
+          <w:sz w:val="18"/>
         </w:rPr>
         <w:br/>
       </w:r>
@@ -3482,8 +3496,8 @@
           <w:rStyle w:val="VerbatimChar"/>
           <w:rFonts w:ascii="Courier New" w:hAnsi="Courier New"/>
           <w:b w:val="0"/>
-          <w:color w:val="7DD3FC"/>
-          <w:sz w:val="17"/>
+          <w:color w:val="02374F"/>
+          <w:sz w:val="18"/>
         </w:rPr>
         <w:t xml:space="preserve">├── .env.example                    # All vars listed, no values</w:t>
       </w:r>
@@ -3491,8 +3505,8 @@
         <w:rPr>
           <w:rFonts w:ascii="Courier New" w:hAnsi="Courier New"/>
           <w:b w:val="0"/>
-          <w:color w:val="7DD3FC"/>
-          <w:sz w:val="17"/>
+          <w:color w:val="02374F"/>
+          <w:sz w:val="18"/>
         </w:rPr>
         <w:br/>
       </w:r>
@@ -3501,8 +3515,8 @@
           <w:rStyle w:val="VerbatimChar"/>
           <w:rFonts w:ascii="Courier New" w:hAnsi="Courier New"/>
           <w:b w:val="0"/>
-          <w:color w:val="7DD3FC"/>
-          <w:sz w:val="17"/>
+          <w:color w:val="02374F"/>
+          <w:sz w:val="18"/>
         </w:rPr>
         <w:t xml:space="preserve">├── astro.config.mjs</w:t>
       </w:r>
@@ -3510,8 +3524,8 @@
         <w:rPr>
           <w:rFonts w:ascii="Courier New" w:hAnsi="Courier New"/>
           <w:b w:val="0"/>
-          <w:color w:val="7DD3FC"/>
-          <w:sz w:val="17"/>
+          <w:color w:val="02374F"/>
+          <w:sz w:val="18"/>
         </w:rPr>
         <w:br/>
       </w:r>
@@ -3520,8 +3534,8 @@
           <w:rStyle w:val="VerbatimChar"/>
           <w:rFonts w:ascii="Courier New" w:hAnsi="Courier New"/>
           <w:b w:val="0"/>
-          <w:color w:val="7DD3FC"/>
-          <w:sz w:val="17"/>
+          <w:color w:val="02374F"/>
+          <w:sz w:val="18"/>
         </w:rPr>
         <w:t xml:space="preserve">└── package.json</w:t>
       </w:r>
@@ -3668,12 +3682,12 @@
         </w:trPr>
         <w:tc>
           <w:tcPr>
-            <w:shd w:val="clear" w:color="auto" w:fill="02374f"/>
-            <w:tcBorders>
-              <w:top w:val="single" w:sz="4" w:space="0" w:color="D1D9DC"/>
-              <w:left w:val="single" w:sz="4" w:space="0" w:color="D1D9DC"/>
-              <w:bottom w:val="single" w:sz="4" w:space="0" w:color="D1D9DC"/>
-              <w:right w:val="single" w:sz="4" w:space="0" w:color="D1D9DC"/>
+            <w:shd w:val="clear" w:color="auto" w:fill="D6EFF2"/>
+            <w:tcBorders>
+              <w:top w:val="single" w:sz="4" w:space="0" w:color="C0D6DC"/>
+              <w:left w:val="single" w:sz="4" w:space="0" w:color="C0D6DC"/>
+              <w:bottom w:val="single" w:sz="4" w:space="0" w:color="C0D6DC"/>
+              <w:right w:val="single" w:sz="4" w:space="0" w:color="C0D6DC"/>
             </w:tcBorders>
             <w:tcMar>
               <w:top w:w="60" w:type="dxa"/>
@@ -3691,7 +3705,7 @@
               <w:rPr>
                 <w:rFonts w:ascii="Calibri" w:hAnsi="Calibri"/>
                 <w:b/>
-                <w:color w:val="FFFFFF"/>
+                <w:color w:val="024E70"/>
                 <w:sz w:val="19"/>
               </w:rPr>
               <w:t xml:space="preserve">Field</w:t>
@@ -3700,12 +3714,12 @@
         </w:tc>
         <w:tc>
           <w:tcPr>
-            <w:shd w:val="clear" w:color="auto" w:fill="02374f"/>
-            <w:tcBorders>
-              <w:top w:val="single" w:sz="4" w:space="0" w:color="D1D9DC"/>
-              <w:left w:val="single" w:sz="4" w:space="0" w:color="D1D9DC"/>
-              <w:bottom w:val="single" w:sz="4" w:space="0" w:color="D1D9DC"/>
-              <w:right w:val="single" w:sz="4" w:space="0" w:color="D1D9DC"/>
+            <w:shd w:val="clear" w:color="auto" w:fill="D6EFF2"/>
+            <w:tcBorders>
+              <w:top w:val="single" w:sz="4" w:space="0" w:color="C0D6DC"/>
+              <w:left w:val="single" w:sz="4" w:space="0" w:color="C0D6DC"/>
+              <w:bottom w:val="single" w:sz="4" w:space="0" w:color="C0D6DC"/>
+              <w:right w:val="single" w:sz="4" w:space="0" w:color="C0D6DC"/>
             </w:tcBorders>
             <w:tcMar>
               <w:top w:w="60" w:type="dxa"/>
@@ -3723,7 +3737,7 @@
               <w:rPr>
                 <w:rFonts w:ascii="Calibri" w:hAnsi="Calibri"/>
                 <w:b/>
-                <w:color w:val="FFFFFF"/>
+                <w:color w:val="024E70"/>
                 <w:sz w:val="19"/>
               </w:rPr>
               <w:t xml:space="preserve">Detail</w:t>
@@ -3736,10 +3750,10 @@
           <w:tcPr>
             <w:shd w:val="clear" w:color="auto" w:fill="FFFFFF"/>
             <w:tcBorders>
-              <w:top w:val="single" w:sz="4" w:space="0" w:color="D1D9DC"/>
-              <w:left w:val="single" w:sz="4" w:space="0" w:color="D1D9DC"/>
-              <w:bottom w:val="single" w:sz="4" w:space="0" w:color="D1D9DC"/>
-              <w:right w:val="single" w:sz="4" w:space="0" w:color="D1D9DC"/>
+              <w:top w:val="single" w:sz="4" w:space="0" w:color="C0D6DC"/>
+              <w:left w:val="single" w:sz="4" w:space="0" w:color="C0D6DC"/>
+              <w:bottom w:val="single" w:sz="4" w:space="0" w:color="C0D6DC"/>
+              <w:right w:val="single" w:sz="4" w:space="0" w:color="C0D6DC"/>
             </w:tcBorders>
             <w:tcMar>
               <w:top w:w="60" w:type="dxa"/>
@@ -3767,10 +3781,10 @@
           <w:tcPr>
             <w:shd w:val="clear" w:color="auto" w:fill="FFFFFF"/>
             <w:tcBorders>
-              <w:top w:val="single" w:sz="4" w:space="0" w:color="D1D9DC"/>
-              <w:left w:val="single" w:sz="4" w:space="0" w:color="D1D9DC"/>
-              <w:bottom w:val="single" w:sz="4" w:space="0" w:color="D1D9DC"/>
-              <w:right w:val="single" w:sz="4" w:space="0" w:color="D1D9DC"/>
+              <w:top w:val="single" w:sz="4" w:space="0" w:color="C0D6DC"/>
+              <w:left w:val="single" w:sz="4" w:space="0" w:color="C0D6DC"/>
+              <w:bottom w:val="single" w:sz="4" w:space="0" w:color="C0D6DC"/>
+              <w:right w:val="single" w:sz="4" w:space="0" w:color="C0D6DC"/>
             </w:tcBorders>
             <w:tcMar>
               <w:top w:w="60" w:type="dxa"/>
@@ -3798,12 +3812,12 @@
       <w:tr>
         <w:tc>
           <w:tcPr>
-            <w:shd w:val="clear" w:color="auto" w:fill="E8F1F2"/>
-            <w:tcBorders>
-              <w:top w:val="single" w:sz="4" w:space="0" w:color="D1D9DC"/>
-              <w:left w:val="single" w:sz="4" w:space="0" w:color="D1D9DC"/>
-              <w:bottom w:val="single" w:sz="4" w:space="0" w:color="D1D9DC"/>
-              <w:right w:val="single" w:sz="4" w:space="0" w:color="D1D9DC"/>
+            <w:shd w:val="clear" w:color="auto" w:fill="F7FAFB"/>
+            <w:tcBorders>
+              <w:top w:val="single" w:sz="4" w:space="0" w:color="C0D6DC"/>
+              <w:left w:val="single" w:sz="4" w:space="0" w:color="C0D6DC"/>
+              <w:bottom w:val="single" w:sz="4" w:space="0" w:color="C0D6DC"/>
+              <w:right w:val="single" w:sz="4" w:space="0" w:color="C0D6DC"/>
             </w:tcBorders>
             <w:tcMar>
               <w:top w:w="60" w:type="dxa"/>
@@ -3829,12 +3843,12 @@
         </w:tc>
         <w:tc>
           <w:tcPr>
-            <w:shd w:val="clear" w:color="auto" w:fill="E8F1F2"/>
-            <w:tcBorders>
-              <w:top w:val="single" w:sz="4" w:space="0" w:color="D1D9DC"/>
-              <w:left w:val="single" w:sz="4" w:space="0" w:color="D1D9DC"/>
-              <w:bottom w:val="single" w:sz="4" w:space="0" w:color="D1D9DC"/>
-              <w:right w:val="single" w:sz="4" w:space="0" w:color="D1D9DC"/>
+            <w:shd w:val="clear" w:color="auto" w:fill="F7FAFB"/>
+            <w:tcBorders>
+              <w:top w:val="single" w:sz="4" w:space="0" w:color="C0D6DC"/>
+              <w:left w:val="single" w:sz="4" w:space="0" w:color="C0D6DC"/>
+              <w:bottom w:val="single" w:sz="4" w:space="0" w:color="C0D6DC"/>
+              <w:right w:val="single" w:sz="4" w:space="0" w:color="C0D6DC"/>
             </w:tcBorders>
             <w:tcMar>
               <w:top w:w="60" w:type="dxa"/>
@@ -3897,10 +3911,10 @@
           <w:tcPr>
             <w:shd w:val="clear" w:color="auto" w:fill="FFFFFF"/>
             <w:tcBorders>
-              <w:top w:val="single" w:sz="4" w:space="0" w:color="D1D9DC"/>
-              <w:left w:val="single" w:sz="4" w:space="0" w:color="D1D9DC"/>
-              <w:bottom w:val="single" w:sz="4" w:space="0" w:color="D1D9DC"/>
-              <w:right w:val="single" w:sz="4" w:space="0" w:color="D1D9DC"/>
+              <w:top w:val="single" w:sz="4" w:space="0" w:color="C0D6DC"/>
+              <w:left w:val="single" w:sz="4" w:space="0" w:color="C0D6DC"/>
+              <w:bottom w:val="single" w:sz="4" w:space="0" w:color="C0D6DC"/>
+              <w:right w:val="single" w:sz="4" w:space="0" w:color="C0D6DC"/>
             </w:tcBorders>
             <w:tcMar>
               <w:top w:w="60" w:type="dxa"/>
@@ -3928,10 +3942,10 @@
           <w:tcPr>
             <w:shd w:val="clear" w:color="auto" w:fill="FFFFFF"/>
             <w:tcBorders>
-              <w:top w:val="single" w:sz="4" w:space="0" w:color="D1D9DC"/>
-              <w:left w:val="single" w:sz="4" w:space="0" w:color="D1D9DC"/>
-              <w:bottom w:val="single" w:sz="4" w:space="0" w:color="D1D9DC"/>
-              <w:right w:val="single" w:sz="4" w:space="0" w:color="D1D9DC"/>
+              <w:top w:val="single" w:sz="4" w:space="0" w:color="C0D6DC"/>
+              <w:left w:val="single" w:sz="4" w:space="0" w:color="C0D6DC"/>
+              <w:bottom w:val="single" w:sz="4" w:space="0" w:color="C0D6DC"/>
+              <w:right w:val="single" w:sz="4" w:space="0" w:color="C0D6DC"/>
             </w:tcBorders>
             <w:tcMar>
               <w:top w:w="60" w:type="dxa"/>
@@ -3959,12 +3973,12 @@
       <w:tr>
         <w:tc>
           <w:tcPr>
-            <w:shd w:val="clear" w:color="auto" w:fill="E8F1F2"/>
-            <w:tcBorders>
-              <w:top w:val="single" w:sz="4" w:space="0" w:color="D1D9DC"/>
-              <w:left w:val="single" w:sz="4" w:space="0" w:color="D1D9DC"/>
-              <w:bottom w:val="single" w:sz="4" w:space="0" w:color="D1D9DC"/>
-              <w:right w:val="single" w:sz="4" w:space="0" w:color="D1D9DC"/>
+            <w:shd w:val="clear" w:color="auto" w:fill="F7FAFB"/>
+            <w:tcBorders>
+              <w:top w:val="single" w:sz="4" w:space="0" w:color="C0D6DC"/>
+              <w:left w:val="single" w:sz="4" w:space="0" w:color="C0D6DC"/>
+              <w:bottom w:val="single" w:sz="4" w:space="0" w:color="C0D6DC"/>
+              <w:right w:val="single" w:sz="4" w:space="0" w:color="C0D6DC"/>
             </w:tcBorders>
             <w:tcMar>
               <w:top w:w="60" w:type="dxa"/>
@@ -3990,12 +4004,12 @@
         </w:tc>
         <w:tc>
           <w:tcPr>
-            <w:shd w:val="clear" w:color="auto" w:fill="E8F1F2"/>
-            <w:tcBorders>
-              <w:top w:val="single" w:sz="4" w:space="0" w:color="D1D9DC"/>
-              <w:left w:val="single" w:sz="4" w:space="0" w:color="D1D9DC"/>
-              <w:bottom w:val="single" w:sz="4" w:space="0" w:color="D1D9DC"/>
-              <w:right w:val="single" w:sz="4" w:space="0" w:color="D1D9DC"/>
+            <w:shd w:val="clear" w:color="auto" w:fill="F7FAFB"/>
+            <w:tcBorders>
+              <w:top w:val="single" w:sz="4" w:space="0" w:color="C0D6DC"/>
+              <w:left w:val="single" w:sz="4" w:space="0" w:color="C0D6DC"/>
+              <w:bottom w:val="single" w:sz="4" w:space="0" w:color="C0D6DC"/>
+              <w:right w:val="single" w:sz="4" w:space="0" w:color="C0D6DC"/>
             </w:tcBorders>
             <w:tcMar>
               <w:top w:w="60" w:type="dxa"/>
@@ -4092,10 +4106,10 @@
           <w:tcPr>
             <w:shd w:val="clear" w:color="auto" w:fill="FFFFFF"/>
             <w:tcBorders>
-              <w:top w:val="single" w:sz="4" w:space="0" w:color="D1D9DC"/>
-              <w:left w:val="single" w:sz="4" w:space="0" w:color="D1D9DC"/>
-              <w:bottom w:val="single" w:sz="4" w:space="0" w:color="D1D9DC"/>
-              <w:right w:val="single" w:sz="4" w:space="0" w:color="D1D9DC"/>
+              <w:top w:val="single" w:sz="4" w:space="0" w:color="C0D6DC"/>
+              <w:left w:val="single" w:sz="4" w:space="0" w:color="C0D6DC"/>
+              <w:bottom w:val="single" w:sz="4" w:space="0" w:color="C0D6DC"/>
+              <w:right w:val="single" w:sz="4" w:space="0" w:color="C0D6DC"/>
             </w:tcBorders>
             <w:tcMar>
               <w:top w:w="60" w:type="dxa"/>
@@ -4123,10 +4137,10 @@
           <w:tcPr>
             <w:shd w:val="clear" w:color="auto" w:fill="FFFFFF"/>
             <w:tcBorders>
-              <w:top w:val="single" w:sz="4" w:space="0" w:color="D1D9DC"/>
-              <w:left w:val="single" w:sz="4" w:space="0" w:color="D1D9DC"/>
-              <w:bottom w:val="single" w:sz="4" w:space="0" w:color="D1D9DC"/>
-              <w:right w:val="single" w:sz="4" w:space="0" w:color="D1D9DC"/>
+              <w:top w:val="single" w:sz="4" w:space="0" w:color="C0D6DC"/>
+              <w:left w:val="single" w:sz="4" w:space="0" w:color="C0D6DC"/>
+              <w:bottom w:val="single" w:sz="4" w:space="0" w:color="C0D6DC"/>
+              <w:right w:val="single" w:sz="4" w:space="0" w:color="C0D6DC"/>
             </w:tcBorders>
             <w:tcMar>
               <w:top w:w="60" w:type="dxa"/>
@@ -4251,6 +4265,7 @@
     <w:p>
       <w:pPr>
         <w:pStyle w:val="SourceCode"/>
+        <w:shd w:val="clear" w:color="auto" w:fill="EFF7FF"/>
         <w:spacing w:before="20" w:after="20"/>
         <w:ind w:left="283"/>
       </w:pPr>
@@ -4259,8 +4274,8 @@
           <w:rStyle w:val="VerbatimChar"/>
           <w:rFonts w:ascii="Courier New" w:hAnsi="Courier New"/>
           <w:b w:val="0"/>
-          <w:color w:val="7DD3FC"/>
-          <w:sz w:val="17"/>
+          <w:color w:val="02374F"/>
+          <w:sz w:val="18"/>
         </w:rPr>
         <w:t xml:space="preserve">POST /api/newsletter</w:t>
       </w:r>
@@ -4268,8 +4283,8 @@
         <w:rPr>
           <w:rFonts w:ascii="Courier New" w:hAnsi="Courier New"/>
           <w:b w:val="0"/>
-          <w:color w:val="7DD3FC"/>
-          <w:sz w:val="17"/>
+          <w:color w:val="02374F"/>
+          <w:sz w:val="18"/>
         </w:rPr>
         <w:br/>
       </w:r>
@@ -4278,8 +4293,8 @@
           <w:rStyle w:val="VerbatimChar"/>
           <w:rFonts w:ascii="Courier New" w:hAnsi="Courier New"/>
           <w:b w:val="0"/>
-          <w:color w:val="7DD3FC"/>
-          <w:sz w:val="17"/>
+          <w:color w:val="02374F"/>
+          <w:sz w:val="18"/>
         </w:rPr>
         <w:t xml:space="preserve">Body: { "email": string, "first_name": string, "source": "footer" | "updates" | "festival" }</w:t>
       </w:r>
@@ -4287,17 +4302,17 @@
         <w:rPr>
           <w:rFonts w:ascii="Courier New" w:hAnsi="Courier New"/>
           <w:b w:val="0"/>
-          <w:color w:val="7DD3FC"/>
-          <w:sz w:val="17"/>
-        </w:rPr>
-        <w:br/>
-      </w:r>
-      <w:r>
-        <w:rPr>
-          <w:rFonts w:ascii="Courier New" w:hAnsi="Courier New"/>
-          <w:b w:val="0"/>
-          <w:color w:val="7DD3FC"/>
-          <w:sz w:val="17"/>
+          <w:color w:val="02374F"/>
+          <w:sz w:val="18"/>
+        </w:rPr>
+        <w:br/>
+      </w:r>
+      <w:r>
+        <w:rPr>
+          <w:rFonts w:ascii="Courier New" w:hAnsi="Courier New"/>
+          <w:b w:val="0"/>
+          <w:color w:val="02374F"/>
+          <w:sz w:val="18"/>
         </w:rPr>
         <w:br/>
       </w:r>
@@ -4306,8 +4321,8 @@
           <w:rStyle w:val="VerbatimChar"/>
           <w:rFonts w:ascii="Courier New" w:hAnsi="Courier New"/>
           <w:b w:val="0"/>
-          <w:color w:val="7DD3FC"/>
-          <w:sz w:val="17"/>
+          <w:color w:val="02374F"/>
+          <w:sz w:val="18"/>
         </w:rPr>
         <w:t xml:space="preserve">Server (Vercel fn):</w:t>
       </w:r>
@@ -4315,8 +4330,8 @@
         <w:rPr>
           <w:rFonts w:ascii="Courier New" w:hAnsi="Courier New"/>
           <w:b w:val="0"/>
-          <w:color w:val="7DD3FC"/>
-          <w:sz w:val="17"/>
+          <w:color w:val="02374F"/>
+          <w:sz w:val="18"/>
         </w:rPr>
         <w:br/>
       </w:r>
@@ -4325,8 +4340,8 @@
           <w:rStyle w:val="VerbatimChar"/>
           <w:rFonts w:ascii="Courier New" w:hAnsi="Courier New"/>
           <w:b w:val="0"/>
-          <w:color w:val="7DD3FC"/>
-          <w:sz w:val="17"/>
+          <w:color w:val="02374F"/>
+          <w:sz w:val="18"/>
         </w:rPr>
         <w:t xml:space="preserve">  → POST https://api.flodesk.com/v1/subscribers</w:t>
       </w:r>
@@ -4334,8 +4349,8 @@
         <w:rPr>
           <w:rFonts w:ascii="Courier New" w:hAnsi="Courier New"/>
           <w:b w:val="0"/>
-          <w:color w:val="7DD3FC"/>
-          <w:sz w:val="17"/>
+          <w:color w:val="02374F"/>
+          <w:sz w:val="18"/>
         </w:rPr>
         <w:br/>
       </w:r>
@@ -4344,8 +4359,8 @@
           <w:rStyle w:val="VerbatimChar"/>
           <w:rFonts w:ascii="Courier New" w:hAnsi="Courier New"/>
           <w:b w:val="0"/>
-          <w:color w:val="7DD3FC"/>
-          <w:sz w:val="17"/>
+          <w:color w:val="02374F"/>
+          <w:sz w:val="18"/>
         </w:rPr>
         <w:t xml:space="preserve">  → Headers: Authorization: Basic &lt;base64(FLODESK_API_KEY:)&gt;</w:t>
       </w:r>
@@ -4353,8 +4368,8 @@
         <w:rPr>
           <w:rFonts w:ascii="Courier New" w:hAnsi="Courier New"/>
           <w:b w:val="0"/>
-          <w:color w:val="7DD3FC"/>
-          <w:sz w:val="17"/>
+          <w:color w:val="02374F"/>
+          <w:sz w:val="18"/>
         </w:rPr>
         <w:br/>
       </w:r>
@@ -4363,8 +4378,8 @@
           <w:rStyle w:val="VerbatimChar"/>
           <w:rFonts w:ascii="Courier New" w:hAnsi="Courier New"/>
           <w:b w:val="0"/>
-          <w:color w:val="7DD3FC"/>
-          <w:sz w:val="17"/>
+          <w:color w:val="02374F"/>
+          <w:sz w:val="18"/>
         </w:rPr>
         <w:t xml:space="preserve">  → Body: { "email", "first_name", "segments": ["newsletter"] }</w:t>
       </w:r>
@@ -4372,8 +4387,8 @@
         <w:rPr>
           <w:rFonts w:ascii="Courier New" w:hAnsi="Courier New"/>
           <w:b w:val="0"/>
-          <w:color w:val="7DD3FC"/>
-          <w:sz w:val="17"/>
+          <w:color w:val="02374F"/>
+          <w:sz w:val="18"/>
         </w:rPr>
         <w:br/>
       </w:r>
@@ -4382,8 +4397,8 @@
           <w:rStyle w:val="VerbatimChar"/>
           <w:rFonts w:ascii="Courier New" w:hAnsi="Courier New"/>
           <w:b w:val="0"/>
-          <w:color w:val="7DD3FC"/>
-          <w:sz w:val="17"/>
+          <w:color w:val="02374F"/>
+          <w:sz w:val="18"/>
         </w:rPr>
         <w:t xml:space="preserve">  → 200 → inline success message</w:t>
       </w:r>
@@ -4391,8 +4406,8 @@
         <w:rPr>
           <w:rFonts w:ascii="Courier New" w:hAnsi="Courier New"/>
           <w:b w:val="0"/>
-          <w:color w:val="7DD3FC"/>
-          <w:sz w:val="17"/>
+          <w:color w:val="02374F"/>
+          <w:sz w:val="18"/>
         </w:rPr>
         <w:br/>
       </w:r>
@@ -4401,8 +4416,8 @@
           <w:rStyle w:val="VerbatimChar"/>
           <w:rFonts w:ascii="Courier New" w:hAnsi="Courier New"/>
           <w:b w:val="0"/>
-          <w:color w:val="7DD3FC"/>
-          <w:sz w:val="17"/>
+          <w:color w:val="02374F"/>
+          <w:sz w:val="18"/>
         </w:rPr>
         <w:t xml:space="preserve">  → 4xx duplicate → "You're already subscribed"</w:t>
       </w:r>
@@ -4410,8 +4425,8 @@
         <w:rPr>
           <w:rFonts w:ascii="Courier New" w:hAnsi="Courier New"/>
           <w:b w:val="0"/>
-          <w:color w:val="7DD3FC"/>
-          <w:sz w:val="17"/>
+          <w:color w:val="02374F"/>
+          <w:sz w:val="18"/>
         </w:rPr>
         <w:br/>
       </w:r>
@@ -4420,8 +4435,8 @@
           <w:rStyle w:val="VerbatimChar"/>
           <w:rFonts w:ascii="Courier New" w:hAnsi="Courier New"/>
           <w:b w:val="0"/>
-          <w:color w:val="7DD3FC"/>
-          <w:sz w:val="17"/>
+          <w:color w:val="02374F"/>
+          <w:sz w:val="18"/>
         </w:rPr>
         <w:t xml:space="preserve">  → 5xx → friendly error + mailto:somesh@contentment.org</w:t>
       </w:r>
@@ -4429,17 +4444,17 @@
         <w:rPr>
           <w:rFonts w:ascii="Courier New" w:hAnsi="Courier New"/>
           <w:b w:val="0"/>
-          <w:color w:val="7DD3FC"/>
-          <w:sz w:val="17"/>
-        </w:rPr>
-        <w:br/>
-      </w:r>
-      <w:r>
-        <w:rPr>
-          <w:rFonts w:ascii="Courier New" w:hAnsi="Courier New"/>
-          <w:b w:val="0"/>
-          <w:color w:val="7DD3FC"/>
-          <w:sz w:val="17"/>
+          <w:color w:val="02374F"/>
+          <w:sz w:val="18"/>
+        </w:rPr>
+        <w:br/>
+      </w:r>
+      <w:r>
+        <w:rPr>
+          <w:rFonts w:ascii="Courier New" w:hAnsi="Courier New"/>
+          <w:b w:val="0"/>
+          <w:color w:val="02374F"/>
+          <w:sz w:val="18"/>
         </w:rPr>
         <w:br/>
       </w:r>
@@ -4448,8 +4463,8 @@
           <w:rStyle w:val="VerbatimChar"/>
           <w:rFonts w:ascii="Courier New" w:hAnsi="Courier New"/>
           <w:b w:val="0"/>
-          <w:color w:val="7DD3FC"/>
-          <w:sz w:val="17"/>
+          <w:color w:val="02374F"/>
+          <w:sz w:val="18"/>
         </w:rPr>
         <w:t xml:space="preserve">Env var: FLODESK_API_KEY (server-side only — never expose to browser)</w:t>
       </w:r>
@@ -4474,6 +4489,7 @@
     <w:p>
       <w:pPr>
         <w:pStyle w:val="SourceCode"/>
+        <w:shd w:val="clear" w:color="auto" w:fill="EFF7FF"/>
         <w:spacing w:before="20" w:after="20"/>
         <w:ind w:left="283"/>
       </w:pPr>
@@ -4482,8 +4498,8 @@
           <w:rStyle w:val="VerbatimChar"/>
           <w:rFonts w:ascii="Courier New" w:hAnsi="Courier New"/>
           <w:b w:val="0"/>
-          <w:color w:val="7DD3FC"/>
-          <w:sz w:val="17"/>
+          <w:color w:val="02374F"/>
+          <w:sz w:val="18"/>
         </w:rPr>
         <w:t xml:space="preserve">POST /api/school-inquiry</w:t>
       </w:r>
@@ -4491,8 +4507,8 @@
         <w:rPr>
           <w:rFonts w:ascii="Courier New" w:hAnsi="Courier New"/>
           <w:b w:val="0"/>
-          <w:color w:val="7DD3FC"/>
-          <w:sz w:val="17"/>
+          <w:color w:val="02374F"/>
+          <w:sz w:val="18"/>
         </w:rPr>
         <w:br/>
       </w:r>
@@ -4501,8 +4517,8 @@
           <w:rStyle w:val="VerbatimChar"/>
           <w:rFonts w:ascii="Courier New" w:hAnsi="Courier New"/>
           <w:b w:val="0"/>
-          <w:color w:val="7DD3FC"/>
-          <w:sz w:val="17"/>
+          <w:color w:val="02374F"/>
+          <w:sz w:val="18"/>
         </w:rPr>
         <w:t xml:space="preserve">Body: {</w:t>
       </w:r>
@@ -4510,8 +4526,8 @@
         <w:rPr>
           <w:rFonts w:ascii="Courier New" w:hAnsi="Courier New"/>
           <w:b w:val="0"/>
-          <w:color w:val="7DD3FC"/>
-          <w:sz w:val="17"/>
+          <w:color w:val="02374F"/>
+          <w:sz w:val="18"/>
         </w:rPr>
         <w:br/>
       </w:r>
@@ -4520,8 +4536,8 @@
           <w:rStyle w:val="VerbatimChar"/>
           <w:rFonts w:ascii="Courier New" w:hAnsi="Courier New"/>
           <w:b w:val="0"/>
-          <w:color w:val="7DD3FC"/>
-          <w:sz w:val="17"/>
+          <w:color w:val="02374F"/>
+          <w:sz w:val="18"/>
         </w:rPr>
         <w:t xml:space="preserve">  "school_name":    string  (required),</w:t>
       </w:r>
@@ -4529,8 +4545,8 @@
         <w:rPr>
           <w:rFonts w:ascii="Courier New" w:hAnsi="Courier New"/>
           <w:b w:val="0"/>
-          <w:color w:val="7DD3FC"/>
-          <w:sz w:val="17"/>
+          <w:color w:val="02374F"/>
+          <w:sz w:val="18"/>
         </w:rPr>
         <w:br/>
       </w:r>
@@ -4539,8 +4555,8 @@
           <w:rStyle w:val="VerbatimChar"/>
           <w:rFonts w:ascii="Courier New" w:hAnsi="Courier New"/>
           <w:b w:val="0"/>
-          <w:color w:val="7DD3FC"/>
-          <w:sz w:val="17"/>
+          <w:color w:val="02374F"/>
+          <w:sz w:val="18"/>
         </w:rPr>
         <w:t xml:space="preserve">  "contact_name":   string  (required),</w:t>
       </w:r>
@@ -4548,8 +4564,8 @@
         <w:rPr>
           <w:rFonts w:ascii="Courier New" w:hAnsi="Courier New"/>
           <w:b w:val="0"/>
-          <w:color w:val="7DD3FC"/>
-          <w:sz w:val="17"/>
+          <w:color w:val="02374F"/>
+          <w:sz w:val="18"/>
         </w:rPr>
         <w:br/>
       </w:r>
@@ -4558,8 +4574,8 @@
           <w:rStyle w:val="VerbatimChar"/>
           <w:rFonts w:ascii="Courier New" w:hAnsi="Courier New"/>
           <w:b w:val="0"/>
-          <w:color w:val="7DD3FC"/>
-          <w:sz w:val="17"/>
+          <w:color w:val="02374F"/>
+          <w:sz w:val="18"/>
         </w:rPr>
         <w:t xml:space="preserve">  "contact_email":  email   (required),</w:t>
       </w:r>
@@ -4567,8 +4583,8 @@
         <w:rPr>
           <w:rFonts w:ascii="Courier New" w:hAnsi="Courier New"/>
           <w:b w:val="0"/>
-          <w:color w:val="7DD3FC"/>
-          <w:sz w:val="17"/>
+          <w:color w:val="02374F"/>
+          <w:sz w:val="18"/>
         </w:rPr>
         <w:br/>
       </w:r>
@@ -4577,8 +4593,8 @@
           <w:rStyle w:val="VerbatimChar"/>
           <w:rFonts w:ascii="Courier New" w:hAnsi="Courier New"/>
           <w:b w:val="0"/>
-          <w:color w:val="7DD3FC"/>
-          <w:sz w:val="17"/>
+          <w:color w:val="02374F"/>
+          <w:sz w:val="18"/>
         </w:rPr>
         <w:t xml:space="preserve">  "role":           string  (optional),</w:t>
       </w:r>
@@ -4586,8 +4602,8 @@
         <w:rPr>
           <w:rFonts w:ascii="Courier New" w:hAnsi="Courier New"/>
           <w:b w:val="0"/>
-          <w:color w:val="7DD3FC"/>
-          <w:sz w:val="17"/>
+          <w:color w:val="02374F"/>
+          <w:sz w:val="18"/>
         </w:rPr>
         <w:br/>
       </w:r>
@@ -4596,8 +4612,8 @@
           <w:rStyle w:val="VerbatimChar"/>
           <w:rFonts w:ascii="Courier New" w:hAnsi="Courier New"/>
           <w:b w:val="0"/>
-          <w:color w:val="7DD3FC"/>
-          <w:sz w:val="17"/>
+          <w:color w:val="02374F"/>
+          <w:sz w:val="18"/>
         </w:rPr>
         <w:t xml:space="preserve">  "country":        string  (optional),</w:t>
       </w:r>
@@ -4605,8 +4621,8 @@
         <w:rPr>
           <w:rFonts w:ascii="Courier New" w:hAnsi="Courier New"/>
           <w:b w:val="0"/>
-          <w:color w:val="7DD3FC"/>
-          <w:sz w:val="17"/>
+          <w:color w:val="02374F"/>
+          <w:sz w:val="18"/>
         </w:rPr>
         <w:br/>
       </w:r>
@@ -4615,8 +4631,8 @@
           <w:rStyle w:val="VerbatimChar"/>
           <w:rFonts w:ascii="Courier New" w:hAnsi="Courier New"/>
           <w:b w:val="0"/>
-          <w:color w:val="7DD3FC"/>
-          <w:sz w:val="17"/>
+          <w:color w:val="02374F"/>
+          <w:sz w:val="18"/>
         </w:rPr>
         <w:t xml:space="preserve">  "message":        string  (optional),</w:t>
       </w:r>
@@ -4624,8 +4640,8 @@
         <w:rPr>
           <w:rFonts w:ascii="Courier New" w:hAnsi="Courier New"/>
           <w:b w:val="0"/>
-          <w:color w:val="7DD3FC"/>
-          <w:sz w:val="17"/>
+          <w:color w:val="02374F"/>
+          <w:sz w:val="18"/>
         </w:rPr>
         <w:br/>
       </w:r>
@@ -4634,8 +4650,8 @@
           <w:rStyle w:val="VerbatimChar"/>
           <w:rFonts w:ascii="Courier New" w:hAnsi="Courier New"/>
           <w:b w:val="0"/>
-          <w:color w:val="7DD3FC"/>
-          <w:sz w:val="17"/>
+          <w:color w:val="02374F"/>
+          <w:sz w:val="18"/>
         </w:rPr>
         <w:t xml:space="preserve">  "_honey":         string  (honeypot — must be empty),</w:t>
       </w:r>
@@ -4643,8 +4659,8 @@
         <w:rPr>
           <w:rFonts w:ascii="Courier New" w:hAnsi="Courier New"/>
           <w:b w:val="0"/>
-          <w:color w:val="7DD3FC"/>
-          <w:sz w:val="17"/>
+          <w:color w:val="02374F"/>
+          <w:sz w:val="18"/>
         </w:rPr>
         <w:br/>
       </w:r>
@@ -4653,8 +4669,8 @@
           <w:rStyle w:val="VerbatimChar"/>
           <w:rFonts w:ascii="Courier New" w:hAnsi="Courier New"/>
           <w:b w:val="0"/>
-          <w:color w:val="7DD3FC"/>
-          <w:sz w:val="17"/>
+          <w:color w:val="02374F"/>
+          <w:sz w:val="18"/>
         </w:rPr>
         <w:t xml:space="preserve">  "source_page":    "/schools"</w:t>
       </w:r>
@@ -4662,8 +4678,8 @@
         <w:rPr>
           <w:rFonts w:ascii="Courier New" w:hAnsi="Courier New"/>
           <w:b w:val="0"/>
-          <w:color w:val="7DD3FC"/>
-          <w:sz w:val="17"/>
+          <w:color w:val="02374F"/>
+          <w:sz w:val="18"/>
         </w:rPr>
         <w:br/>
       </w:r>
@@ -4672,8 +4688,8 @@
           <w:rStyle w:val="VerbatimChar"/>
           <w:rFonts w:ascii="Courier New" w:hAnsi="Courier New"/>
           <w:b w:val="0"/>
-          <w:color w:val="7DD3FC"/>
-          <w:sz w:val="17"/>
+          <w:color w:val="02374F"/>
+          <w:sz w:val="18"/>
         </w:rPr>
         <w:t xml:space="preserve">}</w:t>
       </w:r>
@@ -4681,17 +4697,17 @@
         <w:rPr>
           <w:rFonts w:ascii="Courier New" w:hAnsi="Courier New"/>
           <w:b w:val="0"/>
-          <w:color w:val="7DD3FC"/>
-          <w:sz w:val="17"/>
-        </w:rPr>
-        <w:br/>
-      </w:r>
-      <w:r>
-        <w:rPr>
-          <w:rFonts w:ascii="Courier New" w:hAnsi="Courier New"/>
-          <w:b w:val="0"/>
-          <w:color w:val="7DD3FC"/>
-          <w:sz w:val="17"/>
+          <w:color w:val="02374F"/>
+          <w:sz w:val="18"/>
+        </w:rPr>
+        <w:br/>
+      </w:r>
+      <w:r>
+        <w:rPr>
+          <w:rFonts w:ascii="Courier New" w:hAnsi="Courier New"/>
+          <w:b w:val="0"/>
+          <w:color w:val="02374F"/>
+          <w:sz w:val="18"/>
         </w:rPr>
         <w:br/>
       </w:r>
@@ -4700,8 +4716,8 @@
           <w:rStyle w:val="VerbatimChar"/>
           <w:rFonts w:ascii="Courier New" w:hAnsi="Courier New"/>
           <w:b w:val="0"/>
-          <w:color w:val="7DD3FC"/>
-          <w:sz w:val="17"/>
+          <w:color w:val="02374F"/>
+          <w:sz w:val="18"/>
         </w:rPr>
         <w:t xml:space="preserve">Server options (pick one at deployment):</w:t>
       </w:r>
@@ -4709,8 +4725,8 @@
         <w:rPr>
           <w:rFonts w:ascii="Courier New" w:hAnsi="Courier New"/>
           <w:b w:val="0"/>
-          <w:color w:val="7DD3FC"/>
-          <w:sz w:val="17"/>
+          <w:color w:val="02374F"/>
+          <w:sz w:val="18"/>
         </w:rPr>
         <w:br/>
       </w:r>
@@ -4719,8 +4735,8 @@
           <w:rStyle w:val="VerbatimChar"/>
           <w:rFonts w:ascii="Courier New" w:hAnsi="Courier New"/>
           <w:b w:val="0"/>
-          <w:color w:val="7DD3FC"/>
-          <w:sz w:val="17"/>
+          <w:color w:val="02374F"/>
+          <w:sz w:val="18"/>
         </w:rPr>
         <w:t xml:space="preserve">  A. Forward to Flodesk segment / Keela form  → no GCP needed</w:t>
       </w:r>
@@ -4728,8 +4744,8 @@
         <w:rPr>
           <w:rFonts w:ascii="Courier New" w:hAnsi="Courier New"/>
           <w:b w:val="0"/>
-          <w:color w:val="7DD3FC"/>
-          <w:sz w:val="17"/>
+          <w:color w:val="02374F"/>
+          <w:sz w:val="18"/>
         </w:rPr>
         <w:br/>
       </w:r>
@@ -4738,8 +4754,8 @@
           <w:rStyle w:val="VerbatimChar"/>
           <w:rFonts w:ascii="Courier New" w:hAnsi="Courier New"/>
           <w:b w:val="0"/>
-          <w:color w:val="7DD3FC"/>
-          <w:sz w:val="17"/>
+          <w:color w:val="02374F"/>
+          <w:sz w:val="18"/>
         </w:rPr>
         <w:t xml:space="preserve">  B. INSERT INTO school_inquiries (GCP)       → Phase 2 if workflow requires it</w:t>
       </w:r>
@@ -4747,8 +4763,8 @@
         <w:rPr>
           <w:rFonts w:ascii="Courier New" w:hAnsi="Courier New"/>
           <w:b w:val="0"/>
-          <w:color w:val="7DD3FC"/>
-          <w:sz w:val="17"/>
+          <w:color w:val="02374F"/>
+          <w:sz w:val="18"/>
         </w:rPr>
         <w:br/>
       </w:r>
@@ -4757,8 +4773,8 @@
           <w:rStyle w:val="VerbatimChar"/>
           <w:rFonts w:ascii="Courier New" w:hAnsi="Courier New"/>
           <w:b w:val="0"/>
-          <w:color w:val="7DD3FC"/>
-          <w:sz w:val="17"/>
+          <w:color w:val="02374F"/>
+          <w:sz w:val="18"/>
         </w:rPr>
         <w:t xml:space="preserve">     + send notification email to partnerships team</w:t>
       </w:r>
@@ -4766,17 +4782,17 @@
         <w:rPr>
           <w:rFonts w:ascii="Courier New" w:hAnsi="Courier New"/>
           <w:b w:val="0"/>
-          <w:color w:val="7DD3FC"/>
-          <w:sz w:val="17"/>
-        </w:rPr>
-        <w:br/>
-      </w:r>
-      <w:r>
-        <w:rPr>
-          <w:rFonts w:ascii="Courier New" w:hAnsi="Courier New"/>
-          <w:b w:val="0"/>
-          <w:color w:val="7DD3FC"/>
-          <w:sz w:val="17"/>
+          <w:color w:val="02374F"/>
+          <w:sz w:val="18"/>
+        </w:rPr>
+        <w:br/>
+      </w:r>
+      <w:r>
+        <w:rPr>
+          <w:rFonts w:ascii="Courier New" w:hAnsi="Courier New"/>
+          <w:b w:val="0"/>
+          <w:color w:val="02374F"/>
+          <w:sz w:val="18"/>
         </w:rPr>
         <w:br/>
       </w:r>
@@ -4785,8 +4801,8 @@
           <w:rStyle w:val="VerbatimChar"/>
           <w:rFonts w:ascii="Courier New" w:hAnsi="Courier New"/>
           <w:b w:val="0"/>
-          <w:color w:val="7DD3FC"/>
-          <w:sz w:val="17"/>
+          <w:color w:val="02374F"/>
+          <w:sz w:val="18"/>
         </w:rPr>
         <w:t xml:space="preserve">Rate limit: 5 requests / 15 min / IP at Vercel edge</w:t>
       </w:r>
@@ -4794,8 +4810,8 @@
         <w:rPr>
           <w:rFonts w:ascii="Courier New" w:hAnsi="Courier New"/>
           <w:b w:val="0"/>
-          <w:color w:val="7DD3FC"/>
-          <w:sz w:val="17"/>
+          <w:color w:val="02374F"/>
+          <w:sz w:val="18"/>
         </w:rPr>
         <w:br/>
       </w:r>
@@ -4804,8 +4820,8 @@
           <w:rStyle w:val="VerbatimChar"/>
           <w:rFonts w:ascii="Courier New" w:hAnsi="Courier New"/>
           <w:b w:val="0"/>
-          <w:color w:val="7DD3FC"/>
-          <w:sz w:val="17"/>
+          <w:color w:val="02374F"/>
+          <w:sz w:val="18"/>
         </w:rPr>
         <w:t xml:space="preserve">Success: 200 + inline thank-you (voice &amp; tone)</w:t>
       </w:r>
@@ -4813,8 +4829,8 @@
         <w:rPr>
           <w:rFonts w:ascii="Courier New" w:hAnsi="Courier New"/>
           <w:b w:val="0"/>
-          <w:color w:val="7DD3FC"/>
-          <w:sz w:val="17"/>
+          <w:color w:val="02374F"/>
+          <w:sz w:val="18"/>
         </w:rPr>
         <w:br/>
       </w:r>
@@ -4823,8 +4839,8 @@
           <w:rStyle w:val="VerbatimChar"/>
           <w:rFonts w:ascii="Courier New" w:hAnsi="Courier New"/>
           <w:b w:val="0"/>
-          <w:color w:val="7DD3FC"/>
-          <w:sz w:val="17"/>
+          <w:color w:val="02374F"/>
+          <w:sz w:val="18"/>
         </w:rPr>
         <w:t xml:space="preserve">Error:   500 + friendly message + mailto fallback</w:t>
       </w:r>
@@ -4864,12 +4880,12 @@
         </w:trPr>
         <w:tc>
           <w:tcPr>
-            <w:shd w:val="clear" w:color="auto" w:fill="02374f"/>
-            <w:tcBorders>
-              <w:top w:val="single" w:sz="4" w:space="0" w:color="D1D9DC"/>
-              <w:left w:val="single" w:sz="4" w:space="0" w:color="D1D9DC"/>
-              <w:bottom w:val="single" w:sz="4" w:space="0" w:color="D1D9DC"/>
-              <w:right w:val="single" w:sz="4" w:space="0" w:color="D1D9DC"/>
+            <w:shd w:val="clear" w:color="auto" w:fill="D6EFF2"/>
+            <w:tcBorders>
+              <w:top w:val="single" w:sz="4" w:space="0" w:color="C0D6DC"/>
+              <w:left w:val="single" w:sz="4" w:space="0" w:color="C0D6DC"/>
+              <w:bottom w:val="single" w:sz="4" w:space="0" w:color="C0D6DC"/>
+              <w:right w:val="single" w:sz="4" w:space="0" w:color="C0D6DC"/>
             </w:tcBorders>
             <w:tcMar>
               <w:top w:w="60" w:type="dxa"/>
@@ -4887,7 +4903,7 @@
               <w:rPr>
                 <w:rFonts w:ascii="Calibri" w:hAnsi="Calibri"/>
                 <w:b/>
-                <w:color w:val="FFFFFF"/>
+                <w:color w:val="024E70"/>
                 <w:sz w:val="19"/>
               </w:rPr>
               <w:t xml:space="preserve">Event name</w:t>
@@ -4896,12 +4912,12 @@
         </w:tc>
         <w:tc>
           <w:tcPr>
-            <w:shd w:val="clear" w:color="auto" w:fill="02374f"/>
-            <w:tcBorders>
-              <w:top w:val="single" w:sz="4" w:space="0" w:color="D1D9DC"/>
-              <w:left w:val="single" w:sz="4" w:space="0" w:color="D1D9DC"/>
-              <w:bottom w:val="single" w:sz="4" w:space="0" w:color="D1D9DC"/>
-              <w:right w:val="single" w:sz="4" w:space="0" w:color="D1D9DC"/>
+            <w:shd w:val="clear" w:color="auto" w:fill="D6EFF2"/>
+            <w:tcBorders>
+              <w:top w:val="single" w:sz="4" w:space="0" w:color="C0D6DC"/>
+              <w:left w:val="single" w:sz="4" w:space="0" w:color="C0D6DC"/>
+              <w:bottom w:val="single" w:sz="4" w:space="0" w:color="C0D6DC"/>
+              <w:right w:val="single" w:sz="4" w:space="0" w:color="C0D6DC"/>
             </w:tcBorders>
             <w:tcMar>
               <w:top w:w="60" w:type="dxa"/>
@@ -4919,7 +4935,7 @@
               <w:rPr>
                 <w:rFonts w:ascii="Calibri" w:hAnsi="Calibri"/>
                 <w:b/>
-                <w:color w:val="FFFFFF"/>
+                <w:color w:val="024E70"/>
                 <w:sz w:val="19"/>
               </w:rPr>
               <w:t xml:space="preserve">Trigger</w:t>
@@ -4928,12 +4944,12 @@
         </w:tc>
         <w:tc>
           <w:tcPr>
-            <w:shd w:val="clear" w:color="auto" w:fill="02374f"/>
-            <w:tcBorders>
-              <w:top w:val="single" w:sz="4" w:space="0" w:color="D1D9DC"/>
-              <w:left w:val="single" w:sz="4" w:space="0" w:color="D1D9DC"/>
-              <w:bottom w:val="single" w:sz="4" w:space="0" w:color="D1D9DC"/>
-              <w:right w:val="single" w:sz="4" w:space="0" w:color="D1D9DC"/>
+            <w:shd w:val="clear" w:color="auto" w:fill="D6EFF2"/>
+            <w:tcBorders>
+              <w:top w:val="single" w:sz="4" w:space="0" w:color="C0D6DC"/>
+              <w:left w:val="single" w:sz="4" w:space="0" w:color="C0D6DC"/>
+              <w:bottom w:val="single" w:sz="4" w:space="0" w:color="C0D6DC"/>
+              <w:right w:val="single" w:sz="4" w:space="0" w:color="C0D6DC"/>
             </w:tcBorders>
             <w:tcMar>
               <w:top w:w="60" w:type="dxa"/>
@@ -4951,7 +4967,7 @@
               <w:rPr>
                 <w:rFonts w:ascii="Calibri" w:hAnsi="Calibri"/>
                 <w:b/>
-                <w:color w:val="FFFFFF"/>
+                <w:color w:val="024E70"/>
                 <w:sz w:val="19"/>
               </w:rPr>
               <w:t xml:space="preserve">Method</w:t>
@@ -4964,10 +4980,10 @@
           <w:tcPr>
             <w:shd w:val="clear" w:color="auto" w:fill="FFFFFF"/>
             <w:tcBorders>
-              <w:top w:val="single" w:sz="4" w:space="0" w:color="D1D9DC"/>
-              <w:left w:val="single" w:sz="4" w:space="0" w:color="D1D9DC"/>
-              <w:bottom w:val="single" w:sz="4" w:space="0" w:color="D1D9DC"/>
-              <w:right w:val="single" w:sz="4" w:space="0" w:color="D1D9DC"/>
+              <w:top w:val="single" w:sz="4" w:space="0" w:color="C0D6DC"/>
+              <w:left w:val="single" w:sz="4" w:space="0" w:color="C0D6DC"/>
+              <w:bottom w:val="single" w:sz="4" w:space="0" w:color="C0D6DC"/>
+              <w:right w:val="single" w:sz="4" w:space="0" w:color="C0D6DC"/>
             </w:tcBorders>
             <w:tcMar>
               <w:top w:w="60" w:type="dxa"/>
@@ -4996,10 +5012,10 @@
           <w:tcPr>
             <w:shd w:val="clear" w:color="auto" w:fill="FFFFFF"/>
             <w:tcBorders>
-              <w:top w:val="single" w:sz="4" w:space="0" w:color="D1D9DC"/>
-              <w:left w:val="single" w:sz="4" w:space="0" w:color="D1D9DC"/>
-              <w:bottom w:val="single" w:sz="4" w:space="0" w:color="D1D9DC"/>
-              <w:right w:val="single" w:sz="4" w:space="0" w:color="D1D9DC"/>
+              <w:top w:val="single" w:sz="4" w:space="0" w:color="C0D6DC"/>
+              <w:left w:val="single" w:sz="4" w:space="0" w:color="C0D6DC"/>
+              <w:bottom w:val="single" w:sz="4" w:space="0" w:color="C0D6DC"/>
+              <w:right w:val="single" w:sz="4" w:space="0" w:color="C0D6DC"/>
             </w:tcBorders>
             <w:tcMar>
               <w:top w:w="60" w:type="dxa"/>
@@ -5027,10 +5043,10 @@
           <w:tcPr>
             <w:shd w:val="clear" w:color="auto" w:fill="FFFFFF"/>
             <w:tcBorders>
-              <w:top w:val="single" w:sz="4" w:space="0" w:color="D1D9DC"/>
-              <w:left w:val="single" w:sz="4" w:space="0" w:color="D1D9DC"/>
-              <w:bottom w:val="single" w:sz="4" w:space="0" w:color="D1D9DC"/>
-              <w:right w:val="single" w:sz="4" w:space="0" w:color="D1D9DC"/>
+              <w:top w:val="single" w:sz="4" w:space="0" w:color="C0D6DC"/>
+              <w:left w:val="single" w:sz="4" w:space="0" w:color="C0D6DC"/>
+              <w:bottom w:val="single" w:sz="4" w:space="0" w:color="C0D6DC"/>
+              <w:right w:val="single" w:sz="4" w:space="0" w:color="C0D6DC"/>
             </w:tcBorders>
             <w:tcMar>
               <w:top w:w="60" w:type="dxa"/>
@@ -5075,12 +5091,12 @@
       <w:tr>
         <w:tc>
           <w:tcPr>
-            <w:shd w:val="clear" w:color="auto" w:fill="E8F1F2"/>
-            <w:tcBorders>
-              <w:top w:val="single" w:sz="4" w:space="0" w:color="D1D9DC"/>
-              <w:left w:val="single" w:sz="4" w:space="0" w:color="D1D9DC"/>
-              <w:bottom w:val="single" w:sz="4" w:space="0" w:color="D1D9DC"/>
-              <w:right w:val="single" w:sz="4" w:space="0" w:color="D1D9DC"/>
+            <w:shd w:val="clear" w:color="auto" w:fill="F7FAFB"/>
+            <w:tcBorders>
+              <w:top w:val="single" w:sz="4" w:space="0" w:color="C0D6DC"/>
+              <w:left w:val="single" w:sz="4" w:space="0" w:color="C0D6DC"/>
+              <w:bottom w:val="single" w:sz="4" w:space="0" w:color="C0D6DC"/>
+              <w:right w:val="single" w:sz="4" w:space="0" w:color="C0D6DC"/>
             </w:tcBorders>
             <w:tcMar>
               <w:top w:w="60" w:type="dxa"/>
@@ -5107,12 +5123,12 @@
         </w:tc>
         <w:tc>
           <w:tcPr>
-            <w:shd w:val="clear" w:color="auto" w:fill="E8F1F2"/>
-            <w:tcBorders>
-              <w:top w:val="single" w:sz="4" w:space="0" w:color="D1D9DC"/>
-              <w:left w:val="single" w:sz="4" w:space="0" w:color="D1D9DC"/>
-              <w:bottom w:val="single" w:sz="4" w:space="0" w:color="D1D9DC"/>
-              <w:right w:val="single" w:sz="4" w:space="0" w:color="D1D9DC"/>
+            <w:shd w:val="clear" w:color="auto" w:fill="F7FAFB"/>
+            <w:tcBorders>
+              <w:top w:val="single" w:sz="4" w:space="0" w:color="C0D6DC"/>
+              <w:left w:val="single" w:sz="4" w:space="0" w:color="C0D6DC"/>
+              <w:bottom w:val="single" w:sz="4" w:space="0" w:color="C0D6DC"/>
+              <w:right w:val="single" w:sz="4" w:space="0" w:color="C0D6DC"/>
             </w:tcBorders>
             <w:tcMar>
               <w:top w:w="60" w:type="dxa"/>
@@ -5138,12 +5154,12 @@
         </w:tc>
         <w:tc>
           <w:tcPr>
-            <w:shd w:val="clear" w:color="auto" w:fill="E8F1F2"/>
-            <w:tcBorders>
-              <w:top w:val="single" w:sz="4" w:space="0" w:color="D1D9DC"/>
-              <w:left w:val="single" w:sz="4" w:space="0" w:color="D1D9DC"/>
-              <w:bottom w:val="single" w:sz="4" w:space="0" w:color="D1D9DC"/>
-              <w:right w:val="single" w:sz="4" w:space="0" w:color="D1D9DC"/>
+            <w:shd w:val="clear" w:color="auto" w:fill="F7FAFB"/>
+            <w:tcBorders>
+              <w:top w:val="single" w:sz="4" w:space="0" w:color="C0D6DC"/>
+              <w:left w:val="single" w:sz="4" w:space="0" w:color="C0D6DC"/>
+              <w:bottom w:val="single" w:sz="4" w:space="0" w:color="C0D6DC"/>
+              <w:right w:val="single" w:sz="4" w:space="0" w:color="C0D6DC"/>
             </w:tcBorders>
             <w:tcMar>
               <w:top w:w="60" w:type="dxa"/>
@@ -5190,10 +5206,10 @@
           <w:tcPr>
             <w:shd w:val="clear" w:color="auto" w:fill="FFFFFF"/>
             <w:tcBorders>
-              <w:top w:val="single" w:sz="4" w:space="0" w:color="D1D9DC"/>
-              <w:left w:val="single" w:sz="4" w:space="0" w:color="D1D9DC"/>
-              <w:bottom w:val="single" w:sz="4" w:space="0" w:color="D1D9DC"/>
-              <w:right w:val="single" w:sz="4" w:space="0" w:color="D1D9DC"/>
+              <w:top w:val="single" w:sz="4" w:space="0" w:color="C0D6DC"/>
+              <w:left w:val="single" w:sz="4" w:space="0" w:color="C0D6DC"/>
+              <w:bottom w:val="single" w:sz="4" w:space="0" w:color="C0D6DC"/>
+              <w:right w:val="single" w:sz="4" w:space="0" w:color="C0D6DC"/>
             </w:tcBorders>
             <w:tcMar>
               <w:top w:w="60" w:type="dxa"/>
@@ -5222,10 +5238,10 @@
           <w:tcPr>
             <w:shd w:val="clear" w:color="auto" w:fill="FFFFFF"/>
             <w:tcBorders>
-              <w:top w:val="single" w:sz="4" w:space="0" w:color="D1D9DC"/>
-              <w:left w:val="single" w:sz="4" w:space="0" w:color="D1D9DC"/>
-              <w:bottom w:val="single" w:sz="4" w:space="0" w:color="D1D9DC"/>
-              <w:right w:val="single" w:sz="4" w:space="0" w:color="D1D9DC"/>
+              <w:top w:val="single" w:sz="4" w:space="0" w:color="C0D6DC"/>
+              <w:left w:val="single" w:sz="4" w:space="0" w:color="C0D6DC"/>
+              <w:bottom w:val="single" w:sz="4" w:space="0" w:color="C0D6DC"/>
+              <w:right w:val="single" w:sz="4" w:space="0" w:color="C0D6DC"/>
             </w:tcBorders>
             <w:tcMar>
               <w:top w:w="60" w:type="dxa"/>
@@ -5253,10 +5269,10 @@
           <w:tcPr>
             <w:shd w:val="clear" w:color="auto" w:fill="FFFFFF"/>
             <w:tcBorders>
-              <w:top w:val="single" w:sz="4" w:space="0" w:color="D1D9DC"/>
-              <w:left w:val="single" w:sz="4" w:space="0" w:color="D1D9DC"/>
-              <w:bottom w:val="single" w:sz="4" w:space="0" w:color="D1D9DC"/>
-              <w:right w:val="single" w:sz="4" w:space="0" w:color="D1D9DC"/>
+              <w:top w:val="single" w:sz="4" w:space="0" w:color="C0D6DC"/>
+              <w:left w:val="single" w:sz="4" w:space="0" w:color="C0D6DC"/>
+              <w:bottom w:val="single" w:sz="4" w:space="0" w:color="C0D6DC"/>
+              <w:right w:val="single" w:sz="4" w:space="0" w:color="C0D6DC"/>
             </w:tcBorders>
             <w:tcMar>
               <w:top w:w="60" w:type="dxa"/>
@@ -5284,12 +5300,12 @@
       <w:tr>
         <w:tc>
           <w:tcPr>
-            <w:shd w:val="clear" w:color="auto" w:fill="E8F1F2"/>
-            <w:tcBorders>
-              <w:top w:val="single" w:sz="4" w:space="0" w:color="D1D9DC"/>
-              <w:left w:val="single" w:sz="4" w:space="0" w:color="D1D9DC"/>
-              <w:bottom w:val="single" w:sz="4" w:space="0" w:color="D1D9DC"/>
-              <w:right w:val="single" w:sz="4" w:space="0" w:color="D1D9DC"/>
+            <w:shd w:val="clear" w:color="auto" w:fill="F7FAFB"/>
+            <w:tcBorders>
+              <w:top w:val="single" w:sz="4" w:space="0" w:color="C0D6DC"/>
+              <w:left w:val="single" w:sz="4" w:space="0" w:color="C0D6DC"/>
+              <w:bottom w:val="single" w:sz="4" w:space="0" w:color="C0D6DC"/>
+              <w:right w:val="single" w:sz="4" w:space="0" w:color="C0D6DC"/>
             </w:tcBorders>
             <w:tcMar>
               <w:top w:w="60" w:type="dxa"/>
@@ -5316,12 +5332,12 @@
         </w:tc>
         <w:tc>
           <w:tcPr>
-            <w:shd w:val="clear" w:color="auto" w:fill="E8F1F2"/>
-            <w:tcBorders>
-              <w:top w:val="single" w:sz="4" w:space="0" w:color="D1D9DC"/>
-              <w:left w:val="single" w:sz="4" w:space="0" w:color="D1D9DC"/>
-              <w:bottom w:val="single" w:sz="4" w:space="0" w:color="D1D9DC"/>
-              <w:right w:val="single" w:sz="4" w:space="0" w:color="D1D9DC"/>
+            <w:shd w:val="clear" w:color="auto" w:fill="F7FAFB"/>
+            <w:tcBorders>
+              <w:top w:val="single" w:sz="4" w:space="0" w:color="C0D6DC"/>
+              <w:left w:val="single" w:sz="4" w:space="0" w:color="C0D6DC"/>
+              <w:bottom w:val="single" w:sz="4" w:space="0" w:color="C0D6DC"/>
+              <w:right w:val="single" w:sz="4" w:space="0" w:color="C0D6DC"/>
             </w:tcBorders>
             <w:tcMar>
               <w:top w:w="60" w:type="dxa"/>
@@ -5347,12 +5363,12 @@
         </w:tc>
         <w:tc>
           <w:tcPr>
-            <w:shd w:val="clear" w:color="auto" w:fill="E8F1F2"/>
-            <w:tcBorders>
-              <w:top w:val="single" w:sz="4" w:space="0" w:color="D1D9DC"/>
-              <w:left w:val="single" w:sz="4" w:space="0" w:color="D1D9DC"/>
-              <w:bottom w:val="single" w:sz="4" w:space="0" w:color="D1D9DC"/>
-              <w:right w:val="single" w:sz="4" w:space="0" w:color="D1D9DC"/>
+            <w:shd w:val="clear" w:color="auto" w:fill="F7FAFB"/>
+            <w:tcBorders>
+              <w:top w:val="single" w:sz="4" w:space="0" w:color="C0D6DC"/>
+              <w:left w:val="single" w:sz="4" w:space="0" w:color="C0D6DC"/>
+              <w:bottom w:val="single" w:sz="4" w:space="0" w:color="C0D6DC"/>
+              <w:right w:val="single" w:sz="4" w:space="0" w:color="C0D6DC"/>
             </w:tcBorders>
             <w:tcMar>
               <w:top w:w="60" w:type="dxa"/>
@@ -5382,10 +5398,10 @@
           <w:tcPr>
             <w:shd w:val="clear" w:color="auto" w:fill="FFFFFF"/>
             <w:tcBorders>
-              <w:top w:val="single" w:sz="4" w:space="0" w:color="D1D9DC"/>
-              <w:left w:val="single" w:sz="4" w:space="0" w:color="D1D9DC"/>
-              <w:bottom w:val="single" w:sz="4" w:space="0" w:color="D1D9DC"/>
-              <w:right w:val="single" w:sz="4" w:space="0" w:color="D1D9DC"/>
+              <w:top w:val="single" w:sz="4" w:space="0" w:color="C0D6DC"/>
+              <w:left w:val="single" w:sz="4" w:space="0" w:color="C0D6DC"/>
+              <w:bottom w:val="single" w:sz="4" w:space="0" w:color="C0D6DC"/>
+              <w:right w:val="single" w:sz="4" w:space="0" w:color="C0D6DC"/>
             </w:tcBorders>
             <w:tcMar>
               <w:top w:w="60" w:type="dxa"/>
@@ -5414,10 +5430,10 @@
           <w:tcPr>
             <w:shd w:val="clear" w:color="auto" w:fill="FFFFFF"/>
             <w:tcBorders>
-              <w:top w:val="single" w:sz="4" w:space="0" w:color="D1D9DC"/>
-              <w:left w:val="single" w:sz="4" w:space="0" w:color="D1D9DC"/>
-              <w:bottom w:val="single" w:sz="4" w:space="0" w:color="D1D9DC"/>
-              <w:right w:val="single" w:sz="4" w:space="0" w:color="D1D9DC"/>
+              <w:top w:val="single" w:sz="4" w:space="0" w:color="C0D6DC"/>
+              <w:left w:val="single" w:sz="4" w:space="0" w:color="C0D6DC"/>
+              <w:bottom w:val="single" w:sz="4" w:space="0" w:color="C0D6DC"/>
+              <w:right w:val="single" w:sz="4" w:space="0" w:color="C0D6DC"/>
             </w:tcBorders>
             <w:tcMar>
               <w:top w:w="60" w:type="dxa"/>
@@ -5462,10 +5478,10 @@
           <w:tcPr>
             <w:shd w:val="clear" w:color="auto" w:fill="FFFFFF"/>
             <w:tcBorders>
-              <w:top w:val="single" w:sz="4" w:space="0" w:color="D1D9DC"/>
-              <w:left w:val="single" w:sz="4" w:space="0" w:color="D1D9DC"/>
-              <w:bottom w:val="single" w:sz="4" w:space="0" w:color="D1D9DC"/>
-              <w:right w:val="single" w:sz="4" w:space="0" w:color="D1D9DC"/>
+              <w:top w:val="single" w:sz="4" w:space="0" w:color="C0D6DC"/>
+              <w:left w:val="single" w:sz="4" w:space="0" w:color="C0D6DC"/>
+              <w:bottom w:val="single" w:sz="4" w:space="0" w:color="C0D6DC"/>
+              <w:right w:val="single" w:sz="4" w:space="0" w:color="C0D6DC"/>
             </w:tcBorders>
             <w:tcMar>
               <w:top w:w="60" w:type="dxa"/>
@@ -5564,6 +5580,7 @@
     <w:p>
       <w:pPr>
         <w:pStyle w:val="SourceCode"/>
+        <w:shd w:val="clear" w:color="auto" w:fill="EFF7FF"/>
         <w:spacing w:before="20" w:after="20"/>
         <w:ind w:left="283"/>
       </w:pPr>
@@ -5572,8 +5589,8 @@
           <w:rStyle w:val="VerbatimChar"/>
           <w:rFonts w:ascii="Courier New" w:hAnsi="Courier New"/>
           <w:b w:val="0"/>
-          <w:color w:val="7DD3FC"/>
-          <w:sz w:val="17"/>
+          <w:color w:val="02374F"/>
+          <w:sz w:val="18"/>
         </w:rPr>
         <w:t xml:space="preserve">Vercel Edge Middleware (middleware.ts):</w:t>
       </w:r>
@@ -5581,8 +5598,8 @@
         <w:rPr>
           <w:rFonts w:ascii="Courier New" w:hAnsi="Courier New"/>
           <w:b w:val="0"/>
-          <w:color w:val="7DD3FC"/>
-          <w:sz w:val="17"/>
+          <w:color w:val="02374F"/>
+          <w:sz w:val="18"/>
         </w:rPr>
         <w:br/>
       </w:r>
@@ -5591,8 +5608,8 @@
           <w:rStyle w:val="VerbatimChar"/>
           <w:rFonts w:ascii="Courier New" w:hAnsi="Courier New"/>
           <w:b w:val="0"/>
-          <w:color w:val="7DD3FC"/>
-          <w:sz w:val="17"/>
+          <w:color w:val="02374F"/>
+          <w:sz w:val="18"/>
         </w:rPr>
         <w:t xml:space="preserve">  1. Request hits /homeroom/*</w:t>
       </w:r>
@@ -5600,8 +5617,8 @@
         <w:rPr>
           <w:rFonts w:ascii="Courier New" w:hAnsi="Courier New"/>
           <w:b w:val="0"/>
-          <w:color w:val="7DD3FC"/>
-          <w:sz w:val="17"/>
+          <w:color w:val="02374F"/>
+          <w:sz w:val="18"/>
         </w:rPr>
         <w:br/>
       </w:r>
@@ -5610,8 +5627,8 @@
           <w:rStyle w:val="VerbatimChar"/>
           <w:rFonts w:ascii="Courier New" w:hAnsi="Courier New"/>
           <w:b w:val="0"/>
-          <w:color w:val="7DD3FC"/>
-          <w:sz w:val="17"/>
+          <w:color w:val="02374F"/>
+          <w:sz w:val="18"/>
         </w:rPr>
         <w:t xml:space="preserve">  2. Check cookie: homeroom_session</w:t>
       </w:r>
@@ -5619,8 +5636,8 @@
         <w:rPr>
           <w:rFonts w:ascii="Courier New" w:hAnsi="Courier New"/>
           <w:b w:val="0"/>
-          <w:color w:val="7DD3FC"/>
-          <w:sz w:val="17"/>
+          <w:color w:val="02374F"/>
+          <w:sz w:val="18"/>
         </w:rPr>
         <w:br/>
       </w:r>
@@ -5629,8 +5646,8 @@
           <w:rStyle w:val="VerbatimChar"/>
           <w:rFonts w:ascii="Courier New" w:hAnsi="Courier New"/>
           <w:b w:val="0"/>
-          <w:color w:val="7DD3FC"/>
-          <w:sz w:val="17"/>
+          <w:color w:val="02374F"/>
+          <w:sz w:val="18"/>
         </w:rPr>
         <w:t xml:space="preserve">  3. Missing or invalid → redirect to /homeroom/login (simple HTML form)</w:t>
       </w:r>
@@ -5638,8 +5655,8 @@
         <w:rPr>
           <w:rFonts w:ascii="Courier New" w:hAnsi="Courier New"/>
           <w:b w:val="0"/>
-          <w:color w:val="7DD3FC"/>
-          <w:sz w:val="17"/>
+          <w:color w:val="02374F"/>
+          <w:sz w:val="18"/>
         </w:rPr>
         <w:br/>
       </w:r>
@@ -5648,8 +5665,8 @@
           <w:rStyle w:val="VerbatimChar"/>
           <w:rFonts w:ascii="Courier New" w:hAnsi="Courier New"/>
           <w:b w:val="0"/>
-          <w:color w:val="7DD3FC"/>
-          <w:sz w:val="17"/>
+          <w:color w:val="02374F"/>
+          <w:sz w:val="18"/>
         </w:rPr>
         <w:t xml:space="preserve">  4. POST /api/homeroom-auth</w:t>
       </w:r>
@@ -5657,8 +5674,8 @@
         <w:rPr>
           <w:rFonts w:ascii="Courier New" w:hAnsi="Courier New"/>
           <w:b w:val="0"/>
-          <w:color w:val="7DD3FC"/>
-          <w:sz w:val="17"/>
+          <w:color w:val="02374F"/>
+          <w:sz w:val="18"/>
         </w:rPr>
         <w:br/>
       </w:r>
@@ -5667,8 +5684,8 @@
           <w:rStyle w:val="VerbatimChar"/>
           <w:rFonts w:ascii="Courier New" w:hAnsi="Courier New"/>
           <w:b w:val="0"/>
-          <w:color w:val="7DD3FC"/>
-          <w:sz w:val="17"/>
+          <w:color w:val="02374F"/>
+          <w:sz w:val="18"/>
         </w:rPr>
         <w:t xml:space="preserve">       body: { "password": string }</w:t>
       </w:r>
@@ -5676,8 +5693,8 @@
         <w:rPr>
           <w:rFonts w:ascii="Courier New" w:hAnsi="Courier New"/>
           <w:b w:val="0"/>
-          <w:color w:val="7DD3FC"/>
-          <w:sz w:val="17"/>
+          <w:color w:val="02374F"/>
+          <w:sz w:val="18"/>
         </w:rPr>
         <w:br/>
       </w:r>
@@ -5686,8 +5703,8 @@
           <w:rStyle w:val="VerbatimChar"/>
           <w:rFonts w:ascii="Courier New" w:hAnsi="Courier New"/>
           <w:b w:val="0"/>
-          <w:color w:val="7DD3FC"/>
-          <w:sz w:val="17"/>
+          <w:color w:val="02374F"/>
+          <w:sz w:val="18"/>
         </w:rPr>
         <w:t xml:space="preserve">       server: compare to HOMEROOM_GATE_PASSWORD (env)</w:t>
       </w:r>
@@ -5695,8 +5712,8 @@
         <w:rPr>
           <w:rFonts w:ascii="Courier New" w:hAnsi="Courier New"/>
           <w:b w:val="0"/>
-          <w:color w:val="7DD3FC"/>
-          <w:sz w:val="17"/>
+          <w:color w:val="02374F"/>
+          <w:sz w:val="18"/>
         </w:rPr>
         <w:br/>
       </w:r>
@@ -5705,8 +5722,8 @@
           <w:rStyle w:val="VerbatimChar"/>
           <w:rFonts w:ascii="Courier New" w:hAnsi="Courier New"/>
           <w:b w:val="0"/>
-          <w:color w:val="7DD3FC"/>
-          <w:sz w:val="17"/>
+          <w:color w:val="02374F"/>
+          <w:sz w:val="18"/>
         </w:rPr>
         <w:t xml:space="preserve">       rate limit: 5 attempts / 15 min / IP</w:t>
       </w:r>
@@ -5714,8 +5731,8 @@
         <w:rPr>
           <w:rFonts w:ascii="Courier New" w:hAnsi="Courier New"/>
           <w:b w:val="0"/>
-          <w:color w:val="7DD3FC"/>
-          <w:sz w:val="17"/>
+          <w:color w:val="02374F"/>
+          <w:sz w:val="18"/>
         </w:rPr>
         <w:br/>
       </w:r>
@@ -5724,8 +5741,8 @@
           <w:rStyle w:val="VerbatimChar"/>
           <w:rFonts w:ascii="Courier New" w:hAnsi="Courier New"/>
           <w:b w:val="0"/>
-          <w:color w:val="7DD3FC"/>
-          <w:sz w:val="17"/>
+          <w:color w:val="02374F"/>
+          <w:sz w:val="18"/>
         </w:rPr>
         <w:t xml:space="preserve">       success: set HTTP-only cookie, 7-day expiry → redirect to /homeroom</w:t>
       </w:r>
@@ -5733,8 +5750,8 @@
         <w:rPr>
           <w:rFonts w:ascii="Courier New" w:hAnsi="Courier New"/>
           <w:b w:val="0"/>
-          <w:color w:val="7DD3FC"/>
-          <w:sz w:val="17"/>
+          <w:color w:val="02374F"/>
+          <w:sz w:val="18"/>
         </w:rPr>
         <w:br/>
       </w:r>
@@ -5743,8 +5760,8 @@
           <w:rStyle w:val="VerbatimChar"/>
           <w:rFonts w:ascii="Courier New" w:hAnsi="Courier New"/>
           <w:b w:val="0"/>
-          <w:color w:val="7DD3FC"/>
-          <w:sz w:val="17"/>
+          <w:color w:val="02374F"/>
+          <w:sz w:val="18"/>
         </w:rPr>
         <w:t xml:space="preserve">  5. Phase 2.1: replace shared password with magic link</w:t>
       </w:r>
@@ -5752,8 +5769,8 @@
         <w:rPr>
           <w:rFonts w:ascii="Courier New" w:hAnsi="Courier New"/>
           <w:b w:val="0"/>
-          <w:color w:val="7DD3FC"/>
-          <w:sz w:val="17"/>
+          <w:color w:val="02374F"/>
+          <w:sz w:val="18"/>
         </w:rPr>
         <w:br/>
       </w:r>
@@ -5762,8 +5779,8 @@
           <w:rStyle w:val="VerbatimChar"/>
           <w:rFonts w:ascii="Courier New" w:hAnsi="Courier New"/>
           <w:b w:val="0"/>
-          <w:color w:val="7DD3FC"/>
-          <w:sz w:val="17"/>
+          <w:color w:val="02374F"/>
+          <w:sz w:val="18"/>
         </w:rPr>
         <w:t xml:space="preserve">       (Vercel fn sends link → user clicks → set signed JWT cookie)</w:t>
       </w:r>
@@ -5771,8 +5788,8 @@
         <w:rPr>
           <w:rFonts w:ascii="Courier New" w:hAnsi="Courier New"/>
           <w:b w:val="0"/>
-          <w:color w:val="7DD3FC"/>
-          <w:sz w:val="17"/>
+          <w:color w:val="02374F"/>
+          <w:sz w:val="18"/>
         </w:rPr>
         <w:br/>
       </w:r>
@@ -5781,8 +5798,8 @@
           <w:rStyle w:val="VerbatimChar"/>
           <w:rFonts w:ascii="Courier New" w:hAnsi="Courier New"/>
           <w:b w:val="0"/>
-          <w:color w:val="7DD3FC"/>
-          <w:sz w:val="17"/>
+          <w:color w:val="02374F"/>
+          <w:sz w:val="18"/>
         </w:rPr>
         <w:t xml:space="preserve">       triggers when: &gt;500 active members OR password leaked</w:t>
       </w:r>
@@ -5790,17 +5807,17 @@
         <w:rPr>
           <w:rFonts w:ascii="Courier New" w:hAnsi="Courier New"/>
           <w:b w:val="0"/>
-          <w:color w:val="7DD3FC"/>
-          <w:sz w:val="17"/>
-        </w:rPr>
-        <w:br/>
-      </w:r>
-      <w:r>
-        <w:rPr>
-          <w:rFonts w:ascii="Courier New" w:hAnsi="Courier New"/>
-          <w:b w:val="0"/>
-          <w:color w:val="7DD3FC"/>
-          <w:sz w:val="17"/>
+          <w:color w:val="02374F"/>
+          <w:sz w:val="18"/>
+        </w:rPr>
+        <w:br/>
+      </w:r>
+      <w:r>
+        <w:rPr>
+          <w:rFonts w:ascii="Courier New" w:hAnsi="Courier New"/>
+          <w:b w:val="0"/>
+          <w:color w:val="02374F"/>
+          <w:sz w:val="18"/>
         </w:rPr>
         <w:br/>
       </w:r>
@@ -5809,8 +5826,8 @@
           <w:rStyle w:val="VerbatimChar"/>
           <w:rFonts w:ascii="Courier New" w:hAnsi="Courier New"/>
           <w:b w:val="0"/>
-          <w:color w:val="7DD3FC"/>
-          <w:sz w:val="17"/>
+          <w:color w:val="02374F"/>
+          <w:sz w:val="18"/>
         </w:rPr>
         <w:t xml:space="preserve">Env var: HOMEROOM_GATE_PASSWORD (Vercel env only — never in repo)</w:t>
       </w:r>
@@ -5860,12 +5877,12 @@
         </w:trPr>
         <w:tc>
           <w:tcPr>
-            <w:shd w:val="clear" w:color="auto" w:fill="02374f"/>
-            <w:tcBorders>
-              <w:top w:val="single" w:sz="4" w:space="0" w:color="D1D9DC"/>
-              <w:left w:val="single" w:sz="4" w:space="0" w:color="D1D9DC"/>
-              <w:bottom w:val="single" w:sz="4" w:space="0" w:color="D1D9DC"/>
-              <w:right w:val="single" w:sz="4" w:space="0" w:color="D1D9DC"/>
+            <w:shd w:val="clear" w:color="auto" w:fill="D6EFF2"/>
+            <w:tcBorders>
+              <w:top w:val="single" w:sz="4" w:space="0" w:color="C0D6DC"/>
+              <w:left w:val="single" w:sz="4" w:space="0" w:color="C0D6DC"/>
+              <w:bottom w:val="single" w:sz="4" w:space="0" w:color="C0D6DC"/>
+              <w:right w:val="single" w:sz="4" w:space="0" w:color="C0D6DC"/>
             </w:tcBorders>
             <w:tcMar>
               <w:top w:w="60" w:type="dxa"/>
@@ -5883,7 +5900,7 @@
               <w:rPr>
                 <w:rFonts w:ascii="Calibri" w:hAnsi="Calibri"/>
                 <w:b/>
-                <w:color w:val="FFFFFF"/>
+                <w:color w:val="024E70"/>
                 <w:sz w:val="19"/>
               </w:rPr>
               <w:t xml:space="preserve">Entity</w:t>
@@ -5892,12 +5909,12 @@
         </w:tc>
         <w:tc>
           <w:tcPr>
-            <w:shd w:val="clear" w:color="auto" w:fill="02374f"/>
-            <w:tcBorders>
-              <w:top w:val="single" w:sz="4" w:space="0" w:color="D1D9DC"/>
-              <w:left w:val="single" w:sz="4" w:space="0" w:color="D1D9DC"/>
-              <w:bottom w:val="single" w:sz="4" w:space="0" w:color="D1D9DC"/>
-              <w:right w:val="single" w:sz="4" w:space="0" w:color="D1D9DC"/>
+            <w:shd w:val="clear" w:color="auto" w:fill="D6EFF2"/>
+            <w:tcBorders>
+              <w:top w:val="single" w:sz="4" w:space="0" w:color="C0D6DC"/>
+              <w:left w:val="single" w:sz="4" w:space="0" w:color="C0D6DC"/>
+              <w:bottom w:val="single" w:sz="4" w:space="0" w:color="C0D6DC"/>
+              <w:right w:val="single" w:sz="4" w:space="0" w:color="C0D6DC"/>
             </w:tcBorders>
             <w:tcMar>
               <w:top w:w="60" w:type="dxa"/>
@@ -5915,7 +5932,7 @@
               <w:rPr>
                 <w:rFonts w:ascii="Calibri" w:hAnsi="Calibri"/>
                 <w:b/>
-                <w:color w:val="FFFFFF"/>
+                <w:color w:val="024E70"/>
                 <w:sz w:val="19"/>
               </w:rPr>
               <w:t xml:space="preserve">Storage</w:t>
@@ -5924,12 +5941,12 @@
         </w:tc>
         <w:tc>
           <w:tcPr>
-            <w:shd w:val="clear" w:color="auto" w:fill="02374f"/>
-            <w:tcBorders>
-              <w:top w:val="single" w:sz="4" w:space="0" w:color="D1D9DC"/>
-              <w:left w:val="single" w:sz="4" w:space="0" w:color="D1D9DC"/>
-              <w:bottom w:val="single" w:sz="4" w:space="0" w:color="D1D9DC"/>
-              <w:right w:val="single" w:sz="4" w:space="0" w:color="D1D9DC"/>
+            <w:shd w:val="clear" w:color="auto" w:fill="D6EFF2"/>
+            <w:tcBorders>
+              <w:top w:val="single" w:sz="4" w:space="0" w:color="C0D6DC"/>
+              <w:left w:val="single" w:sz="4" w:space="0" w:color="C0D6DC"/>
+              <w:bottom w:val="single" w:sz="4" w:space="0" w:color="C0D6DC"/>
+              <w:right w:val="single" w:sz="4" w:space="0" w:color="C0D6DC"/>
             </w:tcBorders>
             <w:tcMar>
               <w:top w:w="60" w:type="dxa"/>
@@ -5947,7 +5964,7 @@
               <w:rPr>
                 <w:rFonts w:ascii="Calibri" w:hAnsi="Calibri"/>
                 <w:b/>
-                <w:color w:val="FFFFFF"/>
+                <w:color w:val="024E70"/>
                 <w:sz w:val="19"/>
               </w:rPr>
               <w:t xml:space="preserve">Key fields</w:t>
@@ -5960,10 +5977,10 @@
           <w:tcPr>
             <w:shd w:val="clear" w:color="auto" w:fill="FFFFFF"/>
             <w:tcBorders>
-              <w:top w:val="single" w:sz="4" w:space="0" w:color="D1D9DC"/>
-              <w:left w:val="single" w:sz="4" w:space="0" w:color="D1D9DC"/>
-              <w:bottom w:val="single" w:sz="4" w:space="0" w:color="D1D9DC"/>
-              <w:right w:val="single" w:sz="4" w:space="0" w:color="D1D9DC"/>
+              <w:top w:val="single" w:sz="4" w:space="0" w:color="C0D6DC"/>
+              <w:left w:val="single" w:sz="4" w:space="0" w:color="C0D6DC"/>
+              <w:bottom w:val="single" w:sz="4" w:space="0" w:color="C0D6DC"/>
+              <w:right w:val="single" w:sz="4" w:space="0" w:color="C0D6DC"/>
             </w:tcBorders>
             <w:tcMar>
               <w:top w:w="60" w:type="dxa"/>
@@ -5991,10 +6008,10 @@
           <w:tcPr>
             <w:shd w:val="clear" w:color="auto" w:fill="FFFFFF"/>
             <w:tcBorders>
-              <w:top w:val="single" w:sz="4" w:space="0" w:color="D1D9DC"/>
-              <w:left w:val="single" w:sz="4" w:space="0" w:color="D1D9DC"/>
-              <w:bottom w:val="single" w:sz="4" w:space="0" w:color="D1D9DC"/>
-              <w:right w:val="single" w:sz="4" w:space="0" w:color="D1D9DC"/>
+              <w:top w:val="single" w:sz="4" w:space="0" w:color="C0D6DC"/>
+              <w:left w:val="single" w:sz="4" w:space="0" w:color="C0D6DC"/>
+              <w:bottom w:val="single" w:sz="4" w:space="0" w:color="C0D6DC"/>
+              <w:right w:val="single" w:sz="4" w:space="0" w:color="C0D6DC"/>
             </w:tcBorders>
             <w:tcMar>
               <w:top w:w="60" w:type="dxa"/>
@@ -6055,10 +6072,10 @@
           <w:tcPr>
             <w:shd w:val="clear" w:color="auto" w:fill="FFFFFF"/>
             <w:tcBorders>
-              <w:top w:val="single" w:sz="4" w:space="0" w:color="D1D9DC"/>
-              <w:left w:val="single" w:sz="4" w:space="0" w:color="D1D9DC"/>
-              <w:bottom w:val="single" w:sz="4" w:space="0" w:color="D1D9DC"/>
-              <w:right w:val="single" w:sz="4" w:space="0" w:color="D1D9DC"/>
+              <w:top w:val="single" w:sz="4" w:space="0" w:color="C0D6DC"/>
+              <w:left w:val="single" w:sz="4" w:space="0" w:color="C0D6DC"/>
+              <w:bottom w:val="single" w:sz="4" w:space="0" w:color="C0D6DC"/>
+              <w:right w:val="single" w:sz="4" w:space="0" w:color="C0D6DC"/>
             </w:tcBorders>
             <w:tcMar>
               <w:top w:w="60" w:type="dxa"/>
@@ -6086,12 +6103,12 @@
       <w:tr>
         <w:tc>
           <w:tcPr>
-            <w:shd w:val="clear" w:color="auto" w:fill="E8F1F2"/>
-            <w:tcBorders>
-              <w:top w:val="single" w:sz="4" w:space="0" w:color="D1D9DC"/>
-              <w:left w:val="single" w:sz="4" w:space="0" w:color="D1D9DC"/>
-              <w:bottom w:val="single" w:sz="4" w:space="0" w:color="D1D9DC"/>
-              <w:right w:val="single" w:sz="4" w:space="0" w:color="D1D9DC"/>
+            <w:shd w:val="clear" w:color="auto" w:fill="F7FAFB"/>
+            <w:tcBorders>
+              <w:top w:val="single" w:sz="4" w:space="0" w:color="C0D6DC"/>
+              <w:left w:val="single" w:sz="4" w:space="0" w:color="C0D6DC"/>
+              <w:bottom w:val="single" w:sz="4" w:space="0" w:color="C0D6DC"/>
+              <w:right w:val="single" w:sz="4" w:space="0" w:color="C0D6DC"/>
             </w:tcBorders>
             <w:tcMar>
               <w:top w:w="60" w:type="dxa"/>
@@ -6117,12 +6134,12 @@
         </w:tc>
         <w:tc>
           <w:tcPr>
-            <w:shd w:val="clear" w:color="auto" w:fill="E8F1F2"/>
-            <w:tcBorders>
-              <w:top w:val="single" w:sz="4" w:space="0" w:color="D1D9DC"/>
-              <w:left w:val="single" w:sz="4" w:space="0" w:color="D1D9DC"/>
-              <w:bottom w:val="single" w:sz="4" w:space="0" w:color="D1D9DC"/>
-              <w:right w:val="single" w:sz="4" w:space="0" w:color="D1D9DC"/>
+            <w:shd w:val="clear" w:color="auto" w:fill="F7FAFB"/>
+            <w:tcBorders>
+              <w:top w:val="single" w:sz="4" w:space="0" w:color="C0D6DC"/>
+              <w:left w:val="single" w:sz="4" w:space="0" w:color="C0D6DC"/>
+              <w:bottom w:val="single" w:sz="4" w:space="0" w:color="C0D6DC"/>
+              <w:right w:val="single" w:sz="4" w:space="0" w:color="C0D6DC"/>
             </w:tcBorders>
             <w:tcMar>
               <w:top w:w="60" w:type="dxa"/>
@@ -6149,12 +6166,12 @@
         </w:tc>
         <w:tc>
           <w:tcPr>
-            <w:shd w:val="clear" w:color="auto" w:fill="E8F1F2"/>
-            <w:tcBorders>
-              <w:top w:val="single" w:sz="4" w:space="0" w:color="D1D9DC"/>
-              <w:left w:val="single" w:sz="4" w:space="0" w:color="D1D9DC"/>
-              <w:bottom w:val="single" w:sz="4" w:space="0" w:color="D1D9DC"/>
-              <w:right w:val="single" w:sz="4" w:space="0" w:color="D1D9DC"/>
+            <w:shd w:val="clear" w:color="auto" w:fill="F7FAFB"/>
+            <w:tcBorders>
+              <w:top w:val="single" w:sz="4" w:space="0" w:color="C0D6DC"/>
+              <w:left w:val="single" w:sz="4" w:space="0" w:color="C0D6DC"/>
+              <w:bottom w:val="single" w:sz="4" w:space="0" w:color="C0D6DC"/>
+              <w:right w:val="single" w:sz="4" w:space="0" w:color="C0D6DC"/>
             </w:tcBorders>
             <w:tcMar>
               <w:top w:w="60" w:type="dxa"/>
@@ -6184,10 +6201,10 @@
           <w:tcPr>
             <w:shd w:val="clear" w:color="auto" w:fill="FFFFFF"/>
             <w:tcBorders>
-              <w:top w:val="single" w:sz="4" w:space="0" w:color="D1D9DC"/>
-              <w:left w:val="single" w:sz="4" w:space="0" w:color="D1D9DC"/>
-              <w:bottom w:val="single" w:sz="4" w:space="0" w:color="D1D9DC"/>
-              <w:right w:val="single" w:sz="4" w:space="0" w:color="D1D9DC"/>
+              <w:top w:val="single" w:sz="4" w:space="0" w:color="C0D6DC"/>
+              <w:left w:val="single" w:sz="4" w:space="0" w:color="C0D6DC"/>
+              <w:bottom w:val="single" w:sz="4" w:space="0" w:color="C0D6DC"/>
+              <w:right w:val="single" w:sz="4" w:space="0" w:color="C0D6DC"/>
             </w:tcBorders>
             <w:tcMar>
               <w:top w:w="60" w:type="dxa"/>
@@ -6215,10 +6232,10 @@
           <w:tcPr>
             <w:shd w:val="clear" w:color="auto" w:fill="FFFFFF"/>
             <w:tcBorders>
-              <w:top w:val="single" w:sz="4" w:space="0" w:color="D1D9DC"/>
-              <w:left w:val="single" w:sz="4" w:space="0" w:color="D1D9DC"/>
-              <w:bottom w:val="single" w:sz="4" w:space="0" w:color="D1D9DC"/>
-              <w:right w:val="single" w:sz="4" w:space="0" w:color="D1D9DC"/>
+              <w:top w:val="single" w:sz="4" w:space="0" w:color="C0D6DC"/>
+              <w:left w:val="single" w:sz="4" w:space="0" w:color="C0D6DC"/>
+              <w:bottom w:val="single" w:sz="4" w:space="0" w:color="C0D6DC"/>
+              <w:right w:val="single" w:sz="4" w:space="0" w:color="C0D6DC"/>
             </w:tcBorders>
             <w:tcMar>
               <w:top w:w="60" w:type="dxa"/>
@@ -6247,10 +6264,10 @@
           <w:tcPr>
             <w:shd w:val="clear" w:color="auto" w:fill="FFFFFF"/>
             <w:tcBorders>
-              <w:top w:val="single" w:sz="4" w:space="0" w:color="D1D9DC"/>
-              <w:left w:val="single" w:sz="4" w:space="0" w:color="D1D9DC"/>
-              <w:bottom w:val="single" w:sz="4" w:space="0" w:color="D1D9DC"/>
-              <w:right w:val="single" w:sz="4" w:space="0" w:color="D1D9DC"/>
+              <w:top w:val="single" w:sz="4" w:space="0" w:color="C0D6DC"/>
+              <w:left w:val="single" w:sz="4" w:space="0" w:color="C0D6DC"/>
+              <w:bottom w:val="single" w:sz="4" w:space="0" w:color="C0D6DC"/>
+              <w:right w:val="single" w:sz="4" w:space="0" w:color="C0D6DC"/>
             </w:tcBorders>
             <w:tcMar>
               <w:top w:w="60" w:type="dxa"/>
@@ -6278,12 +6295,12 @@
       <w:tr>
         <w:tc>
           <w:tcPr>
-            <w:shd w:val="clear" w:color="auto" w:fill="E8F1F2"/>
-            <w:tcBorders>
-              <w:top w:val="single" w:sz="4" w:space="0" w:color="D1D9DC"/>
-              <w:left w:val="single" w:sz="4" w:space="0" w:color="D1D9DC"/>
-              <w:bottom w:val="single" w:sz="4" w:space="0" w:color="D1D9DC"/>
-              <w:right w:val="single" w:sz="4" w:space="0" w:color="D1D9DC"/>
+            <w:shd w:val="clear" w:color="auto" w:fill="F7FAFB"/>
+            <w:tcBorders>
+              <w:top w:val="single" w:sz="4" w:space="0" w:color="C0D6DC"/>
+              <w:left w:val="single" w:sz="4" w:space="0" w:color="C0D6DC"/>
+              <w:bottom w:val="single" w:sz="4" w:space="0" w:color="C0D6DC"/>
+              <w:right w:val="single" w:sz="4" w:space="0" w:color="C0D6DC"/>
             </w:tcBorders>
             <w:tcMar>
               <w:top w:w="60" w:type="dxa"/>
@@ -6309,12 +6326,12 @@
         </w:tc>
         <w:tc>
           <w:tcPr>
-            <w:shd w:val="clear" w:color="auto" w:fill="E8F1F2"/>
-            <w:tcBorders>
-              <w:top w:val="single" w:sz="4" w:space="0" w:color="D1D9DC"/>
-              <w:left w:val="single" w:sz="4" w:space="0" w:color="D1D9DC"/>
-              <w:bottom w:val="single" w:sz="4" w:space="0" w:color="D1D9DC"/>
-              <w:right w:val="single" w:sz="4" w:space="0" w:color="D1D9DC"/>
+            <w:shd w:val="clear" w:color="auto" w:fill="F7FAFB"/>
+            <w:tcBorders>
+              <w:top w:val="single" w:sz="4" w:space="0" w:color="C0D6DC"/>
+              <w:left w:val="single" w:sz="4" w:space="0" w:color="C0D6DC"/>
+              <w:bottom w:val="single" w:sz="4" w:space="0" w:color="C0D6DC"/>
+              <w:right w:val="single" w:sz="4" w:space="0" w:color="C0D6DC"/>
             </w:tcBorders>
             <w:tcMar>
               <w:top w:w="60" w:type="dxa"/>
@@ -6340,12 +6357,12 @@
         </w:tc>
         <w:tc>
           <w:tcPr>
-            <w:shd w:val="clear" w:color="auto" w:fill="E8F1F2"/>
-            <w:tcBorders>
-              <w:top w:val="single" w:sz="4" w:space="0" w:color="D1D9DC"/>
-              <w:left w:val="single" w:sz="4" w:space="0" w:color="D1D9DC"/>
-              <w:bottom w:val="single" w:sz="4" w:space="0" w:color="D1D9DC"/>
-              <w:right w:val="single" w:sz="4" w:space="0" w:color="D1D9DC"/>
+            <w:shd w:val="clear" w:color="auto" w:fill="F7FAFB"/>
+            <w:tcBorders>
+              <w:top w:val="single" w:sz="4" w:space="0" w:color="C0D6DC"/>
+              <w:left w:val="single" w:sz="4" w:space="0" w:color="C0D6DC"/>
+              <w:bottom w:val="single" w:sz="4" w:space="0" w:color="C0D6DC"/>
+              <w:right w:val="single" w:sz="4" w:space="0" w:color="C0D6DC"/>
             </w:tcBorders>
             <w:tcMar>
               <w:top w:w="60" w:type="dxa"/>
@@ -6375,10 +6392,10 @@
           <w:tcPr>
             <w:shd w:val="clear" w:color="auto" w:fill="FFFFFF"/>
             <w:tcBorders>
-              <w:top w:val="single" w:sz="4" w:space="0" w:color="D1D9DC"/>
-              <w:left w:val="single" w:sz="4" w:space="0" w:color="D1D9DC"/>
-              <w:bottom w:val="single" w:sz="4" w:space="0" w:color="D1D9DC"/>
-              <w:right w:val="single" w:sz="4" w:space="0" w:color="D1D9DC"/>
+              <w:top w:val="single" w:sz="4" w:space="0" w:color="C0D6DC"/>
+              <w:left w:val="single" w:sz="4" w:space="0" w:color="C0D6DC"/>
+              <w:bottom w:val="single" w:sz="4" w:space="0" w:color="C0D6DC"/>
+              <w:right w:val="single" w:sz="4" w:space="0" w:color="C0D6DC"/>
             </w:tcBorders>
             <w:tcMar>
               <w:top w:w="60" w:type="dxa"/>
@@ -6406,10 +6423,10 @@
           <w:tcPr>
             <w:shd w:val="clear" w:color="auto" w:fill="FFFFFF"/>
             <w:tcBorders>
-              <w:top w:val="single" w:sz="4" w:space="0" w:color="D1D9DC"/>
-              <w:left w:val="single" w:sz="4" w:space="0" w:color="D1D9DC"/>
-              <w:bottom w:val="single" w:sz="4" w:space="0" w:color="D1D9DC"/>
-              <w:right w:val="single" w:sz="4" w:space="0" w:color="D1D9DC"/>
+              <w:top w:val="single" w:sz="4" w:space="0" w:color="C0D6DC"/>
+              <w:left w:val="single" w:sz="4" w:space="0" w:color="C0D6DC"/>
+              <w:bottom w:val="single" w:sz="4" w:space="0" w:color="C0D6DC"/>
+              <w:right w:val="single" w:sz="4" w:space="0" w:color="C0D6DC"/>
             </w:tcBorders>
             <w:tcMar>
               <w:top w:w="60" w:type="dxa"/>
@@ -6454,10 +6471,10 @@
           <w:tcPr>
             <w:shd w:val="clear" w:color="auto" w:fill="FFFFFF"/>
             <w:tcBorders>
-              <w:top w:val="single" w:sz="4" w:space="0" w:color="D1D9DC"/>
-              <w:left w:val="single" w:sz="4" w:space="0" w:color="D1D9DC"/>
-              <w:bottom w:val="single" w:sz="4" w:space="0" w:color="D1D9DC"/>
-              <w:right w:val="single" w:sz="4" w:space="0" w:color="D1D9DC"/>
+              <w:top w:val="single" w:sz="4" w:space="0" w:color="C0D6DC"/>
+              <w:left w:val="single" w:sz="4" w:space="0" w:color="C0D6DC"/>
+              <w:bottom w:val="single" w:sz="4" w:space="0" w:color="C0D6DC"/>
+              <w:right w:val="single" w:sz="4" w:space="0" w:color="C0D6DC"/>
             </w:tcBorders>
             <w:tcMar>
               <w:top w:w="60" w:type="dxa"/>
@@ -6514,6 +6531,7 @@
     <w:p>
       <w:pPr>
         <w:pStyle w:val="SourceCode"/>
+        <w:shd w:val="clear" w:color="auto" w:fill="EFF7FF"/>
         <w:spacing w:before="20" w:after="20"/>
         <w:ind w:left="283"/>
       </w:pPr>
@@ -6522,8 +6540,8 @@
           <w:rStyle w:val="CommentTok"/>
           <w:rFonts w:ascii="Courier New" w:hAnsi="Courier New"/>
           <w:b w:val="0"/>
-          <w:color w:val="7DD3FC"/>
-          <w:sz w:val="17"/>
+          <w:color w:val="02374F"/>
+          <w:sz w:val="18"/>
         </w:rPr>
         <w:t xml:space="preserve">-- School leads</w:t>
       </w:r>
@@ -6531,8 +6549,8 @@
         <w:rPr>
           <w:rFonts w:ascii="Courier New" w:hAnsi="Courier New"/>
           <w:b w:val="0"/>
-          <w:color w:val="7DD3FC"/>
-          <w:sz w:val="17"/>
+          <w:color w:val="02374F"/>
+          <w:sz w:val="18"/>
         </w:rPr>
         <w:br/>
       </w:r>
@@ -6541,8 +6559,8 @@
           <w:rStyle w:val="KeywordTok"/>
           <w:rFonts w:ascii="Courier New" w:hAnsi="Courier New"/>
           <w:b w:val="0"/>
-          <w:color w:val="7DD3FC"/>
-          <w:sz w:val="17"/>
+          <w:color w:val="02374F"/>
+          <w:sz w:val="18"/>
         </w:rPr>
         <w:t xml:space="preserve">CREATE</w:t>
       </w:r>
@@ -6551,8 +6569,8 @@
           <w:rStyle w:val="NormalTok"/>
           <w:rFonts w:ascii="Courier New" w:hAnsi="Courier New"/>
           <w:b w:val="0"/>
-          <w:color w:val="7DD3FC"/>
-          <w:sz w:val="17"/>
+          <w:color w:val="02374F"/>
+          <w:sz w:val="18"/>
         </w:rPr>
         <w:t xml:space="preserve"> </w:t>
       </w:r>
@@ -6561,8 +6579,8 @@
           <w:rStyle w:val="KeywordTok"/>
           <w:rFonts w:ascii="Courier New" w:hAnsi="Courier New"/>
           <w:b w:val="0"/>
-          <w:color w:val="7DD3FC"/>
-          <w:sz w:val="17"/>
+          <w:color w:val="02374F"/>
+          <w:sz w:val="18"/>
         </w:rPr>
         <w:t xml:space="preserve">TABLE</w:t>
       </w:r>
@@ -6571,8 +6589,8 @@
           <w:rStyle w:val="NormalTok"/>
           <w:rFonts w:ascii="Courier New" w:hAnsi="Courier New"/>
           <w:b w:val="0"/>
-          <w:color w:val="7DD3FC"/>
-          <w:sz w:val="17"/>
+          <w:color w:val="02374F"/>
+          <w:sz w:val="18"/>
         </w:rPr>
         <w:t xml:space="preserve"> school_inquiries (</w:t>
       </w:r>
@@ -6580,8 +6598,8 @@
         <w:rPr>
           <w:rFonts w:ascii="Courier New" w:hAnsi="Courier New"/>
           <w:b w:val="0"/>
-          <w:color w:val="7DD3FC"/>
-          <w:sz w:val="17"/>
+          <w:color w:val="02374F"/>
+          <w:sz w:val="18"/>
         </w:rPr>
         <w:br/>
       </w:r>
@@ -6590,8 +6608,8 @@
           <w:rStyle w:val="NormalTok"/>
           <w:rFonts w:ascii="Courier New" w:hAnsi="Courier New"/>
           <w:b w:val="0"/>
-          <w:color w:val="7DD3FC"/>
-          <w:sz w:val="17"/>
+          <w:color w:val="02374F"/>
+          <w:sz w:val="18"/>
         </w:rPr>
         <w:t xml:space="preserve">  </w:t>
       </w:r>
@@ -6600,8 +6618,8 @@
           <w:rStyle w:val="KeywordTok"/>
           <w:rFonts w:ascii="Courier New" w:hAnsi="Courier New"/>
           <w:b w:val="0"/>
-          <w:color w:val="7DD3FC"/>
-          <w:sz w:val="17"/>
+          <w:color w:val="02374F"/>
+          <w:sz w:val="18"/>
         </w:rPr>
         <w:t xml:space="preserve">id</w:t>
       </w:r>
@@ -6610,8 +6628,8 @@
           <w:rStyle w:val="NormalTok"/>
           <w:rFonts w:ascii="Courier New" w:hAnsi="Courier New"/>
           <w:b w:val="0"/>
-          <w:color w:val="7DD3FC"/>
-          <w:sz w:val="17"/>
+          <w:color w:val="02374F"/>
+          <w:sz w:val="18"/>
         </w:rPr>
         <w:t xml:space="preserve">           UUID </w:t>
       </w:r>
@@ -6620,8 +6638,8 @@
           <w:rStyle w:val="KeywordTok"/>
           <w:rFonts w:ascii="Courier New" w:hAnsi="Courier New"/>
           <w:b w:val="0"/>
-          <w:color w:val="7DD3FC"/>
-          <w:sz w:val="17"/>
+          <w:color w:val="02374F"/>
+          <w:sz w:val="18"/>
         </w:rPr>
         <w:t xml:space="preserve">PRIMARY</w:t>
       </w:r>
@@ -6630,8 +6648,8 @@
           <w:rStyle w:val="NormalTok"/>
           <w:rFonts w:ascii="Courier New" w:hAnsi="Courier New"/>
           <w:b w:val="0"/>
-          <w:color w:val="7DD3FC"/>
-          <w:sz w:val="17"/>
+          <w:color w:val="02374F"/>
+          <w:sz w:val="18"/>
         </w:rPr>
         <w:t xml:space="preserve"> </w:t>
       </w:r>
@@ -6640,8 +6658,8 @@
           <w:rStyle w:val="KeywordTok"/>
           <w:rFonts w:ascii="Courier New" w:hAnsi="Courier New"/>
           <w:b w:val="0"/>
-          <w:color w:val="7DD3FC"/>
-          <w:sz w:val="17"/>
+          <w:color w:val="02374F"/>
+          <w:sz w:val="18"/>
         </w:rPr>
         <w:t xml:space="preserve">KEY</w:t>
       </w:r>
@@ -6650,8 +6668,8 @@
           <w:rStyle w:val="NormalTok"/>
           <w:rFonts w:ascii="Courier New" w:hAnsi="Courier New"/>
           <w:b w:val="0"/>
-          <w:color w:val="7DD3FC"/>
-          <w:sz w:val="17"/>
+          <w:color w:val="02374F"/>
+          <w:sz w:val="18"/>
         </w:rPr>
         <w:t xml:space="preserve"> </w:t>
       </w:r>
@@ -6660,8 +6678,8 @@
           <w:rStyle w:val="KeywordTok"/>
           <w:rFonts w:ascii="Courier New" w:hAnsi="Courier New"/>
           <w:b w:val="0"/>
-          <w:color w:val="7DD3FC"/>
-          <w:sz w:val="17"/>
+          <w:color w:val="02374F"/>
+          <w:sz w:val="18"/>
         </w:rPr>
         <w:t xml:space="preserve">DEFAULT</w:t>
       </w:r>
@@ -6670,8 +6688,8 @@
           <w:rStyle w:val="NormalTok"/>
           <w:rFonts w:ascii="Courier New" w:hAnsi="Courier New"/>
           <w:b w:val="0"/>
-          <w:color w:val="7DD3FC"/>
-          <w:sz w:val="17"/>
+          <w:color w:val="02374F"/>
+          <w:sz w:val="18"/>
         </w:rPr>
         <w:t xml:space="preserve"> gen_random_uuid(),</w:t>
       </w:r>
@@ -6679,8 +6697,8 @@
         <w:rPr>
           <w:rFonts w:ascii="Courier New" w:hAnsi="Courier New"/>
           <w:b w:val="0"/>
-          <w:color w:val="7DD3FC"/>
-          <w:sz w:val="17"/>
+          <w:color w:val="02374F"/>
+          <w:sz w:val="18"/>
         </w:rPr>
         <w:br/>
       </w:r>
@@ -6689,8 +6707,8 @@
           <w:rStyle w:val="NormalTok"/>
           <w:rFonts w:ascii="Courier New" w:hAnsi="Courier New"/>
           <w:b w:val="0"/>
-          <w:color w:val="7DD3FC"/>
-          <w:sz w:val="17"/>
+          <w:color w:val="02374F"/>
+          <w:sz w:val="18"/>
         </w:rPr>
         <w:t xml:space="preserve">  created_at   TIMESTAMPTZ </w:t>
       </w:r>
@@ -6699,8 +6717,8 @@
           <w:rStyle w:val="KeywordTok"/>
           <w:rFonts w:ascii="Courier New" w:hAnsi="Courier New"/>
           <w:b w:val="0"/>
-          <w:color w:val="7DD3FC"/>
-          <w:sz w:val="17"/>
+          <w:color w:val="02374F"/>
+          <w:sz w:val="18"/>
         </w:rPr>
         <w:t xml:space="preserve">DEFAULT</w:t>
       </w:r>
@@ -6709,8 +6727,8 @@
           <w:rStyle w:val="NormalTok"/>
           <w:rFonts w:ascii="Courier New" w:hAnsi="Courier New"/>
           <w:b w:val="0"/>
-          <w:color w:val="7DD3FC"/>
-          <w:sz w:val="17"/>
+          <w:color w:val="02374F"/>
+          <w:sz w:val="18"/>
         </w:rPr>
         <w:t xml:space="preserve"> now(),</w:t>
       </w:r>
@@ -6718,8 +6736,8 @@
         <w:rPr>
           <w:rFonts w:ascii="Courier New" w:hAnsi="Courier New"/>
           <w:b w:val="0"/>
-          <w:color w:val="7DD3FC"/>
-          <w:sz w:val="17"/>
+          <w:color w:val="02374F"/>
+          <w:sz w:val="18"/>
         </w:rPr>
         <w:br/>
       </w:r>
@@ -6728,8 +6746,8 @@
           <w:rStyle w:val="NormalTok"/>
           <w:rFonts w:ascii="Courier New" w:hAnsi="Courier New"/>
           <w:b w:val="0"/>
-          <w:color w:val="7DD3FC"/>
-          <w:sz w:val="17"/>
+          <w:color w:val="02374F"/>
+          <w:sz w:val="18"/>
         </w:rPr>
         <w:t xml:space="preserve">  school_name  TEXT </w:t>
       </w:r>
@@ -6738,8 +6756,8 @@
           <w:rStyle w:val="KeywordTok"/>
           <w:rFonts w:ascii="Courier New" w:hAnsi="Courier New"/>
           <w:b w:val="0"/>
-          <w:color w:val="7DD3FC"/>
-          <w:sz w:val="17"/>
+          <w:color w:val="02374F"/>
+          <w:sz w:val="18"/>
         </w:rPr>
         <w:t xml:space="preserve">NOT</w:t>
       </w:r>
@@ -6748,8 +6766,8 @@
           <w:rStyle w:val="NormalTok"/>
           <w:rFonts w:ascii="Courier New" w:hAnsi="Courier New"/>
           <w:b w:val="0"/>
-          <w:color w:val="7DD3FC"/>
-          <w:sz w:val="17"/>
+          <w:color w:val="02374F"/>
+          <w:sz w:val="18"/>
         </w:rPr>
         <w:t xml:space="preserve"> </w:t>
       </w:r>
@@ -6758,8 +6776,8 @@
           <w:rStyle w:val="KeywordTok"/>
           <w:rFonts w:ascii="Courier New" w:hAnsi="Courier New"/>
           <w:b w:val="0"/>
-          <w:color w:val="7DD3FC"/>
-          <w:sz w:val="17"/>
+          <w:color w:val="02374F"/>
+          <w:sz w:val="18"/>
         </w:rPr>
         <w:t xml:space="preserve">NULL</w:t>
       </w:r>
@@ -6768,8 +6786,8 @@
           <w:rStyle w:val="NormalTok"/>
           <w:rFonts w:ascii="Courier New" w:hAnsi="Courier New"/>
           <w:b w:val="0"/>
-          <w:color w:val="7DD3FC"/>
-          <w:sz w:val="17"/>
+          <w:color w:val="02374F"/>
+          <w:sz w:val="18"/>
         </w:rPr>
         <w:t xml:space="preserve">,</w:t>
       </w:r>
@@ -6777,8 +6795,8 @@
         <w:rPr>
           <w:rFonts w:ascii="Courier New" w:hAnsi="Courier New"/>
           <w:b w:val="0"/>
-          <w:color w:val="7DD3FC"/>
-          <w:sz w:val="17"/>
+          <w:color w:val="02374F"/>
+          <w:sz w:val="18"/>
         </w:rPr>
         <w:br/>
       </w:r>
@@ -6787,8 +6805,8 @@
           <w:rStyle w:val="NormalTok"/>
           <w:rFonts w:ascii="Courier New" w:hAnsi="Courier New"/>
           <w:b w:val="0"/>
-          <w:color w:val="7DD3FC"/>
-          <w:sz w:val="17"/>
+          <w:color w:val="02374F"/>
+          <w:sz w:val="18"/>
         </w:rPr>
         <w:t xml:space="preserve">  contact_name TEXT </w:t>
       </w:r>
@@ -6797,8 +6815,8 @@
           <w:rStyle w:val="KeywordTok"/>
           <w:rFonts w:ascii="Courier New" w:hAnsi="Courier New"/>
           <w:b w:val="0"/>
-          <w:color w:val="7DD3FC"/>
-          <w:sz w:val="17"/>
+          <w:color w:val="02374F"/>
+          <w:sz w:val="18"/>
         </w:rPr>
         <w:t xml:space="preserve">NOT</w:t>
       </w:r>
@@ -6807,8 +6825,8 @@
           <w:rStyle w:val="NormalTok"/>
           <w:rFonts w:ascii="Courier New" w:hAnsi="Courier New"/>
           <w:b w:val="0"/>
-          <w:color w:val="7DD3FC"/>
-          <w:sz w:val="17"/>
+          <w:color w:val="02374F"/>
+          <w:sz w:val="18"/>
         </w:rPr>
         <w:t xml:space="preserve"> </w:t>
       </w:r>
@@ -6817,8 +6835,8 @@
           <w:rStyle w:val="KeywordTok"/>
           <w:rFonts w:ascii="Courier New" w:hAnsi="Courier New"/>
           <w:b w:val="0"/>
-          <w:color w:val="7DD3FC"/>
-          <w:sz w:val="17"/>
+          <w:color w:val="02374F"/>
+          <w:sz w:val="18"/>
         </w:rPr>
         <w:t xml:space="preserve">NULL</w:t>
       </w:r>
@@ -6827,8 +6845,8 @@
           <w:rStyle w:val="NormalTok"/>
           <w:rFonts w:ascii="Courier New" w:hAnsi="Courier New"/>
           <w:b w:val="0"/>
-          <w:color w:val="7DD3FC"/>
-          <w:sz w:val="17"/>
+          <w:color w:val="02374F"/>
+          <w:sz w:val="18"/>
         </w:rPr>
         <w:t xml:space="preserve">,</w:t>
       </w:r>
@@ -6836,8 +6854,8 @@
         <w:rPr>
           <w:rFonts w:ascii="Courier New" w:hAnsi="Courier New"/>
           <w:b w:val="0"/>
-          <w:color w:val="7DD3FC"/>
-          <w:sz w:val="17"/>
+          <w:color w:val="02374F"/>
+          <w:sz w:val="18"/>
         </w:rPr>
         <w:br/>
       </w:r>
@@ -6846,8 +6864,8 @@
           <w:rStyle w:val="NormalTok"/>
           <w:rFonts w:ascii="Courier New" w:hAnsi="Courier New"/>
           <w:b w:val="0"/>
-          <w:color w:val="7DD3FC"/>
-          <w:sz w:val="17"/>
+          <w:color w:val="02374F"/>
+          <w:sz w:val="18"/>
         </w:rPr>
         <w:t xml:space="preserve">  contact_email TEXT </w:t>
       </w:r>
@@ -6856,8 +6874,8 @@
           <w:rStyle w:val="KeywordTok"/>
           <w:rFonts w:ascii="Courier New" w:hAnsi="Courier New"/>
           <w:b w:val="0"/>
-          <w:color w:val="7DD3FC"/>
-          <w:sz w:val="17"/>
+          <w:color w:val="02374F"/>
+          <w:sz w:val="18"/>
         </w:rPr>
         <w:t xml:space="preserve">NOT</w:t>
       </w:r>
@@ -6866,8 +6884,8 @@
           <w:rStyle w:val="NormalTok"/>
           <w:rFonts w:ascii="Courier New" w:hAnsi="Courier New"/>
           <w:b w:val="0"/>
-          <w:color w:val="7DD3FC"/>
-          <w:sz w:val="17"/>
+          <w:color w:val="02374F"/>
+          <w:sz w:val="18"/>
         </w:rPr>
         <w:t xml:space="preserve"> </w:t>
       </w:r>
@@ -6876,8 +6894,8 @@
           <w:rStyle w:val="KeywordTok"/>
           <w:rFonts w:ascii="Courier New" w:hAnsi="Courier New"/>
           <w:b w:val="0"/>
-          <w:color w:val="7DD3FC"/>
-          <w:sz w:val="17"/>
+          <w:color w:val="02374F"/>
+          <w:sz w:val="18"/>
         </w:rPr>
         <w:t xml:space="preserve">NULL</w:t>
       </w:r>
@@ -6886,8 +6904,8 @@
           <w:rStyle w:val="NormalTok"/>
           <w:rFonts w:ascii="Courier New" w:hAnsi="Courier New"/>
           <w:b w:val="0"/>
-          <w:color w:val="7DD3FC"/>
-          <w:sz w:val="17"/>
+          <w:color w:val="02374F"/>
+          <w:sz w:val="18"/>
         </w:rPr>
         <w:t xml:space="preserve">,</w:t>
       </w:r>
@@ -6895,8 +6913,8 @@
         <w:rPr>
           <w:rFonts w:ascii="Courier New" w:hAnsi="Courier New"/>
           <w:b w:val="0"/>
-          <w:color w:val="7DD3FC"/>
-          <w:sz w:val="17"/>
+          <w:color w:val="02374F"/>
+          <w:sz w:val="18"/>
         </w:rPr>
         <w:br/>
       </w:r>
@@ -6905,8 +6923,8 @@
           <w:rStyle w:val="NormalTok"/>
           <w:rFonts w:ascii="Courier New" w:hAnsi="Courier New"/>
           <w:b w:val="0"/>
-          <w:color w:val="7DD3FC"/>
-          <w:sz w:val="17"/>
+          <w:color w:val="02374F"/>
+          <w:sz w:val="18"/>
         </w:rPr>
         <w:t xml:space="preserve">  </w:t>
       </w:r>
@@ -6915,8 +6933,8 @@
           <w:rStyle w:val="KeywordTok"/>
           <w:rFonts w:ascii="Courier New" w:hAnsi="Courier New"/>
           <w:b w:val="0"/>
-          <w:color w:val="7DD3FC"/>
-          <w:sz w:val="17"/>
+          <w:color w:val="02374F"/>
+          <w:sz w:val="18"/>
         </w:rPr>
         <w:t xml:space="preserve">role</w:t>
       </w:r>
@@ -6925,8 +6943,8 @@
           <w:rStyle w:val="NormalTok"/>
           <w:rFonts w:ascii="Courier New" w:hAnsi="Courier New"/>
           <w:b w:val="0"/>
-          <w:color w:val="7DD3FC"/>
-          <w:sz w:val="17"/>
+          <w:color w:val="02374F"/>
+          <w:sz w:val="18"/>
         </w:rPr>
         <w:t xml:space="preserve">         TEXT,</w:t>
       </w:r>
@@ -6934,8 +6952,8 @@
         <w:rPr>
           <w:rFonts w:ascii="Courier New" w:hAnsi="Courier New"/>
           <w:b w:val="0"/>
-          <w:color w:val="7DD3FC"/>
-          <w:sz w:val="17"/>
+          <w:color w:val="02374F"/>
+          <w:sz w:val="18"/>
         </w:rPr>
         <w:br/>
       </w:r>
@@ -6944,8 +6962,8 @@
           <w:rStyle w:val="NormalTok"/>
           <w:rFonts w:ascii="Courier New" w:hAnsi="Courier New"/>
           <w:b w:val="0"/>
-          <w:color w:val="7DD3FC"/>
-          <w:sz w:val="17"/>
+          <w:color w:val="02374F"/>
+          <w:sz w:val="18"/>
         </w:rPr>
         <w:t xml:space="preserve">  country      TEXT,</w:t>
       </w:r>
@@ -6953,8 +6971,8 @@
         <w:rPr>
           <w:rFonts w:ascii="Courier New" w:hAnsi="Courier New"/>
           <w:b w:val="0"/>
-          <w:color w:val="7DD3FC"/>
-          <w:sz w:val="17"/>
+          <w:color w:val="02374F"/>
+          <w:sz w:val="18"/>
         </w:rPr>
         <w:br/>
       </w:r>
@@ -6963,8 +6981,8 @@
           <w:rStyle w:val="NormalTok"/>
           <w:rFonts w:ascii="Courier New" w:hAnsi="Courier New"/>
           <w:b w:val="0"/>
-          <w:color w:val="7DD3FC"/>
-          <w:sz w:val="17"/>
+          <w:color w:val="02374F"/>
+          <w:sz w:val="18"/>
         </w:rPr>
         <w:t xml:space="preserve">  message      TEXT,</w:t>
       </w:r>
@@ -6972,8 +6990,8 @@
         <w:rPr>
           <w:rFonts w:ascii="Courier New" w:hAnsi="Courier New"/>
           <w:b w:val="0"/>
-          <w:color w:val="7DD3FC"/>
-          <w:sz w:val="17"/>
+          <w:color w:val="02374F"/>
+          <w:sz w:val="18"/>
         </w:rPr>
         <w:br/>
       </w:r>
@@ -6982,8 +7000,8 @@
           <w:rStyle w:val="NormalTok"/>
           <w:rFonts w:ascii="Courier New" w:hAnsi="Courier New"/>
           <w:b w:val="0"/>
-          <w:color w:val="7DD3FC"/>
-          <w:sz w:val="17"/>
+          <w:color w:val="02374F"/>
+          <w:sz w:val="18"/>
         </w:rPr>
         <w:t xml:space="preserve">  source_page  TEXT,</w:t>
       </w:r>
@@ -6991,8 +7009,8 @@
         <w:rPr>
           <w:rFonts w:ascii="Courier New" w:hAnsi="Courier New"/>
           <w:b w:val="0"/>
-          <w:color w:val="7DD3FC"/>
-          <w:sz w:val="17"/>
+          <w:color w:val="02374F"/>
+          <w:sz w:val="18"/>
         </w:rPr>
         <w:br/>
       </w:r>
@@ -7001,8 +7019,8 @@
           <w:rStyle w:val="NormalTok"/>
           <w:rFonts w:ascii="Courier New" w:hAnsi="Courier New"/>
           <w:b w:val="0"/>
-          <w:color w:val="7DD3FC"/>
-          <w:sz w:val="17"/>
+          <w:color w:val="02374F"/>
+          <w:sz w:val="18"/>
         </w:rPr>
         <w:t xml:space="preserve">  status       TEXT </w:t>
       </w:r>
@@ -7011,8 +7029,8 @@
           <w:rStyle w:val="KeywordTok"/>
           <w:rFonts w:ascii="Courier New" w:hAnsi="Courier New"/>
           <w:b w:val="0"/>
-          <w:color w:val="7DD3FC"/>
-          <w:sz w:val="17"/>
+          <w:color w:val="02374F"/>
+          <w:sz w:val="18"/>
         </w:rPr>
         <w:t xml:space="preserve">DEFAULT</w:t>
       </w:r>
@@ -7021,8 +7039,8 @@
           <w:rStyle w:val="NormalTok"/>
           <w:rFonts w:ascii="Courier New" w:hAnsi="Courier New"/>
           <w:b w:val="0"/>
-          <w:color w:val="7DD3FC"/>
-          <w:sz w:val="17"/>
+          <w:color w:val="02374F"/>
+          <w:sz w:val="18"/>
         </w:rPr>
         <w:t xml:space="preserve"> </w:t>
       </w:r>
@@ -7031,8 +7049,8 @@
           <w:rStyle w:val="StringTok"/>
           <w:rFonts w:ascii="Courier New" w:hAnsi="Courier New"/>
           <w:b w:val="0"/>
-          <w:color w:val="7DD3FC"/>
-          <w:sz w:val="17"/>
+          <w:color w:val="02374F"/>
+          <w:sz w:val="18"/>
         </w:rPr>
         <w:t xml:space="preserve">'new'</w:t>
       </w:r>
@@ -7041,8 +7059,8 @@
           <w:rStyle w:val="NormalTok"/>
           <w:rFonts w:ascii="Courier New" w:hAnsi="Courier New"/>
           <w:b w:val="0"/>
-          <w:color w:val="7DD3FC"/>
-          <w:sz w:val="17"/>
+          <w:color w:val="02374F"/>
+          <w:sz w:val="18"/>
         </w:rPr>
         <w:t xml:space="preserve">  </w:t>
       </w:r>
@@ -7051,8 +7069,8 @@
           <w:rStyle w:val="CommentTok"/>
           <w:rFonts w:ascii="Courier New" w:hAnsi="Courier New"/>
           <w:b w:val="0"/>
-          <w:color w:val="7DD3FC"/>
-          <w:sz w:val="17"/>
+          <w:color w:val="02374F"/>
+          <w:sz w:val="18"/>
         </w:rPr>
         <w:t xml:space="preserve">-- new | contacted | qualified | closed</w:t>
       </w:r>
@@ -7060,8 +7078,8 @@
         <w:rPr>
           <w:rFonts w:ascii="Courier New" w:hAnsi="Courier New"/>
           <w:b w:val="0"/>
-          <w:color w:val="7DD3FC"/>
-          <w:sz w:val="17"/>
+          <w:color w:val="02374F"/>
+          <w:sz w:val="18"/>
         </w:rPr>
         <w:br/>
       </w:r>
@@ -7070,8 +7088,8 @@
           <w:rStyle w:val="NormalTok"/>
           <w:rFonts w:ascii="Courier New" w:hAnsi="Courier New"/>
           <w:b w:val="0"/>
-          <w:color w:val="7DD3FC"/>
-          <w:sz w:val="17"/>
+          <w:color w:val="02374F"/>
+          <w:sz w:val="18"/>
         </w:rPr>
         <w:t xml:space="preserve">);</w:t>
       </w:r>
@@ -7079,17 +7097,17 @@
         <w:rPr>
           <w:rFonts w:ascii="Courier New" w:hAnsi="Courier New"/>
           <w:b w:val="0"/>
-          <w:color w:val="7DD3FC"/>
-          <w:sz w:val="17"/>
-        </w:rPr>
-        <w:br/>
-      </w:r>
-      <w:r>
-        <w:rPr>
-          <w:rFonts w:ascii="Courier New" w:hAnsi="Courier New"/>
-          <w:b w:val="0"/>
-          <w:color w:val="7DD3FC"/>
-          <w:sz w:val="17"/>
+          <w:color w:val="02374F"/>
+          <w:sz w:val="18"/>
+        </w:rPr>
+        <w:br/>
+      </w:r>
+      <w:r>
+        <w:rPr>
+          <w:rFonts w:ascii="Courier New" w:hAnsi="Courier New"/>
+          <w:b w:val="0"/>
+          <w:color w:val="02374F"/>
+          <w:sz w:val="18"/>
         </w:rPr>
         <w:br/>
       </w:r>
@@ -7098,8 +7116,8 @@
           <w:rStyle w:val="CommentTok"/>
           <w:rFonts w:ascii="Courier New" w:hAnsi="Courier New"/>
           <w:b w:val="0"/>
-          <w:color w:val="7DD3FC"/>
-          <w:sz w:val="17"/>
+          <w:color w:val="02374F"/>
+          <w:sz w:val="18"/>
         </w:rPr>
         <w:t xml:space="preserve">-- Homeroom members (magic-link auth only)</w:t>
       </w:r>
@@ -7107,8 +7125,8 @@
         <w:rPr>
           <w:rFonts w:ascii="Courier New" w:hAnsi="Courier New"/>
           <w:b w:val="0"/>
-          <w:color w:val="7DD3FC"/>
-          <w:sz w:val="17"/>
+          <w:color w:val="02374F"/>
+          <w:sz w:val="18"/>
         </w:rPr>
         <w:br/>
       </w:r>
@@ -7117,8 +7135,8 @@
           <w:rStyle w:val="KeywordTok"/>
           <w:rFonts w:ascii="Courier New" w:hAnsi="Courier New"/>
           <w:b w:val="0"/>
-          <w:color w:val="7DD3FC"/>
-          <w:sz w:val="17"/>
+          <w:color w:val="02374F"/>
+          <w:sz w:val="18"/>
         </w:rPr>
         <w:t xml:space="preserve">CREATE</w:t>
       </w:r>
@@ -7127,8 +7145,8 @@
           <w:rStyle w:val="NormalTok"/>
           <w:rFonts w:ascii="Courier New" w:hAnsi="Courier New"/>
           <w:b w:val="0"/>
-          <w:color w:val="7DD3FC"/>
-          <w:sz w:val="17"/>
+          <w:color w:val="02374F"/>
+          <w:sz w:val="18"/>
         </w:rPr>
         <w:t xml:space="preserve"> </w:t>
       </w:r>
@@ -7137,8 +7155,8 @@
           <w:rStyle w:val="KeywordTok"/>
           <w:rFonts w:ascii="Courier New" w:hAnsi="Courier New"/>
           <w:b w:val="0"/>
-          <w:color w:val="7DD3FC"/>
-          <w:sz w:val="17"/>
+          <w:color w:val="02374F"/>
+          <w:sz w:val="18"/>
         </w:rPr>
         <w:t xml:space="preserve">TABLE</w:t>
       </w:r>
@@ -7147,8 +7165,8 @@
           <w:rStyle w:val="NormalTok"/>
           <w:rFonts w:ascii="Courier New" w:hAnsi="Courier New"/>
           <w:b w:val="0"/>
-          <w:color w:val="7DD3FC"/>
-          <w:sz w:val="17"/>
+          <w:color w:val="02374F"/>
+          <w:sz w:val="18"/>
         </w:rPr>
         <w:t xml:space="preserve"> homeroom_members (</w:t>
       </w:r>
@@ -7156,8 +7174,8 @@
         <w:rPr>
           <w:rFonts w:ascii="Courier New" w:hAnsi="Courier New"/>
           <w:b w:val="0"/>
-          <w:color w:val="7DD3FC"/>
-          <w:sz w:val="17"/>
+          <w:color w:val="02374F"/>
+          <w:sz w:val="18"/>
         </w:rPr>
         <w:br/>
       </w:r>
@@ -7166,8 +7184,8 @@
           <w:rStyle w:val="NormalTok"/>
           <w:rFonts w:ascii="Courier New" w:hAnsi="Courier New"/>
           <w:b w:val="0"/>
-          <w:color w:val="7DD3FC"/>
-          <w:sz w:val="17"/>
+          <w:color w:val="02374F"/>
+          <w:sz w:val="18"/>
         </w:rPr>
         <w:t xml:space="preserve">  </w:t>
       </w:r>
@@ -7176,8 +7194,8 @@
           <w:rStyle w:val="KeywordTok"/>
           <w:rFonts w:ascii="Courier New" w:hAnsi="Courier New"/>
           <w:b w:val="0"/>
-          <w:color w:val="7DD3FC"/>
-          <w:sz w:val="17"/>
+          <w:color w:val="02374F"/>
+          <w:sz w:val="18"/>
         </w:rPr>
         <w:t xml:space="preserve">id</w:t>
       </w:r>
@@ -7186,8 +7204,8 @@
           <w:rStyle w:val="NormalTok"/>
           <w:rFonts w:ascii="Courier New" w:hAnsi="Courier New"/>
           <w:b w:val="0"/>
-          <w:color w:val="7DD3FC"/>
-          <w:sz w:val="17"/>
+          <w:color w:val="02374F"/>
+          <w:sz w:val="18"/>
         </w:rPr>
         <w:t xml:space="preserve">                UUID </w:t>
       </w:r>
@@ -7196,8 +7214,8 @@
           <w:rStyle w:val="KeywordTok"/>
           <w:rFonts w:ascii="Courier New" w:hAnsi="Courier New"/>
           <w:b w:val="0"/>
-          <w:color w:val="7DD3FC"/>
-          <w:sz w:val="17"/>
+          <w:color w:val="02374F"/>
+          <w:sz w:val="18"/>
         </w:rPr>
         <w:t xml:space="preserve">PRIMARY</w:t>
       </w:r>
@@ -7206,8 +7224,8 @@
           <w:rStyle w:val="NormalTok"/>
           <w:rFonts w:ascii="Courier New" w:hAnsi="Courier New"/>
           <w:b w:val="0"/>
-          <w:color w:val="7DD3FC"/>
-          <w:sz w:val="17"/>
+          <w:color w:val="02374F"/>
+          <w:sz w:val="18"/>
         </w:rPr>
         <w:t xml:space="preserve"> </w:t>
       </w:r>
@@ -7216,8 +7234,8 @@
           <w:rStyle w:val="KeywordTok"/>
           <w:rFonts w:ascii="Courier New" w:hAnsi="Courier New"/>
           <w:b w:val="0"/>
-          <w:color w:val="7DD3FC"/>
-          <w:sz w:val="17"/>
+          <w:color w:val="02374F"/>
+          <w:sz w:val="18"/>
         </w:rPr>
         <w:t xml:space="preserve">KEY</w:t>
       </w:r>
@@ -7226,8 +7244,8 @@
           <w:rStyle w:val="NormalTok"/>
           <w:rFonts w:ascii="Courier New" w:hAnsi="Courier New"/>
           <w:b w:val="0"/>
-          <w:color w:val="7DD3FC"/>
-          <w:sz w:val="17"/>
+          <w:color w:val="02374F"/>
+          <w:sz w:val="18"/>
         </w:rPr>
         <w:t xml:space="preserve"> </w:t>
       </w:r>
@@ -7236,8 +7254,8 @@
           <w:rStyle w:val="KeywordTok"/>
           <w:rFonts w:ascii="Courier New" w:hAnsi="Courier New"/>
           <w:b w:val="0"/>
-          <w:color w:val="7DD3FC"/>
-          <w:sz w:val="17"/>
+          <w:color w:val="02374F"/>
+          <w:sz w:val="18"/>
         </w:rPr>
         <w:t xml:space="preserve">DEFAULT</w:t>
       </w:r>
@@ -7246,8 +7264,8 @@
           <w:rStyle w:val="NormalTok"/>
           <w:rFonts w:ascii="Courier New" w:hAnsi="Courier New"/>
           <w:b w:val="0"/>
-          <w:color w:val="7DD3FC"/>
-          <w:sz w:val="17"/>
+          <w:color w:val="02374F"/>
+          <w:sz w:val="18"/>
         </w:rPr>
         <w:t xml:space="preserve"> gen_random_uuid(),</w:t>
       </w:r>
@@ -7255,8 +7273,8 @@
         <w:rPr>
           <w:rFonts w:ascii="Courier New" w:hAnsi="Courier New"/>
           <w:b w:val="0"/>
-          <w:color w:val="7DD3FC"/>
-          <w:sz w:val="17"/>
+          <w:color w:val="02374F"/>
+          <w:sz w:val="18"/>
         </w:rPr>
         <w:br/>
       </w:r>
@@ -7265,8 +7283,8 @@
           <w:rStyle w:val="NormalTok"/>
           <w:rFonts w:ascii="Courier New" w:hAnsi="Courier New"/>
           <w:b w:val="0"/>
-          <w:color w:val="7DD3FC"/>
-          <w:sz w:val="17"/>
+          <w:color w:val="02374F"/>
+          <w:sz w:val="18"/>
         </w:rPr>
         <w:t xml:space="preserve">  email             TEXT </w:t>
       </w:r>
@@ -7275,8 +7293,8 @@
           <w:rStyle w:val="KeywordTok"/>
           <w:rFonts w:ascii="Courier New" w:hAnsi="Courier New"/>
           <w:b w:val="0"/>
-          <w:color w:val="7DD3FC"/>
-          <w:sz w:val="17"/>
+          <w:color w:val="02374F"/>
+          <w:sz w:val="18"/>
         </w:rPr>
         <w:t xml:space="preserve">UNIQUE</w:t>
       </w:r>
@@ -7285,8 +7303,8 @@
           <w:rStyle w:val="NormalTok"/>
           <w:rFonts w:ascii="Courier New" w:hAnsi="Courier New"/>
           <w:b w:val="0"/>
-          <w:color w:val="7DD3FC"/>
-          <w:sz w:val="17"/>
+          <w:color w:val="02374F"/>
+          <w:sz w:val="18"/>
         </w:rPr>
         <w:t xml:space="preserve"> </w:t>
       </w:r>
@@ -7295,8 +7313,8 @@
           <w:rStyle w:val="KeywordTok"/>
           <w:rFonts w:ascii="Courier New" w:hAnsi="Courier New"/>
           <w:b w:val="0"/>
-          <w:color w:val="7DD3FC"/>
-          <w:sz w:val="17"/>
+          <w:color w:val="02374F"/>
+          <w:sz w:val="18"/>
         </w:rPr>
         <w:t xml:space="preserve">NOT</w:t>
       </w:r>
@@ -7305,8 +7323,8 @@
           <w:rStyle w:val="NormalTok"/>
           <w:rFonts w:ascii="Courier New" w:hAnsi="Courier New"/>
           <w:b w:val="0"/>
-          <w:color w:val="7DD3FC"/>
-          <w:sz w:val="17"/>
+          <w:color w:val="02374F"/>
+          <w:sz w:val="18"/>
         </w:rPr>
         <w:t xml:space="preserve"> </w:t>
       </w:r>
@@ -7315,8 +7333,8 @@
           <w:rStyle w:val="KeywordTok"/>
           <w:rFonts w:ascii="Courier New" w:hAnsi="Courier New"/>
           <w:b w:val="0"/>
-          <w:color w:val="7DD3FC"/>
-          <w:sz w:val="17"/>
+          <w:color w:val="02374F"/>
+          <w:sz w:val="18"/>
         </w:rPr>
         <w:t xml:space="preserve">NULL</w:t>
       </w:r>
@@ -7325,8 +7343,8 @@
           <w:rStyle w:val="NormalTok"/>
           <w:rFonts w:ascii="Courier New" w:hAnsi="Courier New"/>
           <w:b w:val="0"/>
-          <w:color w:val="7DD3FC"/>
-          <w:sz w:val="17"/>
+          <w:color w:val="02374F"/>
+          <w:sz w:val="18"/>
         </w:rPr>
         <w:t xml:space="preserve">,   </w:t>
       </w:r>
@@ -7335,8 +7353,8 @@
           <w:rStyle w:val="CommentTok"/>
           <w:rFonts w:ascii="Courier New" w:hAnsi="Courier New"/>
           <w:b w:val="0"/>
-          <w:color w:val="7DD3FC"/>
-          <w:sz w:val="17"/>
+          <w:color w:val="02374F"/>
+          <w:sz w:val="18"/>
         </w:rPr>
         <w:t xml:space="preserve">-- matches Keela donor email</w:t>
       </w:r>
@@ -7344,8 +7362,8 @@
         <w:rPr>
           <w:rFonts w:ascii="Courier New" w:hAnsi="Courier New"/>
           <w:b w:val="0"/>
-          <w:color w:val="7DD3FC"/>
-          <w:sz w:val="17"/>
+          <w:color w:val="02374F"/>
+          <w:sz w:val="18"/>
         </w:rPr>
         <w:br/>
       </w:r>
@@ -7354,8 +7372,8 @@
           <w:rStyle w:val="NormalTok"/>
           <w:rFonts w:ascii="Courier New" w:hAnsi="Courier New"/>
           <w:b w:val="0"/>
-          <w:color w:val="7DD3FC"/>
-          <w:sz w:val="17"/>
+          <w:color w:val="02374F"/>
+          <w:sz w:val="18"/>
         </w:rPr>
         <w:t xml:space="preserve">  keela_contact_id  TEXT,</w:t>
       </w:r>
@@ -7363,8 +7381,8 @@
         <w:rPr>
           <w:rFonts w:ascii="Courier New" w:hAnsi="Courier New"/>
           <w:b w:val="0"/>
-          <w:color w:val="7DD3FC"/>
-          <w:sz w:val="17"/>
+          <w:color w:val="02374F"/>
+          <w:sz w:val="18"/>
         </w:rPr>
         <w:br/>
       </w:r>
@@ -7373,8 +7391,8 @@
           <w:rStyle w:val="NormalTok"/>
           <w:rFonts w:ascii="Courier New" w:hAnsi="Courier New"/>
           <w:b w:val="0"/>
-          <w:color w:val="7DD3FC"/>
-          <w:sz w:val="17"/>
+          <w:color w:val="02374F"/>
+          <w:sz w:val="18"/>
         </w:rPr>
         <w:t xml:space="preserve">  tier              TEXT,                   </w:t>
       </w:r>
@@ -7383,8 +7401,8 @@
           <w:rStyle w:val="CommentTok"/>
           <w:rFonts w:ascii="Courier New" w:hAnsi="Courier New"/>
           <w:b w:val="0"/>
-          <w:color w:val="7DD3FC"/>
-          <w:sz w:val="17"/>
+          <w:color w:val="02374F"/>
+          <w:sz w:val="18"/>
         </w:rPr>
         <w:t xml:space="preserve">-- '5' | '25' | '100'</w:t>
       </w:r>
@@ -7392,8 +7410,8 @@
         <w:rPr>
           <w:rFonts w:ascii="Courier New" w:hAnsi="Courier New"/>
           <w:b w:val="0"/>
-          <w:color w:val="7DD3FC"/>
-          <w:sz w:val="17"/>
+          <w:color w:val="02374F"/>
+          <w:sz w:val="18"/>
         </w:rPr>
         <w:br/>
       </w:r>
@@ -7402,8 +7420,8 @@
           <w:rStyle w:val="NormalTok"/>
           <w:rFonts w:ascii="Courier New" w:hAnsi="Courier New"/>
           <w:b w:val="0"/>
-          <w:color w:val="7DD3FC"/>
-          <w:sz w:val="17"/>
+          <w:color w:val="02374F"/>
+          <w:sz w:val="18"/>
         </w:rPr>
         <w:t xml:space="preserve">  active            </w:t>
       </w:r>
@@ -7412,8 +7430,8 @@
           <w:rStyle w:val="DataTypeTok"/>
           <w:rFonts w:ascii="Courier New" w:hAnsi="Courier New"/>
           <w:b w:val="0"/>
-          <w:color w:val="7DD3FC"/>
-          <w:sz w:val="17"/>
+          <w:color w:val="02374F"/>
+          <w:sz w:val="18"/>
         </w:rPr>
         <w:t xml:space="preserve">BOOLEAN</w:t>
       </w:r>
@@ -7422,8 +7440,8 @@
           <w:rStyle w:val="NormalTok"/>
           <w:rFonts w:ascii="Courier New" w:hAnsi="Courier New"/>
           <w:b w:val="0"/>
-          <w:color w:val="7DD3FC"/>
-          <w:sz w:val="17"/>
+          <w:color w:val="02374F"/>
+          <w:sz w:val="18"/>
         </w:rPr>
         <w:t xml:space="preserve"> </w:t>
       </w:r>
@@ -7432,8 +7450,8 @@
           <w:rStyle w:val="KeywordTok"/>
           <w:rFonts w:ascii="Courier New" w:hAnsi="Courier New"/>
           <w:b w:val="0"/>
-          <w:color w:val="7DD3FC"/>
-          <w:sz w:val="17"/>
+          <w:color w:val="02374F"/>
+          <w:sz w:val="18"/>
         </w:rPr>
         <w:t xml:space="preserve">DEFAULT</w:t>
       </w:r>
@@ -7442,8 +7460,8 @@
           <w:rStyle w:val="NormalTok"/>
           <w:rFonts w:ascii="Courier New" w:hAnsi="Courier New"/>
           <w:b w:val="0"/>
-          <w:color w:val="7DD3FC"/>
-          <w:sz w:val="17"/>
+          <w:color w:val="02374F"/>
+          <w:sz w:val="18"/>
         </w:rPr>
         <w:t xml:space="preserve"> </w:t>
       </w:r>
@@ -7452,8 +7470,8 @@
           <w:rStyle w:val="KeywordTok"/>
           <w:rFonts w:ascii="Courier New" w:hAnsi="Courier New"/>
           <w:b w:val="0"/>
-          <w:color w:val="7DD3FC"/>
-          <w:sz w:val="17"/>
+          <w:color w:val="02374F"/>
+          <w:sz w:val="18"/>
         </w:rPr>
         <w:t xml:space="preserve">true</w:t>
       </w:r>
@@ -7462,8 +7480,8 @@
           <w:rStyle w:val="NormalTok"/>
           <w:rFonts w:ascii="Courier New" w:hAnsi="Courier New"/>
           <w:b w:val="0"/>
-          <w:color w:val="7DD3FC"/>
-          <w:sz w:val="17"/>
+          <w:color w:val="02374F"/>
+          <w:sz w:val="18"/>
         </w:rPr>
         <w:t xml:space="preserve">,</w:t>
       </w:r>
@@ -7471,8 +7489,8 @@
         <w:rPr>
           <w:rFonts w:ascii="Courier New" w:hAnsi="Courier New"/>
           <w:b w:val="0"/>
-          <w:color w:val="7DD3FC"/>
-          <w:sz w:val="17"/>
+          <w:color w:val="02374F"/>
+          <w:sz w:val="18"/>
         </w:rPr>
         <w:br/>
       </w:r>
@@ -7481,8 +7499,8 @@
           <w:rStyle w:val="NormalTok"/>
           <w:rFonts w:ascii="Courier New" w:hAnsi="Courier New"/>
           <w:b w:val="0"/>
-          <w:color w:val="7DD3FC"/>
-          <w:sz w:val="17"/>
+          <w:color w:val="02374F"/>
+          <w:sz w:val="18"/>
         </w:rPr>
         <w:t xml:space="preserve">  last_verified_at  TIMESTAMPTZ</w:t>
       </w:r>
@@ -7490,8 +7508,8 @@
         <w:rPr>
           <w:rFonts w:ascii="Courier New" w:hAnsi="Courier New"/>
           <w:b w:val="0"/>
-          <w:color w:val="7DD3FC"/>
-          <w:sz w:val="17"/>
+          <w:color w:val="02374F"/>
+          <w:sz w:val="18"/>
         </w:rPr>
         <w:br/>
       </w:r>
@@ -7500,8 +7518,8 @@
           <w:rStyle w:val="NormalTok"/>
           <w:rFonts w:ascii="Courier New" w:hAnsi="Courier New"/>
           <w:b w:val="0"/>
-          <w:color w:val="7DD3FC"/>
-          <w:sz w:val="17"/>
+          <w:color w:val="02374F"/>
+          <w:sz w:val="18"/>
         </w:rPr>
         <w:t xml:space="preserve">);</w:t>
       </w:r>
@@ -7509,17 +7527,17 @@
         <w:rPr>
           <w:rFonts w:ascii="Courier New" w:hAnsi="Courier New"/>
           <w:b w:val="0"/>
-          <w:color w:val="7DD3FC"/>
-          <w:sz w:val="17"/>
-        </w:rPr>
-        <w:br/>
-      </w:r>
-      <w:r>
-        <w:rPr>
-          <w:rFonts w:ascii="Courier New" w:hAnsi="Courier New"/>
-          <w:b w:val="0"/>
-          <w:color w:val="7DD3FC"/>
-          <w:sz w:val="17"/>
+          <w:color w:val="02374F"/>
+          <w:sz w:val="18"/>
+        </w:rPr>
+        <w:br/>
+      </w:r>
+      <w:r>
+        <w:rPr>
+          <w:rFonts w:ascii="Courier New" w:hAnsi="Courier New"/>
+          <w:b w:val="0"/>
+          <w:color w:val="02374F"/>
+          <w:sz w:val="18"/>
         </w:rPr>
         <w:br/>
       </w:r>
@@ -7528,8 +7546,8 @@
           <w:rStyle w:val="CommentTok"/>
           <w:rFonts w:ascii="Courier New" w:hAnsi="Courier New"/>
           <w:b w:val="0"/>
-          <w:color w:val="7DD3FC"/>
-          <w:sz w:val="17"/>
+          <w:color w:val="02374F"/>
+          <w:sz w:val="18"/>
         </w:rPr>
         <w:t xml:space="preserve">-- Stories (only if not using Sanity CMS)</w:t>
       </w:r>
@@ -7537,8 +7555,8 @@
         <w:rPr>
           <w:rFonts w:ascii="Courier New" w:hAnsi="Courier New"/>
           <w:b w:val="0"/>
-          <w:color w:val="7DD3FC"/>
-          <w:sz w:val="17"/>
+          <w:color w:val="02374F"/>
+          <w:sz w:val="18"/>
         </w:rPr>
         <w:br/>
       </w:r>
@@ -7547,8 +7565,8 @@
           <w:rStyle w:val="KeywordTok"/>
           <w:rFonts w:ascii="Courier New" w:hAnsi="Courier New"/>
           <w:b w:val="0"/>
-          <w:color w:val="7DD3FC"/>
-          <w:sz w:val="17"/>
+          <w:color w:val="02374F"/>
+          <w:sz w:val="18"/>
         </w:rPr>
         <w:t xml:space="preserve">CREATE</w:t>
       </w:r>
@@ -7557,8 +7575,8 @@
           <w:rStyle w:val="NormalTok"/>
           <w:rFonts w:ascii="Courier New" w:hAnsi="Courier New"/>
           <w:b w:val="0"/>
-          <w:color w:val="7DD3FC"/>
-          <w:sz w:val="17"/>
+          <w:color w:val="02374F"/>
+          <w:sz w:val="18"/>
         </w:rPr>
         <w:t xml:space="preserve"> </w:t>
       </w:r>
@@ -7567,8 +7585,8 @@
           <w:rStyle w:val="KeywordTok"/>
           <w:rFonts w:ascii="Courier New" w:hAnsi="Courier New"/>
           <w:b w:val="0"/>
-          <w:color w:val="7DD3FC"/>
-          <w:sz w:val="17"/>
+          <w:color w:val="02374F"/>
+          <w:sz w:val="18"/>
         </w:rPr>
         <w:t xml:space="preserve">TABLE</w:t>
       </w:r>
@@ -7577,8 +7595,8 @@
           <w:rStyle w:val="NormalTok"/>
           <w:rFonts w:ascii="Courier New" w:hAnsi="Courier New"/>
           <w:b w:val="0"/>
-          <w:color w:val="7DD3FC"/>
-          <w:sz w:val="17"/>
+          <w:color w:val="02374F"/>
+          <w:sz w:val="18"/>
         </w:rPr>
         <w:t xml:space="preserve"> stories (</w:t>
       </w:r>
@@ -7586,8 +7604,8 @@
         <w:rPr>
           <w:rFonts w:ascii="Courier New" w:hAnsi="Courier New"/>
           <w:b w:val="0"/>
-          <w:color w:val="7DD3FC"/>
-          <w:sz w:val="17"/>
+          <w:color w:val="02374F"/>
+          <w:sz w:val="18"/>
         </w:rPr>
         <w:br/>
       </w:r>
@@ -7596,8 +7614,8 @@
           <w:rStyle w:val="NormalTok"/>
           <w:rFonts w:ascii="Courier New" w:hAnsi="Courier New"/>
           <w:b w:val="0"/>
-          <w:color w:val="7DD3FC"/>
-          <w:sz w:val="17"/>
+          <w:color w:val="02374F"/>
+          <w:sz w:val="18"/>
         </w:rPr>
         <w:t xml:space="preserve">  </w:t>
       </w:r>
@@ -7606,8 +7624,8 @@
           <w:rStyle w:val="KeywordTok"/>
           <w:rFonts w:ascii="Courier New" w:hAnsi="Courier New"/>
           <w:b w:val="0"/>
-          <w:color w:val="7DD3FC"/>
-          <w:sz w:val="17"/>
+          <w:color w:val="02374F"/>
+          <w:sz w:val="18"/>
         </w:rPr>
         <w:t xml:space="preserve">id</w:t>
       </w:r>
@@ -7616,8 +7634,8 @@
           <w:rStyle w:val="NormalTok"/>
           <w:rFonts w:ascii="Courier New" w:hAnsi="Courier New"/>
           <w:b w:val="0"/>
-          <w:color w:val="7DD3FC"/>
-          <w:sz w:val="17"/>
+          <w:color w:val="02374F"/>
+          <w:sz w:val="18"/>
         </w:rPr>
         <w:t xml:space="preserve">            UUID </w:t>
       </w:r>
@@ -7626,8 +7644,8 @@
           <w:rStyle w:val="KeywordTok"/>
           <w:rFonts w:ascii="Courier New" w:hAnsi="Courier New"/>
           <w:b w:val="0"/>
-          <w:color w:val="7DD3FC"/>
-          <w:sz w:val="17"/>
+          <w:color w:val="02374F"/>
+          <w:sz w:val="18"/>
         </w:rPr>
         <w:t xml:space="preserve">PRIMARY</w:t>
       </w:r>
@@ -7636,8 +7654,8 @@
           <w:rStyle w:val="NormalTok"/>
           <w:rFonts w:ascii="Courier New" w:hAnsi="Courier New"/>
           <w:b w:val="0"/>
-          <w:color w:val="7DD3FC"/>
-          <w:sz w:val="17"/>
+          <w:color w:val="02374F"/>
+          <w:sz w:val="18"/>
         </w:rPr>
         <w:t xml:space="preserve"> </w:t>
       </w:r>
@@ -7646,8 +7664,8 @@
           <w:rStyle w:val="KeywordTok"/>
           <w:rFonts w:ascii="Courier New" w:hAnsi="Courier New"/>
           <w:b w:val="0"/>
-          <w:color w:val="7DD3FC"/>
-          <w:sz w:val="17"/>
+          <w:color w:val="02374F"/>
+          <w:sz w:val="18"/>
         </w:rPr>
         <w:t xml:space="preserve">KEY</w:t>
       </w:r>
@@ -7656,8 +7674,8 @@
           <w:rStyle w:val="NormalTok"/>
           <w:rFonts w:ascii="Courier New" w:hAnsi="Courier New"/>
           <w:b w:val="0"/>
-          <w:color w:val="7DD3FC"/>
-          <w:sz w:val="17"/>
+          <w:color w:val="02374F"/>
+          <w:sz w:val="18"/>
         </w:rPr>
         <w:t xml:space="preserve"> </w:t>
       </w:r>
@@ -7666,8 +7684,8 @@
           <w:rStyle w:val="KeywordTok"/>
           <w:rFonts w:ascii="Courier New" w:hAnsi="Courier New"/>
           <w:b w:val="0"/>
-          <w:color w:val="7DD3FC"/>
-          <w:sz w:val="17"/>
+          <w:color w:val="02374F"/>
+          <w:sz w:val="18"/>
         </w:rPr>
         <w:t xml:space="preserve">DEFAULT</w:t>
       </w:r>
@@ -7676,8 +7694,8 @@
           <w:rStyle w:val="NormalTok"/>
           <w:rFonts w:ascii="Courier New" w:hAnsi="Courier New"/>
           <w:b w:val="0"/>
-          <w:color w:val="7DD3FC"/>
-          <w:sz w:val="17"/>
+          <w:color w:val="02374F"/>
+          <w:sz w:val="18"/>
         </w:rPr>
         <w:t xml:space="preserve"> gen_random_uuid(),</w:t>
       </w:r>
@@ -7685,8 +7703,8 @@
         <w:rPr>
           <w:rFonts w:ascii="Courier New" w:hAnsi="Courier New"/>
           <w:b w:val="0"/>
-          <w:color w:val="7DD3FC"/>
-          <w:sz w:val="17"/>
+          <w:color w:val="02374F"/>
+          <w:sz w:val="18"/>
         </w:rPr>
         <w:br/>
       </w:r>
@@ -7695,8 +7713,8 @@
           <w:rStyle w:val="NormalTok"/>
           <w:rFonts w:ascii="Courier New" w:hAnsi="Courier New"/>
           <w:b w:val="0"/>
-          <w:color w:val="7DD3FC"/>
-          <w:sz w:val="17"/>
+          <w:color w:val="02374F"/>
+          <w:sz w:val="18"/>
         </w:rPr>
         <w:t xml:space="preserve">  slug          TEXT </w:t>
       </w:r>
@@ -7705,8 +7723,8 @@
           <w:rStyle w:val="KeywordTok"/>
           <w:rFonts w:ascii="Courier New" w:hAnsi="Courier New"/>
           <w:b w:val="0"/>
-          <w:color w:val="7DD3FC"/>
-          <w:sz w:val="17"/>
+          <w:color w:val="02374F"/>
+          <w:sz w:val="18"/>
         </w:rPr>
         <w:t xml:space="preserve">UNIQUE</w:t>
       </w:r>
@@ -7715,8 +7733,8 @@
           <w:rStyle w:val="NormalTok"/>
           <w:rFonts w:ascii="Courier New" w:hAnsi="Courier New"/>
           <w:b w:val="0"/>
-          <w:color w:val="7DD3FC"/>
-          <w:sz w:val="17"/>
+          <w:color w:val="02374F"/>
+          <w:sz w:val="18"/>
         </w:rPr>
         <w:t xml:space="preserve"> </w:t>
       </w:r>
@@ -7725,8 +7743,8 @@
           <w:rStyle w:val="KeywordTok"/>
           <w:rFonts w:ascii="Courier New" w:hAnsi="Courier New"/>
           <w:b w:val="0"/>
-          <w:color w:val="7DD3FC"/>
-          <w:sz w:val="17"/>
+          <w:color w:val="02374F"/>
+          <w:sz w:val="18"/>
         </w:rPr>
         <w:t xml:space="preserve">NOT</w:t>
       </w:r>
@@ -7735,8 +7753,8 @@
           <w:rStyle w:val="NormalTok"/>
           <w:rFonts w:ascii="Courier New" w:hAnsi="Courier New"/>
           <w:b w:val="0"/>
-          <w:color w:val="7DD3FC"/>
-          <w:sz w:val="17"/>
+          <w:color w:val="02374F"/>
+          <w:sz w:val="18"/>
         </w:rPr>
         <w:t xml:space="preserve"> </w:t>
       </w:r>
@@ -7745,8 +7763,8 @@
           <w:rStyle w:val="KeywordTok"/>
           <w:rFonts w:ascii="Courier New" w:hAnsi="Courier New"/>
           <w:b w:val="0"/>
-          <w:color w:val="7DD3FC"/>
-          <w:sz w:val="17"/>
+          <w:color w:val="02374F"/>
+          <w:sz w:val="18"/>
         </w:rPr>
         <w:t xml:space="preserve">NULL</w:t>
       </w:r>
@@ -7755,8 +7773,8 @@
           <w:rStyle w:val="NormalTok"/>
           <w:rFonts w:ascii="Courier New" w:hAnsi="Courier New"/>
           <w:b w:val="0"/>
-          <w:color w:val="7DD3FC"/>
-          <w:sz w:val="17"/>
+          <w:color w:val="02374F"/>
+          <w:sz w:val="18"/>
         </w:rPr>
         <w:t xml:space="preserve">,</w:t>
       </w:r>
@@ -7764,8 +7782,8 @@
         <w:rPr>
           <w:rFonts w:ascii="Courier New" w:hAnsi="Courier New"/>
           <w:b w:val="0"/>
-          <w:color w:val="7DD3FC"/>
-          <w:sz w:val="17"/>
+          <w:color w:val="02374F"/>
+          <w:sz w:val="18"/>
         </w:rPr>
         <w:br/>
       </w:r>
@@ -7774,8 +7792,8 @@
           <w:rStyle w:val="NormalTok"/>
           <w:rFonts w:ascii="Courier New" w:hAnsi="Courier New"/>
           <w:b w:val="0"/>
-          <w:color w:val="7DD3FC"/>
-          <w:sz w:val="17"/>
+          <w:color w:val="02374F"/>
+          <w:sz w:val="18"/>
         </w:rPr>
         <w:t xml:space="preserve">  educator_name TEXT </w:t>
       </w:r>
@@ -7784,8 +7802,8 @@
           <w:rStyle w:val="KeywordTok"/>
           <w:rFonts w:ascii="Courier New" w:hAnsi="Courier New"/>
           <w:b w:val="0"/>
-          <w:color w:val="7DD3FC"/>
-          <w:sz w:val="17"/>
+          <w:color w:val="02374F"/>
+          <w:sz w:val="18"/>
         </w:rPr>
         <w:t xml:space="preserve">NOT</w:t>
       </w:r>
@@ -7794,8 +7812,8 @@
           <w:rStyle w:val="NormalTok"/>
           <w:rFonts w:ascii="Courier New" w:hAnsi="Courier New"/>
           <w:b w:val="0"/>
-          <w:color w:val="7DD3FC"/>
-          <w:sz w:val="17"/>
+          <w:color w:val="02374F"/>
+          <w:sz w:val="18"/>
         </w:rPr>
         <w:t xml:space="preserve"> </w:t>
       </w:r>
@@ -7804,8 +7822,8 @@
           <w:rStyle w:val="KeywordTok"/>
           <w:rFonts w:ascii="Courier New" w:hAnsi="Courier New"/>
           <w:b w:val="0"/>
-          <w:color w:val="7DD3FC"/>
-          <w:sz w:val="17"/>
+          <w:color w:val="02374F"/>
+          <w:sz w:val="18"/>
         </w:rPr>
         <w:t xml:space="preserve">NULL</w:t>
       </w:r>
@@ -7814,8 +7832,8 @@
           <w:rStyle w:val="NormalTok"/>
           <w:rFonts w:ascii="Courier New" w:hAnsi="Courier New"/>
           <w:b w:val="0"/>
-          <w:color w:val="7DD3FC"/>
-          <w:sz w:val="17"/>
+          <w:color w:val="02374F"/>
+          <w:sz w:val="18"/>
         </w:rPr>
         <w:t xml:space="preserve">,</w:t>
       </w:r>
@@ -7823,8 +7841,8 @@
         <w:rPr>
           <w:rFonts w:ascii="Courier New" w:hAnsi="Courier New"/>
           <w:b w:val="0"/>
-          <w:color w:val="7DD3FC"/>
-          <w:sz w:val="17"/>
+          <w:color w:val="02374F"/>
+          <w:sz w:val="18"/>
         </w:rPr>
         <w:br/>
       </w:r>
@@ -7833,8 +7851,8 @@
           <w:rStyle w:val="NormalTok"/>
           <w:rFonts w:ascii="Courier New" w:hAnsi="Courier New"/>
           <w:b w:val="0"/>
-          <w:color w:val="7DD3FC"/>
-          <w:sz w:val="17"/>
+          <w:color w:val="02374F"/>
+          <w:sz w:val="18"/>
         </w:rPr>
         <w:t xml:space="preserve">  country_code  </w:t>
       </w:r>
@@ -7843,8 +7861,8 @@
           <w:rStyle w:val="DataTypeTok"/>
           <w:rFonts w:ascii="Courier New" w:hAnsi="Courier New"/>
           <w:b w:val="0"/>
-          <w:color w:val="7DD3FC"/>
-          <w:sz w:val="17"/>
+          <w:color w:val="02374F"/>
+          <w:sz w:val="18"/>
         </w:rPr>
         <w:t xml:space="preserve">CHAR</w:t>
       </w:r>
@@ -7853,8 +7871,8 @@
           <w:rStyle w:val="NormalTok"/>
           <w:rFonts w:ascii="Courier New" w:hAnsi="Courier New"/>
           <w:b w:val="0"/>
-          <w:color w:val="7DD3FC"/>
-          <w:sz w:val="17"/>
+          <w:color w:val="02374F"/>
+          <w:sz w:val="18"/>
         </w:rPr>
         <w:t xml:space="preserve">(</w:t>
       </w:r>
@@ -7863,8 +7881,8 @@
           <w:rStyle w:val="DecValTok"/>
           <w:rFonts w:ascii="Courier New" w:hAnsi="Courier New"/>
           <w:b w:val="0"/>
-          <w:color w:val="7DD3FC"/>
-          <w:sz w:val="17"/>
+          <w:color w:val="02374F"/>
+          <w:sz w:val="18"/>
         </w:rPr>
         <w:t xml:space="preserve">2</w:t>
       </w:r>
@@ -7873,8 +7891,8 @@
           <w:rStyle w:val="NormalTok"/>
           <w:rFonts w:ascii="Courier New" w:hAnsi="Courier New"/>
           <w:b w:val="0"/>
-          <w:color w:val="7DD3FC"/>
-          <w:sz w:val="17"/>
+          <w:color w:val="02374F"/>
+          <w:sz w:val="18"/>
         </w:rPr>
         <w:t xml:space="preserve">),</w:t>
       </w:r>
@@ -7882,8 +7900,8 @@
         <w:rPr>
           <w:rFonts w:ascii="Courier New" w:hAnsi="Courier New"/>
           <w:b w:val="0"/>
-          <w:color w:val="7DD3FC"/>
-          <w:sz w:val="17"/>
+          <w:color w:val="02374F"/>
+          <w:sz w:val="18"/>
         </w:rPr>
         <w:br/>
       </w:r>
@@ -7892,8 +7910,8 @@
           <w:rStyle w:val="NormalTok"/>
           <w:rFonts w:ascii="Courier New" w:hAnsi="Courier New"/>
           <w:b w:val="0"/>
-          <w:color w:val="7DD3FC"/>
-          <w:sz w:val="17"/>
+          <w:color w:val="02374F"/>
+          <w:sz w:val="18"/>
         </w:rPr>
         <w:t xml:space="preserve">  school_name   TEXT,</w:t>
       </w:r>
@@ -7901,8 +7919,8 @@
         <w:rPr>
           <w:rFonts w:ascii="Courier New" w:hAnsi="Courier New"/>
           <w:b w:val="0"/>
-          <w:color w:val="7DD3FC"/>
-          <w:sz w:val="17"/>
+          <w:color w:val="02374F"/>
+          <w:sz w:val="18"/>
         </w:rPr>
         <w:br/>
       </w:r>
@@ -7911,8 +7929,8 @@
           <w:rStyle w:val="NormalTok"/>
           <w:rFonts w:ascii="Courier New" w:hAnsi="Courier New"/>
           <w:b w:val="0"/>
-          <w:color w:val="7DD3FC"/>
-          <w:sz w:val="17"/>
+          <w:color w:val="02374F"/>
+          <w:sz w:val="18"/>
         </w:rPr>
         <w:t xml:space="preserve">  quote         TEXT,</w:t>
       </w:r>
@@ -7920,8 +7938,8 @@
         <w:rPr>
           <w:rFonts w:ascii="Courier New" w:hAnsi="Courier New"/>
           <w:b w:val="0"/>
-          <w:color w:val="7DD3FC"/>
-          <w:sz w:val="17"/>
+          <w:color w:val="02374F"/>
+          <w:sz w:val="18"/>
         </w:rPr>
         <w:br/>
       </w:r>
@@ -7930,8 +7948,8 @@
           <w:rStyle w:val="NormalTok"/>
           <w:rFonts w:ascii="Courier New" w:hAnsi="Courier New"/>
           <w:b w:val="0"/>
-          <w:color w:val="7DD3FC"/>
-          <w:sz w:val="17"/>
+          <w:color w:val="02374F"/>
+          <w:sz w:val="18"/>
         </w:rPr>
         <w:t xml:space="preserve">  </w:t>
       </w:r>
@@ -7940,8 +7958,8 @@
           <w:rStyle w:val="KeywordTok"/>
           <w:rFonts w:ascii="Courier New" w:hAnsi="Courier New"/>
           <w:b w:val="0"/>
-          <w:color w:val="7DD3FC"/>
-          <w:sz w:val="17"/>
+          <w:color w:val="02374F"/>
+          <w:sz w:val="18"/>
         </w:rPr>
         <w:t xml:space="preserve">body</w:t>
       </w:r>
@@ -7950,8 +7968,8 @@
           <w:rStyle w:val="NormalTok"/>
           <w:rFonts w:ascii="Courier New" w:hAnsi="Courier New"/>
           <w:b w:val="0"/>
-          <w:color w:val="7DD3FC"/>
-          <w:sz w:val="17"/>
+          <w:color w:val="02374F"/>
+          <w:sz w:val="18"/>
         </w:rPr>
         <w:t xml:space="preserve">          TEXT,          </w:t>
       </w:r>
@@ -7960,8 +7978,8 @@
           <w:rStyle w:val="CommentTok"/>
           <w:rFonts w:ascii="Courier New" w:hAnsi="Courier New"/>
           <w:b w:val="0"/>
-          <w:color w:val="7DD3FC"/>
-          <w:sz w:val="17"/>
+          <w:color w:val="02374F"/>
+          <w:sz w:val="18"/>
         </w:rPr>
         <w:t xml:space="preserve">-- Markdown</w:t>
       </w:r>
@@ -7969,8 +7987,8 @@
         <w:rPr>
           <w:rFonts w:ascii="Courier New" w:hAnsi="Courier New"/>
           <w:b w:val="0"/>
-          <w:color w:val="7DD3FC"/>
-          <w:sz w:val="17"/>
+          <w:color w:val="02374F"/>
+          <w:sz w:val="18"/>
         </w:rPr>
         <w:br/>
       </w:r>
@@ -7979,8 +7997,8 @@
           <w:rStyle w:val="NormalTok"/>
           <w:rFonts w:ascii="Courier New" w:hAnsi="Courier New"/>
           <w:b w:val="0"/>
-          <w:color w:val="7DD3FC"/>
-          <w:sz w:val="17"/>
+          <w:color w:val="02374F"/>
+          <w:sz w:val="18"/>
         </w:rPr>
         <w:t xml:space="preserve">  hero_image_url TEXT,</w:t>
       </w:r>
@@ -7988,8 +8006,8 @@
         <w:rPr>
           <w:rFonts w:ascii="Courier New" w:hAnsi="Courier New"/>
           <w:b w:val="0"/>
-          <w:color w:val="7DD3FC"/>
-          <w:sz w:val="17"/>
+          <w:color w:val="02374F"/>
+          <w:sz w:val="18"/>
         </w:rPr>
         <w:br/>
       </w:r>
@@ -7998,8 +8016,8 @@
           <w:rStyle w:val="NormalTok"/>
           <w:rFonts w:ascii="Courier New" w:hAnsi="Courier New"/>
           <w:b w:val="0"/>
-          <w:color w:val="7DD3FC"/>
-          <w:sz w:val="17"/>
+          <w:color w:val="02374F"/>
+          <w:sz w:val="18"/>
         </w:rPr>
         <w:t xml:space="preserve">  themes        TEXT[],</w:t>
       </w:r>
@@ -8007,8 +8025,8 @@
         <w:rPr>
           <w:rFonts w:ascii="Courier New" w:hAnsi="Courier New"/>
           <w:b w:val="0"/>
-          <w:color w:val="7DD3FC"/>
-          <w:sz w:val="17"/>
+          <w:color w:val="02374F"/>
+          <w:sz w:val="18"/>
         </w:rPr>
         <w:br/>
       </w:r>
@@ -8017,8 +8035,8 @@
           <w:rStyle w:val="NormalTok"/>
           <w:rFonts w:ascii="Courier New" w:hAnsi="Courier New"/>
           <w:b w:val="0"/>
-          <w:color w:val="7DD3FC"/>
-          <w:sz w:val="17"/>
+          <w:color w:val="02374F"/>
+          <w:sz w:val="18"/>
         </w:rPr>
         <w:t xml:space="preserve">  published     </w:t>
       </w:r>
@@ -8027,8 +8045,8 @@
           <w:rStyle w:val="DataTypeTok"/>
           <w:rFonts w:ascii="Courier New" w:hAnsi="Courier New"/>
           <w:b w:val="0"/>
-          <w:color w:val="7DD3FC"/>
-          <w:sz w:val="17"/>
+          <w:color w:val="02374F"/>
+          <w:sz w:val="18"/>
         </w:rPr>
         <w:t xml:space="preserve">BOOLEAN</w:t>
       </w:r>
@@ -8037,8 +8055,8 @@
           <w:rStyle w:val="NormalTok"/>
           <w:rFonts w:ascii="Courier New" w:hAnsi="Courier New"/>
           <w:b w:val="0"/>
-          <w:color w:val="7DD3FC"/>
-          <w:sz w:val="17"/>
+          <w:color w:val="02374F"/>
+          <w:sz w:val="18"/>
         </w:rPr>
         <w:t xml:space="preserve"> </w:t>
       </w:r>
@@ -8047,8 +8065,8 @@
           <w:rStyle w:val="KeywordTok"/>
           <w:rFonts w:ascii="Courier New" w:hAnsi="Courier New"/>
           <w:b w:val="0"/>
-          <w:color w:val="7DD3FC"/>
-          <w:sz w:val="17"/>
+          <w:color w:val="02374F"/>
+          <w:sz w:val="18"/>
         </w:rPr>
         <w:t xml:space="preserve">DEFAULT</w:t>
       </w:r>
@@ -8057,8 +8075,8 @@
           <w:rStyle w:val="NormalTok"/>
           <w:rFonts w:ascii="Courier New" w:hAnsi="Courier New"/>
           <w:b w:val="0"/>
-          <w:color w:val="7DD3FC"/>
-          <w:sz w:val="17"/>
+          <w:color w:val="02374F"/>
+          <w:sz w:val="18"/>
         </w:rPr>
         <w:t xml:space="preserve"> </w:t>
       </w:r>
@@ -8067,8 +8085,8 @@
           <w:rStyle w:val="KeywordTok"/>
           <w:rFonts w:ascii="Courier New" w:hAnsi="Courier New"/>
           <w:b w:val="0"/>
-          <w:color w:val="7DD3FC"/>
-          <w:sz w:val="17"/>
+          <w:color w:val="02374F"/>
+          <w:sz w:val="18"/>
         </w:rPr>
         <w:t xml:space="preserve">false</w:t>
       </w:r>
@@ -8077,8 +8095,8 @@
           <w:rStyle w:val="NormalTok"/>
           <w:rFonts w:ascii="Courier New" w:hAnsi="Courier New"/>
           <w:b w:val="0"/>
-          <w:color w:val="7DD3FC"/>
-          <w:sz w:val="17"/>
+          <w:color w:val="02374F"/>
+          <w:sz w:val="18"/>
         </w:rPr>
         <w:t xml:space="preserve">,</w:t>
       </w:r>
@@ -8086,8 +8104,8 @@
         <w:rPr>
           <w:rFonts w:ascii="Courier New" w:hAnsi="Courier New"/>
           <w:b w:val="0"/>
-          <w:color w:val="7DD3FC"/>
-          <w:sz w:val="17"/>
+          <w:color w:val="02374F"/>
+          <w:sz w:val="18"/>
         </w:rPr>
         <w:br/>
       </w:r>
@@ -8096,8 +8114,8 @@
           <w:rStyle w:val="NormalTok"/>
           <w:rFonts w:ascii="Courier New" w:hAnsi="Courier New"/>
           <w:b w:val="0"/>
-          <w:color w:val="7DD3FC"/>
-          <w:sz w:val="17"/>
+          <w:color w:val="02374F"/>
+          <w:sz w:val="18"/>
         </w:rPr>
         <w:t xml:space="preserve">  sort_order    </w:t>
       </w:r>
@@ -8106,8 +8124,8 @@
           <w:rStyle w:val="DataTypeTok"/>
           <w:rFonts w:ascii="Courier New" w:hAnsi="Courier New"/>
           <w:b w:val="0"/>
-          <w:color w:val="7DD3FC"/>
-          <w:sz w:val="17"/>
+          <w:color w:val="02374F"/>
+          <w:sz w:val="18"/>
         </w:rPr>
         <w:t xml:space="preserve">INT</w:t>
       </w:r>
@@ -8116,8 +8134,8 @@
           <w:rStyle w:val="NormalTok"/>
           <w:rFonts w:ascii="Courier New" w:hAnsi="Courier New"/>
           <w:b w:val="0"/>
-          <w:color w:val="7DD3FC"/>
-          <w:sz w:val="17"/>
+          <w:color w:val="02374F"/>
+          <w:sz w:val="18"/>
         </w:rPr>
         <w:t xml:space="preserve"> </w:t>
       </w:r>
@@ -8126,8 +8144,8 @@
           <w:rStyle w:val="KeywordTok"/>
           <w:rFonts w:ascii="Courier New" w:hAnsi="Courier New"/>
           <w:b w:val="0"/>
-          <w:color w:val="7DD3FC"/>
-          <w:sz w:val="17"/>
+          <w:color w:val="02374F"/>
+          <w:sz w:val="18"/>
         </w:rPr>
         <w:t xml:space="preserve">DEFAULT</w:t>
       </w:r>
@@ -8136,8 +8154,8 @@
           <w:rStyle w:val="NormalTok"/>
           <w:rFonts w:ascii="Courier New" w:hAnsi="Courier New"/>
           <w:b w:val="0"/>
-          <w:color w:val="7DD3FC"/>
-          <w:sz w:val="17"/>
+          <w:color w:val="02374F"/>
+          <w:sz w:val="18"/>
         </w:rPr>
         <w:t xml:space="preserve"> </w:t>
       </w:r>
@@ -8146,8 +8164,8 @@
           <w:rStyle w:val="DecValTok"/>
           <w:rFonts w:ascii="Courier New" w:hAnsi="Courier New"/>
           <w:b w:val="0"/>
-          <w:color w:val="7DD3FC"/>
-          <w:sz w:val="17"/>
+          <w:color w:val="02374F"/>
+          <w:sz w:val="18"/>
         </w:rPr>
         <w:t xml:space="preserve">0</w:t>
       </w:r>
@@ -8155,8 +8173,8 @@
         <w:rPr>
           <w:rFonts w:ascii="Courier New" w:hAnsi="Courier New"/>
           <w:b w:val="0"/>
-          <w:color w:val="7DD3FC"/>
-          <w:sz w:val="17"/>
+          <w:color w:val="02374F"/>
+          <w:sz w:val="18"/>
         </w:rPr>
         <w:br/>
       </w:r>
@@ -8165,8 +8183,8 @@
           <w:rStyle w:val="NormalTok"/>
           <w:rFonts w:ascii="Courier New" w:hAnsi="Courier New"/>
           <w:b w:val="0"/>
-          <w:color w:val="7DD3FC"/>
-          <w:sz w:val="17"/>
+          <w:color w:val="02374F"/>
+          <w:sz w:val="18"/>
         </w:rPr>
         <w:t xml:space="preserve">);</w:t>
       </w:r>
@@ -8242,6 +8260,7 @@
     <w:p>
       <w:pPr>
         <w:pStyle w:val="SourceCode"/>
+        <w:shd w:val="clear" w:color="auto" w:fill="EFF7FF"/>
         <w:spacing w:before="20" w:after="20"/>
         <w:ind w:left="283"/>
       </w:pPr>
@@ -8250,8 +8269,8 @@
           <w:rStyle w:val="CommentTok"/>
           <w:rFonts w:ascii="Courier New" w:hAnsi="Courier New"/>
           <w:b w:val="0"/>
-          <w:color w:val="7DD3FC"/>
-          <w:sz w:val="17"/>
+          <w:color w:val="02374F"/>
+          <w:sz w:val="18"/>
         </w:rPr>
         <w:t xml:space="preserve"># Public (safe in browser — prefix PUBLIC_)</w:t>
       </w:r>
@@ -8259,8 +8278,8 @@
         <w:rPr>
           <w:rFonts w:ascii="Courier New" w:hAnsi="Courier New"/>
           <w:b w:val="0"/>
-          <w:color w:val="7DD3FC"/>
-          <w:sz w:val="17"/>
+          <w:color w:val="02374F"/>
+          <w:sz w:val="18"/>
         </w:rPr>
         <w:br/>
       </w:r>
@@ -8269,8 +8288,8 @@
           <w:rStyle w:val="VariableTok"/>
           <w:rFonts w:ascii="Courier New" w:hAnsi="Courier New"/>
           <w:b w:val="0"/>
-          <w:color w:val="7DD3FC"/>
-          <w:sz w:val="17"/>
+          <w:color w:val="02374F"/>
+          <w:sz w:val="18"/>
         </w:rPr>
         <w:t xml:space="preserve">PUBLIC_SITE_URL</w:t>
       </w:r>
@@ -8279,8 +8298,8 @@
           <w:rStyle w:val="OperatorTok"/>
           <w:rFonts w:ascii="Courier New" w:hAnsi="Courier New"/>
           <w:b w:val="0"/>
-          <w:color w:val="7DD3FC"/>
-          <w:sz w:val="17"/>
+          <w:color w:val="02374F"/>
+          <w:sz w:val="18"/>
         </w:rPr>
         <w:t xml:space="preserve">=</w:t>
       </w:r>
@@ -8289,8 +8308,8 @@
           <w:rStyle w:val="NormalTok"/>
           <w:rFonts w:ascii="Courier New" w:hAnsi="Courier New"/>
           <w:b w:val="0"/>
-          <w:color w:val="7DD3FC"/>
-          <w:sz w:val="17"/>
+          <w:color w:val="02374F"/>
+          <w:sz w:val="18"/>
         </w:rPr>
         <w:t xml:space="preserve">https://contentment.org</w:t>
       </w:r>
@@ -8298,8 +8317,8 @@
         <w:rPr>
           <w:rFonts w:ascii="Courier New" w:hAnsi="Courier New"/>
           <w:b w:val="0"/>
-          <w:color w:val="7DD3FC"/>
-          <w:sz w:val="17"/>
+          <w:color w:val="02374F"/>
+          <w:sz w:val="18"/>
         </w:rPr>
         <w:br/>
       </w:r>
@@ -8308,8 +8327,8 @@
           <w:rStyle w:val="VariableTok"/>
           <w:rFonts w:ascii="Courier New" w:hAnsi="Courier New"/>
           <w:b w:val="0"/>
-          <w:color w:val="7DD3FC"/>
-          <w:sz w:val="17"/>
+          <w:color w:val="02374F"/>
+          <w:sz w:val="18"/>
         </w:rPr>
         <w:t xml:space="preserve">PUBLIC_KEELA_TIER_5_URL</w:t>
       </w:r>
@@ -8318,8 +8337,8 @@
           <w:rStyle w:val="OperatorTok"/>
           <w:rFonts w:ascii="Courier New" w:hAnsi="Courier New"/>
           <w:b w:val="0"/>
-          <w:color w:val="7DD3FC"/>
-          <w:sz w:val="17"/>
+          <w:color w:val="02374F"/>
+          <w:sz w:val="18"/>
         </w:rPr>
         <w:t xml:space="preserve">=</w:t>
       </w:r>
@@ -8328,8 +8347,8 @@
           <w:rStyle w:val="NormalTok"/>
           <w:rFonts w:ascii="Courier New" w:hAnsi="Courier New"/>
           <w:b w:val="0"/>
-          <w:color w:val="7DD3FC"/>
-          <w:sz w:val="17"/>
+          <w:color w:val="02374F"/>
+          <w:sz w:val="18"/>
         </w:rPr>
         <w:t xml:space="preserve">           </w:t>
       </w:r>
@@ -8338,8 +8357,8 @@
           <w:rStyle w:val="CommentTok"/>
           <w:rFonts w:ascii="Courier New" w:hAnsi="Courier New"/>
           <w:b w:val="0"/>
-          <w:color w:val="7DD3FC"/>
-          <w:sz w:val="17"/>
+          <w:color w:val="02374F"/>
+          <w:sz w:val="18"/>
         </w:rPr>
         <w:t xml:space="preserve"># Keela $5/mo checkout — from finance</w:t>
       </w:r>
@@ -8347,8 +8366,8 @@
         <w:rPr>
           <w:rFonts w:ascii="Courier New" w:hAnsi="Courier New"/>
           <w:b w:val="0"/>
-          <w:color w:val="7DD3FC"/>
-          <w:sz w:val="17"/>
+          <w:color w:val="02374F"/>
+          <w:sz w:val="18"/>
         </w:rPr>
         <w:br/>
       </w:r>
@@ -8357,8 +8376,8 @@
           <w:rStyle w:val="VariableTok"/>
           <w:rFonts w:ascii="Courier New" w:hAnsi="Courier New"/>
           <w:b w:val="0"/>
-          <w:color w:val="7DD3FC"/>
-          <w:sz w:val="17"/>
+          <w:color w:val="02374F"/>
+          <w:sz w:val="18"/>
         </w:rPr>
         <w:t xml:space="preserve">PUBLIC_KEELA_TIER_25_URL</w:t>
       </w:r>
@@ -8367,8 +8386,8 @@
           <w:rStyle w:val="OperatorTok"/>
           <w:rFonts w:ascii="Courier New" w:hAnsi="Courier New"/>
           <w:b w:val="0"/>
-          <w:color w:val="7DD3FC"/>
-          <w:sz w:val="17"/>
+          <w:color w:val="02374F"/>
+          <w:sz w:val="18"/>
         </w:rPr>
         <w:t xml:space="preserve">=</w:t>
       </w:r>
@@ -8377,8 +8396,8 @@
           <w:rStyle w:val="NormalTok"/>
           <w:rFonts w:ascii="Courier New" w:hAnsi="Courier New"/>
           <w:b w:val="0"/>
-          <w:color w:val="7DD3FC"/>
-          <w:sz w:val="17"/>
+          <w:color w:val="02374F"/>
+          <w:sz w:val="18"/>
         </w:rPr>
         <w:t xml:space="preserve">          </w:t>
       </w:r>
@@ -8387,8 +8406,8 @@
           <w:rStyle w:val="CommentTok"/>
           <w:rFonts w:ascii="Courier New" w:hAnsi="Courier New"/>
           <w:b w:val="0"/>
-          <w:color w:val="7DD3FC"/>
-          <w:sz w:val="17"/>
+          <w:color w:val="02374F"/>
+          <w:sz w:val="18"/>
         </w:rPr>
         <w:t xml:space="preserve"># Keela $25/mo checkout</w:t>
       </w:r>
@@ -8396,8 +8415,8 @@
         <w:rPr>
           <w:rFonts w:ascii="Courier New" w:hAnsi="Courier New"/>
           <w:b w:val="0"/>
-          <w:color w:val="7DD3FC"/>
-          <w:sz w:val="17"/>
+          <w:color w:val="02374F"/>
+          <w:sz w:val="18"/>
         </w:rPr>
         <w:br/>
       </w:r>
@@ -8406,8 +8425,8 @@
           <w:rStyle w:val="VariableTok"/>
           <w:rFonts w:ascii="Courier New" w:hAnsi="Courier New"/>
           <w:b w:val="0"/>
-          <w:color w:val="7DD3FC"/>
-          <w:sz w:val="17"/>
+          <w:color w:val="02374F"/>
+          <w:sz w:val="18"/>
         </w:rPr>
         <w:t xml:space="preserve">PUBLIC_KEELA_TIER_100_URL</w:t>
       </w:r>
@@ -8416,8 +8435,8 @@
           <w:rStyle w:val="OperatorTok"/>
           <w:rFonts w:ascii="Courier New" w:hAnsi="Courier New"/>
           <w:b w:val="0"/>
-          <w:color w:val="7DD3FC"/>
-          <w:sz w:val="17"/>
+          <w:color w:val="02374F"/>
+          <w:sz w:val="18"/>
         </w:rPr>
         <w:t xml:space="preserve">=</w:t>
       </w:r>
@@ -8426,8 +8445,8 @@
           <w:rStyle w:val="NormalTok"/>
           <w:rFonts w:ascii="Courier New" w:hAnsi="Courier New"/>
           <w:b w:val="0"/>
-          <w:color w:val="7DD3FC"/>
-          <w:sz w:val="17"/>
+          <w:color w:val="02374F"/>
+          <w:sz w:val="18"/>
         </w:rPr>
         <w:t xml:space="preserve">         </w:t>
       </w:r>
@@ -8436,8 +8455,8 @@
           <w:rStyle w:val="CommentTok"/>
           <w:rFonts w:ascii="Courier New" w:hAnsi="Courier New"/>
           <w:b w:val="0"/>
-          <w:color w:val="7DD3FC"/>
-          <w:sz w:val="17"/>
+          <w:color w:val="02374F"/>
+          <w:sz w:val="18"/>
         </w:rPr>
         <w:t xml:space="preserve"># Keela $100/mo checkout</w:t>
       </w:r>
@@ -8445,8 +8464,8 @@
         <w:rPr>
           <w:rFonts w:ascii="Courier New" w:hAnsi="Courier New"/>
           <w:b w:val="0"/>
-          <w:color w:val="7DD3FC"/>
-          <w:sz w:val="17"/>
+          <w:color w:val="02374F"/>
+          <w:sz w:val="18"/>
         </w:rPr>
         <w:br/>
       </w:r>
@@ -8455,8 +8474,8 @@
           <w:rStyle w:val="VariableTok"/>
           <w:rFonts w:ascii="Courier New" w:hAnsi="Courier New"/>
           <w:b w:val="0"/>
-          <w:color w:val="7DD3FC"/>
-          <w:sz w:val="17"/>
+          <w:color w:val="02374F"/>
+          <w:sz w:val="18"/>
         </w:rPr>
         <w:t xml:space="preserve">PUBLIC_PLAUSIBLE_DOMAIN</w:t>
       </w:r>
@@ -8465,8 +8484,8 @@
           <w:rStyle w:val="OperatorTok"/>
           <w:rFonts w:ascii="Courier New" w:hAnsi="Courier New"/>
           <w:b w:val="0"/>
-          <w:color w:val="7DD3FC"/>
-          <w:sz w:val="17"/>
+          <w:color w:val="02374F"/>
+          <w:sz w:val="18"/>
         </w:rPr>
         <w:t xml:space="preserve">=</w:t>
       </w:r>
@@ -8475,8 +8494,8 @@
           <w:rStyle w:val="NormalTok"/>
           <w:rFonts w:ascii="Courier New" w:hAnsi="Courier New"/>
           <w:b w:val="0"/>
-          <w:color w:val="7DD3FC"/>
-          <w:sz w:val="17"/>
+          <w:color w:val="02374F"/>
+          <w:sz w:val="18"/>
         </w:rPr>
         <w:t xml:space="preserve">           </w:t>
       </w:r>
@@ -8485,8 +8504,8 @@
           <w:rStyle w:val="CommentTok"/>
           <w:rFonts w:ascii="Courier New" w:hAnsi="Courier New"/>
           <w:b w:val="0"/>
-          <w:color w:val="7DD3FC"/>
-          <w:sz w:val="17"/>
+          <w:color w:val="02374F"/>
+          <w:sz w:val="18"/>
         </w:rPr>
         <w:t xml:space="preserve"># recommended (DECISION-001)</w:t>
       </w:r>
@@ -8494,8 +8513,8 @@
         <w:rPr>
           <w:rFonts w:ascii="Courier New" w:hAnsi="Courier New"/>
           <w:b w:val="0"/>
-          <w:color w:val="7DD3FC"/>
-          <w:sz w:val="17"/>
+          <w:color w:val="02374F"/>
+          <w:sz w:val="18"/>
         </w:rPr>
         <w:br/>
       </w:r>
@@ -8504,8 +8523,8 @@
           <w:rStyle w:val="VariableTok"/>
           <w:rFonts w:ascii="Courier New" w:hAnsi="Courier New"/>
           <w:b w:val="0"/>
-          <w:color w:val="7DD3FC"/>
-          <w:sz w:val="17"/>
+          <w:color w:val="02374F"/>
+          <w:sz w:val="18"/>
         </w:rPr>
         <w:t xml:space="preserve">PUBLIC_RAISELY_CAMPAIGN_URL</w:t>
       </w:r>
@@ -8514,8 +8533,8 @@
           <w:rStyle w:val="OperatorTok"/>
           <w:rFonts w:ascii="Courier New" w:hAnsi="Courier New"/>
           <w:b w:val="0"/>
-          <w:color w:val="7DD3FC"/>
-          <w:sz w:val="17"/>
+          <w:color w:val="02374F"/>
+          <w:sz w:val="18"/>
         </w:rPr>
         <w:t xml:space="preserve">=</w:t>
       </w:r>
@@ -8524,8 +8543,8 @@
           <w:rStyle w:val="NormalTok"/>
           <w:rFonts w:ascii="Courier New" w:hAnsi="Courier New"/>
           <w:b w:val="0"/>
-          <w:color w:val="7DD3FC"/>
-          <w:sz w:val="17"/>
+          <w:color w:val="02374F"/>
+          <w:sz w:val="18"/>
         </w:rPr>
         <w:t xml:space="preserve">       </w:t>
       </w:r>
@@ -8534,8 +8553,8 @@
           <w:rStyle w:val="CommentTok"/>
           <w:rFonts w:ascii="Courier New" w:hAnsi="Courier New"/>
           <w:b w:val="0"/>
-          <w:color w:val="7DD3FC"/>
-          <w:sz w:val="17"/>
+          <w:color w:val="02374F"/>
+          <w:sz w:val="18"/>
         </w:rPr>
         <w:t xml:space="preserve"># Fundraise page link</w:t>
       </w:r>
@@ -8543,17 +8562,17 @@
         <w:rPr>
           <w:rFonts w:ascii="Courier New" w:hAnsi="Courier New"/>
           <w:b w:val="0"/>
-          <w:color w:val="7DD3FC"/>
-          <w:sz w:val="17"/>
-        </w:rPr>
-        <w:br/>
-      </w:r>
-      <w:r>
-        <w:rPr>
-          <w:rFonts w:ascii="Courier New" w:hAnsi="Courier New"/>
-          <w:b w:val="0"/>
-          <w:color w:val="7DD3FC"/>
-          <w:sz w:val="17"/>
+          <w:color w:val="02374F"/>
+          <w:sz w:val="18"/>
+        </w:rPr>
+        <w:br/>
+      </w:r>
+      <w:r>
+        <w:rPr>
+          <w:rFonts w:ascii="Courier New" w:hAnsi="Courier New"/>
+          <w:b w:val="0"/>
+          <w:color w:val="02374F"/>
+          <w:sz w:val="18"/>
         </w:rPr>
         <w:br/>
       </w:r>
@@ -8562,8 +8581,8 @@
           <w:rStyle w:val="CommentTok"/>
           <w:rFonts w:ascii="Courier New" w:hAnsi="Courier New"/>
           <w:b w:val="0"/>
-          <w:color w:val="7DD3FC"/>
-          <w:sz w:val="17"/>
+          <w:color w:val="02374F"/>
+          <w:sz w:val="18"/>
         </w:rPr>
         <w:t xml:space="preserve"># Server-only (Vercel env — never in repo or browser)</w:t>
       </w:r>
@@ -8571,8 +8590,8 @@
         <w:rPr>
           <w:rFonts w:ascii="Courier New" w:hAnsi="Courier New"/>
           <w:b w:val="0"/>
-          <w:color w:val="7DD3FC"/>
-          <w:sz w:val="17"/>
+          <w:color w:val="02374F"/>
+          <w:sz w:val="18"/>
         </w:rPr>
         <w:br/>
       </w:r>
@@ -8581,8 +8600,8 @@
           <w:rStyle w:val="VariableTok"/>
           <w:rFonts w:ascii="Courier New" w:hAnsi="Courier New"/>
           <w:b w:val="0"/>
-          <w:color w:val="7DD3FC"/>
-          <w:sz w:val="17"/>
+          <w:color w:val="02374F"/>
+          <w:sz w:val="18"/>
         </w:rPr>
         <w:t xml:space="preserve">FLODESK_API_KEY</w:t>
       </w:r>
@@ -8591,8 +8610,8 @@
           <w:rStyle w:val="OperatorTok"/>
           <w:rFonts w:ascii="Courier New" w:hAnsi="Courier New"/>
           <w:b w:val="0"/>
-          <w:color w:val="7DD3FC"/>
-          <w:sz w:val="17"/>
+          <w:color w:val="02374F"/>
+          <w:sz w:val="18"/>
         </w:rPr>
         <w:t xml:space="preserve">=</w:t>
       </w:r>
@@ -8600,8 +8619,8 @@
         <w:rPr>
           <w:rFonts w:ascii="Courier New" w:hAnsi="Courier New"/>
           <w:b w:val="0"/>
-          <w:color w:val="7DD3FC"/>
-          <w:sz w:val="17"/>
+          <w:color w:val="02374F"/>
+          <w:sz w:val="18"/>
         </w:rPr>
         <w:br/>
       </w:r>
@@ -8610,8 +8629,8 @@
           <w:rStyle w:val="VariableTok"/>
           <w:rFonts w:ascii="Courier New" w:hAnsi="Courier New"/>
           <w:b w:val="0"/>
-          <w:color w:val="7DD3FC"/>
-          <w:sz w:val="17"/>
+          <w:color w:val="02374F"/>
+          <w:sz w:val="18"/>
         </w:rPr>
         <w:t xml:space="preserve">UPSTASH_REDIS_REST_URL</w:t>
       </w:r>
@@ -8620,8 +8639,8 @@
           <w:rStyle w:val="OperatorTok"/>
           <w:rFonts w:ascii="Courier New" w:hAnsi="Courier New"/>
           <w:b w:val="0"/>
-          <w:color w:val="7DD3FC"/>
-          <w:sz w:val="17"/>
+          <w:color w:val="02374F"/>
+          <w:sz w:val="18"/>
         </w:rPr>
         <w:t xml:space="preserve">=</w:t>
       </w:r>
@@ -8630,8 +8649,8 @@
           <w:rStyle w:val="NormalTok"/>
           <w:rFonts w:ascii="Courier New" w:hAnsi="Courier New"/>
           <w:b w:val="0"/>
-          <w:color w:val="7DD3FC"/>
-          <w:sz w:val="17"/>
+          <w:color w:val="02374F"/>
+          <w:sz w:val="18"/>
         </w:rPr>
         <w:t xml:space="preserve">            </w:t>
       </w:r>
@@ -8640,8 +8659,8 @@
           <w:rStyle w:val="CommentTok"/>
           <w:rFonts w:ascii="Courier New" w:hAnsi="Courier New"/>
           <w:b w:val="0"/>
-          <w:color w:val="7DD3FC"/>
-          <w:sz w:val="17"/>
+          <w:color w:val="02374F"/>
+          <w:sz w:val="18"/>
         </w:rPr>
         <w:t xml:space="preserve"># rate limit + webhook dedup (DECISION-004)</w:t>
       </w:r>
@@ -8649,8 +8668,8 @@
         <w:rPr>
           <w:rFonts w:ascii="Courier New" w:hAnsi="Courier New"/>
           <w:b w:val="0"/>
-          <w:color w:val="7DD3FC"/>
-          <w:sz w:val="17"/>
+          <w:color w:val="02374F"/>
+          <w:sz w:val="18"/>
         </w:rPr>
         <w:br/>
       </w:r>
@@ -8659,8 +8678,8 @@
           <w:rStyle w:val="VariableTok"/>
           <w:rFonts w:ascii="Courier New" w:hAnsi="Courier New"/>
           <w:b w:val="0"/>
-          <w:color w:val="7DD3FC"/>
-          <w:sz w:val="17"/>
+          <w:color w:val="02374F"/>
+          <w:sz w:val="18"/>
         </w:rPr>
         <w:t xml:space="preserve">UPSTASH_REDIS_REST_TOKEN</w:t>
       </w:r>
@@ -8669,8 +8688,8 @@
           <w:rStyle w:val="OperatorTok"/>
           <w:rFonts w:ascii="Courier New" w:hAnsi="Courier New"/>
           <w:b w:val="0"/>
-          <w:color w:val="7DD3FC"/>
-          <w:sz w:val="17"/>
+          <w:color w:val="02374F"/>
+          <w:sz w:val="18"/>
         </w:rPr>
         <w:t xml:space="preserve">=</w:t>
       </w:r>
@@ -8678,8 +8697,8 @@
         <w:rPr>
           <w:rFonts w:ascii="Courier New" w:hAnsi="Courier New"/>
           <w:b w:val="0"/>
-          <w:color w:val="7DD3FC"/>
-          <w:sz w:val="17"/>
+          <w:color w:val="02374F"/>
+          <w:sz w:val="18"/>
         </w:rPr>
         <w:br/>
       </w:r>
@@ -8688,8 +8707,8 @@
           <w:rStyle w:val="VariableTok"/>
           <w:rFonts w:ascii="Courier New" w:hAnsi="Courier New"/>
           <w:b w:val="0"/>
-          <w:color w:val="7DD3FC"/>
-          <w:sz w:val="17"/>
+          <w:color w:val="02374F"/>
+          <w:sz w:val="18"/>
         </w:rPr>
         <w:t xml:space="preserve">RESEND_API_KEY</w:t>
       </w:r>
@@ -8698,8 +8717,8 @@
           <w:rStyle w:val="OperatorTok"/>
           <w:rFonts w:ascii="Courier New" w:hAnsi="Courier New"/>
           <w:b w:val="0"/>
-          <w:color w:val="7DD3FC"/>
-          <w:sz w:val="17"/>
+          <w:color w:val="02374F"/>
+          <w:sz w:val="18"/>
         </w:rPr>
         <w:t xml:space="preserve">=</w:t>
       </w:r>
@@ -8708,8 +8727,8 @@
           <w:rStyle w:val="NormalTok"/>
           <w:rFonts w:ascii="Courier New" w:hAnsi="Courier New"/>
           <w:b w:val="0"/>
-          <w:color w:val="7DD3FC"/>
-          <w:sz w:val="17"/>
+          <w:color w:val="02374F"/>
+          <w:sz w:val="18"/>
         </w:rPr>
         <w:t xml:space="preserve">                    </w:t>
       </w:r>
@@ -8718,8 +8737,8 @@
           <w:rStyle w:val="CommentTok"/>
           <w:rFonts w:ascii="Courier New" w:hAnsi="Courier New"/>
           <w:b w:val="0"/>
-          <w:color w:val="7DD3FC"/>
-          <w:sz w:val="17"/>
+          <w:color w:val="02374F"/>
+          <w:sz w:val="18"/>
         </w:rPr>
         <w:t xml:space="preserve"># transactional email (DECISION-003)</w:t>
       </w:r>
@@ -8727,8 +8746,8 @@
         <w:rPr>
           <w:rFonts w:ascii="Courier New" w:hAnsi="Courier New"/>
           <w:b w:val="0"/>
-          <w:color w:val="7DD3FC"/>
-          <w:sz w:val="17"/>
+          <w:color w:val="02374F"/>
+          <w:sz w:val="18"/>
         </w:rPr>
         <w:br/>
       </w:r>
@@ -8737,8 +8756,8 @@
           <w:rStyle w:val="VariableTok"/>
           <w:rFonts w:ascii="Courier New" w:hAnsi="Courier New"/>
           <w:b w:val="0"/>
-          <w:color w:val="7DD3FC"/>
-          <w:sz w:val="17"/>
+          <w:color w:val="02374F"/>
+          <w:sz w:val="18"/>
         </w:rPr>
         <w:t xml:space="preserve">SLACK_WEBHOOK_PARTNERSHIPS</w:t>
       </w:r>
@@ -8747,8 +8766,8 @@
           <w:rStyle w:val="OperatorTok"/>
           <w:rFonts w:ascii="Courier New" w:hAnsi="Courier New"/>
           <w:b w:val="0"/>
-          <w:color w:val="7DD3FC"/>
-          <w:sz w:val="17"/>
+          <w:color w:val="02374F"/>
+          <w:sz w:val="18"/>
         </w:rPr>
         <w:t xml:space="preserve">=</w:t>
       </w:r>
@@ -8757,8 +8776,8 @@
           <w:rStyle w:val="NormalTok"/>
           <w:rFonts w:ascii="Courier New" w:hAnsi="Courier New"/>
           <w:b w:val="0"/>
-          <w:color w:val="7DD3FC"/>
-          <w:sz w:val="17"/>
+          <w:color w:val="02374F"/>
+          <w:sz w:val="18"/>
         </w:rPr>
         <w:t xml:space="preserve">         </w:t>
       </w:r>
@@ -8767,8 +8786,8 @@
           <w:rStyle w:val="CommentTok"/>
           <w:rFonts w:ascii="Courier New" w:hAnsi="Courier New"/>
           <w:b w:val="0"/>
-          <w:color w:val="7DD3FC"/>
-          <w:sz w:val="17"/>
+          <w:color w:val="02374F"/>
+          <w:sz w:val="18"/>
         </w:rPr>
         <w:t xml:space="preserve"># see AUTOMATION-BRIEF.md</w:t>
       </w:r>
@@ -8776,8 +8795,8 @@
         <w:rPr>
           <w:rFonts w:ascii="Courier New" w:hAnsi="Courier New"/>
           <w:b w:val="0"/>
-          <w:color w:val="7DD3FC"/>
-          <w:sz w:val="17"/>
+          <w:color w:val="02374F"/>
+          <w:sz w:val="18"/>
         </w:rPr>
         <w:br/>
       </w:r>
@@ -8786,8 +8805,8 @@
           <w:rStyle w:val="VariableTok"/>
           <w:rFonts w:ascii="Courier New" w:hAnsi="Courier New"/>
           <w:b w:val="0"/>
-          <w:color w:val="7DD3FC"/>
-          <w:sz w:val="17"/>
+          <w:color w:val="02374F"/>
+          <w:sz w:val="18"/>
         </w:rPr>
         <w:t xml:space="preserve">SLACK_WEBHOOK_HOMEROOM</w:t>
       </w:r>
@@ -8796,8 +8815,8 @@
           <w:rStyle w:val="OperatorTok"/>
           <w:rFonts w:ascii="Courier New" w:hAnsi="Courier New"/>
           <w:b w:val="0"/>
-          <w:color w:val="7DD3FC"/>
-          <w:sz w:val="17"/>
+          <w:color w:val="02374F"/>
+          <w:sz w:val="18"/>
         </w:rPr>
         <w:t xml:space="preserve">=</w:t>
       </w:r>
@@ -8805,8 +8824,8 @@
         <w:rPr>
           <w:rFonts w:ascii="Courier New" w:hAnsi="Courier New"/>
           <w:b w:val="0"/>
-          <w:color w:val="7DD3FC"/>
-          <w:sz w:val="17"/>
+          <w:color w:val="02374F"/>
+          <w:sz w:val="18"/>
         </w:rPr>
         <w:br/>
       </w:r>
@@ -8815,8 +8834,8 @@
           <w:rStyle w:val="VariableTok"/>
           <w:rFonts w:ascii="Courier New" w:hAnsi="Courier New"/>
           <w:b w:val="0"/>
-          <w:color w:val="7DD3FC"/>
-          <w:sz w:val="17"/>
+          <w:color w:val="02374F"/>
+          <w:sz w:val="18"/>
         </w:rPr>
         <w:t xml:space="preserve">SLACK_WEBHOOK_GROWTH</w:t>
       </w:r>
@@ -8825,8 +8844,8 @@
           <w:rStyle w:val="OperatorTok"/>
           <w:rFonts w:ascii="Courier New" w:hAnsi="Courier New"/>
           <w:b w:val="0"/>
-          <w:color w:val="7DD3FC"/>
-          <w:sz w:val="17"/>
+          <w:color w:val="02374F"/>
+          <w:sz w:val="18"/>
         </w:rPr>
         <w:t xml:space="preserve">=</w:t>
       </w:r>
@@ -8834,8 +8853,8 @@
         <w:rPr>
           <w:rFonts w:ascii="Courier New" w:hAnsi="Courier New"/>
           <w:b w:val="0"/>
-          <w:color w:val="7DD3FC"/>
-          <w:sz w:val="17"/>
+          <w:color w:val="02374F"/>
+          <w:sz w:val="18"/>
         </w:rPr>
         <w:br/>
       </w:r>
@@ -8844,8 +8863,8 @@
           <w:rStyle w:val="VariableTok"/>
           <w:rFonts w:ascii="Courier New" w:hAnsi="Courier New"/>
           <w:b w:val="0"/>
-          <w:color w:val="7DD3FC"/>
-          <w:sz w:val="17"/>
+          <w:color w:val="02374F"/>
+          <w:sz w:val="18"/>
         </w:rPr>
         <w:t xml:space="preserve">SLACK_WEBHOOK_EVENTS</w:t>
       </w:r>
@@ -8854,8 +8873,8 @@
           <w:rStyle w:val="OperatorTok"/>
           <w:rFonts w:ascii="Courier New" w:hAnsi="Courier New"/>
           <w:b w:val="0"/>
-          <w:color w:val="7DD3FC"/>
-          <w:sz w:val="17"/>
+          <w:color w:val="02374F"/>
+          <w:sz w:val="18"/>
         </w:rPr>
         <w:t xml:space="preserve">=</w:t>
       </w:r>
@@ -8863,8 +8882,8 @@
         <w:rPr>
           <w:rFonts w:ascii="Courier New" w:hAnsi="Courier New"/>
           <w:b w:val="0"/>
-          <w:color w:val="7DD3FC"/>
-          <w:sz w:val="17"/>
+          <w:color w:val="02374F"/>
+          <w:sz w:val="18"/>
         </w:rPr>
         <w:br/>
       </w:r>
@@ -8873,8 +8892,8 @@
           <w:rStyle w:val="VariableTok"/>
           <w:rFonts w:ascii="Courier New" w:hAnsi="Courier New"/>
           <w:b w:val="0"/>
-          <w:color w:val="7DD3FC"/>
-          <w:sz w:val="17"/>
+          <w:color w:val="02374F"/>
+          <w:sz w:val="18"/>
         </w:rPr>
         <w:t xml:space="preserve">SLACK_WEBHOOK_CONTENT</w:t>
       </w:r>
@@ -8883,8 +8902,8 @@
           <w:rStyle w:val="OperatorTok"/>
           <w:rFonts w:ascii="Courier New" w:hAnsi="Courier New"/>
           <w:b w:val="0"/>
-          <w:color w:val="7DD3FC"/>
-          <w:sz w:val="17"/>
+          <w:color w:val="02374F"/>
+          <w:sz w:val="18"/>
         </w:rPr>
         <w:t xml:space="preserve">=</w:t>
       </w:r>
@@ -8892,8 +8911,8 @@
         <w:rPr>
           <w:rFonts w:ascii="Courier New" w:hAnsi="Courier New"/>
           <w:b w:val="0"/>
-          <w:color w:val="7DD3FC"/>
-          <w:sz w:val="17"/>
+          <w:color w:val="02374F"/>
+          <w:sz w:val="18"/>
         </w:rPr>
         <w:br/>
       </w:r>
@@ -8902,8 +8921,8 @@
           <w:rStyle w:val="VariableTok"/>
           <w:rFonts w:ascii="Courier New" w:hAnsi="Courier New"/>
           <w:b w:val="0"/>
-          <w:color w:val="7DD3FC"/>
-          <w:sz w:val="17"/>
+          <w:color w:val="02374F"/>
+          <w:sz w:val="18"/>
         </w:rPr>
         <w:t xml:space="preserve">SLACK_WEBHOOK_ERRORS</w:t>
       </w:r>
@@ -8912,8 +8931,8 @@
           <w:rStyle w:val="OperatorTok"/>
           <w:rFonts w:ascii="Courier New" w:hAnsi="Courier New"/>
           <w:b w:val="0"/>
-          <w:color w:val="7DD3FC"/>
-          <w:sz w:val="17"/>
+          <w:color w:val="02374F"/>
+          <w:sz w:val="18"/>
         </w:rPr>
         <w:t xml:space="preserve">=</w:t>
       </w:r>
@@ -8921,8 +8940,8 @@
         <w:rPr>
           <w:rFonts w:ascii="Courier New" w:hAnsi="Courier New"/>
           <w:b w:val="0"/>
-          <w:color w:val="7DD3FC"/>
-          <w:sz w:val="17"/>
+          <w:color w:val="02374F"/>
+          <w:sz w:val="18"/>
         </w:rPr>
         <w:br/>
       </w:r>
@@ -8931,8 +8950,8 @@
           <w:rStyle w:val="VariableTok"/>
           <w:rFonts w:ascii="Courier New" w:hAnsi="Courier New"/>
           <w:b w:val="0"/>
-          <w:color w:val="7DD3FC"/>
-          <w:sz w:val="17"/>
+          <w:color w:val="02374F"/>
+          <w:sz w:val="18"/>
         </w:rPr>
         <w:t xml:space="preserve">SLACK_WEBHOOK_METRICS</w:t>
       </w:r>
@@ -8941,8 +8960,8 @@
           <w:rStyle w:val="OperatorTok"/>
           <w:rFonts w:ascii="Courier New" w:hAnsi="Courier New"/>
           <w:b w:val="0"/>
-          <w:color w:val="7DD3FC"/>
-          <w:sz w:val="17"/>
+          <w:color w:val="02374F"/>
+          <w:sz w:val="18"/>
         </w:rPr>
         <w:t xml:space="preserve">=</w:t>
       </w:r>
@@ -8950,8 +8969,8 @@
         <w:rPr>
           <w:rFonts w:ascii="Courier New" w:hAnsi="Courier New"/>
           <w:b w:val="0"/>
-          <w:color w:val="7DD3FC"/>
-          <w:sz w:val="17"/>
+          <w:color w:val="02374F"/>
+          <w:sz w:val="18"/>
         </w:rPr>
         <w:br/>
       </w:r>
@@ -8960,8 +8979,8 @@
           <w:rStyle w:val="VariableTok"/>
           <w:rFonts w:ascii="Courier New" w:hAnsi="Courier New"/>
           <w:b w:val="0"/>
-          <w:color w:val="7DD3FC"/>
-          <w:sz w:val="17"/>
+          <w:color w:val="02374F"/>
+          <w:sz w:val="18"/>
         </w:rPr>
         <w:t xml:space="preserve">KEELA_WEBHOOK_SECRET</w:t>
       </w:r>
@@ -8970,8 +8989,8 @@
           <w:rStyle w:val="OperatorTok"/>
           <w:rFonts w:ascii="Courier New" w:hAnsi="Courier New"/>
           <w:b w:val="0"/>
-          <w:color w:val="7DD3FC"/>
-          <w:sz w:val="17"/>
+          <w:color w:val="02374F"/>
+          <w:sz w:val="18"/>
         </w:rPr>
         <w:t xml:space="preserve">=</w:t>
       </w:r>
@@ -8979,8 +8998,8 @@
         <w:rPr>
           <w:rFonts w:ascii="Courier New" w:hAnsi="Courier New"/>
           <w:b w:val="0"/>
-          <w:color w:val="7DD3FC"/>
-          <w:sz w:val="17"/>
+          <w:color w:val="02374F"/>
+          <w:sz w:val="18"/>
         </w:rPr>
         <w:br/>
       </w:r>
@@ -8989,8 +9008,8 @@
           <w:rStyle w:val="VariableTok"/>
           <w:rFonts w:ascii="Courier New" w:hAnsi="Courier New"/>
           <w:b w:val="0"/>
-          <w:color w:val="7DD3FC"/>
-          <w:sz w:val="17"/>
+          <w:color w:val="02374F"/>
+          <w:sz w:val="18"/>
         </w:rPr>
         <w:t xml:space="preserve">ZOOM_ACCOUNT_ID</w:t>
       </w:r>
@@ -8999,8 +9018,8 @@
           <w:rStyle w:val="OperatorTok"/>
           <w:rFonts w:ascii="Courier New" w:hAnsi="Courier New"/>
           <w:b w:val="0"/>
-          <w:color w:val="7DD3FC"/>
-          <w:sz w:val="17"/>
+          <w:color w:val="02374F"/>
+          <w:sz w:val="18"/>
         </w:rPr>
         <w:t xml:space="preserve">=</w:t>
       </w:r>
@@ -9009,8 +9028,8 @@
           <w:rStyle w:val="NormalTok"/>
           <w:rFonts w:ascii="Courier New" w:hAnsi="Courier New"/>
           <w:b w:val="0"/>
-          <w:color w:val="7DD3FC"/>
-          <w:sz w:val="17"/>
+          <w:color w:val="02374F"/>
+          <w:sz w:val="18"/>
         </w:rPr>
         <w:t xml:space="preserve">                   </w:t>
       </w:r>
@@ -9019,8 +9038,8 @@
           <w:rStyle w:val="CommentTok"/>
           <w:rFonts w:ascii="Courier New" w:hAnsi="Courier New"/>
           <w:b w:val="0"/>
-          <w:color w:val="7DD3FC"/>
-          <w:sz w:val="17"/>
+          <w:color w:val="02374F"/>
+          <w:sz w:val="18"/>
         </w:rPr>
         <w:t xml:space="preserve"># Phase 1.5 — event RSVP</w:t>
       </w:r>
@@ -9028,8 +9047,8 @@
         <w:rPr>
           <w:rFonts w:ascii="Courier New" w:hAnsi="Courier New"/>
           <w:b w:val="0"/>
-          <w:color w:val="7DD3FC"/>
-          <w:sz w:val="17"/>
+          <w:color w:val="02374F"/>
+          <w:sz w:val="18"/>
         </w:rPr>
         <w:br/>
       </w:r>
@@ -9038,8 +9057,8 @@
           <w:rStyle w:val="VariableTok"/>
           <w:rFonts w:ascii="Courier New" w:hAnsi="Courier New"/>
           <w:b w:val="0"/>
-          <w:color w:val="7DD3FC"/>
-          <w:sz w:val="17"/>
+          <w:color w:val="02374F"/>
+          <w:sz w:val="18"/>
         </w:rPr>
         <w:t xml:space="preserve">ZOOM_CLIENT_ID</w:t>
       </w:r>
@@ -9048,8 +9067,8 @@
           <w:rStyle w:val="OperatorTok"/>
           <w:rFonts w:ascii="Courier New" w:hAnsi="Courier New"/>
           <w:b w:val="0"/>
-          <w:color w:val="7DD3FC"/>
-          <w:sz w:val="17"/>
+          <w:color w:val="02374F"/>
+          <w:sz w:val="18"/>
         </w:rPr>
         <w:t xml:space="preserve">=</w:t>
       </w:r>
@@ -9057,8 +9076,8 @@
         <w:rPr>
           <w:rFonts w:ascii="Courier New" w:hAnsi="Courier New"/>
           <w:b w:val="0"/>
-          <w:color w:val="7DD3FC"/>
-          <w:sz w:val="17"/>
+          <w:color w:val="02374F"/>
+          <w:sz w:val="18"/>
         </w:rPr>
         <w:br/>
       </w:r>
@@ -9067,8 +9086,8 @@
           <w:rStyle w:val="VariableTok"/>
           <w:rFonts w:ascii="Courier New" w:hAnsi="Courier New"/>
           <w:b w:val="0"/>
-          <w:color w:val="7DD3FC"/>
-          <w:sz w:val="17"/>
+          <w:color w:val="02374F"/>
+          <w:sz w:val="18"/>
         </w:rPr>
         <w:t xml:space="preserve">ZOOM_CLIENT_SECRET</w:t>
       </w:r>
@@ -9077,8 +9096,8 @@
           <w:rStyle w:val="OperatorTok"/>
           <w:rFonts w:ascii="Courier New" w:hAnsi="Courier New"/>
           <w:b w:val="0"/>
-          <w:color w:val="7DD3FC"/>
-          <w:sz w:val="17"/>
+          <w:color w:val="02374F"/>
+          <w:sz w:val="18"/>
         </w:rPr>
         <w:t xml:space="preserve">=</w:t>
       </w:r>
@@ -9086,8 +9105,8 @@
         <w:rPr>
           <w:rFonts w:ascii="Courier New" w:hAnsi="Courier New"/>
           <w:b w:val="0"/>
-          <w:color w:val="7DD3FC"/>
-          <w:sz w:val="17"/>
+          <w:color w:val="02374F"/>
+          <w:sz w:val="18"/>
         </w:rPr>
         <w:br/>
       </w:r>
@@ -9096,8 +9115,8 @@
           <w:rStyle w:val="VariableTok"/>
           <w:rFonts w:ascii="Courier New" w:hAnsi="Courier New"/>
           <w:b w:val="0"/>
-          <w:color w:val="7DD3FC"/>
-          <w:sz w:val="17"/>
+          <w:color w:val="02374F"/>
+          <w:sz w:val="18"/>
         </w:rPr>
         <w:t xml:space="preserve">ZOOM_FESTIVAL_WEBINAR_ID</w:t>
       </w:r>
@@ -9106,8 +9125,8 @@
           <w:rStyle w:val="OperatorTok"/>
           <w:rFonts w:ascii="Courier New" w:hAnsi="Courier New"/>
           <w:b w:val="0"/>
-          <w:color w:val="7DD3FC"/>
-          <w:sz w:val="17"/>
+          <w:color w:val="02374F"/>
+          <w:sz w:val="18"/>
         </w:rPr>
         <w:t xml:space="preserve">=</w:t>
       </w:r>
@@ -9115,8 +9134,8 @@
         <w:rPr>
           <w:rFonts w:ascii="Courier New" w:hAnsi="Courier New"/>
           <w:b w:val="0"/>
-          <w:color w:val="7DD3FC"/>
-          <w:sz w:val="17"/>
+          <w:color w:val="02374F"/>
+          <w:sz w:val="18"/>
         </w:rPr>
         <w:br/>
       </w:r>
@@ -9125,8 +9144,8 @@
           <w:rStyle w:val="VariableTok"/>
           <w:rFonts w:ascii="Courier New" w:hAnsi="Courier New"/>
           <w:b w:val="0"/>
-          <w:color w:val="7DD3FC"/>
-          <w:sz w:val="17"/>
+          <w:color w:val="02374F"/>
+          <w:sz w:val="18"/>
         </w:rPr>
         <w:t xml:space="preserve">GCP_SERVICE_ACCOUNT_JSON</w:t>
       </w:r>
@@ -9135,8 +9154,8 @@
           <w:rStyle w:val="OperatorTok"/>
           <w:rFonts w:ascii="Courier New" w:hAnsi="Courier New"/>
           <w:b w:val="0"/>
-          <w:color w:val="7DD3FC"/>
-          <w:sz w:val="17"/>
+          <w:color w:val="02374F"/>
+          <w:sz w:val="18"/>
         </w:rPr>
         <w:t xml:space="preserve">=</w:t>
       </w:r>
@@ -9145,8 +9164,8 @@
           <w:rStyle w:val="NormalTok"/>
           <w:rFonts w:ascii="Courier New" w:hAnsi="Courier New"/>
           <w:b w:val="0"/>
-          <w:color w:val="7DD3FC"/>
-          <w:sz w:val="17"/>
+          <w:color w:val="02374F"/>
+          <w:sz w:val="18"/>
         </w:rPr>
         <w:t xml:space="preserve">          </w:t>
       </w:r>
@@ -9155,8 +9174,8 @@
           <w:rStyle w:val="CommentTok"/>
           <w:rFonts w:ascii="Courier New" w:hAnsi="Courier New"/>
           <w:b w:val="0"/>
-          <w:color w:val="7DD3FC"/>
-          <w:sz w:val="17"/>
+          <w:color w:val="02374F"/>
+          <w:sz w:val="18"/>
         </w:rPr>
         <w:t xml:space="preserve"># Google Sheets / Calendar</w:t>
       </w:r>
@@ -9164,8 +9183,8 @@
         <w:rPr>
           <w:rFonts w:ascii="Courier New" w:hAnsi="Courier New"/>
           <w:b w:val="0"/>
-          <w:color w:val="7DD3FC"/>
-          <w:sz w:val="17"/>
+          <w:color w:val="02374F"/>
+          <w:sz w:val="18"/>
         </w:rPr>
         <w:br/>
       </w:r>
@@ -9174,8 +9193,8 @@
           <w:rStyle w:val="VariableTok"/>
           <w:rFonts w:ascii="Courier New" w:hAnsi="Courier New"/>
           <w:b w:val="0"/>
-          <w:color w:val="7DD3FC"/>
-          <w:sz w:val="17"/>
+          <w:color w:val="02374F"/>
+          <w:sz w:val="18"/>
         </w:rPr>
         <w:t xml:space="preserve">GOOGLE_SCHOOL_SHEET_ID</w:t>
       </w:r>
@@ -9184,8 +9203,8 @@
           <w:rStyle w:val="OperatorTok"/>
           <w:rFonts w:ascii="Courier New" w:hAnsi="Courier New"/>
           <w:b w:val="0"/>
-          <w:color w:val="7DD3FC"/>
-          <w:sz w:val="17"/>
+          <w:color w:val="02374F"/>
+          <w:sz w:val="18"/>
         </w:rPr>
         <w:t xml:space="preserve">=</w:t>
       </w:r>
@@ -9193,8 +9212,8 @@
         <w:rPr>
           <w:rFonts w:ascii="Courier New" w:hAnsi="Courier New"/>
           <w:b w:val="0"/>
-          <w:color w:val="7DD3FC"/>
-          <w:sz w:val="17"/>
+          <w:color w:val="02374F"/>
+          <w:sz w:val="18"/>
         </w:rPr>
         <w:br/>
       </w:r>
@@ -9203,8 +9222,8 @@
           <w:rStyle w:val="VariableTok"/>
           <w:rFonts w:ascii="Courier New" w:hAnsi="Courier New"/>
           <w:b w:val="0"/>
-          <w:color w:val="7DD3FC"/>
-          <w:sz w:val="17"/>
+          <w:color w:val="02374F"/>
+          <w:sz w:val="18"/>
         </w:rPr>
         <w:t xml:space="preserve">HOMEROOM_GATE_PASSWORD</w:t>
       </w:r>
@@ -9213,8 +9232,8 @@
           <w:rStyle w:val="OperatorTok"/>
           <w:rFonts w:ascii="Courier New" w:hAnsi="Courier New"/>
           <w:b w:val="0"/>
-          <w:color w:val="7DD3FC"/>
-          <w:sz w:val="17"/>
+          <w:color w:val="02374F"/>
+          <w:sz w:val="18"/>
         </w:rPr>
         <w:t xml:space="preserve">=</w:t>
       </w:r>
@@ -9223,8 +9242,8 @@
           <w:rStyle w:val="NormalTok"/>
           <w:rFonts w:ascii="Courier New" w:hAnsi="Courier New"/>
           <w:b w:val="0"/>
-          <w:color w:val="7DD3FC"/>
-          <w:sz w:val="17"/>
+          <w:color w:val="02374F"/>
+          <w:sz w:val="18"/>
         </w:rPr>
         <w:t xml:space="preserve">            </w:t>
       </w:r>
@@ -9233,8 +9252,8 @@
           <w:rStyle w:val="CommentTok"/>
           <w:rFonts w:ascii="Courier New" w:hAnsi="Courier New"/>
           <w:b w:val="0"/>
-          <w:color w:val="7DD3FC"/>
-          <w:sz w:val="17"/>
+          <w:color w:val="02374F"/>
+          <w:sz w:val="18"/>
         </w:rPr>
         <w:t xml:space="preserve"># Phase 2 shared password</w:t>
       </w:r>
@@ -9242,8 +9261,8 @@
         <w:rPr>
           <w:rFonts w:ascii="Courier New" w:hAnsi="Courier New"/>
           <w:b w:val="0"/>
-          <w:color w:val="7DD3FC"/>
-          <w:sz w:val="17"/>
+          <w:color w:val="02374F"/>
+          <w:sz w:val="18"/>
         </w:rPr>
         <w:br/>
       </w:r>
@@ -9252,8 +9271,8 @@
           <w:rStyle w:val="VariableTok"/>
           <w:rFonts w:ascii="Courier New" w:hAnsi="Courier New"/>
           <w:b w:val="0"/>
-          <w:color w:val="7DD3FC"/>
-          <w:sz w:val="17"/>
+          <w:color w:val="02374F"/>
+          <w:sz w:val="18"/>
         </w:rPr>
         <w:t xml:space="preserve">GCP_CLOUD_SQL_CONNECTION</w:t>
       </w:r>
@@ -9262,8 +9281,8 @@
           <w:rStyle w:val="OperatorTok"/>
           <w:rFonts w:ascii="Courier New" w:hAnsi="Courier New"/>
           <w:b w:val="0"/>
-          <w:color w:val="7DD3FC"/>
-          <w:sz w:val="17"/>
+          <w:color w:val="02374F"/>
+          <w:sz w:val="18"/>
         </w:rPr>
         <w:t xml:space="preserve">=</w:t>
       </w:r>
@@ -9272,8 +9291,8 @@
           <w:rStyle w:val="NormalTok"/>
           <w:rFonts w:ascii="Courier New" w:hAnsi="Courier New"/>
           <w:b w:val="0"/>
-          <w:color w:val="7DD3FC"/>
-          <w:sz w:val="17"/>
+          <w:color w:val="02374F"/>
+          <w:sz w:val="18"/>
         </w:rPr>
         <w:t xml:space="preserve">          </w:t>
       </w:r>
@@ -9282,8 +9301,8 @@
           <w:rStyle w:val="CommentTok"/>
           <w:rFonts w:ascii="Courier New" w:hAnsi="Courier New"/>
           <w:b w:val="0"/>
-          <w:color w:val="7DD3FC"/>
-          <w:sz w:val="17"/>
+          <w:color w:val="02374F"/>
+          <w:sz w:val="18"/>
         </w:rPr>
         <w:t xml:space="preserve"># Phase 2 Cloud SQL</w:t>
       </w:r>
@@ -9291,8 +9310,8 @@
         <w:rPr>
           <w:rFonts w:ascii="Courier New" w:hAnsi="Courier New"/>
           <w:b w:val="0"/>
-          <w:color w:val="7DD3FC"/>
-          <w:sz w:val="17"/>
+          <w:color w:val="02374F"/>
+          <w:sz w:val="18"/>
         </w:rPr>
         <w:br/>
       </w:r>
@@ -9301,8 +9320,8 @@
           <w:rStyle w:val="VariableTok"/>
           <w:rFonts w:ascii="Courier New" w:hAnsi="Courier New"/>
           <w:b w:val="0"/>
-          <w:color w:val="7DD3FC"/>
-          <w:sz w:val="17"/>
+          <w:color w:val="02374F"/>
+          <w:sz w:val="18"/>
         </w:rPr>
         <w:t xml:space="preserve">SENTRY_DSN</w:t>
       </w:r>
@@ -9311,8 +9330,8 @@
           <w:rStyle w:val="OperatorTok"/>
           <w:rFonts w:ascii="Courier New" w:hAnsi="Courier New"/>
           <w:b w:val="0"/>
-          <w:color w:val="7DD3FC"/>
-          <w:sz w:val="17"/>
+          <w:color w:val="02374F"/>
+          <w:sz w:val="18"/>
         </w:rPr>
         <w:t xml:space="preserve">=</w:t>
       </w:r>
@@ -9321,8 +9340,8 @@
           <w:rStyle w:val="NormalTok"/>
           <w:rFonts w:ascii="Courier New" w:hAnsi="Courier New"/>
           <w:b w:val="0"/>
-          <w:color w:val="7DD3FC"/>
-          <w:sz w:val="17"/>
+          <w:color w:val="02374F"/>
+          <w:sz w:val="18"/>
         </w:rPr>
         <w:t xml:space="preserve">                        </w:t>
       </w:r>
@@ -9331,8 +9350,8 @@
           <w:rStyle w:val="CommentTok"/>
           <w:rFonts w:ascii="Courier New" w:hAnsi="Courier New"/>
           <w:b w:val="0"/>
-          <w:color w:val="7DD3FC"/>
-          <w:sz w:val="17"/>
+          <w:color w:val="02374F"/>
+          <w:sz w:val="18"/>
         </w:rPr>
         <w:t xml:space="preserve"># Phase 1.5 optional (DECISION-006)</w:t>
       </w:r>
@@ -9408,12 +9427,12 @@
         </w:trPr>
         <w:tc>
           <w:tcPr>
-            <w:shd w:val="clear" w:color="auto" w:fill="02374f"/>
-            <w:tcBorders>
-              <w:top w:val="single" w:sz="4" w:space="0" w:color="D1D9DC"/>
-              <w:left w:val="single" w:sz="4" w:space="0" w:color="D1D9DC"/>
-              <w:bottom w:val="single" w:sz="4" w:space="0" w:color="D1D9DC"/>
-              <w:right w:val="single" w:sz="4" w:space="0" w:color="D1D9DC"/>
+            <w:shd w:val="clear" w:color="auto" w:fill="D6EFF2"/>
+            <w:tcBorders>
+              <w:top w:val="single" w:sz="4" w:space="0" w:color="C0D6DC"/>
+              <w:left w:val="single" w:sz="4" w:space="0" w:color="C0D6DC"/>
+              <w:bottom w:val="single" w:sz="4" w:space="0" w:color="C0D6DC"/>
+              <w:right w:val="single" w:sz="4" w:space="0" w:color="C0D6DC"/>
             </w:tcBorders>
             <w:tcMar>
               <w:top w:w="60" w:type="dxa"/>
@@ -9431,7 +9450,7 @@
               <w:rPr>
                 <w:rFonts w:ascii="Calibri" w:hAnsi="Calibri"/>
                 <w:b/>
-                <w:color w:val="FFFFFF"/>
+                <w:color w:val="024E70"/>
                 <w:sz w:val="19"/>
               </w:rPr>
               <w:t xml:space="preserve">Environment</w:t>
@@ -9440,12 +9459,12 @@
         </w:tc>
         <w:tc>
           <w:tcPr>
-            <w:shd w:val="clear" w:color="auto" w:fill="02374f"/>
-            <w:tcBorders>
-              <w:top w:val="single" w:sz="4" w:space="0" w:color="D1D9DC"/>
-              <w:left w:val="single" w:sz="4" w:space="0" w:color="D1D9DC"/>
-              <w:bottom w:val="single" w:sz="4" w:space="0" w:color="D1D9DC"/>
-              <w:right w:val="single" w:sz="4" w:space="0" w:color="D1D9DC"/>
+            <w:shd w:val="clear" w:color="auto" w:fill="D6EFF2"/>
+            <w:tcBorders>
+              <w:top w:val="single" w:sz="4" w:space="0" w:color="C0D6DC"/>
+              <w:left w:val="single" w:sz="4" w:space="0" w:color="C0D6DC"/>
+              <w:bottom w:val="single" w:sz="4" w:space="0" w:color="C0D6DC"/>
+              <w:right w:val="single" w:sz="4" w:space="0" w:color="C0D6DC"/>
             </w:tcBorders>
             <w:tcMar>
               <w:top w:w="60" w:type="dxa"/>
@@ -9463,7 +9482,7 @@
               <w:rPr>
                 <w:rFonts w:ascii="Calibri" w:hAnsi="Calibri"/>
                 <w:b/>
-                <w:color w:val="FFFFFF"/>
+                <w:color w:val="024E70"/>
                 <w:sz w:val="19"/>
               </w:rPr>
               <w:t xml:space="preserve">URL</w:t>
@@ -9472,12 +9491,12 @@
         </w:tc>
         <w:tc>
           <w:tcPr>
-            <w:shd w:val="clear" w:color="auto" w:fill="02374f"/>
-            <w:tcBorders>
-              <w:top w:val="single" w:sz="4" w:space="0" w:color="D1D9DC"/>
-              <w:left w:val="single" w:sz="4" w:space="0" w:color="D1D9DC"/>
-              <w:bottom w:val="single" w:sz="4" w:space="0" w:color="D1D9DC"/>
-              <w:right w:val="single" w:sz="4" w:space="0" w:color="D1D9DC"/>
+            <w:shd w:val="clear" w:color="auto" w:fill="D6EFF2"/>
+            <w:tcBorders>
+              <w:top w:val="single" w:sz="4" w:space="0" w:color="C0D6DC"/>
+              <w:left w:val="single" w:sz="4" w:space="0" w:color="C0D6DC"/>
+              <w:bottom w:val="single" w:sz="4" w:space="0" w:color="C0D6DC"/>
+              <w:right w:val="single" w:sz="4" w:space="0" w:color="C0D6DC"/>
             </w:tcBorders>
             <w:tcMar>
               <w:top w:w="60" w:type="dxa"/>
@@ -9495,7 +9514,7 @@
               <w:rPr>
                 <w:rFonts w:ascii="Calibri" w:hAnsi="Calibri"/>
                 <w:b/>
-                <w:color w:val="FFFFFF"/>
+                <w:color w:val="024E70"/>
                 <w:sz w:val="19"/>
               </w:rPr>
               <w:t xml:space="preserve">Branch</w:t>
@@ -9508,10 +9527,10 @@
           <w:tcPr>
             <w:shd w:val="clear" w:color="auto" w:fill="FFFFFF"/>
             <w:tcBorders>
-              <w:top w:val="single" w:sz="4" w:space="0" w:color="D1D9DC"/>
-              <w:left w:val="single" w:sz="4" w:space="0" w:color="D1D9DC"/>
-              <w:bottom w:val="single" w:sz="4" w:space="0" w:color="D1D9DC"/>
-              <w:right w:val="single" w:sz="4" w:space="0" w:color="D1D9DC"/>
+              <w:top w:val="single" w:sz="4" w:space="0" w:color="C0D6DC"/>
+              <w:left w:val="single" w:sz="4" w:space="0" w:color="C0D6DC"/>
+              <w:bottom w:val="single" w:sz="4" w:space="0" w:color="C0D6DC"/>
+              <w:right w:val="single" w:sz="4" w:space="0" w:color="C0D6DC"/>
             </w:tcBorders>
             <w:tcMar>
               <w:top w:w="60" w:type="dxa"/>
@@ -9539,10 +9558,10 @@
           <w:tcPr>
             <w:shd w:val="clear" w:color="auto" w:fill="FFFFFF"/>
             <w:tcBorders>
-              <w:top w:val="single" w:sz="4" w:space="0" w:color="D1D9DC"/>
-              <w:left w:val="single" w:sz="4" w:space="0" w:color="D1D9DC"/>
-              <w:bottom w:val="single" w:sz="4" w:space="0" w:color="D1D9DC"/>
-              <w:right w:val="single" w:sz="4" w:space="0" w:color="D1D9DC"/>
+              <w:top w:val="single" w:sz="4" w:space="0" w:color="C0D6DC"/>
+              <w:left w:val="single" w:sz="4" w:space="0" w:color="C0D6DC"/>
+              <w:bottom w:val="single" w:sz="4" w:space="0" w:color="C0D6DC"/>
+              <w:right w:val="single" w:sz="4" w:space="0" w:color="C0D6DC"/>
             </w:tcBorders>
             <w:tcMar>
               <w:top w:w="60" w:type="dxa"/>
@@ -9570,10 +9589,10 @@
           <w:tcPr>
             <w:shd w:val="clear" w:color="auto" w:fill="FFFFFF"/>
             <w:tcBorders>
-              <w:top w:val="single" w:sz="4" w:space="0" w:color="D1D9DC"/>
-              <w:left w:val="single" w:sz="4" w:space="0" w:color="D1D9DC"/>
-              <w:bottom w:val="single" w:sz="4" w:space="0" w:color="D1D9DC"/>
-              <w:right w:val="single" w:sz="4" w:space="0" w:color="D1D9DC"/>
+              <w:top w:val="single" w:sz="4" w:space="0" w:color="C0D6DC"/>
+              <w:left w:val="single" w:sz="4" w:space="0" w:color="C0D6DC"/>
+              <w:bottom w:val="single" w:sz="4" w:space="0" w:color="C0D6DC"/>
+              <w:right w:val="single" w:sz="4" w:space="0" w:color="C0D6DC"/>
             </w:tcBorders>
             <w:tcMar>
               <w:top w:w="60" w:type="dxa"/>
@@ -9602,12 +9621,12 @@
       <w:tr>
         <w:tc>
           <w:tcPr>
-            <w:shd w:val="clear" w:color="auto" w:fill="E8F1F2"/>
-            <w:tcBorders>
-              <w:top w:val="single" w:sz="4" w:space="0" w:color="D1D9DC"/>
-              <w:left w:val="single" w:sz="4" w:space="0" w:color="D1D9DC"/>
-              <w:bottom w:val="single" w:sz="4" w:space="0" w:color="D1D9DC"/>
-              <w:right w:val="single" w:sz="4" w:space="0" w:color="D1D9DC"/>
+            <w:shd w:val="clear" w:color="auto" w:fill="F7FAFB"/>
+            <w:tcBorders>
+              <w:top w:val="single" w:sz="4" w:space="0" w:color="C0D6DC"/>
+              <w:left w:val="single" w:sz="4" w:space="0" w:color="C0D6DC"/>
+              <w:bottom w:val="single" w:sz="4" w:space="0" w:color="C0D6DC"/>
+              <w:right w:val="single" w:sz="4" w:space="0" w:color="C0D6DC"/>
             </w:tcBorders>
             <w:tcMar>
               <w:top w:w="60" w:type="dxa"/>
@@ -9633,12 +9652,12 @@
         </w:tc>
         <w:tc>
           <w:tcPr>
-            <w:shd w:val="clear" w:color="auto" w:fill="E8F1F2"/>
-            <w:tcBorders>
-              <w:top w:val="single" w:sz="4" w:space="0" w:color="D1D9DC"/>
-              <w:left w:val="single" w:sz="4" w:space="0" w:color="D1D9DC"/>
-              <w:bottom w:val="single" w:sz="4" w:space="0" w:color="D1D9DC"/>
-              <w:right w:val="single" w:sz="4" w:space="0" w:color="D1D9DC"/>
+            <w:shd w:val="clear" w:color="auto" w:fill="F7FAFB"/>
+            <w:tcBorders>
+              <w:top w:val="single" w:sz="4" w:space="0" w:color="C0D6DC"/>
+              <w:left w:val="single" w:sz="4" w:space="0" w:color="C0D6DC"/>
+              <w:bottom w:val="single" w:sz="4" w:space="0" w:color="C0D6DC"/>
+              <w:right w:val="single" w:sz="4" w:space="0" w:color="C0D6DC"/>
             </w:tcBorders>
             <w:tcMar>
               <w:top w:w="60" w:type="dxa"/>
@@ -9664,12 +9683,12 @@
         </w:tc>
         <w:tc>
           <w:tcPr>
-            <w:shd w:val="clear" w:color="auto" w:fill="E8F1F2"/>
-            <w:tcBorders>
-              <w:top w:val="single" w:sz="4" w:space="0" w:color="D1D9DC"/>
-              <w:left w:val="single" w:sz="4" w:space="0" w:color="D1D9DC"/>
-              <w:bottom w:val="single" w:sz="4" w:space="0" w:color="D1D9DC"/>
-              <w:right w:val="single" w:sz="4" w:space="0" w:color="D1D9DC"/>
+            <w:shd w:val="clear" w:color="auto" w:fill="F7FAFB"/>
+            <w:tcBorders>
+              <w:top w:val="single" w:sz="4" w:space="0" w:color="C0D6DC"/>
+              <w:left w:val="single" w:sz="4" w:space="0" w:color="C0D6DC"/>
+              <w:bottom w:val="single" w:sz="4" w:space="0" w:color="C0D6DC"/>
+              <w:right w:val="single" w:sz="4" w:space="0" w:color="C0D6DC"/>
             </w:tcBorders>
             <w:tcMar>
               <w:top w:w="60" w:type="dxa"/>
@@ -9699,10 +9718,10 @@
           <w:tcPr>
             <w:shd w:val="clear" w:color="auto" w:fill="FFFFFF"/>
             <w:tcBorders>
-              <w:top w:val="single" w:sz="4" w:space="0" w:color="D1D9DC"/>
-              <w:left w:val="single" w:sz="4" w:space="0" w:color="D1D9DC"/>
-              <w:bottom w:val="single" w:sz="4" w:space="0" w:color="D1D9DC"/>
-              <w:right w:val="single" w:sz="4" w:space="0" w:color="D1D9DC"/>
+              <w:top w:val="single" w:sz="4" w:space="0" w:color="C0D6DC"/>
+              <w:left w:val="single" w:sz="4" w:space="0" w:color="C0D6DC"/>
+              <w:bottom w:val="single" w:sz="4" w:space="0" w:color="C0D6DC"/>
+              <w:right w:val="single" w:sz="4" w:space="0" w:color="C0D6DC"/>
             </w:tcBorders>
             <w:tcMar>
               <w:top w:w="60" w:type="dxa"/>
@@ -9730,10 +9749,10 @@
           <w:tcPr>
             <w:shd w:val="clear" w:color="auto" w:fill="FFFFFF"/>
             <w:tcBorders>
-              <w:top w:val="single" w:sz="4" w:space="0" w:color="D1D9DC"/>
-              <w:left w:val="single" w:sz="4" w:space="0" w:color="D1D9DC"/>
-              <w:bottom w:val="single" w:sz="4" w:space="0" w:color="D1D9DC"/>
-              <w:right w:val="single" w:sz="4" w:space="0" w:color="D1D9DC"/>
+              <w:top w:val="single" w:sz="4" w:space="0" w:color="C0D6DC"/>
+              <w:left w:val="single" w:sz="4" w:space="0" w:color="C0D6DC"/>
+              <w:bottom w:val="single" w:sz="4" w:space="0" w:color="C0D6DC"/>
+              <w:right w:val="single" w:sz="4" w:space="0" w:color="C0D6DC"/>
             </w:tcBorders>
             <w:tcMar>
               <w:top w:w="60" w:type="dxa"/>
@@ -9762,10 +9781,10 @@
           <w:tcPr>
             <w:shd w:val="clear" w:color="auto" w:fill="FFFFFF"/>
             <w:tcBorders>
-              <w:top w:val="single" w:sz="4" w:space="0" w:color="D1D9DC"/>
-              <w:left w:val="single" w:sz="4" w:space="0" w:color="D1D9DC"/>
-              <w:bottom w:val="single" w:sz="4" w:space="0" w:color="D1D9DC"/>
-              <w:right w:val="single" w:sz="4" w:space="0" w:color="D1D9DC"/>
+              <w:top w:val="single" w:sz="4" w:space="0" w:color="C0D6DC"/>
+              <w:left w:val="single" w:sz="4" w:space="0" w:color="C0D6DC"/>
+              <w:bottom w:val="single" w:sz="4" w:space="0" w:color="C0D6DC"/>
+              <w:right w:val="single" w:sz="4" w:space="0" w:color="C0D6DC"/>
             </w:tcBorders>
             <w:tcMar>
               <w:top w:w="60" w:type="dxa"/>
@@ -9793,12 +9812,12 @@
       <w:tr>
         <w:tc>
           <w:tcPr>
-            <w:shd w:val="clear" w:color="auto" w:fill="E8F1F2"/>
-            <w:tcBorders>
-              <w:top w:val="single" w:sz="4" w:space="0" w:color="D1D9DC"/>
-              <w:left w:val="single" w:sz="4" w:space="0" w:color="D1D9DC"/>
-              <w:bottom w:val="single" w:sz="4" w:space="0" w:color="D1D9DC"/>
-              <w:right w:val="single" w:sz="4" w:space="0" w:color="D1D9DC"/>
+            <w:shd w:val="clear" w:color="auto" w:fill="F7FAFB"/>
+            <w:tcBorders>
+              <w:top w:val="single" w:sz="4" w:space="0" w:color="C0D6DC"/>
+              <w:left w:val="single" w:sz="4" w:space="0" w:color="C0D6DC"/>
+              <w:bottom w:val="single" w:sz="4" w:space="0" w:color="C0D6DC"/>
+              <w:right w:val="single" w:sz="4" w:space="0" w:color="C0D6DC"/>
             </w:tcBorders>
             <w:tcMar>
               <w:top w:w="60" w:type="dxa"/>
@@ -9824,12 +9843,12 @@
         </w:tc>
         <w:tc>
           <w:tcPr>
-            <w:shd w:val="clear" w:color="auto" w:fill="E8F1F2"/>
-            <w:tcBorders>
-              <w:top w:val="single" w:sz="4" w:space="0" w:color="D1D9DC"/>
-              <w:left w:val="single" w:sz="4" w:space="0" w:color="D1D9DC"/>
-              <w:bottom w:val="single" w:sz="4" w:space="0" w:color="D1D9DC"/>
-              <w:right w:val="single" w:sz="4" w:space="0" w:color="D1D9DC"/>
+            <w:shd w:val="clear" w:color="auto" w:fill="F7FAFB"/>
+            <w:tcBorders>
+              <w:top w:val="single" w:sz="4" w:space="0" w:color="C0D6DC"/>
+              <w:left w:val="single" w:sz="4" w:space="0" w:color="C0D6DC"/>
+              <w:bottom w:val="single" w:sz="4" w:space="0" w:color="C0D6DC"/>
+              <w:right w:val="single" w:sz="4" w:space="0" w:color="C0D6DC"/>
             </w:tcBorders>
             <w:tcMar>
               <w:top w:w="60" w:type="dxa"/>
@@ -9889,12 +9908,12 @@
         </w:tc>
         <w:tc>
           <w:tcPr>
-            <w:shd w:val="clear" w:color="auto" w:fill="E8F1F2"/>
-            <w:tcBorders>
-              <w:top w:val="single" w:sz="4" w:space="0" w:color="D1D9DC"/>
-              <w:left w:val="single" w:sz="4" w:space="0" w:color="D1D9DC"/>
-              <w:bottom w:val="single" w:sz="4" w:space="0" w:color="D1D9DC"/>
-              <w:right w:val="single" w:sz="4" w:space="0" w:color="D1D9DC"/>
+            <w:shd w:val="clear" w:color="auto" w:fill="F7FAFB"/>
+            <w:tcBorders>
+              <w:top w:val="single" w:sz="4" w:space="0" w:color="C0D6DC"/>
+              <w:left w:val="single" w:sz="4" w:space="0" w:color="C0D6DC"/>
+              <w:bottom w:val="single" w:sz="4" w:space="0" w:color="C0D6DC"/>
+              <w:right w:val="single" w:sz="4" w:space="0" w:color="C0D6DC"/>
             </w:tcBorders>
             <w:tcMar>
               <w:top w:w="60" w:type="dxa"/>
@@ -9957,6 +9976,7 @@
     <w:p>
       <w:pPr>
         <w:pStyle w:val="SourceCode"/>
+        <w:shd w:val="clear" w:color="auto" w:fill="EFF7FF"/>
         <w:spacing w:before="20" w:after="20"/>
         <w:ind w:left="283"/>
       </w:pPr>
@@ -9965,8 +9985,8 @@
           <w:rStyle w:val="FunctionTok"/>
           <w:rFonts w:ascii="Courier New" w:hAnsi="Courier New"/>
           <w:b w:val="0"/>
-          <w:color w:val="7DD3FC"/>
-          <w:sz w:val="17"/>
+          <w:color w:val="02374F"/>
+          <w:sz w:val="18"/>
         </w:rPr>
         <w:t xml:space="preserve">{</w:t>
       </w:r>
@@ -9974,8 +9994,8 @@
         <w:rPr>
           <w:rFonts w:ascii="Courier New" w:hAnsi="Courier New"/>
           <w:b w:val="0"/>
-          <w:color w:val="7DD3FC"/>
-          <w:sz w:val="17"/>
+          <w:color w:val="02374F"/>
+          <w:sz w:val="18"/>
         </w:rPr>
         <w:br/>
       </w:r>
@@ -9984,8 +10004,8 @@
           <w:rStyle w:val="NormalTok"/>
           <w:rFonts w:ascii="Courier New" w:hAnsi="Courier New"/>
           <w:b w:val="0"/>
-          <w:color w:val="7DD3FC"/>
-          <w:sz w:val="17"/>
+          <w:color w:val="02374F"/>
+          <w:sz w:val="18"/>
         </w:rPr>
         <w:t xml:space="preserve">  </w:t>
       </w:r>
@@ -9994,8 +10014,8 @@
           <w:rStyle w:val="DataTypeTok"/>
           <w:rFonts w:ascii="Courier New" w:hAnsi="Courier New"/>
           <w:b w:val="0"/>
-          <w:color w:val="7DD3FC"/>
-          <w:sz w:val="17"/>
+          <w:color w:val="02374F"/>
+          <w:sz w:val="18"/>
         </w:rPr>
         <w:t xml:space="preserve">"redirects"</w:t>
       </w:r>
@@ -10004,8 +10024,8 @@
           <w:rStyle w:val="FunctionTok"/>
           <w:rFonts w:ascii="Courier New" w:hAnsi="Courier New"/>
           <w:b w:val="0"/>
-          <w:color w:val="7DD3FC"/>
-          <w:sz w:val="17"/>
+          <w:color w:val="02374F"/>
+          <w:sz w:val="18"/>
         </w:rPr>
         <w:t xml:space="preserve">:</w:t>
       </w:r>
@@ -10014,8 +10034,8 @@
           <w:rStyle w:val="NormalTok"/>
           <w:rFonts w:ascii="Courier New" w:hAnsi="Courier New"/>
           <w:b w:val="0"/>
-          <w:color w:val="7DD3FC"/>
-          <w:sz w:val="17"/>
+          <w:color w:val="02374F"/>
+          <w:sz w:val="18"/>
         </w:rPr>
         <w:t xml:space="preserve"> </w:t>
       </w:r>
@@ -10024,8 +10044,8 @@
           <w:rStyle w:val="OtherTok"/>
           <w:rFonts w:ascii="Courier New" w:hAnsi="Courier New"/>
           <w:b w:val="0"/>
-          <w:color w:val="7DD3FC"/>
-          <w:sz w:val="17"/>
+          <w:color w:val="02374F"/>
+          <w:sz w:val="18"/>
         </w:rPr>
         <w:t xml:space="preserve">[</w:t>
       </w:r>
@@ -10033,8 +10053,8 @@
         <w:rPr>
           <w:rFonts w:ascii="Courier New" w:hAnsi="Courier New"/>
           <w:b w:val="0"/>
-          <w:color w:val="7DD3FC"/>
-          <w:sz w:val="17"/>
+          <w:color w:val="02374F"/>
+          <w:sz w:val="18"/>
         </w:rPr>
         <w:br/>
       </w:r>
@@ -10043,8 +10063,8 @@
           <w:rStyle w:val="NormalTok"/>
           <w:rFonts w:ascii="Courier New" w:hAnsi="Courier New"/>
           <w:b w:val="0"/>
-          <w:color w:val="7DD3FC"/>
-          <w:sz w:val="17"/>
+          <w:color w:val="02374F"/>
+          <w:sz w:val="18"/>
         </w:rPr>
         <w:t xml:space="preserve">    </w:t>
       </w:r>
@@ -10053,8 +10073,8 @@
           <w:rStyle w:val="FunctionTok"/>
           <w:rFonts w:ascii="Courier New" w:hAnsi="Courier New"/>
           <w:b w:val="0"/>
-          <w:color w:val="7DD3FC"/>
-          <w:sz w:val="17"/>
+          <w:color w:val="02374F"/>
+          <w:sz w:val="18"/>
         </w:rPr>
         <w:t xml:space="preserve">{</w:t>
       </w:r>
@@ -10063,8 +10083,8 @@
           <w:rStyle w:val="NormalTok"/>
           <w:rFonts w:ascii="Courier New" w:hAnsi="Courier New"/>
           <w:b w:val="0"/>
-          <w:color w:val="7DD3FC"/>
-          <w:sz w:val="17"/>
+          <w:color w:val="02374F"/>
+          <w:sz w:val="18"/>
         </w:rPr>
         <w:t xml:space="preserve"> </w:t>
       </w:r>
@@ -10073,8 +10093,8 @@
           <w:rStyle w:val="DataTypeTok"/>
           <w:rFonts w:ascii="Courier New" w:hAnsi="Courier New"/>
           <w:b w:val="0"/>
-          <w:color w:val="7DD3FC"/>
-          <w:sz w:val="17"/>
+          <w:color w:val="02374F"/>
+          <w:sz w:val="18"/>
         </w:rPr>
         <w:t xml:space="preserve">"source"</w:t>
       </w:r>
@@ -10083,8 +10103,8 @@
           <w:rStyle w:val="FunctionTok"/>
           <w:rFonts w:ascii="Courier New" w:hAnsi="Courier New"/>
           <w:b w:val="0"/>
-          <w:color w:val="7DD3FC"/>
-          <w:sz w:val="17"/>
+          <w:color w:val="02374F"/>
+          <w:sz w:val="18"/>
         </w:rPr>
         <w:t xml:space="preserve">:</w:t>
       </w:r>
@@ -10093,8 +10113,8 @@
           <w:rStyle w:val="NormalTok"/>
           <w:rFonts w:ascii="Courier New" w:hAnsi="Courier New"/>
           <w:b w:val="0"/>
-          <w:color w:val="7DD3FC"/>
-          <w:sz w:val="17"/>
+          <w:color w:val="02374F"/>
+          <w:sz w:val="18"/>
         </w:rPr>
         <w:t xml:space="preserve"> </w:t>
       </w:r>
@@ -10103,8 +10123,8 @@
           <w:rStyle w:val="StringTok"/>
           <w:rFonts w:ascii="Courier New" w:hAnsi="Courier New"/>
           <w:b w:val="0"/>
-          <w:color w:val="7DD3FC"/>
-          <w:sz w:val="17"/>
+          <w:color w:val="02374F"/>
+          <w:sz w:val="18"/>
         </w:rPr>
         <w:t xml:space="preserve">"/donate"</w:t>
       </w:r>
@@ -10113,8 +10133,8 @@
           <w:rStyle w:val="FunctionTok"/>
           <w:rFonts w:ascii="Courier New" w:hAnsi="Courier New"/>
           <w:b w:val="0"/>
-          <w:color w:val="7DD3FC"/>
-          <w:sz w:val="17"/>
+          <w:color w:val="02374F"/>
+          <w:sz w:val="18"/>
         </w:rPr>
         <w:t xml:space="preserve">,</w:t>
       </w:r>
@@ -10123,8 +10143,8 @@
           <w:rStyle w:val="NormalTok"/>
           <w:rFonts w:ascii="Courier New" w:hAnsi="Courier New"/>
           <w:b w:val="0"/>
-          <w:color w:val="7DD3FC"/>
-          <w:sz w:val="17"/>
+          <w:color w:val="02374F"/>
+          <w:sz w:val="18"/>
         </w:rPr>
         <w:t xml:space="preserve"> </w:t>
       </w:r>
@@ -10133,8 +10153,8 @@
           <w:rStyle w:val="DataTypeTok"/>
           <w:rFonts w:ascii="Courier New" w:hAnsi="Courier New"/>
           <w:b w:val="0"/>
-          <w:color w:val="7DD3FC"/>
-          <w:sz w:val="17"/>
+          <w:color w:val="02374F"/>
+          <w:sz w:val="18"/>
         </w:rPr>
         <w:t xml:space="preserve">"destination"</w:t>
       </w:r>
@@ -10143,8 +10163,8 @@
           <w:rStyle w:val="FunctionTok"/>
           <w:rFonts w:ascii="Courier New" w:hAnsi="Courier New"/>
           <w:b w:val="0"/>
-          <w:color w:val="7DD3FC"/>
-          <w:sz w:val="17"/>
+          <w:color w:val="02374F"/>
+          <w:sz w:val="18"/>
         </w:rPr>
         <w:t xml:space="preserve">:</w:t>
       </w:r>
@@ -10153,8 +10173,8 @@
           <w:rStyle w:val="NormalTok"/>
           <w:rFonts w:ascii="Courier New" w:hAnsi="Courier New"/>
           <w:b w:val="0"/>
-          <w:color w:val="7DD3FC"/>
-          <w:sz w:val="17"/>
+          <w:color w:val="02374F"/>
+          <w:sz w:val="18"/>
         </w:rPr>
         <w:t xml:space="preserve"> </w:t>
       </w:r>
@@ -10163,8 +10183,8 @@
           <w:rStyle w:val="StringTok"/>
           <w:rFonts w:ascii="Courier New" w:hAnsi="Courier New"/>
           <w:b w:val="0"/>
-          <w:color w:val="7DD3FC"/>
-          <w:sz w:val="17"/>
+          <w:color w:val="02374F"/>
+          <w:sz w:val="18"/>
         </w:rPr>
         <w:t xml:space="preserve">"/give/monthly"</w:t>
       </w:r>
@@ -10173,8 +10193,8 @@
           <w:rStyle w:val="FunctionTok"/>
           <w:rFonts w:ascii="Courier New" w:hAnsi="Courier New"/>
           <w:b w:val="0"/>
-          <w:color w:val="7DD3FC"/>
-          <w:sz w:val="17"/>
+          <w:color w:val="02374F"/>
+          <w:sz w:val="18"/>
         </w:rPr>
         <w:t xml:space="preserve">,</w:t>
       </w:r>
@@ -10183,8 +10203,8 @@
           <w:rStyle w:val="NormalTok"/>
           <w:rFonts w:ascii="Courier New" w:hAnsi="Courier New"/>
           <w:b w:val="0"/>
-          <w:color w:val="7DD3FC"/>
-          <w:sz w:val="17"/>
+          <w:color w:val="02374F"/>
+          <w:sz w:val="18"/>
         </w:rPr>
         <w:t xml:space="preserve"> </w:t>
       </w:r>
@@ -10193,8 +10213,8 @@
           <w:rStyle w:val="DataTypeTok"/>
           <w:rFonts w:ascii="Courier New" w:hAnsi="Courier New"/>
           <w:b w:val="0"/>
-          <w:color w:val="7DD3FC"/>
-          <w:sz w:val="17"/>
+          <w:color w:val="02374F"/>
+          <w:sz w:val="18"/>
         </w:rPr>
         <w:t xml:space="preserve">"permanent"</w:t>
       </w:r>
@@ -10203,8 +10223,8 @@
           <w:rStyle w:val="FunctionTok"/>
           <w:rFonts w:ascii="Courier New" w:hAnsi="Courier New"/>
           <w:b w:val="0"/>
-          <w:color w:val="7DD3FC"/>
-          <w:sz w:val="17"/>
+          <w:color w:val="02374F"/>
+          <w:sz w:val="18"/>
         </w:rPr>
         <w:t xml:space="preserve">:</w:t>
       </w:r>
@@ -10213,8 +10233,8 @@
           <w:rStyle w:val="NormalTok"/>
           <w:rFonts w:ascii="Courier New" w:hAnsi="Courier New"/>
           <w:b w:val="0"/>
-          <w:color w:val="7DD3FC"/>
-          <w:sz w:val="17"/>
+          <w:color w:val="02374F"/>
+          <w:sz w:val="18"/>
         </w:rPr>
         <w:t xml:space="preserve"> </w:t>
       </w:r>
@@ -10223,8 +10243,8 @@
           <w:rStyle w:val="KeywordTok"/>
           <w:rFonts w:ascii="Courier New" w:hAnsi="Courier New"/>
           <w:b w:val="0"/>
-          <w:color w:val="7DD3FC"/>
-          <w:sz w:val="17"/>
+          <w:color w:val="02374F"/>
+          <w:sz w:val="18"/>
         </w:rPr>
         <w:t xml:space="preserve">true</w:t>
       </w:r>
@@ -10233,8 +10253,8 @@
           <w:rStyle w:val="NormalTok"/>
           <w:rFonts w:ascii="Courier New" w:hAnsi="Courier New"/>
           <w:b w:val="0"/>
-          <w:color w:val="7DD3FC"/>
-          <w:sz w:val="17"/>
+          <w:color w:val="02374F"/>
+          <w:sz w:val="18"/>
         </w:rPr>
         <w:t xml:space="preserve"> </w:t>
       </w:r>
@@ -10243,8 +10263,8 @@
           <w:rStyle w:val="FunctionTok"/>
           <w:rFonts w:ascii="Courier New" w:hAnsi="Courier New"/>
           <w:b w:val="0"/>
-          <w:color w:val="7DD3FC"/>
-          <w:sz w:val="17"/>
+          <w:color w:val="02374F"/>
+          <w:sz w:val="18"/>
         </w:rPr>
         <w:t xml:space="preserve">}</w:t>
       </w:r>
@@ -10253,8 +10273,8 @@
           <w:rStyle w:val="OtherTok"/>
           <w:rFonts w:ascii="Courier New" w:hAnsi="Courier New"/>
           <w:b w:val="0"/>
-          <w:color w:val="7DD3FC"/>
-          <w:sz w:val="17"/>
+          <w:color w:val="02374F"/>
+          <w:sz w:val="18"/>
         </w:rPr>
         <w:t xml:space="preserve">,</w:t>
       </w:r>
@@ -10262,8 +10282,8 @@
         <w:rPr>
           <w:rFonts w:ascii="Courier New" w:hAnsi="Courier New"/>
           <w:b w:val="0"/>
-          <w:color w:val="7DD3FC"/>
-          <w:sz w:val="17"/>
+          <w:color w:val="02374F"/>
+          <w:sz w:val="18"/>
         </w:rPr>
         <w:br/>
       </w:r>
@@ -10272,8 +10292,8 @@
           <w:rStyle w:val="NormalTok"/>
           <w:rFonts w:ascii="Courier New" w:hAnsi="Courier New"/>
           <w:b w:val="0"/>
-          <w:color w:val="7DD3FC"/>
-          <w:sz w:val="17"/>
+          <w:color w:val="02374F"/>
+          <w:sz w:val="18"/>
         </w:rPr>
         <w:t xml:space="preserve">    </w:t>
       </w:r>
@@ -10282,8 +10302,8 @@
           <w:rStyle w:val="FunctionTok"/>
           <w:rFonts w:ascii="Courier New" w:hAnsi="Courier New"/>
           <w:b w:val="0"/>
-          <w:color w:val="7DD3FC"/>
-          <w:sz w:val="17"/>
+          <w:color w:val="02374F"/>
+          <w:sz w:val="18"/>
         </w:rPr>
         <w:t xml:space="preserve">{</w:t>
       </w:r>
@@ -10292,8 +10312,8 @@
           <w:rStyle w:val="NormalTok"/>
           <w:rFonts w:ascii="Courier New" w:hAnsi="Courier New"/>
           <w:b w:val="0"/>
-          <w:color w:val="7DD3FC"/>
-          <w:sz w:val="17"/>
+          <w:color w:val="02374F"/>
+          <w:sz w:val="18"/>
         </w:rPr>
         <w:t xml:space="preserve"> </w:t>
       </w:r>
@@ -10302,8 +10322,8 @@
           <w:rStyle w:val="DataTypeTok"/>
           <w:rFonts w:ascii="Courier New" w:hAnsi="Courier New"/>
           <w:b w:val="0"/>
-          <w:color w:val="7DD3FC"/>
-          <w:sz w:val="17"/>
+          <w:color w:val="02374F"/>
+          <w:sz w:val="18"/>
         </w:rPr>
         <w:t xml:space="preserve">"source"</w:t>
       </w:r>
@@ -10312,8 +10332,8 @@
           <w:rStyle w:val="FunctionTok"/>
           <w:rFonts w:ascii="Courier New" w:hAnsi="Courier New"/>
           <w:b w:val="0"/>
-          <w:color w:val="7DD3FC"/>
-          <w:sz w:val="17"/>
+          <w:color w:val="02374F"/>
+          <w:sz w:val="18"/>
         </w:rPr>
         <w:t xml:space="preserve">:</w:t>
       </w:r>
@@ -10322,8 +10342,8 @@
           <w:rStyle w:val="NormalTok"/>
           <w:rFonts w:ascii="Courier New" w:hAnsi="Courier New"/>
           <w:b w:val="0"/>
-          <w:color w:val="7DD3FC"/>
-          <w:sz w:val="17"/>
+          <w:color w:val="02374F"/>
+          <w:sz w:val="18"/>
         </w:rPr>
         <w:t xml:space="preserve"> </w:t>
       </w:r>
@@ -10332,8 +10352,8 @@
           <w:rStyle w:val="StringTok"/>
           <w:rFonts w:ascii="Courier New" w:hAnsi="Courier New"/>
           <w:b w:val="0"/>
-          <w:color w:val="7DD3FC"/>
-          <w:sz w:val="17"/>
+          <w:color w:val="02374F"/>
+          <w:sz w:val="18"/>
         </w:rPr>
         <w:t xml:space="preserve">"/old-wordpress-path"</w:t>
       </w:r>
@@ -10342,8 +10362,8 @@
           <w:rStyle w:val="FunctionTok"/>
           <w:rFonts w:ascii="Courier New" w:hAnsi="Courier New"/>
           <w:b w:val="0"/>
-          <w:color w:val="7DD3FC"/>
-          <w:sz w:val="17"/>
+          <w:color w:val="02374F"/>
+          <w:sz w:val="18"/>
         </w:rPr>
         <w:t xml:space="preserve">,</w:t>
       </w:r>
@@ -10352,8 +10372,8 @@
           <w:rStyle w:val="NormalTok"/>
           <w:rFonts w:ascii="Courier New" w:hAnsi="Courier New"/>
           <w:b w:val="0"/>
-          <w:color w:val="7DD3FC"/>
-          <w:sz w:val="17"/>
+          <w:color w:val="02374F"/>
+          <w:sz w:val="18"/>
         </w:rPr>
         <w:t xml:space="preserve"> </w:t>
       </w:r>
@@ -10362,8 +10382,8 @@
           <w:rStyle w:val="DataTypeTok"/>
           <w:rFonts w:ascii="Courier New" w:hAnsi="Courier New"/>
           <w:b w:val="0"/>
-          <w:color w:val="7DD3FC"/>
-          <w:sz w:val="17"/>
+          <w:color w:val="02374F"/>
+          <w:sz w:val="18"/>
         </w:rPr>
         <w:t xml:space="preserve">"destination"</w:t>
       </w:r>
@@ -10372,8 +10392,8 @@
           <w:rStyle w:val="FunctionTok"/>
           <w:rFonts w:ascii="Courier New" w:hAnsi="Courier New"/>
           <w:b w:val="0"/>
-          <w:color w:val="7DD3FC"/>
-          <w:sz w:val="17"/>
+          <w:color w:val="02374F"/>
+          <w:sz w:val="18"/>
         </w:rPr>
         <w:t xml:space="preserve">:</w:t>
       </w:r>
@@ -10382,8 +10402,8 @@
           <w:rStyle w:val="NormalTok"/>
           <w:rFonts w:ascii="Courier New" w:hAnsi="Courier New"/>
           <w:b w:val="0"/>
-          <w:color w:val="7DD3FC"/>
-          <w:sz w:val="17"/>
+          <w:color w:val="02374F"/>
+          <w:sz w:val="18"/>
         </w:rPr>
         <w:t xml:space="preserve"> </w:t>
       </w:r>
@@ -10392,8 +10412,8 @@
           <w:rStyle w:val="StringTok"/>
           <w:rFonts w:ascii="Courier New" w:hAnsi="Courier New"/>
           <w:b w:val="0"/>
-          <w:color w:val="7DD3FC"/>
-          <w:sz w:val="17"/>
+          <w:color w:val="02374F"/>
+          <w:sz w:val="18"/>
         </w:rPr>
         <w:t xml:space="preserve">"/new-slug"</w:t>
       </w:r>
@@ -10402,8 +10422,8 @@
           <w:rStyle w:val="FunctionTok"/>
           <w:rFonts w:ascii="Courier New" w:hAnsi="Courier New"/>
           <w:b w:val="0"/>
-          <w:color w:val="7DD3FC"/>
-          <w:sz w:val="17"/>
+          <w:color w:val="02374F"/>
+          <w:sz w:val="18"/>
         </w:rPr>
         <w:t xml:space="preserve">,</w:t>
       </w:r>
@@ -10412,8 +10432,8 @@
           <w:rStyle w:val="NormalTok"/>
           <w:rFonts w:ascii="Courier New" w:hAnsi="Courier New"/>
           <w:b w:val="0"/>
-          <w:color w:val="7DD3FC"/>
-          <w:sz w:val="17"/>
+          <w:color w:val="02374F"/>
+          <w:sz w:val="18"/>
         </w:rPr>
         <w:t xml:space="preserve"> </w:t>
       </w:r>
@@ -10422,8 +10442,8 @@
           <w:rStyle w:val="DataTypeTok"/>
           <w:rFonts w:ascii="Courier New" w:hAnsi="Courier New"/>
           <w:b w:val="0"/>
-          <w:color w:val="7DD3FC"/>
-          <w:sz w:val="17"/>
+          <w:color w:val="02374F"/>
+          <w:sz w:val="18"/>
         </w:rPr>
         <w:t xml:space="preserve">"permanent"</w:t>
       </w:r>
@@ -10432,8 +10452,8 @@
           <w:rStyle w:val="FunctionTok"/>
           <w:rFonts w:ascii="Courier New" w:hAnsi="Courier New"/>
           <w:b w:val="0"/>
-          <w:color w:val="7DD3FC"/>
-          <w:sz w:val="17"/>
+          <w:color w:val="02374F"/>
+          <w:sz w:val="18"/>
         </w:rPr>
         <w:t xml:space="preserve">:</w:t>
       </w:r>
@@ -10442,8 +10462,8 @@
           <w:rStyle w:val="NormalTok"/>
           <w:rFonts w:ascii="Courier New" w:hAnsi="Courier New"/>
           <w:b w:val="0"/>
-          <w:color w:val="7DD3FC"/>
-          <w:sz w:val="17"/>
+          <w:color w:val="02374F"/>
+          <w:sz w:val="18"/>
         </w:rPr>
         <w:t xml:space="preserve"> </w:t>
       </w:r>
@@ -10452,8 +10472,8 @@
           <w:rStyle w:val="KeywordTok"/>
           <w:rFonts w:ascii="Courier New" w:hAnsi="Courier New"/>
           <w:b w:val="0"/>
-          <w:color w:val="7DD3FC"/>
-          <w:sz w:val="17"/>
+          <w:color w:val="02374F"/>
+          <w:sz w:val="18"/>
         </w:rPr>
         <w:t xml:space="preserve">true</w:t>
       </w:r>
@@ -10462,8 +10482,8 @@
           <w:rStyle w:val="NormalTok"/>
           <w:rFonts w:ascii="Courier New" w:hAnsi="Courier New"/>
           <w:b w:val="0"/>
-          <w:color w:val="7DD3FC"/>
-          <w:sz w:val="17"/>
+          <w:color w:val="02374F"/>
+          <w:sz w:val="18"/>
         </w:rPr>
         <w:t xml:space="preserve"> </w:t>
       </w:r>
@@ -10472,8 +10492,8 @@
           <w:rStyle w:val="FunctionTok"/>
           <w:rFonts w:ascii="Courier New" w:hAnsi="Courier New"/>
           <w:b w:val="0"/>
-          <w:color w:val="7DD3FC"/>
-          <w:sz w:val="17"/>
+          <w:color w:val="02374F"/>
+          <w:sz w:val="18"/>
         </w:rPr>
         <w:t xml:space="preserve">}</w:t>
       </w:r>
@@ -10481,8 +10501,8 @@
         <w:rPr>
           <w:rFonts w:ascii="Courier New" w:hAnsi="Courier New"/>
           <w:b w:val="0"/>
-          <w:color w:val="7DD3FC"/>
-          <w:sz w:val="17"/>
+          <w:color w:val="02374F"/>
+          <w:sz w:val="18"/>
         </w:rPr>
         <w:br/>
       </w:r>
@@ -10491,8 +10511,8 @@
           <w:rStyle w:val="NormalTok"/>
           <w:rFonts w:ascii="Courier New" w:hAnsi="Courier New"/>
           <w:b w:val="0"/>
-          <w:color w:val="7DD3FC"/>
-          <w:sz w:val="17"/>
+          <w:color w:val="02374F"/>
+          <w:sz w:val="18"/>
         </w:rPr>
         <w:t xml:space="preserve">  </w:t>
       </w:r>
@@ -10501,8 +10521,8 @@
           <w:rStyle w:val="OtherTok"/>
           <w:rFonts w:ascii="Courier New" w:hAnsi="Courier New"/>
           <w:b w:val="0"/>
-          <w:color w:val="7DD3FC"/>
-          <w:sz w:val="17"/>
+          <w:color w:val="02374F"/>
+          <w:sz w:val="18"/>
         </w:rPr>
         <w:t xml:space="preserve">]</w:t>
       </w:r>
@@ -10510,8 +10530,8 @@
         <w:rPr>
           <w:rFonts w:ascii="Courier New" w:hAnsi="Courier New"/>
           <w:b w:val="0"/>
-          <w:color w:val="7DD3FC"/>
-          <w:sz w:val="17"/>
+          <w:color w:val="02374F"/>
+          <w:sz w:val="18"/>
         </w:rPr>
         <w:br/>
       </w:r>
@@ -10520,8 +10540,8 @@
           <w:rStyle w:val="FunctionTok"/>
           <w:rFonts w:ascii="Courier New" w:hAnsi="Courier New"/>
           <w:b w:val="0"/>
-          <w:color w:val="7DD3FC"/>
-          <w:sz w:val="17"/>
+          <w:color w:val="02374F"/>
+          <w:sz w:val="18"/>
         </w:rPr>
         <w:t xml:space="preserve">}</w:t>
       </w:r>
@@ -10859,12 +10879,12 @@
         </w:trPr>
         <w:tc>
           <w:tcPr>
-            <w:shd w:val="clear" w:color="auto" w:fill="02374f"/>
-            <w:tcBorders>
-              <w:top w:val="single" w:sz="4" w:space="0" w:color="D1D9DC"/>
-              <w:left w:val="single" w:sz="4" w:space="0" w:color="D1D9DC"/>
-              <w:bottom w:val="single" w:sz="4" w:space="0" w:color="D1D9DC"/>
-              <w:right w:val="single" w:sz="4" w:space="0" w:color="D1D9DC"/>
+            <w:shd w:val="clear" w:color="auto" w:fill="D6EFF2"/>
+            <w:tcBorders>
+              <w:top w:val="single" w:sz="4" w:space="0" w:color="C0D6DC"/>
+              <w:left w:val="single" w:sz="4" w:space="0" w:color="C0D6DC"/>
+              <w:bottom w:val="single" w:sz="4" w:space="0" w:color="C0D6DC"/>
+              <w:right w:val="single" w:sz="4" w:space="0" w:color="C0D6DC"/>
             </w:tcBorders>
             <w:tcMar>
               <w:top w:w="60" w:type="dxa"/>
@@ -10882,7 +10902,7 @@
               <w:rPr>
                 <w:rFonts w:ascii="Calibri" w:hAnsi="Calibri"/>
                 <w:b/>
-                <w:color w:val="FFFFFF"/>
+                <w:color w:val="024E70"/>
                 <w:sz w:val="19"/>
               </w:rPr>
               <w:t xml:space="preserve">Phase</w:t>
@@ -10891,12 +10911,12 @@
         </w:tc>
         <w:tc>
           <w:tcPr>
-            <w:shd w:val="clear" w:color="auto" w:fill="02374f"/>
-            <w:tcBorders>
-              <w:top w:val="single" w:sz="4" w:space="0" w:color="D1D9DC"/>
-              <w:left w:val="single" w:sz="4" w:space="0" w:color="D1D9DC"/>
-              <w:bottom w:val="single" w:sz="4" w:space="0" w:color="D1D9DC"/>
-              <w:right w:val="single" w:sz="4" w:space="0" w:color="D1D9DC"/>
+            <w:shd w:val="clear" w:color="auto" w:fill="D6EFF2"/>
+            <w:tcBorders>
+              <w:top w:val="single" w:sz="4" w:space="0" w:color="C0D6DC"/>
+              <w:left w:val="single" w:sz="4" w:space="0" w:color="C0D6DC"/>
+              <w:bottom w:val="single" w:sz="4" w:space="0" w:color="C0D6DC"/>
+              <w:right w:val="single" w:sz="4" w:space="0" w:color="C0D6DC"/>
             </w:tcBorders>
             <w:tcMar>
               <w:top w:w="60" w:type="dxa"/>
@@ -10914,7 +10934,7 @@
               <w:rPr>
                 <w:rFonts w:ascii="Calibri" w:hAnsi="Calibri"/>
                 <w:b/>
-                <w:color w:val="FFFFFF"/>
+                <w:color w:val="024E70"/>
                 <w:sz w:val="19"/>
               </w:rPr>
               <w:t xml:space="preserve">Trigger to move</w:t>
@@ -10923,12 +10943,12 @@
         </w:tc>
         <w:tc>
           <w:tcPr>
-            <w:shd w:val="clear" w:color="auto" w:fill="02374f"/>
-            <w:tcBorders>
-              <w:top w:val="single" w:sz="4" w:space="0" w:color="D1D9DC"/>
-              <w:left w:val="single" w:sz="4" w:space="0" w:color="D1D9DC"/>
-              <w:bottom w:val="single" w:sz="4" w:space="0" w:color="D1D9DC"/>
-              <w:right w:val="single" w:sz="4" w:space="0" w:color="D1D9DC"/>
+            <w:shd w:val="clear" w:color="auto" w:fill="D6EFF2"/>
+            <w:tcBorders>
+              <w:top w:val="single" w:sz="4" w:space="0" w:color="C0D6DC"/>
+              <w:left w:val="single" w:sz="4" w:space="0" w:color="C0D6DC"/>
+              <w:bottom w:val="single" w:sz="4" w:space="0" w:color="C0D6DC"/>
+              <w:right w:val="single" w:sz="4" w:space="0" w:color="C0D6DC"/>
             </w:tcBorders>
             <w:tcMar>
               <w:top w:w="60" w:type="dxa"/>
@@ -10946,7 +10966,7 @@
               <w:rPr>
                 <w:rFonts w:ascii="Calibri" w:hAnsi="Calibri"/>
                 <w:b/>
-                <w:color w:val="FFFFFF"/>
+                <w:color w:val="024E70"/>
                 <w:sz w:val="19"/>
               </w:rPr>
               <w:t xml:space="preserve">What unlocks</w:t>
@@ -10959,10 +10979,10 @@
           <w:tcPr>
             <w:shd w:val="clear" w:color="auto" w:fill="FFFFFF"/>
             <w:tcBorders>
-              <w:top w:val="single" w:sz="4" w:space="0" w:color="D1D9DC"/>
-              <w:left w:val="single" w:sz="4" w:space="0" w:color="D1D9DC"/>
-              <w:bottom w:val="single" w:sz="4" w:space="0" w:color="D1D9DC"/>
-              <w:right w:val="single" w:sz="4" w:space="0" w:color="D1D9DC"/>
+              <w:top w:val="single" w:sz="4" w:space="0" w:color="C0D6DC"/>
+              <w:left w:val="single" w:sz="4" w:space="0" w:color="C0D6DC"/>
+              <w:bottom w:val="single" w:sz="4" w:space="0" w:color="C0D6DC"/>
+              <w:right w:val="single" w:sz="4" w:space="0" w:color="C0D6DC"/>
             </w:tcBorders>
             <w:tcMar>
               <w:top w:w="60" w:type="dxa"/>
@@ -10992,10 +11012,10 @@
           <w:tcPr>
             <w:shd w:val="clear" w:color="auto" w:fill="FFFFFF"/>
             <w:tcBorders>
-              <w:top w:val="single" w:sz="4" w:space="0" w:color="D1D9DC"/>
-              <w:left w:val="single" w:sz="4" w:space="0" w:color="D1D9DC"/>
-              <w:bottom w:val="single" w:sz="4" w:space="0" w:color="D1D9DC"/>
-              <w:right w:val="single" w:sz="4" w:space="0" w:color="D1D9DC"/>
+              <w:top w:val="single" w:sz="4" w:space="0" w:color="C0D6DC"/>
+              <w:left w:val="single" w:sz="4" w:space="0" w:color="C0D6DC"/>
+              <w:bottom w:val="single" w:sz="4" w:space="0" w:color="C0D6DC"/>
+              <w:right w:val="single" w:sz="4" w:space="0" w:color="C0D6DC"/>
             </w:tcBorders>
             <w:tcMar>
               <w:top w:w="60" w:type="dxa"/>
@@ -11023,10 +11043,10 @@
           <w:tcPr>
             <w:shd w:val="clear" w:color="auto" w:fill="FFFFFF"/>
             <w:tcBorders>
-              <w:top w:val="single" w:sz="4" w:space="0" w:color="D1D9DC"/>
-              <w:left w:val="single" w:sz="4" w:space="0" w:color="D1D9DC"/>
-              <w:bottom w:val="single" w:sz="4" w:space="0" w:color="D1D9DC"/>
-              <w:right w:val="single" w:sz="4" w:space="0" w:color="D1D9DC"/>
+              <w:top w:val="single" w:sz="4" w:space="0" w:color="C0D6DC"/>
+              <w:left w:val="single" w:sz="4" w:space="0" w:color="C0D6DC"/>
+              <w:bottom w:val="single" w:sz="4" w:space="0" w:color="C0D6DC"/>
+              <w:right w:val="single" w:sz="4" w:space="0" w:color="C0D6DC"/>
             </w:tcBorders>
             <w:tcMar>
               <w:top w:w="60" w:type="dxa"/>
@@ -11054,12 +11074,12 @@
       <w:tr>
         <w:tc>
           <w:tcPr>
-            <w:shd w:val="clear" w:color="auto" w:fill="E8F1F2"/>
-            <w:tcBorders>
-              <w:top w:val="single" w:sz="4" w:space="0" w:color="D1D9DC"/>
-              <w:left w:val="single" w:sz="4" w:space="0" w:color="D1D9DC"/>
-              <w:bottom w:val="single" w:sz="4" w:space="0" w:color="D1D9DC"/>
-              <w:right w:val="single" w:sz="4" w:space="0" w:color="D1D9DC"/>
+            <w:shd w:val="clear" w:color="auto" w:fill="F7FAFB"/>
+            <w:tcBorders>
+              <w:top w:val="single" w:sz="4" w:space="0" w:color="C0D6DC"/>
+              <w:left w:val="single" w:sz="4" w:space="0" w:color="C0D6DC"/>
+              <w:bottom w:val="single" w:sz="4" w:space="0" w:color="C0D6DC"/>
+              <w:right w:val="single" w:sz="4" w:space="0" w:color="C0D6DC"/>
             </w:tcBorders>
             <w:tcMar>
               <w:top w:w="60" w:type="dxa"/>
@@ -11087,12 +11107,12 @@
         </w:tc>
         <w:tc>
           <w:tcPr>
-            <w:shd w:val="clear" w:color="auto" w:fill="E8F1F2"/>
-            <w:tcBorders>
-              <w:top w:val="single" w:sz="4" w:space="0" w:color="D1D9DC"/>
-              <w:left w:val="single" w:sz="4" w:space="0" w:color="D1D9DC"/>
-              <w:bottom w:val="single" w:sz="4" w:space="0" w:color="D1D9DC"/>
-              <w:right w:val="single" w:sz="4" w:space="0" w:color="D1D9DC"/>
+            <w:shd w:val="clear" w:color="auto" w:fill="F7FAFB"/>
+            <w:tcBorders>
+              <w:top w:val="single" w:sz="4" w:space="0" w:color="C0D6DC"/>
+              <w:left w:val="single" w:sz="4" w:space="0" w:color="C0D6DC"/>
+              <w:bottom w:val="single" w:sz="4" w:space="0" w:color="C0D6DC"/>
+              <w:right w:val="single" w:sz="4" w:space="0" w:color="C0D6DC"/>
             </w:tcBorders>
             <w:tcMar>
               <w:top w:w="60" w:type="dxa"/>
@@ -11118,12 +11138,12 @@
         </w:tc>
         <w:tc>
           <w:tcPr>
-            <w:shd w:val="clear" w:color="auto" w:fill="E8F1F2"/>
-            <w:tcBorders>
-              <w:top w:val="single" w:sz="4" w:space="0" w:color="D1D9DC"/>
-              <w:left w:val="single" w:sz="4" w:space="0" w:color="D1D9DC"/>
-              <w:bottom w:val="single" w:sz="4" w:space="0" w:color="D1D9DC"/>
-              <w:right w:val="single" w:sz="4" w:space="0" w:color="D1D9DC"/>
+            <w:shd w:val="clear" w:color="auto" w:fill="F7FAFB"/>
+            <w:tcBorders>
+              <w:top w:val="single" w:sz="4" w:space="0" w:color="C0D6DC"/>
+              <w:left w:val="single" w:sz="4" w:space="0" w:color="C0D6DC"/>
+              <w:bottom w:val="single" w:sz="4" w:space="0" w:color="C0D6DC"/>
+              <w:right w:val="single" w:sz="4" w:space="0" w:color="C0D6DC"/>
             </w:tcBorders>
             <w:tcMar>
               <w:top w:w="60" w:type="dxa"/>
@@ -11153,10 +11173,10 @@
           <w:tcPr>
             <w:shd w:val="clear" w:color="auto" w:fill="FFFFFF"/>
             <w:tcBorders>
-              <w:top w:val="single" w:sz="4" w:space="0" w:color="D1D9DC"/>
-              <w:left w:val="single" w:sz="4" w:space="0" w:color="D1D9DC"/>
-              <w:bottom w:val="single" w:sz="4" w:space="0" w:color="D1D9DC"/>
-              <w:right w:val="single" w:sz="4" w:space="0" w:color="D1D9DC"/>
+              <w:top w:val="single" w:sz="4" w:space="0" w:color="C0D6DC"/>
+              <w:left w:val="single" w:sz="4" w:space="0" w:color="C0D6DC"/>
+              <w:bottom w:val="single" w:sz="4" w:space="0" w:color="C0D6DC"/>
+              <w:right w:val="single" w:sz="4" w:space="0" w:color="C0D6DC"/>
             </w:tcBorders>
             <w:tcMar>
               <w:top w:w="60" w:type="dxa"/>
@@ -11186,10 +11206,10 @@
           <w:tcPr>
             <w:shd w:val="clear" w:color="auto" w:fill="FFFFFF"/>
             <w:tcBorders>
-              <w:top w:val="single" w:sz="4" w:space="0" w:color="D1D9DC"/>
-              <w:left w:val="single" w:sz="4" w:space="0" w:color="D1D9DC"/>
-              <w:bottom w:val="single" w:sz="4" w:space="0" w:color="D1D9DC"/>
-              <w:right w:val="single" w:sz="4" w:space="0" w:color="D1D9DC"/>
+              <w:top w:val="single" w:sz="4" w:space="0" w:color="C0D6DC"/>
+              <w:left w:val="single" w:sz="4" w:space="0" w:color="C0D6DC"/>
+              <w:bottom w:val="single" w:sz="4" w:space="0" w:color="C0D6DC"/>
+              <w:right w:val="single" w:sz="4" w:space="0" w:color="C0D6DC"/>
             </w:tcBorders>
             <w:tcMar>
               <w:top w:w="60" w:type="dxa"/>
@@ -11217,10 +11237,10 @@
           <w:tcPr>
             <w:shd w:val="clear" w:color="auto" w:fill="FFFFFF"/>
             <w:tcBorders>
-              <w:top w:val="single" w:sz="4" w:space="0" w:color="D1D9DC"/>
-              <w:left w:val="single" w:sz="4" w:space="0" w:color="D1D9DC"/>
-              <w:bottom w:val="single" w:sz="4" w:space="0" w:color="D1D9DC"/>
-              <w:right w:val="single" w:sz="4" w:space="0" w:color="D1D9DC"/>
+              <w:top w:val="single" w:sz="4" w:space="0" w:color="C0D6DC"/>
+              <w:left w:val="single" w:sz="4" w:space="0" w:color="C0D6DC"/>
+              <w:bottom w:val="single" w:sz="4" w:space="0" w:color="C0D6DC"/>
+              <w:right w:val="single" w:sz="4" w:space="0" w:color="C0D6DC"/>
             </w:tcBorders>
             <w:tcMar>
               <w:top w:w="60" w:type="dxa"/>
@@ -11266,6 +11286,7 @@
     <w:p>
       <w:pPr>
         <w:pStyle w:val="SourceCode"/>
+        <w:shd w:val="clear" w:color="auto" w:fill="EFF7FF"/>
         <w:spacing w:before="20" w:after="20"/>
         <w:ind w:left="283"/>
       </w:pPr>
@@ -11274,8 +11295,8 @@
           <w:rStyle w:val="VerbatimChar"/>
           <w:rFonts w:ascii="Courier New" w:hAnsi="Courier New"/>
           <w:b w:val="0"/>
-          <w:color w:val="7DD3FC"/>
-          <w:sz w:val="17"/>
+          <w:color w:val="02374F"/>
+          <w:sz w:val="18"/>
         </w:rPr>
         <w:t xml:space="preserve">TICKET-001  Extract shared layout (CSS tokens, nav, footer)</w:t>
       </w:r>
@@ -11283,8 +11304,8 @@
         <w:rPr>
           <w:rFonts w:ascii="Courier New" w:hAnsi="Courier New"/>
           <w:b w:val="0"/>
-          <w:color w:val="7DD3FC"/>
-          <w:sz w:val="17"/>
+          <w:color w:val="02374F"/>
+          <w:sz w:val="18"/>
         </w:rPr>
         <w:br/>
       </w:r>
@@ -11293,8 +11314,8 @@
           <w:rStyle w:val="VerbatimChar"/>
           <w:rFonts w:ascii="Courier New" w:hAnsi="Courier New"/>
           <w:b w:val="0"/>
-          <w:color w:val="7DD3FC"/>
-          <w:sz w:val="17"/>
+          <w:color w:val="02374F"/>
+          <w:sz w:val="18"/>
         </w:rPr>
         <w:t xml:space="preserve">TICKET-002  Astro scaffold — all Phase 1 route stubs</w:t>
       </w:r>
@@ -11302,8 +11323,8 @@
         <w:rPr>
           <w:rFonts w:ascii="Courier New" w:hAnsi="Courier New"/>
           <w:b w:val="0"/>
-          <w:color w:val="7DD3FC"/>
-          <w:sz w:val="17"/>
+          <w:color w:val="02374F"/>
+          <w:sz w:val="18"/>
         </w:rPr>
         <w:br/>
       </w:r>
@@ -11312,8 +11333,8 @@
           <w:rStyle w:val="VerbatimChar"/>
           <w:rFonts w:ascii="Courier New" w:hAnsi="Courier New"/>
           <w:b w:val="0"/>
-          <w:color w:val="7DD3FC"/>
-          <w:sz w:val="17"/>
+          <w:color w:val="02374F"/>
+          <w:sz w:val="18"/>
         </w:rPr>
         <w:t xml:space="preserve">TICKET-003  Mobile nav drawer (focus trap, aria-expanded)</w:t>
       </w:r>
@@ -11321,8 +11342,8 @@
         <w:rPr>
           <w:rFonts w:ascii="Courier New" w:hAnsi="Courier New"/>
           <w:b w:val="0"/>
-          <w:color w:val="7DD3FC"/>
-          <w:sz w:val="17"/>
+          <w:color w:val="02374F"/>
+          <w:sz w:val="18"/>
         </w:rPr>
         <w:br/>
       </w:r>
@@ -11331,8 +11352,8 @@
           <w:rStyle w:val="VerbatimChar"/>
           <w:rFonts w:ascii="Courier New" w:hAnsi="Courier New"/>
           <w:b w:val="0"/>
-          <w:color w:val="7DD3FC"/>
-          <w:sz w:val="17"/>
+          <w:color w:val="02374F"/>
+          <w:sz w:val="18"/>
         </w:rPr>
         <w:t xml:space="preserve">TICKET-010  Port homepage from site/index.html → /</w:t>
       </w:r>
@@ -11340,8 +11361,8 @@
         <w:rPr>
           <w:rFonts w:ascii="Courier New" w:hAnsi="Courier New"/>
           <w:b w:val="0"/>
-          <w:color w:val="7DD3FC"/>
-          <w:sz w:val="17"/>
+          <w:color w:val="02374F"/>
+          <w:sz w:val="18"/>
         </w:rPr>
         <w:br/>
       </w:r>
@@ -11350,8 +11371,8 @@
           <w:rStyle w:val="VerbatimChar"/>
           <w:rFonts w:ascii="Courier New" w:hAnsi="Courier New"/>
           <w:b w:val="0"/>
-          <w:color w:val="7DD3FC"/>
-          <w:sz w:val="17"/>
+          <w:color w:val="02374F"/>
+          <w:sz w:val="18"/>
         </w:rPr>
         <w:t xml:space="preserve">TICKET-004  Wire all nav + footer links (no href="#" remaining)</w:t>
       </w:r>
@@ -11359,8 +11380,8 @@
         <w:rPr>
           <w:rFonts w:ascii="Courier New" w:hAnsi="Courier New"/>
           <w:b w:val="0"/>
-          <w:color w:val="7DD3FC"/>
-          <w:sz w:val="17"/>
+          <w:color w:val="02374F"/>
+          <w:sz w:val="18"/>
         </w:rPr>
         <w:br/>
       </w:r>
@@ -11369,8 +11390,8 @@
           <w:rStyle w:val="VerbatimChar"/>
           <w:rFonts w:ascii="Courier New" w:hAnsi="Courier New"/>
           <w:b w:val="0"/>
-          <w:color w:val="7DD3FC"/>
-          <w:sz w:val="17"/>
+          <w:color w:val="02374F"/>
+          <w:sz w:val="18"/>
         </w:rPr>
         <w:t xml:space="preserve">TICKET-020  Build /why (longform, share CTA, Web Share API)</w:t>
       </w:r>
@@ -11378,8 +11399,8 @@
         <w:rPr>
           <w:rFonts w:ascii="Courier New" w:hAnsi="Courier New"/>
           <w:b w:val="0"/>
-          <w:color w:val="7DD3FC"/>
-          <w:sz w:val="17"/>
+          <w:color w:val="02374F"/>
+          <w:sz w:val="18"/>
         </w:rPr>
         <w:br/>
       </w:r>
@@ -11388,8 +11409,8 @@
           <w:rStyle w:val="VerbatimChar"/>
           <w:rFonts w:ascii="Courier New" w:hAnsi="Courier New"/>
           <w:b w:val="0"/>
-          <w:color w:val="7DD3FC"/>
-          <w:sz w:val="17"/>
+          <w:color w:val="02374F"/>
+          <w:sz w:val="18"/>
         </w:rPr>
         <w:t xml:space="preserve">TICKET-030  stories.json schema + seed data  ← wait on comms content</w:t>
       </w:r>
@@ -11397,8 +11418,8 @@
         <w:rPr>
           <w:rFonts w:ascii="Courier New" w:hAnsi="Courier New"/>
           <w:b w:val="0"/>
-          <w:color w:val="7DD3FC"/>
-          <w:sz w:val="17"/>
+          <w:color w:val="02374F"/>
+          <w:sz w:val="18"/>
         </w:rPr>
         <w:br/>
       </w:r>
@@ -11407,8 +11428,8 @@
           <w:rStyle w:val="VerbatimChar"/>
           <w:rFonts w:ascii="Courier New" w:hAnsi="Courier New"/>
           <w:b w:val="0"/>
-          <w:color w:val="7DD3FC"/>
-          <w:sz w:val="17"/>
+          <w:color w:val="02374F"/>
+          <w:sz w:val="18"/>
         </w:rPr>
         <w:t xml:space="preserve">TICKET-031  /stories index (door-card grid)</w:t>
       </w:r>
@@ -11416,8 +11437,8 @@
         <w:rPr>
           <w:rFonts w:ascii="Courier New" w:hAnsi="Courier New"/>
           <w:b w:val="0"/>
-          <w:color w:val="7DD3FC"/>
-          <w:sz w:val="17"/>
+          <w:color w:val="02374F"/>
+          <w:sz w:val="18"/>
         </w:rPr>
         <w:br/>
       </w:r>
@@ -11426,8 +11447,8 @@
           <w:rStyle w:val="VerbatimChar"/>
           <w:rFonts w:ascii="Courier New" w:hAnsi="Courier New"/>
           <w:b w:val="0"/>
-          <w:color w:val="7DD3FC"/>
-          <w:sz w:val="17"/>
+          <w:color w:val="02374F"/>
+          <w:sz w:val="18"/>
         </w:rPr>
         <w:t xml:space="preserve">TICKET-040  /schools (split layout, discovery form UI)</w:t>
       </w:r>
@@ -11435,8 +11456,8 @@
         <w:rPr>
           <w:rFonts w:ascii="Courier New" w:hAnsi="Courier New"/>
           <w:b w:val="0"/>
-          <w:color w:val="7DD3FC"/>
-          <w:sz w:val="17"/>
+          <w:color w:val="02374F"/>
+          <w:sz w:val="18"/>
         </w:rPr>
         <w:br/>
       </w:r>
@@ -11445,8 +11466,8 @@
           <w:rStyle w:val="VerbatimChar"/>
           <w:rFonts w:ascii="Courier New" w:hAnsi="Courier New"/>
           <w:b w:val="0"/>
-          <w:color w:val="7DD3FC"/>
-          <w:sz w:val="17"/>
+          <w:color w:val="02374F"/>
+          <w:sz w:val="18"/>
         </w:rPr>
         <w:t xml:space="preserve">TICKET-050  /give gateway (five-seat door cards)</w:t>
       </w:r>
@@ -11454,8 +11475,8 @@
         <w:rPr>
           <w:rFonts w:ascii="Courier New" w:hAnsi="Courier New"/>
           <w:b w:val="0"/>
-          <w:color w:val="7DD3FC"/>
-          <w:sz w:val="17"/>
+          <w:color w:val="02374F"/>
+          <w:sz w:val="18"/>
         </w:rPr>
         <w:br/>
       </w:r>
@@ -11464,8 +11485,8 @@
           <w:rStyle w:val="VerbatimChar"/>
           <w:rFonts w:ascii="Courier New" w:hAnsi="Courier New"/>
           <w:b w:val="0"/>
-          <w:color w:val="7DD3FC"/>
-          <w:sz w:val="17"/>
+          <w:color w:val="02374F"/>
+          <w:sz w:val="18"/>
         </w:rPr>
         <w:t xml:space="preserve">TICKET-060  Keela env vars + wire all CTAs  ← wait on finance URLs</w:t>
       </w:r>
@@ -11473,8 +11494,8 @@
         <w:rPr>
           <w:rFonts w:ascii="Courier New" w:hAnsi="Courier New"/>
           <w:b w:val="0"/>
-          <w:color w:val="7DD3FC"/>
-          <w:sz w:val="17"/>
+          <w:color w:val="02374F"/>
+          <w:sz w:val="18"/>
         </w:rPr>
         <w:br/>
       </w:r>
@@ -11483,8 +11504,8 @@
           <w:rStyle w:val="VerbatimChar"/>
           <w:rFonts w:ascii="Courier New" w:hAnsi="Courier New"/>
           <w:b w:val="0"/>
-          <w:color w:val="7DD3FC"/>
-          <w:sz w:val="17"/>
+          <w:color w:val="02374F"/>
+          <w:sz w:val="18"/>
         </w:rPr>
         <w:t xml:space="preserve">TICKET-051  /give/monthly full copy (depends on 060 + tier decision)</w:t>
       </w:r>
@@ -11492,8 +11513,8 @@
         <w:rPr>
           <w:rFonts w:ascii="Courier New" w:hAnsi="Courier New"/>
           <w:b w:val="0"/>
-          <w:color w:val="7DD3FC"/>
-          <w:sz w:val="17"/>
+          <w:color w:val="02374F"/>
+          <w:sz w:val="18"/>
         </w:rPr>
         <w:br/>
       </w:r>
@@ -11502,8 +11523,8 @@
           <w:rStyle w:val="VerbatimChar"/>
           <w:rFonts w:ascii="Courier New" w:hAnsi="Courier New"/>
           <w:b w:val="0"/>
-          <w:color w:val="7DD3FC"/>
-          <w:sz w:val="17"/>
+          <w:color w:val="02374F"/>
+          <w:sz w:val="18"/>
         </w:rPr>
         <w:t xml:space="preserve">TICKET-070  Newsletter integration (Flodesk embed or /api/newsletter)</w:t>
       </w:r>
@@ -11511,8 +11532,8 @@
         <w:rPr>
           <w:rFonts w:ascii="Courier New" w:hAnsi="Courier New"/>
           <w:b w:val="0"/>
-          <w:color w:val="7DD3FC"/>
-          <w:sz w:val="17"/>
+          <w:color w:val="02374F"/>
+          <w:sz w:val="18"/>
         </w:rPr>
         <w:br/>
       </w:r>
@@ -11521,8 +11542,8 @@
           <w:rStyle w:val="VerbatimChar"/>
           <w:rFonts w:ascii="Courier New" w:hAnsi="Courier New"/>
           <w:b w:val="0"/>
-          <w:color w:val="7DD3FC"/>
-          <w:sz w:val="17"/>
+          <w:color w:val="02374F"/>
+          <w:sz w:val="18"/>
         </w:rPr>
         <w:t xml:space="preserve">TICKET-071  /privacy + /terms (text pages)</w:t>
       </w:r>
@@ -11530,8 +11551,8 @@
         <w:rPr>
           <w:rFonts w:ascii="Courier New" w:hAnsi="Courier New"/>
           <w:b w:val="0"/>
-          <w:color w:val="7DD3FC"/>
-          <w:sz w:val="17"/>
+          <w:color w:val="02374F"/>
+          <w:sz w:val="18"/>
         </w:rPr>
         <w:br/>
       </w:r>
@@ -11540,8 +11561,8 @@
           <w:rStyle w:val="VerbatimChar"/>
           <w:rFonts w:ascii="Courier New" w:hAnsi="Courier New"/>
           <w:b w:val="0"/>
-          <w:color w:val="7DD3FC"/>
-          <w:sz w:val="17"/>
+          <w:color w:val="02374F"/>
+          <w:sz w:val="18"/>
         </w:rPr>
         <w:t xml:space="preserve">TICKET-080  Analytics (script + conversion events)</w:t>
       </w:r>
@@ -11549,8 +11570,8 @@
         <w:rPr>
           <w:rFonts w:ascii="Courier New" w:hAnsi="Courier New"/>
           <w:b w:val="0"/>
-          <w:color w:val="7DD3FC"/>
-          <w:sz w:val="17"/>
+          <w:color w:val="02374F"/>
+          <w:sz w:val="18"/>
         </w:rPr>
         <w:br/>
       </w:r>
@@ -11559,8 +11580,8 @@
           <w:rStyle w:val="VerbatimChar"/>
           <w:rFonts w:ascii="Courier New" w:hAnsi="Courier New"/>
           <w:b w:val="0"/>
-          <w:color w:val="7DD3FC"/>
-          <w:sz w:val="17"/>
+          <w:color w:val="02374F"/>
+          <w:sz w:val="18"/>
         </w:rPr>
         <w:t xml:space="preserve">TICKET-100  Pre-launch QA (a11y, Lighthouse ≥85, Keela live test)</w:t>
       </w:r>
@@ -11568,8 +11589,8 @@
         <w:rPr>
           <w:rFonts w:ascii="Courier New" w:hAnsi="Courier New"/>
           <w:b w:val="0"/>
-          <w:color w:val="7DD3FC"/>
-          <w:sz w:val="17"/>
+          <w:color w:val="02374F"/>
+          <w:sz w:val="18"/>
         </w:rPr>
         <w:br/>
       </w:r>
@@ -11578,8 +11599,8 @@
           <w:rStyle w:val="VerbatimChar"/>
           <w:rFonts w:ascii="Courier New" w:hAnsi="Courier New"/>
           <w:b w:val="0"/>
-          <w:color w:val="7DD3FC"/>
-          <w:sz w:val="17"/>
+          <w:color w:val="02374F"/>
+          <w:sz w:val="18"/>
         </w:rPr>
         <w:t xml:space="preserve">TICKET-101  DNS cutover + production deploy</w:t>
       </w:r>
@@ -11751,12 +11772,12 @@
         </w:trPr>
         <w:tc>
           <w:tcPr>
-            <w:shd w:val="clear" w:color="auto" w:fill="02374f"/>
-            <w:tcBorders>
-              <w:top w:val="single" w:sz="4" w:space="0" w:color="D1D9DC"/>
-              <w:left w:val="single" w:sz="4" w:space="0" w:color="D1D9DC"/>
-              <w:bottom w:val="single" w:sz="4" w:space="0" w:color="D1D9DC"/>
-              <w:right w:val="single" w:sz="4" w:space="0" w:color="D1D9DC"/>
+            <w:shd w:val="clear" w:color="auto" w:fill="D6EFF2"/>
+            <w:tcBorders>
+              <w:top w:val="single" w:sz="4" w:space="0" w:color="C0D6DC"/>
+              <w:left w:val="single" w:sz="4" w:space="0" w:color="C0D6DC"/>
+              <w:bottom w:val="single" w:sz="4" w:space="0" w:color="C0D6DC"/>
+              <w:right w:val="single" w:sz="4" w:space="0" w:color="C0D6DC"/>
             </w:tcBorders>
             <w:tcMar>
               <w:top w:w="60" w:type="dxa"/>
@@ -11774,7 +11795,7 @@
               <w:rPr>
                 <w:rFonts w:ascii="Calibri" w:hAnsi="Calibri"/>
                 <w:b/>
-                <w:color w:val="FFFFFF"/>
+                <w:color w:val="024E70"/>
                 <w:sz w:val="19"/>
               </w:rPr>
               <w:t xml:space="preserve">Metric</w:t>
@@ -11783,12 +11804,12 @@
         </w:tc>
         <w:tc>
           <w:tcPr>
-            <w:shd w:val="clear" w:color="auto" w:fill="02374f"/>
-            <w:tcBorders>
-              <w:top w:val="single" w:sz="4" w:space="0" w:color="D1D9DC"/>
-              <w:left w:val="single" w:sz="4" w:space="0" w:color="D1D9DC"/>
-              <w:bottom w:val="single" w:sz="4" w:space="0" w:color="D1D9DC"/>
-              <w:right w:val="single" w:sz="4" w:space="0" w:color="D1D9DC"/>
+            <w:shd w:val="clear" w:color="auto" w:fill="D6EFF2"/>
+            <w:tcBorders>
+              <w:top w:val="single" w:sz="4" w:space="0" w:color="C0D6DC"/>
+              <w:left w:val="single" w:sz="4" w:space="0" w:color="C0D6DC"/>
+              <w:bottom w:val="single" w:sz="4" w:space="0" w:color="C0D6DC"/>
+              <w:right w:val="single" w:sz="4" w:space="0" w:color="C0D6DC"/>
             </w:tcBorders>
             <w:tcMar>
               <w:top w:w="60" w:type="dxa"/>
@@ -11806,7 +11827,7 @@
               <w:rPr>
                 <w:rFonts w:ascii="Calibri" w:hAnsi="Calibri"/>
                 <w:b/>
-                <w:color w:val="FFFFFF"/>
+                <w:color w:val="024E70"/>
                 <w:sz w:val="19"/>
               </w:rPr>
               <w:t xml:space="preserve">Target</w:t>
@@ -11815,12 +11836,12 @@
         </w:tc>
         <w:tc>
           <w:tcPr>
-            <w:shd w:val="clear" w:color="auto" w:fill="02374f"/>
-            <w:tcBorders>
-              <w:top w:val="single" w:sz="4" w:space="0" w:color="D1D9DC"/>
-              <w:left w:val="single" w:sz="4" w:space="0" w:color="D1D9DC"/>
-              <w:bottom w:val="single" w:sz="4" w:space="0" w:color="D1D9DC"/>
-              <w:right w:val="single" w:sz="4" w:space="0" w:color="D1D9DC"/>
+            <w:shd w:val="clear" w:color="auto" w:fill="D6EFF2"/>
+            <w:tcBorders>
+              <w:top w:val="single" w:sz="4" w:space="0" w:color="C0D6DC"/>
+              <w:left w:val="single" w:sz="4" w:space="0" w:color="C0D6DC"/>
+              <w:bottom w:val="single" w:sz="4" w:space="0" w:color="C0D6DC"/>
+              <w:right w:val="single" w:sz="4" w:space="0" w:color="C0D6DC"/>
             </w:tcBorders>
             <w:tcMar>
               <w:top w:w="60" w:type="dxa"/>
@@ -11838,7 +11859,7 @@
               <w:rPr>
                 <w:rFonts w:ascii="Calibri" w:hAnsi="Calibri"/>
                 <w:b/>
-                <w:color w:val="FFFFFF"/>
+                <w:color w:val="024E70"/>
                 <w:sz w:val="19"/>
               </w:rPr>
               <w:t xml:space="preserve">How verified</w:t>
@@ -11851,10 +11872,10 @@
           <w:tcPr>
             <w:shd w:val="clear" w:color="auto" w:fill="FFFFFF"/>
             <w:tcBorders>
-              <w:top w:val="single" w:sz="4" w:space="0" w:color="D1D9DC"/>
-              <w:left w:val="single" w:sz="4" w:space="0" w:color="D1D9DC"/>
-              <w:bottom w:val="single" w:sz="4" w:space="0" w:color="D1D9DC"/>
-              <w:right w:val="single" w:sz="4" w:space="0" w:color="D1D9DC"/>
+              <w:top w:val="single" w:sz="4" w:space="0" w:color="C0D6DC"/>
+              <w:left w:val="single" w:sz="4" w:space="0" w:color="C0D6DC"/>
+              <w:bottom w:val="single" w:sz="4" w:space="0" w:color="C0D6DC"/>
+              <w:right w:val="single" w:sz="4" w:space="0" w:color="C0D6DC"/>
             </w:tcBorders>
             <w:tcMar>
               <w:top w:w="60" w:type="dxa"/>
@@ -11882,10 +11903,10 @@
           <w:tcPr>
             <w:shd w:val="clear" w:color="auto" w:fill="FFFFFF"/>
             <w:tcBorders>
-              <w:top w:val="single" w:sz="4" w:space="0" w:color="D1D9DC"/>
-              <w:left w:val="single" w:sz="4" w:space="0" w:color="D1D9DC"/>
-              <w:bottom w:val="single" w:sz="4" w:space="0" w:color="D1D9DC"/>
-              <w:right w:val="single" w:sz="4" w:space="0" w:color="D1D9DC"/>
+              <w:top w:val="single" w:sz="4" w:space="0" w:color="C0D6DC"/>
+              <w:left w:val="single" w:sz="4" w:space="0" w:color="C0D6DC"/>
+              <w:bottom w:val="single" w:sz="4" w:space="0" w:color="C0D6DC"/>
+              <w:right w:val="single" w:sz="4" w:space="0" w:color="C0D6DC"/>
             </w:tcBorders>
             <w:tcMar>
               <w:top w:w="60" w:type="dxa"/>
@@ -11913,10 +11934,10 @@
           <w:tcPr>
             <w:shd w:val="clear" w:color="auto" w:fill="FFFFFF"/>
             <w:tcBorders>
-              <w:top w:val="single" w:sz="4" w:space="0" w:color="D1D9DC"/>
-              <w:left w:val="single" w:sz="4" w:space="0" w:color="D1D9DC"/>
-              <w:bottom w:val="single" w:sz="4" w:space="0" w:color="D1D9DC"/>
-              <w:right w:val="single" w:sz="4" w:space="0" w:color="D1D9DC"/>
+              <w:top w:val="single" w:sz="4" w:space="0" w:color="C0D6DC"/>
+              <w:left w:val="single" w:sz="4" w:space="0" w:color="C0D6DC"/>
+              <w:bottom w:val="single" w:sz="4" w:space="0" w:color="C0D6DC"/>
+              <w:right w:val="single" w:sz="4" w:space="0" w:color="C0D6DC"/>
             </w:tcBorders>
             <w:tcMar>
               <w:top w:w="60" w:type="dxa"/>
@@ -11944,12 +11965,12 @@
       <w:tr>
         <w:tc>
           <w:tcPr>
-            <w:shd w:val="clear" w:color="auto" w:fill="E8F1F2"/>
-            <w:tcBorders>
-              <w:top w:val="single" w:sz="4" w:space="0" w:color="D1D9DC"/>
-              <w:left w:val="single" w:sz="4" w:space="0" w:color="D1D9DC"/>
-              <w:bottom w:val="single" w:sz="4" w:space="0" w:color="D1D9DC"/>
-              <w:right w:val="single" w:sz="4" w:space="0" w:color="D1D9DC"/>
+            <w:shd w:val="clear" w:color="auto" w:fill="F7FAFB"/>
+            <w:tcBorders>
+              <w:top w:val="single" w:sz="4" w:space="0" w:color="C0D6DC"/>
+              <w:left w:val="single" w:sz="4" w:space="0" w:color="C0D6DC"/>
+              <w:bottom w:val="single" w:sz="4" w:space="0" w:color="C0D6DC"/>
+              <w:right w:val="single" w:sz="4" w:space="0" w:color="C0D6DC"/>
             </w:tcBorders>
             <w:tcMar>
               <w:top w:w="60" w:type="dxa"/>
@@ -11975,12 +11996,12 @@
         </w:tc>
         <w:tc>
           <w:tcPr>
-            <w:shd w:val="clear" w:color="auto" w:fill="E8F1F2"/>
-            <w:tcBorders>
-              <w:top w:val="single" w:sz="4" w:space="0" w:color="D1D9DC"/>
-              <w:left w:val="single" w:sz="4" w:space="0" w:color="D1D9DC"/>
-              <w:bottom w:val="single" w:sz="4" w:space="0" w:color="D1D9DC"/>
-              <w:right w:val="single" w:sz="4" w:space="0" w:color="D1D9DC"/>
+            <w:shd w:val="clear" w:color="auto" w:fill="F7FAFB"/>
+            <w:tcBorders>
+              <w:top w:val="single" w:sz="4" w:space="0" w:color="C0D6DC"/>
+              <w:left w:val="single" w:sz="4" w:space="0" w:color="C0D6DC"/>
+              <w:bottom w:val="single" w:sz="4" w:space="0" w:color="C0D6DC"/>
+              <w:right w:val="single" w:sz="4" w:space="0" w:color="C0D6DC"/>
             </w:tcBorders>
             <w:tcMar>
               <w:top w:w="60" w:type="dxa"/>
@@ -12006,12 +12027,12 @@
         </w:tc>
         <w:tc>
           <w:tcPr>
-            <w:shd w:val="clear" w:color="auto" w:fill="E8F1F2"/>
-            <w:tcBorders>
-              <w:top w:val="single" w:sz="4" w:space="0" w:color="D1D9DC"/>
-              <w:left w:val="single" w:sz="4" w:space="0" w:color="D1D9DC"/>
-              <w:bottom w:val="single" w:sz="4" w:space="0" w:color="D1D9DC"/>
-              <w:right w:val="single" w:sz="4" w:space="0" w:color="D1D9DC"/>
+            <w:shd w:val="clear" w:color="auto" w:fill="F7FAFB"/>
+            <w:tcBorders>
+              <w:top w:val="single" w:sz="4" w:space="0" w:color="C0D6DC"/>
+              <w:left w:val="single" w:sz="4" w:space="0" w:color="C0D6DC"/>
+              <w:bottom w:val="single" w:sz="4" w:space="0" w:color="C0D6DC"/>
+              <w:right w:val="single" w:sz="4" w:space="0" w:color="C0D6DC"/>
             </w:tcBorders>
             <w:tcMar>
               <w:top w:w="60" w:type="dxa"/>
@@ -12041,10 +12062,10 @@
           <w:tcPr>
             <w:shd w:val="clear" w:color="auto" w:fill="FFFFFF"/>
             <w:tcBorders>
-              <w:top w:val="single" w:sz="4" w:space="0" w:color="D1D9DC"/>
-              <w:left w:val="single" w:sz="4" w:space="0" w:color="D1D9DC"/>
-              <w:bottom w:val="single" w:sz="4" w:space="0" w:color="D1D9DC"/>
-              <w:right w:val="single" w:sz="4" w:space="0" w:color="D1D9DC"/>
+              <w:top w:val="single" w:sz="4" w:space="0" w:color="C0D6DC"/>
+              <w:left w:val="single" w:sz="4" w:space="0" w:color="C0D6DC"/>
+              <w:bottom w:val="single" w:sz="4" w:space="0" w:color="C0D6DC"/>
+              <w:right w:val="single" w:sz="4" w:space="0" w:color="C0D6DC"/>
             </w:tcBorders>
             <w:tcMar>
               <w:top w:w="60" w:type="dxa"/>
@@ -12072,10 +12093,10 @@
           <w:tcPr>
             <w:shd w:val="clear" w:color="auto" w:fill="FFFFFF"/>
             <w:tcBorders>
-              <w:top w:val="single" w:sz="4" w:space="0" w:color="D1D9DC"/>
-              <w:left w:val="single" w:sz="4" w:space="0" w:color="D1D9DC"/>
-              <w:bottom w:val="single" w:sz="4" w:space="0" w:color="D1D9DC"/>
-              <w:right w:val="single" w:sz="4" w:space="0" w:color="D1D9DC"/>
+              <w:top w:val="single" w:sz="4" w:space="0" w:color="C0D6DC"/>
+              <w:left w:val="single" w:sz="4" w:space="0" w:color="C0D6DC"/>
+              <w:bottom w:val="single" w:sz="4" w:space="0" w:color="C0D6DC"/>
+              <w:right w:val="single" w:sz="4" w:space="0" w:color="C0D6DC"/>
             </w:tcBorders>
             <w:tcMar>
               <w:top w:w="60" w:type="dxa"/>
@@ -12136,10 +12157,10 @@
           <w:tcPr>
             <w:shd w:val="clear" w:color="auto" w:fill="FFFFFF"/>
             <w:tcBorders>
-              <w:top w:val="single" w:sz="4" w:space="0" w:color="D1D9DC"/>
-              <w:left w:val="single" w:sz="4" w:space="0" w:color="D1D9DC"/>
-              <w:bottom w:val="single" w:sz="4" w:space="0" w:color="D1D9DC"/>
-              <w:right w:val="single" w:sz="4" w:space="0" w:color="D1D9DC"/>
+              <w:top w:val="single" w:sz="4" w:space="0" w:color="C0D6DC"/>
+              <w:left w:val="single" w:sz="4" w:space="0" w:color="C0D6DC"/>
+              <w:bottom w:val="single" w:sz="4" w:space="0" w:color="C0D6DC"/>
+              <w:right w:val="single" w:sz="4" w:space="0" w:color="C0D6DC"/>
             </w:tcBorders>
             <w:tcMar>
               <w:top w:w="60" w:type="dxa"/>
@@ -12167,12 +12188,12 @@
       <w:tr>
         <w:tc>
           <w:tcPr>
-            <w:shd w:val="clear" w:color="auto" w:fill="E8F1F2"/>
-            <w:tcBorders>
-              <w:top w:val="single" w:sz="4" w:space="0" w:color="D1D9DC"/>
-              <w:left w:val="single" w:sz="4" w:space="0" w:color="D1D9DC"/>
-              <w:bottom w:val="single" w:sz="4" w:space="0" w:color="D1D9DC"/>
-              <w:right w:val="single" w:sz="4" w:space="0" w:color="D1D9DC"/>
+            <w:shd w:val="clear" w:color="auto" w:fill="F7FAFB"/>
+            <w:tcBorders>
+              <w:top w:val="single" w:sz="4" w:space="0" w:color="C0D6DC"/>
+              <w:left w:val="single" w:sz="4" w:space="0" w:color="C0D6DC"/>
+              <w:bottom w:val="single" w:sz="4" w:space="0" w:color="C0D6DC"/>
+              <w:right w:val="single" w:sz="4" w:space="0" w:color="C0D6DC"/>
             </w:tcBorders>
             <w:tcMar>
               <w:top w:w="60" w:type="dxa"/>
@@ -12198,12 +12219,12 @@
         </w:tc>
         <w:tc>
           <w:tcPr>
-            <w:shd w:val="clear" w:color="auto" w:fill="E8F1F2"/>
-            <w:tcBorders>
-              <w:top w:val="single" w:sz="4" w:space="0" w:color="D1D9DC"/>
-              <w:left w:val="single" w:sz="4" w:space="0" w:color="D1D9DC"/>
-              <w:bottom w:val="single" w:sz="4" w:space="0" w:color="D1D9DC"/>
-              <w:right w:val="single" w:sz="4" w:space="0" w:color="D1D9DC"/>
+            <w:shd w:val="clear" w:color="auto" w:fill="F7FAFB"/>
+            <w:tcBorders>
+              <w:top w:val="single" w:sz="4" w:space="0" w:color="C0D6DC"/>
+              <w:left w:val="single" w:sz="4" w:space="0" w:color="C0D6DC"/>
+              <w:bottom w:val="single" w:sz="4" w:space="0" w:color="C0D6DC"/>
+              <w:right w:val="single" w:sz="4" w:space="0" w:color="C0D6DC"/>
             </w:tcBorders>
             <w:tcMar>
               <w:top w:w="60" w:type="dxa"/>
@@ -12229,12 +12250,12 @@
         </w:tc>
         <w:tc>
           <w:tcPr>
-            <w:shd w:val="clear" w:color="auto" w:fill="E8F1F2"/>
-            <w:tcBorders>
-              <w:top w:val="single" w:sz="4" w:space="0" w:color="D1D9DC"/>
-              <w:left w:val="single" w:sz="4" w:space="0" w:color="D1D9DC"/>
-              <w:bottom w:val="single" w:sz="4" w:space="0" w:color="D1D9DC"/>
-              <w:right w:val="single" w:sz="4" w:space="0" w:color="D1D9DC"/>
+            <w:shd w:val="clear" w:color="auto" w:fill="F7FAFB"/>
+            <w:tcBorders>
+              <w:top w:val="single" w:sz="4" w:space="0" w:color="C0D6DC"/>
+              <w:left w:val="single" w:sz="4" w:space="0" w:color="C0D6DC"/>
+              <w:bottom w:val="single" w:sz="4" w:space="0" w:color="C0D6DC"/>
+              <w:right w:val="single" w:sz="4" w:space="0" w:color="C0D6DC"/>
             </w:tcBorders>
             <w:tcMar>
               <w:top w:w="60" w:type="dxa"/>
@@ -12264,10 +12285,10 @@
           <w:tcPr>
             <w:shd w:val="clear" w:color="auto" w:fill="FFFFFF"/>
             <w:tcBorders>
-              <w:top w:val="single" w:sz="4" w:space="0" w:color="D1D9DC"/>
-              <w:left w:val="single" w:sz="4" w:space="0" w:color="D1D9DC"/>
-              <w:bottom w:val="single" w:sz="4" w:space="0" w:color="D1D9DC"/>
-              <w:right w:val="single" w:sz="4" w:space="0" w:color="D1D9DC"/>
+              <w:top w:val="single" w:sz="4" w:space="0" w:color="C0D6DC"/>
+              <w:left w:val="single" w:sz="4" w:space="0" w:color="C0D6DC"/>
+              <w:bottom w:val="single" w:sz="4" w:space="0" w:color="C0D6DC"/>
+              <w:right w:val="single" w:sz="4" w:space="0" w:color="C0D6DC"/>
             </w:tcBorders>
             <w:tcMar>
               <w:top w:w="60" w:type="dxa"/>
@@ -12295,10 +12316,10 @@
           <w:tcPr>
             <w:shd w:val="clear" w:color="auto" w:fill="FFFFFF"/>
             <w:tcBorders>
-              <w:top w:val="single" w:sz="4" w:space="0" w:color="D1D9DC"/>
-              <w:left w:val="single" w:sz="4" w:space="0" w:color="D1D9DC"/>
-              <w:bottom w:val="single" w:sz="4" w:space="0" w:color="D1D9DC"/>
-              <w:right w:val="single" w:sz="4" w:space="0" w:color="D1D9DC"/>
+              <w:top w:val="single" w:sz="4" w:space="0" w:color="C0D6DC"/>
+              <w:left w:val="single" w:sz="4" w:space="0" w:color="C0D6DC"/>
+              <w:bottom w:val="single" w:sz="4" w:space="0" w:color="C0D6DC"/>
+              <w:right w:val="single" w:sz="4" w:space="0" w:color="C0D6DC"/>
             </w:tcBorders>
             <w:tcMar>
               <w:top w:w="60" w:type="dxa"/>
@@ -12343,10 +12364,10 @@
           <w:tcPr>
             <w:shd w:val="clear" w:color="auto" w:fill="FFFFFF"/>
             <w:tcBorders>
-              <w:top w:val="single" w:sz="4" w:space="0" w:color="D1D9DC"/>
-              <w:left w:val="single" w:sz="4" w:space="0" w:color="D1D9DC"/>
-              <w:bottom w:val="single" w:sz="4" w:space="0" w:color="D1D9DC"/>
-              <w:right w:val="single" w:sz="4" w:space="0" w:color="D1D9DC"/>
+              <w:top w:val="single" w:sz="4" w:space="0" w:color="C0D6DC"/>
+              <w:left w:val="single" w:sz="4" w:space="0" w:color="C0D6DC"/>
+              <w:bottom w:val="single" w:sz="4" w:space="0" w:color="C0D6DC"/>
+              <w:right w:val="single" w:sz="4" w:space="0" w:color="C0D6DC"/>
             </w:tcBorders>
             <w:tcMar>
               <w:top w:w="60" w:type="dxa"/>
@@ -12374,12 +12395,12 @@
       <w:tr>
         <w:tc>
           <w:tcPr>
-            <w:shd w:val="clear" w:color="auto" w:fill="E8F1F2"/>
-            <w:tcBorders>
-              <w:top w:val="single" w:sz="4" w:space="0" w:color="D1D9DC"/>
-              <w:left w:val="single" w:sz="4" w:space="0" w:color="D1D9DC"/>
-              <w:bottom w:val="single" w:sz="4" w:space="0" w:color="D1D9DC"/>
-              <w:right w:val="single" w:sz="4" w:space="0" w:color="D1D9DC"/>
+            <w:shd w:val="clear" w:color="auto" w:fill="F7FAFB"/>
+            <w:tcBorders>
+              <w:top w:val="single" w:sz="4" w:space="0" w:color="C0D6DC"/>
+              <w:left w:val="single" w:sz="4" w:space="0" w:color="C0D6DC"/>
+              <w:bottom w:val="single" w:sz="4" w:space="0" w:color="C0D6DC"/>
+              <w:right w:val="single" w:sz="4" w:space="0" w:color="C0D6DC"/>
             </w:tcBorders>
             <w:tcMar>
               <w:top w:w="60" w:type="dxa"/>
@@ -12405,12 +12426,12 @@
         </w:tc>
         <w:tc>
           <w:tcPr>
-            <w:shd w:val="clear" w:color="auto" w:fill="E8F1F2"/>
-            <w:tcBorders>
-              <w:top w:val="single" w:sz="4" w:space="0" w:color="D1D9DC"/>
-              <w:left w:val="single" w:sz="4" w:space="0" w:color="D1D9DC"/>
-              <w:bottom w:val="single" w:sz="4" w:space="0" w:color="D1D9DC"/>
-              <w:right w:val="single" w:sz="4" w:space="0" w:color="D1D9DC"/>
+            <w:shd w:val="clear" w:color="auto" w:fill="F7FAFB"/>
+            <w:tcBorders>
+              <w:top w:val="single" w:sz="4" w:space="0" w:color="C0D6DC"/>
+              <w:left w:val="single" w:sz="4" w:space="0" w:color="C0D6DC"/>
+              <w:bottom w:val="single" w:sz="4" w:space="0" w:color="C0D6DC"/>
+              <w:right w:val="single" w:sz="4" w:space="0" w:color="C0D6DC"/>
             </w:tcBorders>
             <w:tcMar>
               <w:top w:w="60" w:type="dxa"/>
@@ -12453,12 +12474,12 @@
         </w:tc>
         <w:tc>
           <w:tcPr>
-            <w:shd w:val="clear" w:color="auto" w:fill="E8F1F2"/>
-            <w:tcBorders>
-              <w:top w:val="single" w:sz="4" w:space="0" w:color="D1D9DC"/>
-              <w:left w:val="single" w:sz="4" w:space="0" w:color="D1D9DC"/>
-              <w:bottom w:val="single" w:sz="4" w:space="0" w:color="D1D9DC"/>
-              <w:right w:val="single" w:sz="4" w:space="0" w:color="D1D9DC"/>
+            <w:shd w:val="clear" w:color="auto" w:fill="F7FAFB"/>
+            <w:tcBorders>
+              <w:top w:val="single" w:sz="4" w:space="0" w:color="C0D6DC"/>
+              <w:left w:val="single" w:sz="4" w:space="0" w:color="C0D6DC"/>
+              <w:bottom w:val="single" w:sz="4" w:space="0" w:color="C0D6DC"/>
+              <w:right w:val="single" w:sz="4" w:space="0" w:color="C0D6DC"/>
             </w:tcBorders>
             <w:tcMar>
               <w:top w:w="60" w:type="dxa"/>
@@ -12518,12 +12539,12 @@
         </w:trPr>
         <w:tc>
           <w:tcPr>
-            <w:shd w:val="clear" w:color="auto" w:fill="02374f"/>
-            <w:tcBorders>
-              <w:top w:val="single" w:sz="4" w:space="0" w:color="D1D9DC"/>
-              <w:left w:val="single" w:sz="4" w:space="0" w:color="D1D9DC"/>
-              <w:bottom w:val="single" w:sz="4" w:space="0" w:color="D1D9DC"/>
-              <w:right w:val="single" w:sz="4" w:space="0" w:color="D1D9DC"/>
+            <w:shd w:val="clear" w:color="auto" w:fill="D6EFF2"/>
+            <w:tcBorders>
+              <w:top w:val="single" w:sz="4" w:space="0" w:color="C0D6DC"/>
+              <w:left w:val="single" w:sz="4" w:space="0" w:color="C0D6DC"/>
+              <w:bottom w:val="single" w:sz="4" w:space="0" w:color="C0D6DC"/>
+              <w:right w:val="single" w:sz="4" w:space="0" w:color="C0D6DC"/>
             </w:tcBorders>
             <w:tcMar>
               <w:top w:w="60" w:type="dxa"/>
@@ -12541,7 +12562,7 @@
               <w:rPr>
                 <w:rFonts w:ascii="Calibri" w:hAnsi="Calibri"/>
                 <w:b/>
-                <w:color w:val="FFFFFF"/>
+                <w:color w:val="024E70"/>
                 <w:sz w:val="19"/>
               </w:rPr>
               <w:t xml:space="preserve">Need</w:t>
@@ -12550,12 +12571,12 @@
         </w:tc>
         <w:tc>
           <w:tcPr>
-            <w:shd w:val="clear" w:color="auto" w:fill="02374f"/>
-            <w:tcBorders>
-              <w:top w:val="single" w:sz="4" w:space="0" w:color="D1D9DC"/>
-              <w:left w:val="single" w:sz="4" w:space="0" w:color="D1D9DC"/>
-              <w:bottom w:val="single" w:sz="4" w:space="0" w:color="D1D9DC"/>
-              <w:right w:val="single" w:sz="4" w:space="0" w:color="D1D9DC"/>
+            <w:shd w:val="clear" w:color="auto" w:fill="D6EFF2"/>
+            <w:tcBorders>
+              <w:top w:val="single" w:sz="4" w:space="0" w:color="C0D6DC"/>
+              <w:left w:val="single" w:sz="4" w:space="0" w:color="C0D6DC"/>
+              <w:bottom w:val="single" w:sz="4" w:space="0" w:color="C0D6DC"/>
+              <w:right w:val="single" w:sz="4" w:space="0" w:color="C0D6DC"/>
             </w:tcBorders>
             <w:tcMar>
               <w:top w:w="60" w:type="dxa"/>
@@ -12573,7 +12594,7 @@
               <w:rPr>
                 <w:rFonts w:ascii="Calibri" w:hAnsi="Calibri"/>
                 <w:b/>
-                <w:color w:val="FFFFFF"/>
+                <w:color w:val="024E70"/>
                 <w:sz w:val="19"/>
               </w:rPr>
               <w:t xml:space="preserve">Document</w:t>
@@ -12586,10 +12607,10 @@
           <w:tcPr>
             <w:shd w:val="clear" w:color="auto" w:fill="FFFFFF"/>
             <w:tcBorders>
-              <w:top w:val="single" w:sz="4" w:space="0" w:color="D1D9DC"/>
-              <w:left w:val="single" w:sz="4" w:space="0" w:color="D1D9DC"/>
-              <w:bottom w:val="single" w:sz="4" w:space="0" w:color="D1D9DC"/>
-              <w:right w:val="single" w:sz="4" w:space="0" w:color="D1D9DC"/>
+              <w:top w:val="single" w:sz="4" w:space="0" w:color="C0D6DC"/>
+              <w:left w:val="single" w:sz="4" w:space="0" w:color="C0D6DC"/>
+              <w:bottom w:val="single" w:sz="4" w:space="0" w:color="C0D6DC"/>
+              <w:right w:val="single" w:sz="4" w:space="0" w:color="C0D6DC"/>
             </w:tcBorders>
             <w:tcMar>
               <w:top w:w="60" w:type="dxa"/>
@@ -12617,10 +12638,10 @@
           <w:tcPr>
             <w:shd w:val="clear" w:color="auto" w:fill="FFFFFF"/>
             <w:tcBorders>
-              <w:top w:val="single" w:sz="4" w:space="0" w:color="D1D9DC"/>
-              <w:left w:val="single" w:sz="4" w:space="0" w:color="D1D9DC"/>
-              <w:bottom w:val="single" w:sz="4" w:space="0" w:color="D1D9DC"/>
-              <w:right w:val="single" w:sz="4" w:space="0" w:color="D1D9DC"/>
+              <w:top w:val="single" w:sz="4" w:space="0" w:color="C0D6DC"/>
+              <w:left w:val="single" w:sz="4" w:space="0" w:color="C0D6DC"/>
+              <w:bottom w:val="single" w:sz="4" w:space="0" w:color="C0D6DC"/>
+              <w:right w:val="single" w:sz="4" w:space="0" w:color="C0D6DC"/>
             </w:tcBorders>
             <w:tcMar>
               <w:top w:w="60" w:type="dxa"/>
@@ -12649,12 +12670,12 @@
       <w:tr>
         <w:tc>
           <w:tcPr>
-            <w:shd w:val="clear" w:color="auto" w:fill="E8F1F2"/>
-            <w:tcBorders>
-              <w:top w:val="single" w:sz="4" w:space="0" w:color="D1D9DC"/>
-              <w:left w:val="single" w:sz="4" w:space="0" w:color="D1D9DC"/>
-              <w:bottom w:val="single" w:sz="4" w:space="0" w:color="D1D9DC"/>
-              <w:right w:val="single" w:sz="4" w:space="0" w:color="D1D9DC"/>
+            <w:shd w:val="clear" w:color="auto" w:fill="F7FAFB"/>
+            <w:tcBorders>
+              <w:top w:val="single" w:sz="4" w:space="0" w:color="C0D6DC"/>
+              <w:left w:val="single" w:sz="4" w:space="0" w:color="C0D6DC"/>
+              <w:bottom w:val="single" w:sz="4" w:space="0" w:color="C0D6DC"/>
+              <w:right w:val="single" w:sz="4" w:space="0" w:color="C0D6DC"/>
             </w:tcBorders>
             <w:tcMar>
               <w:top w:w="60" w:type="dxa"/>
@@ -12680,12 +12701,12 @@
         </w:tc>
         <w:tc>
           <w:tcPr>
-            <w:shd w:val="clear" w:color="auto" w:fill="E8F1F2"/>
-            <w:tcBorders>
-              <w:top w:val="single" w:sz="4" w:space="0" w:color="D1D9DC"/>
-              <w:left w:val="single" w:sz="4" w:space="0" w:color="D1D9DC"/>
-              <w:bottom w:val="single" w:sz="4" w:space="0" w:color="D1D9DC"/>
-              <w:right w:val="single" w:sz="4" w:space="0" w:color="D1D9DC"/>
+            <w:shd w:val="clear" w:color="auto" w:fill="F7FAFB"/>
+            <w:tcBorders>
+              <w:top w:val="single" w:sz="4" w:space="0" w:color="C0D6DC"/>
+              <w:left w:val="single" w:sz="4" w:space="0" w:color="C0D6DC"/>
+              <w:bottom w:val="single" w:sz="4" w:space="0" w:color="C0D6DC"/>
+              <w:right w:val="single" w:sz="4" w:space="0" w:color="C0D6DC"/>
             </w:tcBorders>
             <w:tcMar>
               <w:top w:w="60" w:type="dxa"/>
@@ -12716,10 +12737,10 @@
           <w:tcPr>
             <w:shd w:val="clear" w:color="auto" w:fill="FFFFFF"/>
             <w:tcBorders>
-              <w:top w:val="single" w:sz="4" w:space="0" w:color="D1D9DC"/>
-              <w:left w:val="single" w:sz="4" w:space="0" w:color="D1D9DC"/>
-              <w:bottom w:val="single" w:sz="4" w:space="0" w:color="D1D9DC"/>
-              <w:right w:val="single" w:sz="4" w:space="0" w:color="D1D9DC"/>
+              <w:top w:val="single" w:sz="4" w:space="0" w:color="C0D6DC"/>
+              <w:left w:val="single" w:sz="4" w:space="0" w:color="C0D6DC"/>
+              <w:bottom w:val="single" w:sz="4" w:space="0" w:color="C0D6DC"/>
+              <w:right w:val="single" w:sz="4" w:space="0" w:color="C0D6DC"/>
             </w:tcBorders>
             <w:tcMar>
               <w:top w:w="60" w:type="dxa"/>
@@ -12772,10 +12793,10 @@
           <w:tcPr>
             <w:shd w:val="clear" w:color="auto" w:fill="FFFFFF"/>
             <w:tcBorders>
-              <w:top w:val="single" w:sz="4" w:space="0" w:color="D1D9DC"/>
-              <w:left w:val="single" w:sz="4" w:space="0" w:color="D1D9DC"/>
-              <w:bottom w:val="single" w:sz="4" w:space="0" w:color="D1D9DC"/>
-              <w:right w:val="single" w:sz="4" w:space="0" w:color="D1D9DC"/>
+              <w:top w:val="single" w:sz="4" w:space="0" w:color="C0D6DC"/>
+              <w:left w:val="single" w:sz="4" w:space="0" w:color="C0D6DC"/>
+              <w:bottom w:val="single" w:sz="4" w:space="0" w:color="C0D6DC"/>
+              <w:right w:val="single" w:sz="4" w:space="0" w:color="C0D6DC"/>
             </w:tcBorders>
             <w:tcMar>
               <w:top w:w="60" w:type="dxa"/>
@@ -12804,12 +12825,12 @@
       <w:tr>
         <w:tc>
           <w:tcPr>
-            <w:shd w:val="clear" w:color="auto" w:fill="E8F1F2"/>
-            <w:tcBorders>
-              <w:top w:val="single" w:sz="4" w:space="0" w:color="D1D9DC"/>
-              <w:left w:val="single" w:sz="4" w:space="0" w:color="D1D9DC"/>
-              <w:bottom w:val="single" w:sz="4" w:space="0" w:color="D1D9DC"/>
-              <w:right w:val="single" w:sz="4" w:space="0" w:color="D1D9DC"/>
+            <w:shd w:val="clear" w:color="auto" w:fill="F7FAFB"/>
+            <w:tcBorders>
+              <w:top w:val="single" w:sz="4" w:space="0" w:color="C0D6DC"/>
+              <w:left w:val="single" w:sz="4" w:space="0" w:color="C0D6DC"/>
+              <w:bottom w:val="single" w:sz="4" w:space="0" w:color="C0D6DC"/>
+              <w:right w:val="single" w:sz="4" w:space="0" w:color="C0D6DC"/>
             </w:tcBorders>
             <w:tcMar>
               <w:top w:w="60" w:type="dxa"/>
@@ -12835,12 +12856,12 @@
         </w:tc>
         <w:tc>
           <w:tcPr>
-            <w:shd w:val="clear" w:color="auto" w:fill="E8F1F2"/>
-            <w:tcBorders>
-              <w:top w:val="single" w:sz="4" w:space="0" w:color="D1D9DC"/>
-              <w:left w:val="single" w:sz="4" w:space="0" w:color="D1D9DC"/>
-              <w:bottom w:val="single" w:sz="4" w:space="0" w:color="D1D9DC"/>
-              <w:right w:val="single" w:sz="4" w:space="0" w:color="D1D9DC"/>
+            <w:shd w:val="clear" w:color="auto" w:fill="F7FAFB"/>
+            <w:tcBorders>
+              <w:top w:val="single" w:sz="4" w:space="0" w:color="C0D6DC"/>
+              <w:left w:val="single" w:sz="4" w:space="0" w:color="C0D6DC"/>
+              <w:bottom w:val="single" w:sz="4" w:space="0" w:color="C0D6DC"/>
+              <w:right w:val="single" w:sz="4" w:space="0" w:color="C0D6DC"/>
             </w:tcBorders>
             <w:tcMar>
               <w:top w:w="60" w:type="dxa"/>
@@ -12871,10 +12892,10 @@
           <w:tcPr>
             <w:shd w:val="clear" w:color="auto" w:fill="FFFFFF"/>
             <w:tcBorders>
-              <w:top w:val="single" w:sz="4" w:space="0" w:color="D1D9DC"/>
-              <w:left w:val="single" w:sz="4" w:space="0" w:color="D1D9DC"/>
-              <w:bottom w:val="single" w:sz="4" w:space="0" w:color="D1D9DC"/>
-              <w:right w:val="single" w:sz="4" w:space="0" w:color="D1D9DC"/>
+              <w:top w:val="single" w:sz="4" w:space="0" w:color="C0D6DC"/>
+              <w:left w:val="single" w:sz="4" w:space="0" w:color="C0D6DC"/>
+              <w:bottom w:val="single" w:sz="4" w:space="0" w:color="C0D6DC"/>
+              <w:right w:val="single" w:sz="4" w:space="0" w:color="C0D6DC"/>
             </w:tcBorders>
             <w:tcMar>
               <w:top w:w="60" w:type="dxa"/>
@@ -12902,10 +12923,10 @@
           <w:tcPr>
             <w:shd w:val="clear" w:color="auto" w:fill="FFFFFF"/>
             <w:tcBorders>
-              <w:top w:val="single" w:sz="4" w:space="0" w:color="D1D9DC"/>
-              <w:left w:val="single" w:sz="4" w:space="0" w:color="D1D9DC"/>
-              <w:bottom w:val="single" w:sz="4" w:space="0" w:color="D1D9DC"/>
-              <w:right w:val="single" w:sz="4" w:space="0" w:color="D1D9DC"/>
+              <w:top w:val="single" w:sz="4" w:space="0" w:color="C0D6DC"/>
+              <w:left w:val="single" w:sz="4" w:space="0" w:color="C0D6DC"/>
+              <w:bottom w:val="single" w:sz="4" w:space="0" w:color="C0D6DC"/>
+              <w:right w:val="single" w:sz="4" w:space="0" w:color="C0D6DC"/>
             </w:tcBorders>
             <w:tcMar>
               <w:top w:w="60" w:type="dxa"/>
@@ -12934,12 +12955,12 @@
       <w:tr>
         <w:tc>
           <w:tcPr>
-            <w:shd w:val="clear" w:color="auto" w:fill="E8F1F2"/>
-            <w:tcBorders>
-              <w:top w:val="single" w:sz="4" w:space="0" w:color="D1D9DC"/>
-              <w:left w:val="single" w:sz="4" w:space="0" w:color="D1D9DC"/>
-              <w:bottom w:val="single" w:sz="4" w:space="0" w:color="D1D9DC"/>
-              <w:right w:val="single" w:sz="4" w:space="0" w:color="D1D9DC"/>
+            <w:shd w:val="clear" w:color="auto" w:fill="F7FAFB"/>
+            <w:tcBorders>
+              <w:top w:val="single" w:sz="4" w:space="0" w:color="C0D6DC"/>
+              <w:left w:val="single" w:sz="4" w:space="0" w:color="C0D6DC"/>
+              <w:bottom w:val="single" w:sz="4" w:space="0" w:color="C0D6DC"/>
+              <w:right w:val="single" w:sz="4" w:space="0" w:color="C0D6DC"/>
             </w:tcBorders>
             <w:tcMar>
               <w:top w:w="60" w:type="dxa"/>
@@ -12965,12 +12986,12 @@
         </w:tc>
         <w:tc>
           <w:tcPr>
-            <w:shd w:val="clear" w:color="auto" w:fill="E8F1F2"/>
-            <w:tcBorders>
-              <w:top w:val="single" w:sz="4" w:space="0" w:color="D1D9DC"/>
-              <w:left w:val="single" w:sz="4" w:space="0" w:color="D1D9DC"/>
-              <w:bottom w:val="single" w:sz="4" w:space="0" w:color="D1D9DC"/>
-              <w:right w:val="single" w:sz="4" w:space="0" w:color="D1D9DC"/>
+            <w:shd w:val="clear" w:color="auto" w:fill="F7FAFB"/>
+            <w:tcBorders>
+              <w:top w:val="single" w:sz="4" w:space="0" w:color="C0D6DC"/>
+              <w:left w:val="single" w:sz="4" w:space="0" w:color="C0D6DC"/>
+              <w:bottom w:val="single" w:sz="4" w:space="0" w:color="C0D6DC"/>
+              <w:right w:val="single" w:sz="4" w:space="0" w:color="C0D6DC"/>
             </w:tcBorders>
             <w:tcMar>
               <w:top w:w="60" w:type="dxa"/>
@@ -13001,10 +13022,10 @@
           <w:tcPr>
             <w:shd w:val="clear" w:color="auto" w:fill="FFFFFF"/>
             <w:tcBorders>
-              <w:top w:val="single" w:sz="4" w:space="0" w:color="D1D9DC"/>
-              <w:left w:val="single" w:sz="4" w:space="0" w:color="D1D9DC"/>
-              <w:bottom w:val="single" w:sz="4" w:space="0" w:color="D1D9DC"/>
-              <w:right w:val="single" w:sz="4" w:space="0" w:color="D1D9DC"/>
+              <w:top w:val="single" w:sz="4" w:space="0" w:color="C0D6DC"/>
+              <w:left w:val="single" w:sz="4" w:space="0" w:color="C0D6DC"/>
+              <w:bottom w:val="single" w:sz="4" w:space="0" w:color="C0D6DC"/>
+              <w:right w:val="single" w:sz="4" w:space="0" w:color="C0D6DC"/>
             </w:tcBorders>
             <w:tcMar>
               <w:top w:w="60" w:type="dxa"/>
@@ -13032,10 +13053,10 @@
           <w:tcPr>
             <w:shd w:val="clear" w:color="auto" w:fill="FFFFFF"/>
             <w:tcBorders>
-              <w:top w:val="single" w:sz="4" w:space="0" w:color="D1D9DC"/>
-              <w:left w:val="single" w:sz="4" w:space="0" w:color="D1D9DC"/>
-              <w:bottom w:val="single" w:sz="4" w:space="0" w:color="D1D9DC"/>
-              <w:right w:val="single" w:sz="4" w:space="0" w:color="D1D9DC"/>
+              <w:top w:val="single" w:sz="4" w:space="0" w:color="C0D6DC"/>
+              <w:left w:val="single" w:sz="4" w:space="0" w:color="C0D6DC"/>
+              <w:bottom w:val="single" w:sz="4" w:space="0" w:color="C0D6DC"/>
+              <w:right w:val="single" w:sz="4" w:space="0" w:color="C0D6DC"/>
             </w:tcBorders>
             <w:tcMar>
               <w:top w:w="60" w:type="dxa"/>
@@ -13064,12 +13085,12 @@
       <w:tr>
         <w:tc>
           <w:tcPr>
-            <w:shd w:val="clear" w:color="auto" w:fill="E8F1F2"/>
-            <w:tcBorders>
-              <w:top w:val="single" w:sz="4" w:space="0" w:color="D1D9DC"/>
-              <w:left w:val="single" w:sz="4" w:space="0" w:color="D1D9DC"/>
-              <w:bottom w:val="single" w:sz="4" w:space="0" w:color="D1D9DC"/>
-              <w:right w:val="single" w:sz="4" w:space="0" w:color="D1D9DC"/>
+            <w:shd w:val="clear" w:color="auto" w:fill="F7FAFB"/>
+            <w:tcBorders>
+              <w:top w:val="single" w:sz="4" w:space="0" w:color="C0D6DC"/>
+              <w:left w:val="single" w:sz="4" w:space="0" w:color="C0D6DC"/>
+              <w:bottom w:val="single" w:sz="4" w:space="0" w:color="C0D6DC"/>
+              <w:right w:val="single" w:sz="4" w:space="0" w:color="C0D6DC"/>
             </w:tcBorders>
             <w:tcMar>
               <w:top w:w="60" w:type="dxa"/>
@@ -13095,12 +13116,12 @@
         </w:tc>
         <w:tc>
           <w:tcPr>
-            <w:shd w:val="clear" w:color="auto" w:fill="E8F1F2"/>
-            <w:tcBorders>
-              <w:top w:val="single" w:sz="4" w:space="0" w:color="D1D9DC"/>
-              <w:left w:val="single" w:sz="4" w:space="0" w:color="D1D9DC"/>
-              <w:bottom w:val="single" w:sz="4" w:space="0" w:color="D1D9DC"/>
-              <w:right w:val="single" w:sz="4" w:space="0" w:color="D1D9DC"/>
+            <w:shd w:val="clear" w:color="auto" w:fill="F7FAFB"/>
+            <w:tcBorders>
+              <w:top w:val="single" w:sz="4" w:space="0" w:color="C0D6DC"/>
+              <w:left w:val="single" w:sz="4" w:space="0" w:color="C0D6DC"/>
+              <w:bottom w:val="single" w:sz="4" w:space="0" w:color="C0D6DC"/>
+              <w:right w:val="single" w:sz="4" w:space="0" w:color="C0D6DC"/>
             </w:tcBorders>
             <w:tcMar>
               <w:top w:w="60" w:type="dxa"/>
@@ -13131,10 +13152,10 @@
           <w:tcPr>
             <w:shd w:val="clear" w:color="auto" w:fill="FFFFFF"/>
             <w:tcBorders>
-              <w:top w:val="single" w:sz="4" w:space="0" w:color="D1D9DC"/>
-              <w:left w:val="single" w:sz="4" w:space="0" w:color="D1D9DC"/>
-              <w:bottom w:val="single" w:sz="4" w:space="0" w:color="D1D9DC"/>
-              <w:right w:val="single" w:sz="4" w:space="0" w:color="D1D9DC"/>
+              <w:top w:val="single" w:sz="4" w:space="0" w:color="C0D6DC"/>
+              <w:left w:val="single" w:sz="4" w:space="0" w:color="C0D6DC"/>
+              <w:bottom w:val="single" w:sz="4" w:space="0" w:color="C0D6DC"/>
+              <w:right w:val="single" w:sz="4" w:space="0" w:color="C0D6DC"/>
             </w:tcBorders>
             <w:tcMar>
               <w:top w:w="60" w:type="dxa"/>
@@ -13162,10 +13183,10 @@
           <w:tcPr>
             <w:shd w:val="clear" w:color="auto" w:fill="FFFFFF"/>
             <w:tcBorders>
-              <w:top w:val="single" w:sz="4" w:space="0" w:color="D1D9DC"/>
-              <w:left w:val="single" w:sz="4" w:space="0" w:color="D1D9DC"/>
-              <w:bottom w:val="single" w:sz="4" w:space="0" w:color="D1D9DC"/>
-              <w:right w:val="single" w:sz="4" w:space="0" w:color="D1D9DC"/>
+              <w:top w:val="single" w:sz="4" w:space="0" w:color="C0D6DC"/>
+              <w:left w:val="single" w:sz="4" w:space="0" w:color="C0D6DC"/>
+              <w:bottom w:val="single" w:sz="4" w:space="0" w:color="C0D6DC"/>
+              <w:right w:val="single" w:sz="4" w:space="0" w:color="C0D6DC"/>
             </w:tcBorders>
             <w:tcMar>
               <w:top w:w="60" w:type="dxa"/>
